--- a/SETU/docs/Report/SETU_Project_Phase-II_Report.docx
+++ b/SETU/docs/Report/SETU_Project_Phase-II_Report.docx
@@ -1865,61 +1865,47 @@
         <w:pStyle w:val="BodyText"/>
       </w:pPr>
       <w:r>
-        <w:t xml:space="preserve">India recognises twenty-two scheduled languages, yet nearly every machine</w:t>
-      </w:r>
-      <w:r>
-        <w:t xml:space="preserve"> </w:t>
-      </w:r>
-      <w:r>
-        <w:t xml:space="preserve">translation service that serves them well is a cloud service. That design</w:t>
-      </w:r>
-      <w:r>
-        <w:t xml:space="preserve"> </w:t>
-      </w:r>
-      <w:r>
-        <w:t xml:space="preserve">excludes precisely the users who need translation most: a health worker in a</w:t>
-      </w:r>
-      <w:r>
-        <w:t xml:space="preserve"> </w:t>
-      </w:r>
-      <w:r>
-        <w:t xml:space="preserve">village with no signal, a soldier on a border patrol, a citizen at a gram</w:t>
-      </w:r>
-      <w:r>
-        <w:t xml:space="preserve"> </w:t>
-      </w:r>
-      <w:r>
-        <w:t xml:space="preserve">panchayat counter. Cloud translation also means every sentence a user types</w:t>
-      </w:r>
-      <w:r>
-        <w:t xml:space="preserve"> </w:t>
-      </w:r>
-      <w:r>
-        <w:t xml:space="preserve">leaves their device. The obvious alternative, running a large translation model</w:t>
-      </w:r>
-      <w:r>
-        <w:t xml:space="preserve"> </w:t>
-      </w:r>
-      <w:r>
-        <w:t xml:space="preserve">locally, fails on arithmetic: state-of-the-art Indic systems such as IndicTrans2</w:t>
-      </w:r>
-      <w:r>
-        <w:t xml:space="preserve"> </w:t>
-      </w:r>
-      <w:r>
-        <w:t xml:space="preserve">need GPU-class memory and hold billions of parameters, which no commodity phone</w:t>
-      </w:r>
-      <w:r>
-        <w:t xml:space="preserve"> </w:t>
-      </w:r>
-      <w:r>
-        <w:t xml:space="preserve">or ARM board can host.</w:t>
-      </w:r>
-    </w:p>
-    <w:p>
-      <w:pPr>
-        <w:pStyle w:val="BodyText"/>
-      </w:pPr>
+        <w:t xml:space="preserve">India recognises twenty-two scheduled languages, yet almost every machine</w:t>
+      </w:r>
+      <w:r>
+        <w:t xml:space="preserve"> </w:t>
+      </w:r>
+      <w:r>
+        <w:t xml:space="preserve">translation service that serves them well is a cloud service, which excludes</w:t>
+      </w:r>
+      <w:r>
+        <w:t xml:space="preserve"> </w:t>
+      </w:r>
+      <w:r>
+        <w:t xml:space="preserve">precisely the users who need translation most: a health worker in a village</w:t>
+      </w:r>
+      <w:r>
+        <w:t xml:space="preserve"> </w:t>
+      </w:r>
+      <w:r>
+        <w:t xml:space="preserve">with no signal, a citizen at a gram panchayat counter. It also means every</w:t>
+      </w:r>
+      <w:r>
+        <w:t xml:space="preserve"> </w:t>
+      </w:r>
+      <w:r>
+        <w:t xml:space="preserve">sentence a user types leaves their device, while</w:t>
+      </w:r>
+      <w:r>
+        <w:t xml:space="preserve"> </w:t>
+      </w:r>
+      <w:r>
+        <w:t xml:space="preserve">running a large model locally fails on arithmetic, since systems such as</w:t>
+      </w:r>
+      <w:r>
+        <w:t xml:space="preserve"> </w:t>
+      </w:r>
+      <w:r>
+        <w:t xml:space="preserve">IndicTrans2 hold billions of parameters.</w:t>
+      </w:r>
+      <w:r>
+        <w:t xml:space="preserve"> </w:t>
+      </w:r>
       <w:r>
         <w:rPr>
           <w:smallCaps/>
@@ -1954,19 +1940,19 @@
         <w:t xml:space="preserve">”</w:t>
       </w:r>
       <w:r>
-        <w:t xml:space="preserve">) closes that gap by distilling a strong</w:t>
-      </w:r>
-      <w:r>
-        <w:t xml:space="preserve"> </w:t>
-      </w:r>
-      <w:r>
-        <w:t xml:space="preserve">teacher into compact students that run entirely on the device. The project began</w:t>
-      </w:r>
-      <w:r>
-        <w:t xml:space="preserve"> </w:t>
-      </w:r>
-      <w:r>
-        <w:t xml:space="preserve">from the hypothesis that</w:t>
+        <w:t xml:space="preserve">) closes that gap by distilling a strong teacher into</w:t>
+      </w:r>
+      <w:r>
+        <w:t xml:space="preserve"> </w:t>
+      </w:r>
+      <w:r>
+        <w:t xml:space="preserve">compact students that run entirely on the device. The project began from the</w:t>
+      </w:r>
+      <w:r>
+        <w:t xml:space="preserve"> </w:t>
+      </w:r>
+      <w:r>
+        <w:t xml:space="preserve">hypothesis that</w:t>
       </w:r>
       <w:r>
         <w:t xml:space="preserve"> </w:t>
@@ -1979,49 +1965,43 @@
         <w:t xml:space="preserve">preference distillation</w:t>
       </w:r>
       <w:r>
-        <w:t xml:space="preserve">, ranking teacher</w:t>
-      </w:r>
-      <w:r>
-        <w:t xml:space="preserve"> </w:t>
-      </w:r>
-      <w:r>
-        <w:t xml:space="preserve">hypotheses by chrF and training the student with Direct Preference Optimization</w:t>
-      </w:r>
-      <w:r>
-        <w:t xml:space="preserve"> </w:t>
-      </w:r>
-      <w:r>
-        <w:t xml:space="preserve">(DPO), would beat standard sequence-level knowledge distillation for tiny</w:t>
-      </w:r>
-      <w:r>
-        <w:t xml:space="preserve"> </w:t>
-      </w:r>
-      <w:r>
-        <w:t xml:space="preserve">translation models. A controlled head-to-head at matched student size refuted</w:t>
-      </w:r>
-      <w:r>
-        <w:t xml:space="preserve"> </w:t>
-      </w:r>
-      <w:r>
-        <w:t xml:space="preserve">that hypothesis and produced the project’s central empirical finding: at 100</w:t>
+        <w:t xml:space="preserve">, ranking teacher hypotheses by</w:t>
+      </w:r>
+      <w:r>
+        <w:t xml:space="preserve"> </w:t>
+      </w:r>
+      <w:r>
+        <w:t xml:space="preserve">chrF and training with Direct Preference Optimization (DPO), would beat</w:t>
+      </w:r>
+      <w:r>
+        <w:t xml:space="preserve"> </w:t>
+      </w:r>
+      <w:r>
+        <w:t xml:space="preserve">sequence-level knowledge distillation for tiny models. A controlled head-to-head</w:t>
+      </w:r>
+      <w:r>
+        <w:t xml:space="preserve"> </w:t>
+      </w:r>
+      <w:r>
+        <w:t xml:space="preserve">at matched student size refuted it: at 100</w:t>
       </w:r>
       <w:r>
         <w:t xml:space="preserve">,</w:t>
       </w:r>
       <w:r>
-        <w:t xml:space="preserve">000</w:t>
-      </w:r>
-      <w:r>
-        <w:t xml:space="preserve"> </w:t>
-      </w:r>
-      <w:r>
-        <w:t xml:space="preserve">training sentences, sequence-level knowledge distillation (SeqKD) on the</w:t>
-      </w:r>
-      <w:r>
-        <w:t xml:space="preserve"> </w:t>
-      </w:r>
-      <w:r>
-        <w:t xml:space="preserve">teacher’s own one-best output reached</w:t>
+        <w:t xml:space="preserve">000 training sentences,</w:t>
+      </w:r>
+      <w:r>
+        <w:t xml:space="preserve"> </w:t>
+      </w:r>
+      <w:r>
+        <w:t xml:space="preserve">sequence-level knowledge distillation (SeqKD) on the teacher’s one-best</w:t>
+      </w:r>
+      <w:r>
+        <w:t xml:space="preserve"> </w:t>
+      </w:r>
+      <w:r>
+        <w:t xml:space="preserve">output reached</w:t>
       </w:r>
       <w:r>
         <w:t xml:space="preserve"> </w:t>
@@ -2053,31 +2033,31 @@
         <w:t xml:space="preserve"> </w:t>
       </w:r>
       <w:r>
-        <w:t xml:space="preserve">for reference-trained DPO, an improvement of 6.0 BLEU</w:t>
-      </w:r>
-      <w:r>
-        <w:t xml:space="preserve"> </w:t>
-      </w:r>
-      <w:r>
-        <w:t xml:space="preserve">(roughly 54 %). The bottleneck was never the optimisation objective; it was</w:t>
-      </w:r>
-      <w:r>
-        <w:t xml:space="preserve"> </w:t>
-      </w:r>
-      <w:r>
-        <w:t xml:space="preserve">noise in the mined human references. That result redirected the entire system</w:t>
-      </w:r>
-      <w:r>
-        <w:t xml:space="preserve"> </w:t>
-      </w:r>
-      <w:r>
-        <w:t xml:space="preserve">towards SeqKD, and the DPO machinery was retained as a measured, reported</w:t>
-      </w:r>
-      <w:r>
-        <w:t xml:space="preserve"> </w:t>
-      </w:r>
-      <w:r>
-        <w:t xml:space="preserve">negative result rather than quietly discarded.</w:t>
+        <w:t xml:space="preserve">for</w:t>
+      </w:r>
+      <w:r>
+        <w:t xml:space="preserve"> </w:t>
+      </w:r>
+      <w:r>
+        <w:t xml:space="preserve">reference-trained DPO, a gain of roughly 54 %. The</w:t>
+      </w:r>
+      <w:r>
+        <w:t xml:space="preserve"> </w:t>
+      </w:r>
+      <w:r>
+        <w:t xml:space="preserve">bottleneck was never the optimisation objective but noise in the mined human</w:t>
+      </w:r>
+      <w:r>
+        <w:t xml:space="preserve"> </w:t>
+      </w:r>
+      <w:r>
+        <w:t xml:space="preserve">references, so the system was redirected to SeqKD and DPO retained as a</w:t>
+      </w:r>
+      <w:r>
+        <w:t xml:space="preserve"> </w:t>
+      </w:r>
+      <w:r>
+        <w:t xml:space="preserve">reported negative result.</w:t>
       </w:r>
     </w:p>
     <w:p>
@@ -2091,19 +2071,19 @@
         <w:t xml:space="preserve"> </w:t>
       </w:r>
       <w:r>
-        <w:t xml:space="preserve">translation direction on approximately 497</w:t>
+        <w:t xml:space="preserve">direction on about 497</w:t>
       </w:r>
       <w:r>
         <w:t xml:space="preserve">,</w:t>
       </w:r>
       <w:r>
-        <w:t xml:space="preserve">000 teacher-distilled sentence</w:t>
-      </w:r>
-      <w:r>
-        <w:t xml:space="preserve"> </w:t>
-      </w:r>
-      <w:r>
-        <w:t xml:space="preserve">pairs, then quantises it to INT4 ONNX at</w:t>
+        <w:t xml:space="preserve">000 teacher-distilled pairs and quantises it to INT4</w:t>
+      </w:r>
+      <w:r>
+        <w:t xml:space="preserve"> </w:t>
+      </w:r>
+      <w:r>
+        <w:t xml:space="preserve">ONNX at</w:t>
       </w:r>
       <w:r>
         <w:t xml:space="preserve"> </w:t>
@@ -2116,35 +2096,43 @@
         <w:t xml:space="preserve">103.9 MB</w:t>
       </w:r>
       <w:r>
-        <w:t xml:space="preserve">, a fourfold</w:t>
-      </w:r>
-      <w:r>
-        <w:t xml:space="preserve"> </w:t>
-      </w:r>
-      <w:r>
-        <w:t xml:space="preserve">compression from 411 MB FP32. Forty-four directions covering all twenty-two</w:t>
-      </w:r>
-      <w:r>
-        <w:t xml:space="preserve"> </w:t>
-      </w:r>
-      <w:r>
-        <w:t xml:space="preserve">scheduled languages in both directions were trained on an NVIDIA A40 vGPU. Measured</w:t>
-      </w:r>
-      <w:r>
-        <w:t xml:space="preserve"> </w:t>
-      </w:r>
-      <w:r>
-        <w:t xml:space="preserve">against the teacher on a held-out Samanantar development slice,</w:t>
-      </w:r>
-      <w:r>
-        <w:t xml:space="preserve"> </w:t>
-      </w:r>
-      <w:r>
-        <w:rPr>
-          <w:bCs/>
-          <w:b/>
-        </w:rPr>
-        <w:t xml:space="preserve">14 of 22 directions meet the</w:t>
+        <w:t xml:space="preserve">, a fourfold compression; forty-four directions</w:t>
+      </w:r>
+      <w:r>
+        <w:t xml:space="preserve"> </w:t>
+      </w:r>
+      <w:r>
+        <w:t xml:space="preserve">covering all twenty-two scheduled languages both ways were trained on an NVIDIA</w:t>
+      </w:r>
+      <w:r>
+        <w:t xml:space="preserve"> </w:t>
+      </w:r>
+      <w:r>
+        <w:t xml:space="preserve">A40 vGPU. Against the teacher on a held-out Samanantar slice,</w:t>
+      </w:r>
+      <w:r>
+        <w:t xml:space="preserve"> </w:t>
+      </w:r>
+      <w:r>
+        <w:rPr>
+          <w:bCs/>
+          <w:b/>
+        </w:rPr>
+        <w:t xml:space="preserve">14 of 22</w:t>
+      </w:r>
+      <w:r>
+        <w:rPr>
+          <w:bCs/>
+          <w:b/>
+        </w:rPr>
+        <w:t xml:space="preserve"> </w:t>
+      </w:r>
+      <w:r>
+        <w:rPr>
+          <w:bCs/>
+          <w:b/>
+        </w:rPr>
+        <w:t xml:space="preserve">evaluated directions meet the</w:t>
       </w:r>
       <w:r>
         <w:rPr>
@@ -2176,24 +2164,16 @@
           <w:bCs/>
           <w:b/>
         </w:rPr>
-        <w:t xml:space="preserve">student/teacher BLEU ratio</w:t>
-      </w:r>
-      <w:r>
-        <w:rPr>
-          <w:bCs/>
-          <w:b/>
-        </w:rPr>
-        <w:t xml:space="preserve"> </w:t>
-      </w:r>
-      <w:r>
-        <w:rPr>
-          <w:bCs/>
-          <w:b/>
-        </w:rPr>
-        <w:t xml:space="preserve">target</w:t>
-      </w:r>
-      <w:r>
-        <w:t xml:space="preserve">, with a mean ratio of</w:t>
+        <w:t xml:space="preserve">student/teacher BLEU ratio target</w:t>
+      </w:r>
+      <w:r>
+        <w:t xml:space="preserve">,</w:t>
+      </w:r>
+      <w:r>
+        <w:t xml:space="preserve"> </w:t>
+      </w:r>
+      <w:r>
+        <w:t xml:space="preserve">with a mean of</w:t>
       </w:r>
       <w:r>
         <w:t xml:space="preserve"> </w:t>
@@ -2209,26 +2189,23 @@
         <w:t xml:space="preserve"> </w:t>
       </w:r>
       <w:r>
-        <w:t xml:space="preserve">and a median of</w:t>
-      </w:r>
-      <w:r>
-        <w:t xml:space="preserve"> </w:t>
-      </w:r>
-      <w:r>
-        <w:rPr>
-          <w:bCs/>
-          <w:b/>
-        </w:rPr>
-        <w:t xml:space="preserve">0.855</w:t>
-      </w:r>
-      <w:r>
-        <w:t xml:space="preserve">;</w:t>
-      </w:r>
-      <w:r>
-        <w:t xml:space="preserve"> </w:t>
-      </w:r>
-      <w:r>
-        <w:t xml:space="preserve">the strongest direction, Marathi</w:t>
+        <w:t xml:space="preserve">and a best of</w:t>
+      </w:r>
+      <w:r>
+        <w:t xml:space="preserve"> </w:t>
+      </w:r>
+      <w:r>
+        <w:rPr>
+          <w:bCs/>
+          <w:b/>
+        </w:rPr>
+        <w:t xml:space="preserve">0.955</w:t>
+      </w:r>
+      <w:r>
+        <w:t xml:space="preserve"> </w:t>
+      </w:r>
+      <w:r>
+        <w:t xml:space="preserve">(Marathi</w:t>
       </w:r>
       <m:oMath>
         <m:r>
@@ -2239,221 +2216,43 @@
         </m:r>
       </m:oMath>
       <w:r>
-        <w:t xml:space="preserve">English, reaches</w:t>
-      </w:r>
-      <w:r>
-        <w:t xml:space="preserve"> </w:t>
-      </w:r>
-      <w:r>
-        <w:rPr>
-          <w:bCs/>
-          <w:b/>
-        </w:rPr>
-        <w:t xml:space="preserve">0.955</w:t>
-      </w:r>
-      <w:r>
-        <w:t xml:space="preserve">. All</w:t>
-      </w:r>
-      <w:r>
-        <w:t xml:space="preserve"> </w:t>
-      </w:r>
-      <w:r>
-        <w:t xml:space="preserve">three non-quality targets pass without exception: every artifact is 103.9 MB</w:t>
-      </w:r>
-      <w:r>
-        <w:t xml:space="preserve"> </w:t>
-      </w:r>
-      <w:r>
-        <w:t xml:space="preserve">(target</w:t>
-      </w:r>
-      <w:r>
-        <w:t xml:space="preserve"> </w:t>
-      </w:r>
-      <m:oMath>
-        <m:r>
-          <m:rPr>
-            <m:sty m:val="p"/>
-          </m:rPr>
-          <m:t>≤</m:t>
-        </m:r>
-        <m:r>
-          <m:t>200</m:t>
-        </m:r>
-      </m:oMath>
-      <w:r>
-        <w:t xml:space="preserve"> MB), mean latency is 105–202 ms per sentence on commodity</w:t>
-      </w:r>
-      <w:r>
-        <w:t xml:space="preserve"> </w:t>
-      </w:r>
-      <w:r>
-        <w:t xml:space="preserve">CPU (target</w:t>
-      </w:r>
-      <w:r>
-        <w:t xml:space="preserve"> </w:t>
-      </w:r>
-      <m:oMath>
-        <m:r>
-          <m:rPr>
-            <m:sty m:val="p"/>
-          </m:rPr>
-          <m:t>&lt;</m:t>
-        </m:r>
-        <m:r>
-          <m:t>500</m:t>
-        </m:r>
-      </m:oMath>
-      <w:r>
-        <w:t xml:space="preserve"> ms), and inference completes with all network sockets</w:t>
-      </w:r>
-      <w:r>
-        <w:t xml:space="preserve"> </w:t>
-      </w:r>
-      <w:r>
-        <w:t xml:space="preserve">disabled. Because no Indic-to-Indic student exists, an English-pivot router</w:t>
-      </w:r>
-      <w:r>
-        <w:t xml:space="preserve"> </w:t>
-      </w:r>
-      <w:r>
-        <w:t xml:space="preserve">chains two students, so all 22 languages translate in every direction:</w:t>
-      </w:r>
-      <w:r>
-        <w:t xml:space="preserve"> </w:t>
-      </w:r>
-      <w:r>
-        <w:t xml:space="preserve">44 direct models serve 506 usable directions. Two training collapses</w:t>
-      </w:r>
-      <w:r>
-        <w:t xml:space="preserve"> </w:t>
-      </w:r>
-      <w:r>
-        <w:t xml:space="preserve">(Telugu</w:t>
-      </w:r>
-      <m:oMath>
-        <m:r>
-          <m:rPr>
-            <m:sty m:val="p"/>
-          </m:rPr>
-          <m:t>→</m:t>
-        </m:r>
-      </m:oMath>
-      <w:r>
-        <w:t xml:space="preserve">English and Malayalam</w:t>
-      </w:r>
-      <m:oMath>
-        <m:r>
-          <m:rPr>
-            <m:sty m:val="p"/>
-          </m:rPr>
-          <m:t>→</m:t>
-        </m:r>
-      </m:oMath>
-      <w:r>
-        <w:t xml:space="preserve">English, both degenerating to a</w:t>
-      </w:r>
-      <w:r>
-        <w:t xml:space="preserve"> </w:t>
-      </w:r>
-      <w:r>
-        <w:t xml:space="preserve">fixed output string) were diagnosed as learning-rate instability at</w:t>
-      </w:r>
-      <w:r>
-        <w:t xml:space="preserve"> </w:t>
-      </w:r>
-      <m:oMath>
-        <m:r>
-          <m:t>5</m:t>
-        </m:r>
-        <m:r>
-          <m:rPr>
-            <m:sty m:val="p"/>
-          </m:rPr>
-          <m:t>×</m:t>
-        </m:r>
-        <m:sSup>
-          <m:e>
-            <m:r>
-              <m:t>10</m:t>
-            </m:r>
-          </m:e>
-          <m:sup>
-            <m:r>
-              <m:rPr>
-                <m:sty m:val="p"/>
-              </m:rPr>
-              <m:t>−</m:t>
-            </m:r>
-            <m:r>
-              <m:t>4</m:t>
-            </m:r>
-          </m:sup>
-        </m:sSup>
-      </m:oMath>
-      <w:r>
-        <w:t xml:space="preserve"> </w:t>
-      </w:r>
-      <w:r>
-        <w:t xml:space="preserve">and fully recovered at</w:t>
-      </w:r>
-      <w:r>
-        <w:t xml:space="preserve"> </w:t>
-      </w:r>
-      <m:oMath>
-        <m:r>
-          <m:t>3</m:t>
-        </m:r>
-        <m:r>
-          <m:rPr>
-            <m:sty m:val="p"/>
-          </m:rPr>
-          <m:t>×</m:t>
-        </m:r>
-        <m:sSup>
-          <m:e>
-            <m:r>
-              <m:t>10</m:t>
-            </m:r>
-          </m:e>
-          <m:sup>
-            <m:r>
-              <m:rPr>
-                <m:sty m:val="p"/>
-              </m:rPr>
-              <m:t>−</m:t>
-            </m:r>
-            <m:r>
-              <m:t>4</m:t>
-            </m:r>
-          </m:sup>
-        </m:sSup>
-      </m:oMath>
-      <w:r>
-        <w:t xml:space="preserve">, lifting ratios from</w:t>
-      </w:r>
-      <w:r>
-        <w:t xml:space="preserve"> </w:t>
-      </w:r>
-      <w:r>
-        <w:t xml:space="preserve">0.036 to 0.817 and from 0.013 to 0.898 respectively. The system ships as a</w:t>
-      </w:r>
-      <w:r>
-        <w:t xml:space="preserve"> </w:t>
-      </w:r>
-      <w:r>
-        <w:t xml:space="preserve">FastAPI service, an offline progressive web application, a Next.js web client</w:t>
-      </w:r>
-      <w:r>
-        <w:t xml:space="preserve"> </w:t>
-      </w:r>
-      <w:r>
-        <w:t xml:space="preserve">and a command-line tool, all sharing a single inference engine, and is validated</w:t>
-      </w:r>
-      <w:r>
-        <w:t xml:space="preserve"> </w:t>
-      </w:r>
-      <w:r>
-        <w:t xml:space="preserve">by an automated suite of 85 tests.</w:t>
+        <w:t xml:space="preserve">English). The other three targets pass without exception:</w:t>
+      </w:r>
+      <w:r>
+        <w:t xml:space="preserve"> </w:t>
+      </w:r>
+      <w:r>
+        <w:t xml:space="preserve">103.9 MB against a 200 MB budget, 105–202 ms mean latency against 500 ms,</w:t>
+      </w:r>
+      <w:r>
+        <w:t xml:space="preserve"> </w:t>
+      </w:r>
+      <w:r>
+        <w:t xml:space="preserve">and inference with every network socket disabled. An English-pivot router</w:t>
+      </w:r>
+      <w:r>
+        <w:t xml:space="preserve"> </w:t>
+      </w:r>
+      <w:r>
+        <w:t xml:space="preserve">chains two students where no direct model exists, so 44 models serve 506</w:t>
+      </w:r>
+      <w:r>
+        <w:t xml:space="preserve"> </w:t>
+      </w:r>
+      <w:r>
+        <w:t xml:space="preserve">directions. The system ships as a FastAPI service, an offline progressive web</w:t>
+      </w:r>
+      <w:r>
+        <w:t xml:space="preserve"> </w:t>
+      </w:r>
+      <w:r>
+        <w:t xml:space="preserve">application, a Next.js client and a command-line tool over one shared inference</w:t>
+      </w:r>
+      <w:r>
+        <w:t xml:space="preserve"> </w:t>
+      </w:r>
+      <w:r>
+        <w:t xml:space="preserve">engine, validated by 85 automated tests.</w:t>
       </w:r>
     </w:p>
     <w:p>
@@ -2471,19 +2270,19 @@
         <w:t xml:space="preserve"> </w:t>
       </w:r>
       <w:r>
-        <w:t xml:space="preserve">Neural Machine Translation; Sequence-Level Knowledge</w:t>
-      </w:r>
-      <w:r>
-        <w:t xml:space="preserve"> </w:t>
-      </w:r>
-      <w:r>
-        <w:t xml:space="preserve">Distillation; Direct Preference Optimization; Small Language Models; Indic</w:t>
-      </w:r>
-      <w:r>
-        <w:t xml:space="preserve"> </w:t>
-      </w:r>
-      <w:r>
-        <w:t xml:space="preserve">Languages; On-Device Inference; Model Quantisation; ONNX; English Pivot.</w:t>
+        <w:t xml:space="preserve">Neural Machine Translation; Knowledge Distillation;</w:t>
+      </w:r>
+      <w:r>
+        <w:t xml:space="preserve"> </w:t>
+      </w:r>
+      <w:r>
+        <w:t xml:space="preserve">Direct Preference Optimization; Indic Languages; On-Device Inference;</w:t>
+      </w:r>
+      <w:r>
+        <w:t xml:space="preserve"> </w:t>
+      </w:r>
+      <w:r>
+        <w:t xml:space="preserve">Quantisation.</w:t>
       </w:r>
     </w:p>
     <w:p>
@@ -4907,7 +4706,7 @@
         <w:t xml:space="preserve">[1] DistilBERT, a distilled version of BERT: smaller, faster, cheaper and lighter</w:t>
       </w:r>
       <w:r>
-        <w:t xml:space="preserve">, V. Sanh</w:t>
+        <w:t xml:space="preserve">, V. Sanh, L. Debut, J. Chaumond, and T. Wolf,</w:t>
       </w:r>
       <w:r>
         <w:t xml:space="preserve"> </w:t>
@@ -4917,10 +4716,13 @@
           <w:iCs/>
           <w:i/>
         </w:rPr>
-        <w:t xml:space="preserve">et al.</w:t>
-      </w:r>
-      <w:r>
-        <w:t xml:space="preserve">, arXiv, 2019</w:t>
+        <w:t xml:space="preserve">arXiv preprint</w:t>
+      </w:r>
+      <w:r>
+        <w:t xml:space="preserve"> </w:t>
+      </w:r>
+      <w:r>
+        <w:t xml:space="preserve">arXiv:1910.01108, 2019</w:t>
       </w:r>
     </w:p>
     <w:p>
@@ -4978,7 +4780,7 @@
         <w:t xml:space="preserve">[2] Neural Machine Translation on Mobile Devices</w:t>
       </w:r>
       <w:r>
-        <w:t xml:space="preserve">, B. Li</w:t>
+        <w:t xml:space="preserve">, B. Li, Z. Wang, H. Liu, Y. Jiang, Q. Du, T. Xiao, H. Wang, and J. Zhu,</w:t>
       </w:r>
       <w:r>
         <w:t xml:space="preserve"> </w:t>
@@ -4988,10 +4790,10 @@
           <w:iCs/>
           <w:i/>
         </w:rPr>
-        <w:t xml:space="preserve">et al.</w:t>
-      </w:r>
-      <w:r>
-        <w:t xml:space="preserve">, IEEE, 2020</w:t>
+        <w:t xml:space="preserve">IEEE</w:t>
+      </w:r>
+      <w:r>
+        <w:t xml:space="preserve">, 2020</w:t>
       </w:r>
     </w:p>
     <w:p>
@@ -5049,7 +4851,7 @@
         <w:t xml:space="preserve">[3] SMaLL-100: Introducing Shallow Multilingual Machine Translation for Low-Resource Languages</w:t>
       </w:r>
       <w:r>
-        <w:t xml:space="preserve">, A. Mohammadshahi</w:t>
+        <w:t xml:space="preserve">, A. Mohammadshahi, V. Nikoulina, A. Bérard, C. Brun, J. Henderson, and L. Besacier,</w:t>
       </w:r>
       <w:r>
         <w:t xml:space="preserve"> </w:t>
@@ -5059,10 +4861,10 @@
           <w:iCs/>
           <w:i/>
         </w:rPr>
-        <w:t xml:space="preserve">et al.</w:t>
-      </w:r>
-      <w:r>
-        <w:t xml:space="preserve">, Springer, 2020</w:t>
+        <w:t xml:space="preserve">Springer</w:t>
+      </w:r>
+      <w:r>
+        <w:t xml:space="preserve">, 2020</w:t>
       </w:r>
     </w:p>
     <w:p>
@@ -5109,7 +4911,20 @@
         <w:t xml:space="preserve">[4] The Tatoeba Translation Challenge – Realistic Data Sets for Low Resource and Multilingual MT</w:t>
       </w:r>
       <w:r>
-        <w:t xml:space="preserve">, J. Tiedemann, WMT, 2021</w:t>
+        <w:t xml:space="preserve">, J. Tiedemann,</w:t>
+      </w:r>
+      <w:r>
+        <w:t xml:space="preserve"> </w:t>
+      </w:r>
+      <w:r>
+        <w:rPr>
+          <w:iCs/>
+          <w:i/>
+        </w:rPr>
+        <w:t xml:space="preserve">Proceedings of the Sixth Conference on Machine Translation (WMT)</w:t>
+      </w:r>
+      <w:r>
+        <w:t xml:space="preserve">, 2021</w:t>
       </w:r>
     </w:p>
     <w:p>
@@ -5167,7 +4982,7 @@
         <w:t xml:space="preserve">[5] Shallow-to-Deep Training for Neural Machine Translation</w:t>
       </w:r>
       <w:r>
-        <w:t xml:space="preserve">, B. Li</w:t>
+        <w:t xml:space="preserve">, B. Li, Z. Wang, H. Liu, Y. Jiang, Q. Du, T. Xiao, H. Wang, and J. Zhu,</w:t>
       </w:r>
       <w:r>
         <w:t xml:space="preserve"> </w:t>
@@ -5177,10 +4992,10 @@
           <w:iCs/>
           <w:i/>
         </w:rPr>
-        <w:t xml:space="preserve">et al.</w:t>
-      </w:r>
-      <w:r>
-        <w:t xml:space="preserve">, ACL, 2021</w:t>
+        <w:t xml:space="preserve">Proceedings of the 59th Annual Meeting of the Association for Computational Linguistics (ACL)</w:t>
+      </w:r>
+      <w:r>
+        <w:t xml:space="preserve">, 2021</w:t>
       </w:r>
     </w:p>
     <w:p>
@@ -5227,7 +5042,20 @@
         <w:t xml:space="preserve">[6] Nearest Neighbor Knowledge Distillation for Neural Machine Translation</w:t>
       </w:r>
       <w:r>
-        <w:t xml:space="preserve">, Z. Yang, R. Sun, X. Wan, IEEE, 2022</w:t>
+        <w:t xml:space="preserve">, Z. Yang, R. Sun, and X. Wan,</w:t>
+      </w:r>
+      <w:r>
+        <w:t xml:space="preserve"> </w:t>
+      </w:r>
+      <w:r>
+        <w:rPr>
+          <w:iCs/>
+          <w:i/>
+        </w:rPr>
+        <w:t xml:space="preserve">IEEE</w:t>
+      </w:r>
+      <w:r>
+        <w:t xml:space="preserve">, 2022</w:t>
       </w:r>
     </w:p>
     <w:p>
@@ -5285,7 +5113,7 @@
         <w:t xml:space="preserve">[7] Speech-to-Speech Translation Improvements with Self-Supervised Learning</w:t>
       </w:r>
       <w:r>
-        <w:t xml:space="preserve">, C. Xu</w:t>
+        <w:t xml:space="preserve">, C. Xu, R. Ye, Q. Dong, C. Zhao, T. Ko, M. Wang, T. Xiao, and J. Zhu,</w:t>
       </w:r>
       <w:r>
         <w:t xml:space="preserve"> </w:t>
@@ -5295,10 +5123,10 @@
           <w:iCs/>
           <w:i/>
         </w:rPr>
-        <w:t xml:space="preserve">et al.</w:t>
-      </w:r>
-      <w:r>
-        <w:t xml:space="preserve">, IEEE, 2022</w:t>
+        <w:t xml:space="preserve">IEEE</w:t>
+      </w:r>
+      <w:r>
+        <w:t xml:space="preserve">, 2022</w:t>
       </w:r>
     </w:p>
     <w:p>
@@ -5345,7 +5173,7 @@
         <w:t xml:space="preserve">[8] Direct Speech Translation</w:t>
       </w:r>
       <w:r>
-        <w:t xml:space="preserve">, Y. Jia</w:t>
+        <w:t xml:space="preserve">, Y. Jia, Y. Ding, A. Bapna, C. Cherry, Y. Zhang, A. Conneau, and N. Morioka,</w:t>
       </w:r>
       <w:r>
         <w:t xml:space="preserve"> </w:t>
@@ -5355,10 +5183,10 @@
           <w:iCs/>
           <w:i/>
         </w:rPr>
-        <w:t xml:space="preserve">et al.</w:t>
-      </w:r>
-      <w:r>
-        <w:t xml:space="preserve">, Springer, 2023</w:t>
+        <w:t xml:space="preserve">Springer</w:t>
+      </w:r>
+      <w:r>
+        <w:t xml:space="preserve">, 2023</w:t>
       </w:r>
     </w:p>
     <w:p>
@@ -5405,7 +5233,7 @@
         <w:t xml:space="preserve">[9] Direct Preference Optimization: Your Language Model is Secretly a Reward Model</w:t>
       </w:r>
       <w:r>
-        <w:t xml:space="preserve">, R. Rafailov</w:t>
+        <w:t xml:space="preserve">, R. Rafailov, A. Sharma, E. Mitchell, C. D. Manning, S. Ermon, and C. Finn,</w:t>
       </w:r>
       <w:r>
         <w:t xml:space="preserve"> </w:t>
@@ -5415,10 +5243,10 @@
           <w:iCs/>
           <w:i/>
         </w:rPr>
-        <w:t xml:space="preserve">et al.</w:t>
-      </w:r>
-      <w:r>
-        <w:t xml:space="preserve">, NeurIPS, 2023</w:t>
+        <w:t xml:space="preserve">Advances in Neural Information Processing Systems (NeurIPS)</w:t>
+      </w:r>
+      <w:r>
+        <w:t xml:space="preserve">, vol. 36, 2023</w:t>
       </w:r>
     </w:p>
     <w:p>
@@ -5465,7 +5293,7 @@
         <w:t xml:space="preserve">[10] All-in-One Knowledge Distillation Framework for Neural Machine Translation</w:t>
       </w:r>
       <w:r>
-        <w:t xml:space="preserve">, Z. Miao</w:t>
+        <w:t xml:space="preserve">, Z. Miao, W. Zhang, J. Su, X. Li, J. Luan, Y. Chen, B. Wang, and M. Zhang,</w:t>
       </w:r>
       <w:r>
         <w:t xml:space="preserve"> </w:t>
@@ -5475,10 +5303,10 @@
           <w:iCs/>
           <w:i/>
         </w:rPr>
-        <w:t xml:space="preserve">et al.</w:t>
-      </w:r>
-      <w:r>
-        <w:t xml:space="preserve">, EMNLP, 2023</w:t>
+        <w:t xml:space="preserve">Proceedings of the 2023 Conference on Empirical Methods in Natural Language Processing (EMNLP)</w:t>
+      </w:r>
+      <w:r>
+        <w:t xml:space="preserve">, 2023</w:t>
       </w:r>
     </w:p>
     <w:p>
@@ -5536,7 +5364,20 @@
         <w:t xml:space="preserve">[11] Continual Knowledge Distillation for Neural Machine Translation</w:t>
       </w:r>
       <w:r>
-        <w:t xml:space="preserve">, Y. Zhang, P. Li, M. Sun, Y. Liu, ACL, 2023</w:t>
+        <w:t xml:space="preserve">, Y. Zhang, P. Li, M. Sun, and Y. Liu,</w:t>
+      </w:r>
+      <w:r>
+        <w:t xml:space="preserve"> </w:t>
+      </w:r>
+      <w:r>
+        <w:rPr>
+          <w:iCs/>
+          <w:i/>
+        </w:rPr>
+        <w:t xml:space="preserve">Proceedings of the 61st Annual Meeting of the Association for Computational Linguistics (ACL)</w:t>
+      </w:r>
+      <w:r>
+        <w:t xml:space="preserve">, 2023</w:t>
       </w:r>
     </w:p>
     <w:p>
@@ -5583,7 +5424,7 @@
         <w:t xml:space="preserve">[12] IndicTrans2: Towards High-Quality and Accessible Machine Translation Models for All 22 Scheduled Indian Languages</w:t>
       </w:r>
       <w:r>
-        <w:t xml:space="preserve">, J. Gala</w:t>
+        <w:t xml:space="preserve">, J. Gala, P. A. Chitale, A. K. Raghavan, V. Gumma, S. Doddapaneni, A. Kumar M, and J. A. Nawale,</w:t>
       </w:r>
       <w:r>
         <w:t xml:space="preserve"> </w:t>
@@ -5593,10 +5434,10 @@
           <w:iCs/>
           <w:i/>
         </w:rPr>
-        <w:t xml:space="preserve">et al.</w:t>
-      </w:r>
-      <w:r>
-        <w:t xml:space="preserve">, TMLR, 2023</w:t>
+        <w:t xml:space="preserve">Transactions on Machine Learning Research (TMLR)</w:t>
+      </w:r>
+      <w:r>
+        <w:t xml:space="preserve">, 2023</w:t>
       </w:r>
     </w:p>
     <w:p>
@@ -5643,7 +5484,7 @@
         <w:t xml:space="preserve">[13] Multilingual Indian Language Neural Machine Translation System Using mT5 Transformer</w:t>
       </w:r>
       <w:r>
-        <w:t xml:space="preserve">, A. Jha</w:t>
+        <w:t xml:space="preserve">, A. Jha, H. Y. Patil, S. K. Jindal, and S. M. N. Islam,</w:t>
       </w:r>
       <w:r>
         <w:t xml:space="preserve"> </w:t>
@@ -5653,10 +5494,10 @@
           <w:iCs/>
           <w:i/>
         </w:rPr>
-        <w:t xml:space="preserve">et al.</w:t>
-      </w:r>
-      <w:r>
-        <w:t xml:space="preserve">, IEEE, 2023</w:t>
+        <w:t xml:space="preserve">IEEE</w:t>
+      </w:r>
+      <w:r>
+        <w:t xml:space="preserve">, 2023</w:t>
       </w:r>
     </w:p>
     <w:p>
@@ -5700,10 +5541,10 @@
           <w:bCs/>
           <w:b/>
         </w:rPr>
-        <w:t xml:space="preserve">[14] IWSLT 2024 Low-Resource Speech Translation Submissions</w:t>
-      </w:r>
-      <w:r>
-        <w:t xml:space="preserve">, M. Zafar</w:t>
+        <w:t xml:space="preserve">[14] SETU-DCU Submissions to IWSLT 2024 Low-Resource Speech-to-Text Translation Tasks</w:t>
+      </w:r>
+      <w:r>
+        <w:t xml:space="preserve">, M. Zafar, A. Castaldo, N. Gajakos, P. Nayak, R. Haque, and A. Way,</w:t>
       </w:r>
       <w:r>
         <w:t xml:space="preserve"> </w:t>
@@ -5713,10 +5554,10 @@
           <w:iCs/>
           <w:i/>
         </w:rPr>
-        <w:t xml:space="preserve">et al.</w:t>
-      </w:r>
-      <w:r>
-        <w:t xml:space="preserve">, IWSLT, 2024</w:t>
+        <w:t xml:space="preserve">Proceedings of the 21st International Conference on Spoken Language Translation (IWSLT)</w:t>
+      </w:r>
+      <w:r>
+        <w:t xml:space="preserve">, 2024</w:t>
       </w:r>
     </w:p>
     <w:p>
@@ -5763,7 +5604,20 @@
         <w:t xml:space="preserve">[15] Direct Preference Optimization for Neural Machine Translation with Minimum Bayes Risk Decoding</w:t>
       </w:r>
       <w:r>
-        <w:t xml:space="preserve">, G. Yang, J. Chen, W. Lin, B. Byrne, NAACL, 2024</w:t>
+        <w:t xml:space="preserve">, G. Yang, J. Chen, W. Lin, and B. Byrne,</w:t>
+      </w:r>
+      <w:r>
+        <w:t xml:space="preserve"> </w:t>
+      </w:r>
+      <w:r>
+        <w:rPr>
+          <w:iCs/>
+          <w:i/>
+        </w:rPr>
+        <w:t xml:space="preserve">Proceedings of the 2024 Conference of the North American Chapter of the Association for Computational Linguistics (NAACL)</w:t>
+      </w:r>
+      <w:r>
+        <w:t xml:space="preserve">, 2024</w:t>
       </w:r>
     </w:p>
     <w:p>
@@ -5818,10 +5672,23 @@
           <w:bCs/>
           <w:b/>
         </w:rPr>
-        <w:t xml:space="preserve">[16] Multilingual NMT System for English to Low-Resource Indic Languages (Assamese and Bengali)</w:t>
-      </w:r>
-      <w:r>
-        <w:t xml:space="preserve">, K. Kashyap, S. K. Sarma, IEEE, 2024</w:t>
+        <w:t xml:space="preserve">[16] Multilingual NMT System for English to Low-Resource Indic Languages – Assamese and Bengali</w:t>
+      </w:r>
+      <w:r>
+        <w:t xml:space="preserve">, K. Kashyap and S. K. Sarma,</w:t>
+      </w:r>
+      <w:r>
+        <w:t xml:space="preserve"> </w:t>
+      </w:r>
+      <w:r>
+        <w:rPr>
+          <w:iCs/>
+          <w:i/>
+        </w:rPr>
+        <w:t xml:space="preserve">IEEE</w:t>
+      </w:r>
+      <w:r>
+        <w:t xml:space="preserve">, 2024</w:t>
       </w:r>
     </w:p>
     <w:p>
@@ -5876,10 +5743,10 @@
           <w:bCs/>
           <w:b/>
         </w:rPr>
-        <w:t xml:space="preserve">[17] Multilingual Neural Machine Translation System for Indic-to-Indic Languages</w:t>
-      </w:r>
-      <w:r>
-        <w:t xml:space="preserve">, S. B. Das</w:t>
+        <w:t xml:space="preserve">[17] Multilingual Neural Machine Translation System for Indic to Indic Languages</w:t>
+      </w:r>
+      <w:r>
+        <w:t xml:space="preserve">, S. B. Das, D. Panda, T. K. Mishra, B. K. Patra, and A. Ekbal,</w:t>
       </w:r>
       <w:r>
         <w:t xml:space="preserve"> </w:t>
@@ -5889,10 +5756,10 @@
           <w:iCs/>
           <w:i/>
         </w:rPr>
-        <w:t xml:space="preserve">et al.</w:t>
-      </w:r>
-      <w:r>
-        <w:t xml:space="preserve">, ScienceDirect, 2024</w:t>
+        <w:t xml:space="preserve">ScienceDirect</w:t>
+      </w:r>
+      <w:r>
+        <w:t xml:space="preserve">, 2024</w:t>
       </w:r>
     </w:p>
     <w:p>
@@ -5936,10 +5803,23 @@
           <w:bCs/>
           <w:b/>
         </w:rPr>
-        <w:t xml:space="preserve">[18] SURYA-TAC: LLM-Based Offline Portable Speech-to-Speech Translation System</w:t>
-      </w:r>
-      <w:r>
-        <w:t xml:space="preserve">, P. S. Bohra, K. Berwal, IEEE, 2024</w:t>
+        <w:t xml:space="preserve">[18] LLM-based AI-Powered Offline Portable Transcriptor (OPT) – SURYA-TAC: A Tactical Speech-to-Speech Translation System</w:t>
+      </w:r>
+      <w:r>
+        <w:t xml:space="preserve">, P. S. Bohra and K. Berwal,</w:t>
+      </w:r>
+      <w:r>
+        <w:t xml:space="preserve"> </w:t>
+      </w:r>
+      <w:r>
+        <w:rPr>
+          <w:iCs/>
+          <w:i/>
+        </w:rPr>
+        <w:t xml:space="preserve">IEEE</w:t>
+      </w:r>
+      <w:r>
+        <w:t xml:space="preserve">, 2024</w:t>
       </w:r>
     </w:p>
     <w:p>
@@ -5997,7 +5877,7 @@
         <w:t xml:space="preserve">[19] Latency-Aware Simultaneous Machine Translation Using Large Language Models</w:t>
       </w:r>
       <w:r>
-        <w:t xml:space="preserve">, B. Fu</w:t>
+        <w:t xml:space="preserve">, B. Fu, M. Liao, K. Fan, C. Li, L. Zhang, Y. Chen, and X. Shi,</w:t>
       </w:r>
       <w:r>
         <w:t xml:space="preserve"> </w:t>
@@ -6007,10 +5887,10 @@
           <w:iCs/>
           <w:i/>
         </w:rPr>
-        <w:t xml:space="preserve">et al.</w:t>
-      </w:r>
-      <w:r>
-        <w:t xml:space="preserve">, Springer, 2024</w:t>
+        <w:t xml:space="preserve">Springer</w:t>
+      </w:r>
+      <w:r>
+        <w:t xml:space="preserve">, 2024</w:t>
       </w:r>
     </w:p>
     <w:p>
@@ -6057,7 +5937,20 @@
         <w:t xml:space="preserve">[20] Offline English-to-Hindi Statistical Machine Translation System</w:t>
       </w:r>
       <w:r>
-        <w:t xml:space="preserve">, S. Gangwar, I. Naim, ScienceDirect, 2024</w:t>
+        <w:t xml:space="preserve">, S. Gangwar and I. Naim,</w:t>
+      </w:r>
+      <w:r>
+        <w:t xml:space="preserve"> </w:t>
+      </w:r>
+      <w:r>
+        <w:rPr>
+          <w:iCs/>
+          <w:i/>
+        </w:rPr>
+        <w:t xml:space="preserve">ScienceDirect</w:t>
+      </w:r>
+      <w:r>
+        <w:t xml:space="preserve">, 2024</w:t>
       </w:r>
     </w:p>
     <w:p>
@@ -11064,7 +10957,7 @@
       <w:r>
         <w:drawing>
           <wp:inline>
-            <wp:extent cx="5334000" cy="3811302"/>
+            <wp:extent cx="5334000" cy="3531348"/>
             <wp:effectExtent b="0" l="0" r="0" t="0"/>
             <wp:docPr descr="" title="" id="68" name="Picture"/>
             <a:graphic>
@@ -11085,7 +10978,7 @@
                   <pic:spPr bwMode="auto">
                     <a:xfrm>
                       <a:off x="0" y="0"/>
-                      <a:ext cx="5334000" cy="3811302"/>
+                      <a:ext cx="5334000" cy="3531348"/>
                     </a:xfrm>
                     <a:prstGeom prst="rect">
                       <a:avLst/>
@@ -11429,7 +11322,7 @@
           <w:bCs/>
           <w:b/>
         </w:rPr>
-        <w:t xml:space="preserve">UR-1 (End user):</w:t>
+        <w:t xml:space="preserve">Offline translation (end user):</w:t>
       </w:r>
       <w:r>
         <w:t xml:space="preserve"> </w:t>
@@ -11450,7 +11343,7 @@
           <w:bCs/>
           <w:b/>
         </w:rPr>
-        <w:t xml:space="preserve">UR-2 (End user):</w:t>
+        <w:t xml:space="preserve">Language discovery (end user):</w:t>
       </w:r>
       <w:r>
         <w:t xml:space="preserve"> </w:t>
@@ -11471,7 +11364,7 @@
           <w:bCs/>
           <w:b/>
         </w:rPr>
-        <w:t xml:space="preserve">UR-3 (End user):</w:t>
+        <w:t xml:space="preserve">Conversational speed (end user):</w:t>
       </w:r>
       <w:r>
         <w:t xml:space="preserve"> </w:t>
@@ -11492,7 +11385,7 @@
           <w:bCs/>
           <w:b/>
         </w:rPr>
-        <w:t xml:space="preserve">UR-4 (End user):</w:t>
+        <w:t xml:space="preserve">On-device privacy (end user):</w:t>
       </w:r>
       <w:r>
         <w:t xml:space="preserve"> </w:t>
@@ -11513,7 +11406,7 @@
           <w:bCs/>
           <w:b/>
         </w:rPr>
-        <w:t xml:space="preserve">UR-5 (End user):</w:t>
+        <w:t xml:space="preserve">Identical behaviour across interfaces (end user):</w:t>
       </w:r>
       <w:r>
         <w:t xml:space="preserve"> </w:t>
@@ -11534,7 +11427,7 @@
           <w:bCs/>
           <w:b/>
         </w:rPr>
-        <w:t xml:space="preserve">UR-6 (ML engineer):</w:t>
+        <w:t xml:space="preserve">New pair by configuration (ML engineer):</w:t>
       </w:r>
       <w:r>
         <w:t xml:space="preserve"> </w:t>
@@ -11555,7 +11448,7 @@
           <w:bCs/>
           <w:b/>
         </w:rPr>
-        <w:t xml:space="preserve">UR-7 (ML engineer):</w:t>
+        <w:t xml:space="preserve">Resumable training (ML engineer):</w:t>
       </w:r>
       <w:r>
         <w:t xml:space="preserve"> </w:t>
@@ -11576,7 +11469,7 @@
           <w:bCs/>
           <w:b/>
         </w:rPr>
-        <w:t xml:space="preserve">UR-8 (ML engineer):</w:t>
+        <w:t xml:space="preserve">Honest quality reporting (ML engineer):</w:t>
       </w:r>
       <w:r>
         <w:t xml:space="preserve"> </w:t>
@@ -11597,7 +11490,7 @@
           <w:bCs/>
           <w:b/>
         </w:rPr>
-        <w:t xml:space="preserve">UR-9 (Deployer):</w:t>
+        <w:t xml:space="preserve">Install without training (deployer):</w:t>
       </w:r>
       <w:r>
         <w:t xml:space="preserve"> </w:t>
@@ -11626,7 +11519,7 @@
           <w:bCs/>
           <w:b/>
         </w:rPr>
-        <w:t xml:space="preserve">SR-1.</w:t>
+        <w:t xml:space="preserve">Python runtime.</w:t>
       </w:r>
       <w:r>
         <w:t xml:space="preserve"> </w:t>
@@ -11653,7 +11546,7 @@
           <w:bCs/>
           <w:b/>
         </w:rPr>
-        <w:t xml:space="preserve">SR-2.</w:t>
+        <w:t xml:space="preserve">Transformers version.</w:t>
       </w:r>
       <w:r>
         <w:t xml:space="preserve"> </w:t>
@@ -11710,7 +11603,7 @@
           <w:bCs/>
           <w:b/>
         </w:rPr>
-        <w:t xml:space="preserve">SR-3.</w:t>
+        <w:t xml:space="preserve">PyTorch and torchvision.</w:t>
       </w:r>
       <w:r>
         <w:t xml:space="preserve"> </w:t>
@@ -11746,7 +11639,7 @@
           <w:bCs/>
           <w:b/>
         </w:rPr>
-        <w:t xml:space="preserve">SR-4.</w:t>
+        <w:t xml:space="preserve">ONNX Runtime.</w:t>
       </w:r>
       <w:r>
         <w:t xml:space="preserve"> </w:t>
@@ -11773,7 +11666,7 @@
           <w:bCs/>
           <w:b/>
         </w:rPr>
-        <w:t xml:space="preserve">SR-5.</w:t>
+        <w:t xml:space="preserve">Training accelerator.</w:t>
       </w:r>
       <w:r>
         <w:t xml:space="preserve"> </w:t>
@@ -11800,7 +11693,7 @@
           <w:bCs/>
           <w:b/>
         </w:rPr>
-        <w:t xml:space="preserve">SR-6.</w:t>
+        <w:t xml:space="preserve">Storage per direction.</w:t>
       </w:r>
       <w:r>
         <w:t xml:space="preserve"> </w:t>
@@ -11827,7 +11720,7 @@
           <w:bCs/>
           <w:b/>
         </w:rPr>
-        <w:t xml:space="preserve">SR-7.</w:t>
+        <w:t xml:space="preserve">Node.js for the browser build.</w:t>
       </w:r>
       <w:r>
         <w:t xml:space="preserve"> </w:t>
@@ -11870,7 +11763,7 @@
           <w:bCs/>
           <w:b/>
         </w:rPr>
-        <w:t xml:space="preserve">FR-1:</w:t>
+        <w:t xml:space="preserve">Offline bidirectional translation:</w:t>
       </w:r>
       <w:r>
         <w:t xml:space="preserve"> </w:t>
@@ -11932,7 +11825,7 @@
           <w:bCs/>
           <w:b/>
         </w:rPr>
-        <w:t xml:space="preserve">FR-2:</w:t>
+        <w:t xml:space="preserve">Input length limit:</w:t>
       </w:r>
       <w:r>
         <w:t xml:space="preserve"> </w:t>
@@ -11980,7 +11873,7 @@
           <w:bCs/>
           <w:b/>
         </w:rPr>
-        <w:t xml:space="preserve">FR-3:</w:t>
+        <w:t xml:space="preserve">Reject identical languages:</w:t>
       </w:r>
       <w:r>
         <w:t xml:space="preserve"> </w:t>
@@ -12002,7 +11895,18 @@
         <w:t xml:space="preserve"> </w:t>
       </w:r>
       <w:r>
-        <w:t xml:space="preserve">UT-2.</w:t>
+        <w:t xml:space="preserve">the identical-language unit test in §</w:t>
+      </w:r>
+      <w:hyperlink w:anchor="subsec:unittest">
+        <w:r>
+          <w:rPr>
+            <w:rStyle w:val="Hyperlink"/>
+          </w:rPr>
+          <w:t xml:space="preserve">7.1.2</w:t>
+        </w:r>
+      </w:hyperlink>
+      <w:r>
+        <w:t xml:space="preserve">.</w:t>
       </w:r>
     </w:p>
     <w:p>
@@ -12017,7 +11921,7 @@
           <w:bCs/>
           <w:b/>
         </w:rPr>
-        <w:t xml:space="preserve">FR-4:</w:t>
+        <w:t xml:space="preserve">Reject unknown language codes:</w:t>
       </w:r>
       <w:r>
         <w:t xml:space="preserve"> </w:t>
@@ -12039,7 +11943,18 @@
         <w:t xml:space="preserve"> </w:t>
       </w:r>
       <w:r>
-        <w:t xml:space="preserve">UT-3.</w:t>
+        <w:t xml:space="preserve">the unknown-code unit test in §</w:t>
+      </w:r>
+      <w:hyperlink w:anchor="subsec:unittest">
+        <w:r>
+          <w:rPr>
+            <w:rStyle w:val="Hyperlink"/>
+          </w:rPr>
+          <w:t xml:space="preserve">7.1.2</w:t>
+        </w:r>
+      </w:hyperlink>
+      <w:r>
+        <w:t xml:space="preserve">.</w:t>
       </w:r>
     </w:p>
     <w:p>
@@ -12054,7 +11969,7 @@
           <w:bCs/>
           <w:b/>
         </w:rPr>
-        <w:t xml:space="preserve">FR-5:</w:t>
+        <w:t xml:space="preserve">English-pivot routing:</w:t>
       </w:r>
       <w:r>
         <w:t xml:space="preserve"> </w:t>
@@ -12076,7 +11991,18 @@
         <w:t xml:space="preserve"> </w:t>
       </w:r>
       <w:r>
-        <w:t xml:space="preserve">IT-1 to IT-3.</w:t>
+        <w:t xml:space="preserve">the pivot integration tests in §</w:t>
+      </w:r>
+      <w:hyperlink w:anchor="subsec:integrationtest">
+        <w:r>
+          <w:rPr>
+            <w:rStyle w:val="Hyperlink"/>
+          </w:rPr>
+          <w:t xml:space="preserve">7.1.3</w:t>
+        </w:r>
+      </w:hyperlink>
+      <w:r>
+        <w:t xml:space="preserve">.</w:t>
       </w:r>
     </w:p>
     <w:p>
@@ -12091,7 +12017,7 @@
           <w:bCs/>
           <w:b/>
         </w:rPr>
-        <w:t xml:space="preserve">FR-6:</w:t>
+        <w:t xml:space="preserve">REST endpoints:</w:t>
       </w:r>
       <w:r>
         <w:t xml:space="preserve"> </w:t>
@@ -12178,7 +12104,18 @@
         <w:t xml:space="preserve"> </w:t>
       </w:r>
       <w:r>
-        <w:t xml:space="preserve">and IT-4.</w:t>
+        <w:t xml:space="preserve">and the REST integration tests in §</w:t>
+      </w:r>
+      <w:hyperlink w:anchor="subsec:integrationtest">
+        <w:r>
+          <w:rPr>
+            <w:rStyle w:val="Hyperlink"/>
+          </w:rPr>
+          <w:t xml:space="preserve">7.1.3</w:t>
+        </w:r>
+      </w:hyperlink>
+      <w:r>
+        <w:t xml:space="preserve">.</w:t>
       </w:r>
     </w:p>
     <w:p>
@@ -12193,7 +12130,7 @@
           <w:bCs/>
           <w:b/>
         </w:rPr>
-        <w:t xml:space="preserve">FR-7:</w:t>
+        <w:t xml:space="preserve">Model discovery at start-up:</w:t>
       </w:r>
       <w:r>
         <w:t xml:space="preserve"> </w:t>
@@ -12215,7 +12152,18 @@
         <w:t xml:space="preserve"> </w:t>
       </w:r>
       <w:r>
-        <w:t xml:space="preserve">IT-4.</w:t>
+        <w:t xml:space="preserve">the REST integration tests in §</w:t>
+      </w:r>
+      <w:hyperlink w:anchor="subsec:integrationtest">
+        <w:r>
+          <w:rPr>
+            <w:rStyle w:val="Hyperlink"/>
+          </w:rPr>
+          <w:t xml:space="preserve">7.1.3</w:t>
+        </w:r>
+      </w:hyperlink>
+      <w:r>
+        <w:t xml:space="preserve">.</w:t>
       </w:r>
     </w:p>
     <w:p>
@@ -12230,7 +12178,7 @@
           <w:bCs/>
           <w:b/>
         </w:rPr>
-        <w:t xml:space="preserve">FR-8:</w:t>
+        <w:t xml:space="preserve">Teacher one-best generation:</w:t>
       </w:r>
       <w:r>
         <w:t xml:space="preserve"> </w:t>
@@ -12278,7 +12226,7 @@
           <w:bCs/>
           <w:b/>
         </w:rPr>
-        <w:t xml:space="preserve">FR-9:</w:t>
+        <w:t xml:space="preserve">Selectable training target:</w:t>
       </w:r>
       <w:r>
         <w:t xml:space="preserve"> </w:t>
@@ -12326,7 +12274,7 @@
           <w:bCs/>
           <w:b/>
         </w:rPr>
-        <w:t xml:space="preserve">FR-10:</w:t>
+        <w:t xml:space="preserve">Quantisation and export:</w:t>
       </w:r>
       <w:r>
         <w:t xml:space="preserve"> </w:t>
@@ -12374,7 +12322,7 @@
           <w:bCs/>
           <w:b/>
         </w:rPr>
-        <w:t xml:space="preserve">FR-11:</w:t>
+        <w:t xml:space="preserve">Per-direction quality reporting:</w:t>
       </w:r>
       <w:r>
         <w:t xml:space="preserve"> </w:t>
@@ -12422,7 +12370,7 @@
           <w:bCs/>
           <w:b/>
         </w:rPr>
-        <w:t xml:space="preserve">FR-12:</w:t>
+        <w:t xml:space="preserve">Incremental language addition:</w:t>
       </w:r>
       <w:r>
         <w:t xml:space="preserve"> </w:t>
@@ -12492,7 +12440,7 @@
           <w:bCs/>
           <w:b/>
         </w:rPr>
-        <w:t xml:space="preserve">NFR-1, performance:</w:t>
+        <w:t xml:space="preserve">Performance:</w:t>
       </w:r>
       <w:r>
         <w:t xml:space="preserve"> </w:t>
@@ -12529,7 +12477,7 @@
           <w:bCs/>
           <w:b/>
         </w:rPr>
-        <w:t xml:space="preserve">NFR-2, size:</w:t>
+        <w:t xml:space="preserve">Size:</w:t>
       </w:r>
       <w:r>
         <w:t xml:space="preserve"> </w:t>
@@ -12566,7 +12514,7 @@
           <w:bCs/>
           <w:b/>
         </w:rPr>
-        <w:t xml:space="preserve">NFR-3, accuracy:</w:t>
+        <w:t xml:space="preserve">Accuracy:</w:t>
       </w:r>
       <w:r>
         <w:t xml:space="preserve"> </w:t>
@@ -12603,7 +12551,7 @@
           <w:bCs/>
           <w:b/>
         </w:rPr>
-        <w:t xml:space="preserve">NFR-4, availability:</w:t>
+        <w:t xml:space="preserve">Availability:</w:t>
       </w:r>
       <w:r>
         <w:t xml:space="preserve"> </w:t>
@@ -12640,7 +12588,7 @@
           <w:bCs/>
           <w:b/>
         </w:rPr>
-        <w:t xml:space="preserve">NFR-5, privacy:</w:t>
+        <w:t xml:space="preserve">Privacy:</w:t>
       </w:r>
       <w:r>
         <w:t xml:space="preserve"> </w:t>
@@ -12677,7 +12625,7 @@
           <w:bCs/>
           <w:b/>
         </w:rPr>
-        <w:t xml:space="preserve">NFR-6, portability:</w:t>
+        <w:t xml:space="preserve">Portability:</w:t>
       </w:r>
       <w:r>
         <w:t xml:space="preserve"> </w:t>
@@ -12714,7 +12662,7 @@
           <w:bCs/>
           <w:b/>
         </w:rPr>
-        <w:t xml:space="preserve">NFR-7, maintainability:</w:t>
+        <w:t xml:space="preserve">Maintainability:</w:t>
       </w:r>
       <w:r>
         <w:t xml:space="preserve"> </w:t>
@@ -12757,7 +12705,7 @@
           <w:bCs/>
           <w:b/>
         </w:rPr>
-        <w:t xml:space="preserve">NFR-8, testability:</w:t>
+        <w:t xml:space="preserve">Testability:</w:t>
       </w:r>
       <w:r>
         <w:t xml:space="preserve"> </w:t>
@@ -12794,7 +12742,7 @@
           <w:bCs/>
           <w:b/>
         </w:rPr>
-        <w:t xml:space="preserve">NFR-9, reliability:</w:t>
+        <w:t xml:space="preserve">Reliability:</w:t>
       </w:r>
       <w:r>
         <w:t xml:space="preserve"> </w:t>
@@ -12866,7 +12814,7 @@
           <w:bCs/>
           <w:b/>
         </w:rPr>
-        <w:t xml:space="preserve">DR-1.</w:t>
+        <w:t xml:space="preserve">Script-qualified language codes.</w:t>
       </w:r>
       <w:r>
         <w:t xml:space="preserve"> </w:t>
@@ -12926,7 +12874,7 @@
           <w:bCs/>
           <w:b/>
         </w:rPr>
-        <w:t xml:space="preserve">DR-2.</w:t>
+        <w:t xml:space="preserve">Joiner preservation.</w:t>
       </w:r>
       <w:r>
         <w:t xml:space="preserve"> </w:t>
@@ -12959,7 +12907,7 @@
           <w:bCs/>
           <w:b/>
         </w:rPr>
-        <w:t xml:space="preserve">DR-3.</w:t>
+        <w:t xml:space="preserve">Script-fraction cleaning.</w:t>
       </w:r>
       <w:r>
         <w:t xml:space="preserve"> </w:t>
@@ -12992,7 +12940,7 @@
           <w:bCs/>
           <w:b/>
         </w:rPr>
-        <w:t xml:space="preserve">DR-4.</w:t>
+        <w:t xml:space="preserve">Held-out human references.</w:t>
       </w:r>
       <w:r>
         <w:t xml:space="preserve"> </w:t>
@@ -13045,7 +12993,7 @@
           <w:bCs/>
           <w:b/>
         </w:rPr>
-        <w:t xml:space="preserve">DR-5.</w:t>
+        <w:t xml:space="preserve">Reserved tokenizer tags.</w:t>
       </w:r>
       <w:r>
         <w:t xml:space="preserve"> </w:t>
@@ -13084,13 +13032,13 @@
           <w:bCs/>
           <w:b/>
         </w:rPr>
-        <w:t xml:space="preserve">DR-6.</w:t>
-      </w:r>
-      <w:r>
-        <w:t xml:space="preserve"> </w:t>
-      </w:r>
-      <w:r>
-        <w:t xml:space="preserve">BLEU must not be compared across languages. Agglutinative</w:t>
+        <w:t xml:space="preserve">BLEU is not comparable across languages.</w:t>
+      </w:r>
+      <w:r>
+        <w:t xml:space="preserve"> </w:t>
+      </w:r>
+      <w:r>
+        <w:t xml:space="preserve">Agglutinative</w:t>
       </w:r>
       <w:r>
         <w:t xml:space="preserve"> </w:t>
@@ -13222,13 +13170,7 @@
         <w:pStyle w:val="FirstParagraph"/>
       </w:pPr>
       <w:r>
-        <w:t xml:space="preserve">The project decomposes into nine engineering milestones, M0 through M8, followed</w:t>
-      </w:r>
-      <w:r>
-        <w:t xml:space="preserve"> </w:t>
-      </w:r>
-      <w:r>
-        <w:t xml:space="preserve">by a hardening and delivery milestone. Each milestone is a single commit with a</w:t>
+        <w:t xml:space="preserve">The project decomposes into ten engineering milestones, M0 through M9. Each milestone is a single commit with a</w:t>
       </w:r>
       <w:r>
         <w:t xml:space="preserve"> </w:t>
@@ -13269,7 +13211,7 @@
           <w:bCs/>
           <w:b/>
         </w:rPr>
-        <w:t xml:space="preserve">M0, scaffold.</w:t>
+        <w:t xml:space="preserve">Scaffold (M0).</w:t>
       </w:r>
       <w:r>
         <w:t xml:space="preserve"> </w:t>
@@ -13306,7 +13248,7 @@
           <w:bCs/>
           <w:b/>
         </w:rPr>
-        <w:t xml:space="preserve">M1, data pipeline.</w:t>
+        <w:t xml:space="preserve">Data pipeline (M1).</w:t>
       </w:r>
       <w:r>
         <w:t xml:space="preserve"> </w:t>
@@ -13355,7 +13297,7 @@
           <w:bCs/>
           <w:b/>
         </w:rPr>
-        <w:t xml:space="preserve">M2, teacher integration.</w:t>
+        <w:t xml:space="preserve">Teacher integration (M2).</w:t>
       </w:r>
       <w:r>
         <w:t xml:space="preserve"> </w:t>
@@ -13392,7 +13334,7 @@
           <w:bCs/>
           <w:b/>
         </w:rPr>
-        <w:t xml:space="preserve">M3, preference generation.</w:t>
+        <w:t xml:space="preserve">Preference generation (M3).</w:t>
       </w:r>
       <w:r>
         <w:t xml:space="preserve"> </w:t>
@@ -13497,7 +13439,7 @@
           <w:bCs/>
           <w:b/>
         </w:rPr>
-        <w:t xml:space="preserve">M4, sFT and DPO training.</w:t>
+        <w:t xml:space="preserve">SFT and DPO training (M4).</w:t>
       </w:r>
       <w:r>
         <w:t xml:space="preserve"> </w:t>
@@ -13534,7 +13476,7 @@
           <w:bCs/>
           <w:b/>
         </w:rPr>
-        <w:t xml:space="preserve">M5, quantisation and offline inference.</w:t>
+        <w:t xml:space="preserve">Quantisation and offline inference (M5).</w:t>
       </w:r>
       <w:r>
         <w:t xml:space="preserve"> </w:t>
@@ -13571,7 +13513,7 @@
           <w:bCs/>
           <w:b/>
         </w:rPr>
-        <w:t xml:space="preserve">M6, interfaces.</w:t>
+        <w:t xml:space="preserve">Interfaces (M6).</w:t>
       </w:r>
       <w:r>
         <w:t xml:space="preserve"> </w:t>
@@ -13608,7 +13550,7 @@
           <w:bCs/>
           <w:b/>
         </w:rPr>
-        <w:t xml:space="preserve">M7, all-in-One KD.</w:t>
+        <w:t xml:space="preserve">All-in-One KD (M7).</w:t>
       </w:r>
       <w:r>
         <w:t xml:space="preserve"> </w:t>
@@ -13645,7 +13587,7 @@
           <w:bCs/>
           <w:b/>
         </w:rPr>
-        <w:t xml:space="preserve">M8, elastic Weight Consolidation.</w:t>
+        <w:t xml:space="preserve">Elastic Weight Consolidation (M8).</w:t>
       </w:r>
       <w:r>
         <w:t xml:space="preserve"> </w:t>
@@ -13682,7 +13624,7 @@
           <w:bCs/>
           <w:b/>
         </w:rPr>
-        <w:t xml:space="preserve">M9, hardening and delivery.</w:t>
+        <w:t xml:space="preserve">Hardening and delivery (M9).</w:t>
       </w:r>
       <w:r>
         <w:t xml:space="preserve"> </w:t>
@@ -13742,7 +13684,7 @@
           <w:bCs/>
           <w:b/>
         </w:rPr>
-        <w:t xml:space="preserve">P2-A, SeqKD baseline and head-to-head.</w:t>
+        <w:t xml:space="preserve">SeqKD baseline and head-to-head.</w:t>
       </w:r>
       <w:r>
         <w:t xml:space="preserve"> </w:t>
@@ -13808,7 +13750,7 @@
           <w:bCs/>
           <w:b/>
         </w:rPr>
-        <w:t xml:space="preserve">P2-B, gPU campaign.</w:t>
+        <w:t xml:space="preserve">GPU campaign.</w:t>
       </w:r>
       <w:r>
         <w:t xml:space="preserve"> </w:t>
@@ -13845,7 +13787,7 @@
           <w:bCs/>
           <w:b/>
         </w:rPr>
-        <w:t xml:space="preserve">P2-C, collapse diagnosis and recovery.</w:t>
+        <w:t xml:space="preserve">Collapse diagnosis and recovery.</w:t>
       </w:r>
       <w:r>
         <w:t xml:space="preserve"> </w:t>
@@ -13882,7 +13824,7 @@
           <w:bCs/>
           <w:b/>
         </w:rPr>
-        <w:t xml:space="preserve">P2-D, english-pivot routing.</w:t>
+        <w:t xml:space="preserve">English-pivot routing.</w:t>
       </w:r>
       <w:r>
         <w:t xml:space="preserve"> </w:t>
@@ -13919,7 +13861,7 @@
           <w:bCs/>
           <w:b/>
         </w:rPr>
-        <w:t xml:space="preserve">P2-E, frontend and release.</w:t>
+        <w:t xml:space="preserve">Frontend and release.</w:t>
       </w:r>
       <w:r>
         <w:t xml:space="preserve"> </w:t>
@@ -13956,7 +13898,7 @@
           <w:bCs/>
           <w:b/>
         </w:rPr>
-        <w:t xml:space="preserve">P2-F, report and paper.</w:t>
+        <w:t xml:space="preserve">Report and paper.</w:t>
       </w:r>
       <w:r>
         <w:t xml:space="preserve"> </w:t>
@@ -14686,7 +14628,7 @@
           <w:bCs/>
           <w:b/>
         </w:rPr>
-        <w:t xml:space="preserve">A, literature survey and requirements.</w:t>
+        <w:t xml:space="preserve">Literature survey and requirements (A).</w:t>
       </w:r>
       <w:r>
         <w:t xml:space="preserve"> </w:t>
@@ -14828,7 +14770,7 @@
           <w:bCs/>
           <w:b/>
         </w:rPr>
-        <w:t xml:space="preserve">B, system design.</w:t>
+        <w:t xml:space="preserve">System design (B).</w:t>
       </w:r>
       <w:r>
         <w:t xml:space="preserve"> </w:t>
@@ -14970,7 +14912,7 @@
           <w:bCs/>
           <w:b/>
         </w:rPr>
-        <w:t xml:space="preserve">C, pipeline implementation (M0–M4).</w:t>
+        <w:t xml:space="preserve">Pipeline implementation (C).</w:t>
       </w:r>
       <w:r>
         <w:t xml:space="preserve"> </w:t>
@@ -15112,7 +15054,7 @@
           <w:bCs/>
           <w:b/>
         </w:rPr>
-        <w:t xml:space="preserve">D, corpus preparation.</w:t>
+        <w:t xml:space="preserve">Corpus preparation (D).</w:t>
       </w:r>
       <w:r>
         <w:t xml:space="preserve"> </w:t>
@@ -15254,7 +15196,7 @@
           <w:bCs/>
           <w:b/>
         </w:rPr>
-        <w:t xml:space="preserve">E, teacher distillation.</w:t>
+        <w:t xml:space="preserve">Teacher distillation (E).</w:t>
       </w:r>
       <w:r>
         <w:t xml:space="preserve"> </w:t>
@@ -15538,7 +15480,7 @@
           <w:bCs/>
           <w:b/>
         </w:rPr>
-        <w:t xml:space="preserve">G, collapse diagnosis &amp; retraining.</w:t>
+        <w:t xml:space="preserve">Collapse diagnosis &amp; retraining (G).</w:t>
       </w:r>
       <w:r>
         <w:t xml:space="preserve"> </w:t>
@@ -15680,7 +15622,7 @@
           <w:bCs/>
           <w:b/>
         </w:rPr>
-        <w:t xml:space="preserve">H, quantisation &amp; ONNX export.</w:t>
+        <w:t xml:space="preserve">Quantisation &amp; ONNX export (H).</w:t>
       </w:r>
       <w:r>
         <w:t xml:space="preserve"> </w:t>
@@ -15822,7 +15764,7 @@
           <w:bCs/>
           <w:b/>
         </w:rPr>
-        <w:t xml:space="preserve">I, interfaces &amp; pivot routing.</w:t>
+        <w:t xml:space="preserve">Interfaces &amp; pivot routing (I).</w:t>
       </w:r>
       <w:r>
         <w:t xml:space="preserve"> </w:t>
@@ -15964,7 +15906,7 @@
           <w:bCs/>
           <w:b/>
         </w:rPr>
-        <w:t xml:space="preserve">J, evaluation &amp; scorecard.</w:t>
+        <w:t xml:space="preserve">Evaluation &amp; scorecard (J).</w:t>
       </w:r>
       <w:r>
         <w:t xml:space="preserve"> </w:t>
@@ -16106,7 +16048,7 @@
           <w:bCs/>
           <w:b/>
         </w:rPr>
-        <w:t xml:space="preserve">K, documentation &amp; report.</w:t>
+        <w:t xml:space="preserve">Documentation &amp; report (K).</w:t>
       </w:r>
       <w:r>
         <w:t xml:space="preserve"> </w:t>
@@ -16850,7 +16792,7 @@
           <w:bCs/>
           <w:b/>
         </w:rPr>
-        <w:t xml:space="preserve">R1, gated access to the teacher checkpoints and the BPCC corpus.</w:t>
+        <w:t xml:space="preserve">Gated access to the teacher checkpoints and the BPCC corpus.</w:t>
       </w:r>
       <w:r>
         <w:t xml:space="preserve"> </w:t>
@@ -16887,7 +16829,7 @@
           <w:bCs/>
           <w:b/>
         </w:rPr>
-        <w:t xml:space="preserve">R2, no GPU available locally.</w:t>
+        <w:t xml:space="preserve">No GPU available locally.</w:t>
       </w:r>
       <w:r>
         <w:t xml:space="preserve"> </w:t>
@@ -16924,7 +16866,7 @@
           <w:bCs/>
           <w:b/>
         </w:rPr>
-        <w:t xml:space="preserve">R3, student fails to reach the quality target.</w:t>
+        <w:t xml:space="preserve">Student fails to reach the quality target.</w:t>
       </w:r>
       <w:r>
         <w:t xml:space="preserve"> </w:t>
@@ -16961,7 +16903,7 @@
           <w:bCs/>
           <w:b/>
         </w:rPr>
-        <w:t xml:space="preserve">R4, training instability or divergence.</w:t>
+        <w:t xml:space="preserve">Training instability or divergence.</w:t>
       </w:r>
       <w:r>
         <w:t xml:space="preserve"> </w:t>
@@ -17006,7 +16948,7 @@
           <w:bCs/>
           <w:b/>
         </w:rPr>
-        <w:t xml:space="preserve">R5, cloud session time limits kill long runs.</w:t>
+        <w:t xml:space="preserve">Cloud session time limits kill long runs.</w:t>
       </w:r>
       <w:r>
         <w:t xml:space="preserve"> </w:t>
@@ -17043,7 +16985,7 @@
           <w:bCs/>
           <w:b/>
         </w:rPr>
-        <w:t xml:space="preserve">R6, quantised model exceeds the size budget.</w:t>
+        <w:t xml:space="preserve">Quantised model exceeds the size budget.</w:t>
       </w:r>
       <w:r>
         <w:t xml:space="preserve"> </w:t>
@@ -17080,7 +17022,7 @@
           <w:bCs/>
           <w:b/>
         </w:rPr>
-        <w:t xml:space="preserve">R7, inference too slow on CPU.</w:t>
+        <w:t xml:space="preserve">Inference too slow on CPU.</w:t>
       </w:r>
       <w:r>
         <w:t xml:space="preserve"> </w:t>
@@ -17117,7 +17059,7 @@
           <w:bCs/>
           <w:b/>
         </w:rPr>
-        <w:t xml:space="preserve">R8, dependency and environment conflicts.</w:t>
+        <w:t xml:space="preserve">Dependency and environment conflicts.</w:t>
       </w:r>
       <w:r>
         <w:t xml:space="preserve"> </w:t>
@@ -17165,7 +17107,7 @@
           <w:bCs/>
           <w:b/>
         </w:rPr>
-        <w:t xml:space="preserve">R9, insufficient corpus for low-resource languages.</w:t>
+        <w:t xml:space="preserve">Insufficient corpus for low-resource languages.</w:t>
       </w:r>
       <w:r>
         <w:t xml:space="preserve"> </w:t>
@@ -19601,7 +19543,114 @@
         <w:pStyle w:val="FirstParagraph"/>
       </w:pPr>
       <w:r>
-        <w:t xml:space="preserve">The system exposes the following external interfaces.</w:t>
+        <w:t xml:space="preserve">Figure </w:t>
+      </w:r>
+      <w:hyperlink w:anchor="fig:interfaces">
+        <w:r>
+          <w:rPr>
+            <w:rStyle w:val="Hyperlink"/>
+          </w:rPr>
+          <w:t xml:space="preserve">5.2</w:t>
+        </w:r>
+      </w:hyperlink>
+      <w:r>
+        <w:t xml:space="preserve"> </w:t>
+      </w:r>
+      <w:r>
+        <w:t xml:space="preserve">shows how the four client surfaces reach the</w:t>
+      </w:r>
+      <w:r>
+        <w:t xml:space="preserve"> </w:t>
+      </w:r>
+      <w:r>
+        <w:t xml:space="preserve">models. Every one of them resolves to the same inference engine, so behaviour</w:t>
+      </w:r>
+      <w:r>
+        <w:t xml:space="preserve"> </w:t>
+      </w:r>
+      <w:r>
+        <w:t xml:space="preserve">cannot drift between them: the REST service is the only network-facing</w:t>
+      </w:r>
+      <w:r>
+        <w:t xml:space="preserve"> </w:t>
+      </w:r>
+      <w:r>
+        <w:t xml:space="preserve">component, and the command-line tool bypasses it by linking the engine</w:t>
+      </w:r>
+      <w:r>
+        <w:t xml:space="preserve"> </w:t>
+      </w:r>
+      <w:r>
+        <w:t xml:space="preserve">directly.</w:t>
+      </w:r>
+    </w:p>
+    <w:p>
+      <w:pPr>
+        <w:pStyle w:val="CaptionedFigure"/>
+      </w:pPr>
+      <w:r>
+        <w:drawing>
+          <wp:inline>
+            <wp:extent cx="5334000" cy="2948796"/>
+            <wp:effectExtent b="0" l="0" r="0" t="0"/>
+            <wp:docPr descr="" title="" id="115" name="Picture"/>
+            <a:graphic>
+              <a:graphicData uri="http://schemas.openxmlformats.org/drawingml/2006/picture">
+                <pic:pic>
+                  <pic:nvPicPr>
+                    <pic:cNvPr descr="figures/auto10.png" id="116" name="Picture"/>
+                    <pic:cNvPicPr>
+                      <a:picLocks noChangeArrowheads="1" noChangeAspect="1"/>
+                    </pic:cNvPicPr>
+                  </pic:nvPicPr>
+                  <pic:blipFill>
+                    <a:blip r:embed="rId114"/>
+                    <a:stretch>
+                      <a:fillRect/>
+                    </a:stretch>
+                  </pic:blipFill>
+                  <pic:spPr bwMode="auto">
+                    <a:xfrm>
+                      <a:off x="0" y="0"/>
+                      <a:ext cx="5334000" cy="2948796"/>
+                    </a:xfrm>
+                    <a:prstGeom prst="rect">
+                      <a:avLst/>
+                    </a:prstGeom>
+                    <a:noFill/>
+                    <a:ln w="9525">
+                      <a:noFill/>
+                      <a:headEnd/>
+                      <a:tailEnd/>
+                    </a:ln>
+                  </pic:spPr>
+                </pic:pic>
+              </a:graphicData>
+            </a:graphic>
+          </wp:inline>
+        </w:drawing>
+      </w:r>
+    </w:p>
+    <w:p>
+      <w:pPr>
+        <w:pStyle w:val="ImageCaption"/>
+      </w:pPr>
+      <w:r>
+        <w:t xml:space="preserve">External interface design: four client surfaces over one shared</w:t>
+      </w:r>
+      <w:r>
+        <w:t xml:space="preserve"> </w:t>
+      </w:r>
+      <w:r>
+        <w:t xml:space="preserve">inference engine</w:t>
+      </w:r>
+    </w:p>
+    <w:p>
+      <w:pPr>
+        <w:pStyle w:val="BodyText"/>
+      </w:pPr>
+      <w:r>
+        <w:t xml:space="preserve">The interfaces themselves are specified below.</w:t>
       </w:r>
     </w:p>
     <w:p>
@@ -34385,18 +34434,18 @@
           <wp:inline>
             <wp:extent cx="5334000" cy="1862034"/>
             <wp:effectExtent b="0" l="0" r="0" t="0"/>
-            <wp:docPr descr="" title="" id="147" name="Picture"/>
+            <wp:docPr descr="" title="" id="150" name="Picture"/>
             <a:graphic>
               <a:graphicData uri="http://schemas.openxmlformats.org/drawingml/2006/picture">
                 <pic:pic>
                   <pic:nvPicPr>
-                    <pic:cNvPr descr="figures/auto10.png" id="148" name="Picture"/>
+                    <pic:cNvPr descr="figures/auto11.png" id="151" name="Picture"/>
                     <pic:cNvPicPr>
                       <a:picLocks noChangeArrowheads="1" noChangeAspect="1"/>
                     </pic:cNvPicPr>
                   </pic:nvPicPr>
                   <pic:blipFill>
-                    <a:blip r:embed="rId146"/>
+                    <a:blip r:embed="rId149"/>
                     <a:stretch>
                       <a:fillRect/>
                     </a:stretch>
@@ -35206,7 +35255,7 @@
           <w:bCs/>
           <w:b/>
         </w:rPr>
-        <w:t xml:space="preserve">UT-1.</w:t>
+        <w:t xml:space="preserve">Direct translation.</w:t>
       </w:r>
       <w:r>
         <w:t xml:space="preserve"> </w:t>
@@ -35312,7 +35361,7 @@
           <w:bCs/>
           <w:b/>
         </w:rPr>
-        <w:t xml:space="preserve">UT-2.</w:t>
+        <w:t xml:space="preserve">Identical source and target.</w:t>
       </w:r>
       <w:r>
         <w:t xml:space="preserve"> </w:t>
@@ -35453,7 +35502,7 @@
           <w:bCs/>
           <w:b/>
         </w:rPr>
-        <w:t xml:space="preserve">UT-3.</w:t>
+        <w:t xml:space="preserve">Unknown language code.</w:t>
       </w:r>
       <w:r>
         <w:t xml:space="preserve"> </w:t>
@@ -35550,7 +35599,7 @@
           <w:bCs/>
           <w:b/>
         </w:rPr>
-        <w:t xml:space="preserve">UT-4.</w:t>
+        <w:t xml:space="preserve">Empty input.</w:t>
       </w:r>
       <w:r>
         <w:t xml:space="preserve"> </w:t>
@@ -35638,7 +35687,7 @@
           <w:bCs/>
           <w:b/>
         </w:rPr>
-        <w:t xml:space="preserve">UT-5.</w:t>
+        <w:t xml:space="preserve">Over-length input.</w:t>
       </w:r>
       <w:r>
         <w:t xml:space="preserve"> </w:t>
@@ -35737,7 +35786,7 @@
           <w:bCs/>
           <w:b/>
         </w:rPr>
-        <w:t xml:space="preserve">UT-6.</w:t>
+        <w:t xml:space="preserve">Well-formed pair.</w:t>
       </w:r>
       <w:r>
         <w:t xml:space="preserve"> </w:t>
@@ -35816,7 +35865,7 @@
           <w:bCs/>
           <w:b/>
         </w:rPr>
-        <w:t xml:space="preserve">UT-7.</w:t>
+        <w:t xml:space="preserve">Length-ratio filter.</w:t>
       </w:r>
       <w:r>
         <w:t xml:space="preserve"> </w:t>
@@ -35924,7 +35973,7 @@
           <w:bCs/>
           <w:b/>
         </w:rPr>
-        <w:t xml:space="preserve">UT-8.</w:t>
+        <w:t xml:space="preserve">Script-fraction filter.</w:t>
       </w:r>
       <w:r>
         <w:t xml:space="preserve"> </w:t>
@@ -36033,7 +36082,7 @@
           <w:bCs/>
           <w:b/>
         </w:rPr>
-        <w:t xml:space="preserve">UT-9.</w:t>
+        <w:t xml:space="preserve">Joiner preservation.</w:t>
       </w:r>
       <w:r>
         <w:t xml:space="preserve"> </w:t>
@@ -36112,7 +36161,7 @@
           <w:bCs/>
           <w:b/>
         </w:rPr>
-        <w:t xml:space="preserve">UT-10.</w:t>
+        <w:t xml:space="preserve">Duplicate removal.</w:t>
       </w:r>
       <w:r>
         <w:t xml:space="preserve"> </w:t>
@@ -36225,7 +36274,7 @@
           <w:bCs/>
           <w:b/>
         </w:rPr>
-        <w:t xml:space="preserve">UT-11.</w:t>
+        <w:t xml:space="preserve">Frozen DPO reference.</w:t>
       </w:r>
       <w:r>
         <w:t xml:space="preserve"> </w:t>
@@ -36316,7 +36365,7 @@
           <w:bCs/>
           <w:b/>
         </w:rPr>
-        <w:t xml:space="preserve">UT-12.</w:t>
+        <w:t xml:space="preserve">Loss convergence.</w:t>
       </w:r>
       <w:r>
         <w:t xml:space="preserve"> </w:t>
@@ -36395,7 +36444,7 @@
           <w:bCs/>
           <w:b/>
         </w:rPr>
-        <w:t xml:space="preserve">UT-13.</w:t>
+        <w:t xml:space="preserve">Padding masked from the loss.</w:t>
       </w:r>
       <w:r>
         <w:t xml:space="preserve"> </w:t>
@@ -36494,7 +36543,7 @@
           <w:bCs/>
           <w:b/>
         </w:rPr>
-        <w:t xml:space="preserve">UT-14.</w:t>
+        <w:t xml:space="preserve">EWC penalty at the snapshot.</w:t>
       </w:r>
       <w:r>
         <w:t xml:space="preserve"> </w:t>
@@ -36644,7 +36693,7 @@
           <w:bCs/>
           <w:b/>
         </w:rPr>
-        <w:t xml:space="preserve">UT-15.</w:t>
+        <w:t xml:space="preserve">All-in-One KD coverage.</w:t>
       </w:r>
       <w:r>
         <w:t xml:space="preserve"> </w:t>
@@ -36759,7 +36808,7 @@
           <w:bCs/>
           <w:b/>
         </w:rPr>
-        <w:t xml:space="preserve">IT-1.</w:t>
+        <w:t xml:space="preserve">Hindi to Bengali via English.</w:t>
       </w:r>
       <w:r>
         <w:t xml:space="preserve"> </w:t>
@@ -36870,7 +36919,7 @@
           <w:bCs/>
           <w:b/>
         </w:rPr>
-        <w:t xml:space="preserve">IT-2.</w:t>
+        <w:t xml:space="preserve">Tamil to Telugu via English.</w:t>
       </w:r>
       <w:r>
         <w:t xml:space="preserve"> </w:t>
@@ -36967,7 +37016,7 @@
           <w:bCs/>
           <w:b/>
         </w:rPr>
-        <w:t xml:space="preserve">IT-3.</w:t>
+        <w:t xml:space="preserve">Assamese to Bengali via English.</w:t>
       </w:r>
       <w:r>
         <w:t xml:space="preserve"> </w:t>
@@ -37064,7 +37113,7 @@
           <w:bCs/>
           <w:b/>
         </w:rPr>
-        <w:t xml:space="preserve">IT-4.</w:t>
+        <w:t xml:space="preserve">Marathi to Kannada via English.</w:t>
       </w:r>
       <w:r>
         <w:t xml:space="preserve"> </w:t>
@@ -37171,7 +37220,7 @@
           <w:bCs/>
           <w:b/>
         </w:rPr>
-        <w:t xml:space="preserve">IT-5.</w:t>
+        <w:t xml:space="preserve">Model discovery endpoint.</w:t>
       </w:r>
       <w:r>
         <w:t xml:space="preserve"> </w:t>
@@ -37274,7 +37323,7 @@
           <w:bCs/>
           <w:b/>
         </w:rPr>
-        <w:t xml:space="preserve">IT-6.</w:t>
+        <w:t xml:space="preserve">Language registry endpoint.</w:t>
       </w:r>
       <w:r>
         <w:t xml:space="preserve"> </w:t>
@@ -37359,7 +37408,7 @@
           <w:bCs/>
           <w:b/>
         </w:rPr>
-        <w:t xml:space="preserve">IT-7.</w:t>
+        <w:t xml:space="preserve">Translation endpoint on a real model.</w:t>
       </w:r>
       <w:r>
         <w:t xml:space="preserve"> </w:t>
@@ -37511,7 +37560,7 @@
           <w:bCs/>
           <w:b/>
         </w:rPr>
-        <w:t xml:space="preserve">IT-8.</w:t>
+        <w:t xml:space="preserve">Translation endpoint error handling.</w:t>
       </w:r>
       <w:r>
         <w:t xml:space="preserve"> </w:t>
@@ -37599,7 +37648,7 @@
           <w:bCs/>
           <w:b/>
         </w:rPr>
-        <w:t xml:space="preserve">IT-9.</w:t>
+        <w:t xml:space="preserve">Browser CORS preflight.</w:t>
       </w:r>
       <w:r>
         <w:t xml:space="preserve"> </w:t>
@@ -37695,7 +37744,7 @@
           <w:bCs/>
           <w:b/>
         </w:rPr>
-        <w:t xml:space="preserve">IT-10.</w:t>
+        <w:t xml:space="preserve">Corpus to evaluation pipeline.</w:t>
       </w:r>
       <w:r>
         <w:t xml:space="preserve"> </w:t>
@@ -37825,7 +37874,7 @@
           <w:bCs/>
           <w:b/>
         </w:rPr>
-        <w:t xml:space="preserve">IT-11.</w:t>
+        <w:t xml:space="preserve">Train, quantise and translate offline.</w:t>
       </w:r>
       <w:r>
         <w:t xml:space="preserve"> </w:t>
@@ -37955,7 +38004,7 @@
           <w:bCs/>
           <w:b/>
         </w:rPr>
-        <w:t xml:space="preserve">IT-12.</w:t>
+        <w:t xml:space="preserve">Pair-agnostic pipeline.</w:t>
       </w:r>
       <w:r>
         <w:t xml:space="preserve"> </w:t>
@@ -38045,7 +38094,7 @@
           <w:bCs/>
           <w:b/>
         </w:rPr>
-        <w:t xml:space="preserve">IT-13.</w:t>
+        <w:t xml:space="preserve">CLI and REST parity.</w:t>
       </w:r>
       <w:r>
         <w:t xml:space="preserve"> </w:t>
@@ -38117,7 +38166,13 @@
         <w:pStyle w:val="FirstParagraph"/>
       </w:pPr>
       <w:r>
-        <w:t xml:space="preserve">IT-13 deserves a note, because it was added in response to a genuine defect. The</w:t>
+        <w:t xml:space="preserve">The CLI and REST parity test deserves a note, because it was added in response</w:t>
+      </w:r>
+      <w:r>
+        <w:t xml:space="preserve"> </w:t>
+      </w:r>
+      <w:r>
+        <w:t xml:space="preserve">to a genuine defect. The</w:t>
       </w:r>
       <w:r>
         <w:t xml:space="preserve"> </w:t>
@@ -38206,7 +38261,7 @@
           <w:bCs/>
           <w:b/>
         </w:rPr>
-        <w:t xml:space="preserve">ST-1, artifact size.</w:t>
+        <w:t xml:space="preserve">Artifact size.</w:t>
       </w:r>
       <w:r>
         <w:t xml:space="preserve"> </w:t>
@@ -38280,7 +38335,7 @@
           <w:bCs/>
           <w:b/>
         </w:rPr>
-        <w:t xml:space="preserve">ST-2, inference latency.</w:t>
+        <w:t xml:space="preserve">Inference latency.</w:t>
       </w:r>
       <w:r>
         <w:t xml:space="preserve"> </w:t>
@@ -38354,7 +38409,7 @@
           <w:bCs/>
           <w:b/>
         </w:rPr>
-        <w:t xml:space="preserve">ST-3, offline operation.</w:t>
+        <w:t xml:space="preserve">Offline operation.</w:t>
       </w:r>
       <w:r>
         <w:t xml:space="preserve"> </w:t>
@@ -38417,7 +38472,7 @@
           <w:bCs/>
           <w:b/>
         </w:rPr>
-        <w:t xml:space="preserve">ST-4, quality ratio.</w:t>
+        <w:t xml:space="preserve">Quality ratio.</w:t>
       </w:r>
       <w:r>
         <w:t xml:space="preserve"> </w:t>
@@ -38494,7 +38549,7 @@
           <w:bCs/>
           <w:b/>
         </w:rPr>
-        <w:t xml:space="preserve">ST-5, model health across all directions.</w:t>
+        <w:t xml:space="preserve">Model health across all directions.</w:t>
       </w:r>
       <w:r>
         <w:t xml:space="preserve"> </w:t>
@@ -38557,7 +38612,7 @@
           <w:bCs/>
           <w:b/>
         </w:rPr>
-        <w:t xml:space="preserve">ST-6, coverage.</w:t>
+        <w:t xml:space="preserve">Coverage.</w:t>
       </w:r>
       <w:r>
         <w:t xml:space="preserve"> </w:t>
@@ -38613,7 +38668,7 @@
         <w:pStyle w:val="FirstParagraph"/>
       </w:pPr>
       <w:r>
-        <w:t xml:space="preserve">ST-5 was implemented as a dedicated script,</w:t>
+        <w:t xml:space="preserve">The model-health check was implemented as a dedicated script,</w:t>
       </w:r>
       <w:r>
         <w:t xml:space="preserve"> </w:t>
@@ -38704,7 +38759,7 @@
           <w:bCs/>
           <w:b/>
         </w:rPr>
-        <w:t xml:space="preserve">D1, padding counted in the training loss.</w:t>
+        <w:t xml:space="preserve">Padding counted in the training loss.</w:t>
       </w:r>
       <w:r>
         <w:t xml:space="preserve"> </w:t>
@@ -38736,7 +38791,7 @@
         <w:t xml:space="preserve"> </w:t>
       </w:r>
       <w:r>
-        <w:t xml:space="preserve">Loss-plausibility check plus UT-13.</w:t>
+        <w:t xml:space="preserve">Loss-plausibility check plus the padding-mask unit test.</w:t>
       </w:r>
     </w:p>
     <w:p>
@@ -38751,7 +38806,7 @@
           <w:bCs/>
           <w:b/>
         </w:rPr>
-        <w:t xml:space="preserve">D2, leading BOS added to labels.</w:t>
+        <w:t xml:space="preserve">Leading BOS added to labels.</w:t>
       </w:r>
       <w:r>
         <w:t xml:space="preserve"> </w:t>
@@ -38783,7 +38838,7 @@
         <w:t xml:space="preserve"> </w:t>
       </w:r>
       <w:r>
-        <w:t xml:space="preserve">End-to-end evaluation (IT-10).</w:t>
+        <w:t xml:space="preserve">The corpus-to-evaluation pipeline test.</w:t>
       </w:r>
     </w:p>
     <w:p>
@@ -38798,7 +38853,7 @@
           <w:bCs/>
           <w:b/>
         </w:rPr>
-        <w:t xml:space="preserve">D3, learning-rate warmup silently ignored.</w:t>
+        <w:t xml:space="preserve">Learning-rate warmup silently ignored.</w:t>
       </w:r>
       <w:r>
         <w:t xml:space="preserve"> </w:t>
@@ -38845,7 +38900,7 @@
           <w:bCs/>
           <w:b/>
         </w:rPr>
-        <w:t xml:space="preserve">D4, missing gradient clipping.</w:t>
+        <w:t xml:space="preserve">Missing gradient clipping.</w:t>
       </w:r>
       <w:r>
         <w:t xml:space="preserve"> </w:t>
@@ -38892,7 +38947,7 @@
           <w:bCs/>
           <w:b/>
         </w:rPr>
-        <w:t xml:space="preserve">D5, positional-embedding overflow.</w:t>
+        <w:t xml:space="preserve">Positional-embedding overflow.</w:t>
       </w:r>
       <w:r>
         <w:t xml:space="preserve"> </w:t>
@@ -38924,7 +38979,7 @@
         <w:t xml:space="preserve"> </w:t>
       </w:r>
       <w:r>
-        <w:t xml:space="preserve">UT-5 (regression test added).</w:t>
+        <w:t xml:space="preserve">The over-length input unit test, added as a regression test.</w:t>
       </w:r>
     </w:p>
     <w:p>
@@ -38939,7 +38994,7 @@
           <w:bCs/>
           <w:b/>
         </w:rPr>
-        <w:t xml:space="preserve">D6, cLI ignored the requested language pair.</w:t>
+        <w:t xml:space="preserve">CLI ignored the requested language pair.</w:t>
       </w:r>
       <w:r>
         <w:t xml:space="preserve"> </w:t>
@@ -38971,7 +39026,7 @@
         <w:t xml:space="preserve"> </w:t>
       </w:r>
       <w:r>
-        <w:t xml:space="preserve">IT-13.</w:t>
+        <w:t xml:space="preserve">The CLI and REST parity test.</w:t>
       </w:r>
     </w:p>
     <w:p>
@@ -38986,7 +39041,7 @@
           <w:bCs/>
           <w:b/>
         </w:rPr>
-        <w:t xml:space="preserve">D7, teacher post-processing deadlock.</w:t>
+        <w:t xml:space="preserve">Teacher post-processing deadlock.</w:t>
       </w:r>
       <w:r>
         <w:t xml:space="preserve"> </w:t>
@@ -39056,7 +39111,7 @@
           <w:bCs/>
           <w:b/>
         </w:rPr>
-        <w:t xml:space="preserve">D8, package shadowing (</w:t>
+        <w:t xml:space="preserve">Package shadowing (</w:t>
       </w:r>
       <w:r>
         <w:rPr>
@@ -39163,7 +39218,7 @@
           <w:bCs/>
           <w:b/>
         </w:rPr>
-        <w:t xml:space="preserve">D9, missing checkpoint treated as a remote identifier.</w:t>
+        <w:t xml:space="preserve">Missing checkpoint treated as a remote identifier.</w:t>
       </w:r>
       <w:r>
         <w:t xml:space="preserve"> </w:t>
@@ -39210,7 +39265,7 @@
           <w:bCs/>
           <w:b/>
         </w:rPr>
-        <w:t xml:space="preserve">D10, stub and real engines leaked state between tests.</w:t>
+        <w:t xml:space="preserve">Stub and real engines leaked state between tests.</w:t>
       </w:r>
       <w:r>
         <w:t xml:space="preserve"> </w:t>
@@ -39798,7 +39853,7 @@
           <w:bCs/>
           <w:b/>
         </w:rPr>
-        <w:t xml:space="preserve">S0.</w:t>
+        <w:t xml:space="preserve">Naive baseline (S0).</w:t>
       </w:r>
       <w:r>
         <w:t xml:space="preserve"> </w:t>
@@ -39819,7 +39874,7 @@
           <w:bCs/>
           <w:b/>
         </w:rPr>
-        <w:t xml:space="preserve">S1.</w:t>
+        <w:t xml:space="preserve">Sequence-level distillation (S1).</w:t>
       </w:r>
       <w:r>
         <w:t xml:space="preserve"> </w:t>
@@ -39840,7 +39895,7 @@
           <w:bCs/>
           <w:b/>
         </w:rPr>
-        <w:t xml:space="preserve">S2.</w:t>
+        <w:t xml:space="preserve">Preference distillation (S2).</w:t>
       </w:r>
       <w:r>
         <w:t xml:space="preserve"> </w:t>
@@ -39861,7 +39916,7 @@
           <w:bCs/>
           <w:b/>
         </w:rPr>
-        <w:t xml:space="preserve">S3.</w:t>
+        <w:t xml:space="preserve">Distillation then DPO (S3).</w:t>
       </w:r>
       <w:r>
         <w:t xml:space="preserve"> </w:t>
@@ -39887,18 +39942,18 @@
           <wp:inline>
             <wp:extent cx="5334000" cy="2372901"/>
             <wp:effectExtent b="0" l="0" r="0" t="0"/>
-            <wp:docPr descr="" title="" id="169" name="Picture"/>
+            <wp:docPr descr="" title="" id="172" name="Picture"/>
             <a:graphic>
               <a:graphicData uri="http://schemas.openxmlformats.org/drawingml/2006/picture">
                 <pic:pic>
                   <pic:nvPicPr>
-                    <pic:cNvPr descr="figures/auto11.png" id="170" name="Picture"/>
+                    <pic:cNvPr descr="figures/auto12.png" id="173" name="Picture"/>
                     <pic:cNvPicPr>
                       <a:picLocks noChangeArrowheads="1" noChangeAspect="1"/>
                     </pic:cNvPicPr>
                   </pic:nvPicPr>
                   <pic:blipFill>
-                    <a:blip r:embed="rId168"/>
+                    <a:blip r:embed="rId171"/>
                     <a:stretch>
                       <a:fillRect/>
                     </a:stretch>
@@ -40404,18 +40459,18 @@
           <wp:inline>
             <wp:extent cx="5334000" cy="2273874"/>
             <wp:effectExtent b="0" l="0" r="0" t="0"/>
-            <wp:docPr descr="" title="" id="175" name="Picture"/>
+            <wp:docPr descr="" title="" id="178" name="Picture"/>
             <a:graphic>
               <a:graphicData uri="http://schemas.openxmlformats.org/drawingml/2006/picture">
                 <pic:pic>
                   <pic:nvPicPr>
-                    <pic:cNvPr descr="figures/auto12.png" id="176" name="Picture"/>
+                    <pic:cNvPr descr="figures/auto13.png" id="179" name="Picture"/>
                     <pic:cNvPicPr>
                       <a:picLocks noChangeArrowheads="1" noChangeAspect="1"/>
                     </pic:cNvPicPr>
                   </pic:nvPicPr>
                   <pic:blipFill>
-                    <a:blip r:embed="rId174"/>
+                    <a:blip r:embed="rId177"/>
                     <a:stretch>
                       <a:fillRect/>
                     </a:stretch>
@@ -41922,18 +41977,18 @@
           <wp:inline>
             <wp:extent cx="5334000" cy="5645590"/>
             <wp:effectExtent b="0" l="0" r="0" t="0"/>
-            <wp:docPr descr="" title="" id="181" name="Picture"/>
+            <wp:docPr descr="" title="" id="184" name="Picture"/>
             <a:graphic>
               <a:graphicData uri="http://schemas.openxmlformats.org/drawingml/2006/picture">
                 <pic:pic>
                   <pic:nvPicPr>
-                    <pic:cNvPr descr="figures/auto13.png" id="182" name="Picture"/>
+                    <pic:cNvPr descr="figures/auto14.png" id="185" name="Picture"/>
                     <pic:cNvPicPr>
                       <a:picLocks noChangeArrowheads="1" noChangeAspect="1"/>
                     </pic:cNvPicPr>
                   </pic:nvPicPr>
                   <pic:blipFill>
-                    <a:blip r:embed="rId180"/>
+                    <a:blip r:embed="rId183"/>
                     <a:stretch>
                       <a:fillRect/>
                     </a:stretch>
@@ -42304,18 +42359,18 @@
           <wp:inline>
             <wp:extent cx="5334000" cy="2970778"/>
             <wp:effectExtent b="0" l="0" r="0" t="0"/>
-            <wp:docPr descr="" title="" id="185" name="Picture"/>
+            <wp:docPr descr="" title="" id="188" name="Picture"/>
             <a:graphic>
               <a:graphicData uri="http://schemas.openxmlformats.org/drawingml/2006/picture">
                 <pic:pic>
                   <pic:nvPicPr>
-                    <pic:cNvPr descr="figures/auto14.png" id="186" name="Picture"/>
+                    <pic:cNvPr descr="figures/auto15.png" id="189" name="Picture"/>
                     <pic:cNvPicPr>
                       <a:picLocks noChangeArrowheads="1" noChangeAspect="1"/>
                     </pic:cNvPicPr>
                   </pic:nvPicPr>
                   <pic:blipFill>
-                    <a:blip r:embed="rId184"/>
+                    <a:blip r:embed="rId187"/>
                     <a:stretch>
                       <a:fillRect/>
                     </a:stretch>
@@ -42590,18 +42645,18 @@
           <wp:inline>
             <wp:extent cx="5334000" cy="5559923"/>
             <wp:effectExtent b="0" l="0" r="0" t="0"/>
-            <wp:docPr descr="" title="" id="189" name="Picture"/>
+            <wp:docPr descr="" title="" id="192" name="Picture"/>
             <a:graphic>
               <a:graphicData uri="http://schemas.openxmlformats.org/drawingml/2006/picture">
                 <pic:pic>
                   <pic:nvPicPr>
-                    <pic:cNvPr descr="figures/auto15.png" id="190" name="Picture"/>
+                    <pic:cNvPr descr="figures/auto16.png" id="193" name="Picture"/>
                     <pic:cNvPicPr>
                       <a:picLocks noChangeArrowheads="1" noChangeAspect="1"/>
                     </pic:cNvPicPr>
                   </pic:nvPicPr>
                   <pic:blipFill>
-                    <a:blip r:embed="rId188"/>
+                    <a:blip r:embed="rId191"/>
                     <a:stretch>
                       <a:fillRect/>
                     </a:stretch>
@@ -45901,7 +45956,7 @@
           <w:bCs/>
           <w:b/>
         </w:rPr>
-        <w:t xml:space="preserve">O1, Ratio</w:t>
+        <w:t xml:space="preserve">Ratio</w:t>
       </w:r>
       <w:r>
         <w:rPr>
@@ -45957,7 +46012,7 @@
           <w:bCs/>
           <w:b/>
         </w:rPr>
-        <w:t xml:space="preserve">O2, Latency</w:t>
+        <w:t xml:space="preserve">Latency</w:t>
       </w:r>
       <w:r>
         <w:rPr>
@@ -46013,7 +46068,7 @@
           <w:bCs/>
           <w:b/>
         </w:rPr>
-        <w:t xml:space="preserve">O3, Size</w:t>
+        <w:t xml:space="preserve">Size</w:t>
       </w:r>
       <w:r>
         <w:rPr>
@@ -46069,7 +46124,7 @@
           <w:bCs/>
           <w:b/>
         </w:rPr>
-        <w:t xml:space="preserve">O4, Fully offline.</w:t>
+        <w:t xml:space="preserve">Fully offline.</w:t>
       </w:r>
       <w:r>
         <w:t xml:space="preserve"> </w:t>
@@ -46100,7 +46155,7 @@
           <w:bCs/>
           <w:b/>
         </w:rPr>
-        <w:t xml:space="preserve">O5, Test the distillation hypothesis.</w:t>
+        <w:t xml:space="preserve">Test the distillation hypothesis.</w:t>
       </w:r>
       <w:r>
         <w:t xml:space="preserve"> </w:t>
@@ -46131,7 +46186,7 @@
           <w:bCs/>
           <w:b/>
         </w:rPr>
-        <w:t xml:space="preserve">O6, Coverage and extensibility.</w:t>
+        <w:t xml:space="preserve">Coverage and extensibility.</w:t>
       </w:r>
       <w:r>
         <w:t xml:space="preserve"> </w:t>
@@ -46419,7 +46474,7 @@
         <w:pStyle w:val="FirstParagraph"/>
       </w:pPr>
       <w:r>
-        <w:t xml:space="preserve">The project states its limitations plainly, because several of them bound how</w:t>
+        <w:t xml:space="preserve">The project states its limitations plainly, because each of them bounds how</w:t>
       </w:r>
       <w:r>
         <w:t xml:space="preserve"> </w:t>
@@ -46430,34 +46485,49 @@
     </w:p>
     <w:p>
       <w:pPr>
-        <w:pStyle w:val="BodyText"/>
-      </w:pPr>
-      <w:r>
-        <w:rPr>
-          <w:bCs/>
-          <w:b/>
-        </w:rPr>
-        <w:t xml:space="preserve">Eight directions fall short of the quality target</w:t>
-      </w:r>
-      <w:r>
-        <w:t xml:space="preserve">, at ratios between</w:t>
-      </w:r>
-      <w:r>
-        <w:t xml:space="preserve"> </w:t>
-      </w:r>
-      <w:r>
-        <w:t xml:space="preserve">0.755 and 0.787. Their supervised losses cluster at 2.00 to 2.32, the upper end</w:t>
-      </w:r>
-      <w:r>
-        <w:t xml:space="preserve"> </w:t>
-      </w:r>
-      <w:r>
-        <w:t xml:space="preserve">of the healthy band, which indicates under-convergence rather than instability.</w:t>
-      </w:r>
-    </w:p>
-    <w:p>
-      <w:pPr>
-        <w:pStyle w:val="BodyText"/>
+        <w:numPr>
+          <w:ilvl w:val="0"/>
+          <w:numId w:val="1062"/>
+        </w:numPr>
+      </w:pPr>
+      <w:r>
+        <w:rPr>
+          <w:bCs/>
+          <w:b/>
+        </w:rPr>
+        <w:t xml:space="preserve">Eight directions fall short of the quality target,</w:t>
+      </w:r>
+      <w:r>
+        <w:t xml:space="preserve"> </w:t>
+      </w:r>
+      <w:r>
+        <w:t xml:space="preserve">at ratios</w:t>
+      </w:r>
+      <w:r>
+        <w:t xml:space="preserve"> </w:t>
+      </w:r>
+      <w:r>
+        <w:t xml:space="preserve">between 0.755 and 0.787. Their supervised losses cluster at 2.00 to 2.32, the</w:t>
+      </w:r>
+      <w:r>
+        <w:t xml:space="preserve"> </w:t>
+      </w:r>
+      <w:r>
+        <w:t xml:space="preserve">upper end of the healthy band, which indicates under-convergence rather than</w:t>
+      </w:r>
+      <w:r>
+        <w:t xml:space="preserve"> </w:t>
+      </w:r>
+      <w:r>
+        <w:t xml:space="preserve">instability.</w:t>
+      </w:r>
+    </w:p>
+    <w:p>
+      <w:pPr>
+        <w:numPr>
+          <w:ilvl w:val="0"/>
+          <w:numId w:val="1062"/>
+        </w:numPr>
       </w:pPr>
       <w:r>
         <w:rPr>
@@ -46470,36 +46540,39 @@
         <w:t xml:space="preserve"> </w:t>
       </w:r>
       <w:r>
-        <w:t xml:space="preserve">The ungated distilled-200M teacher scores</w:t>
-      </w:r>
-      <w:r>
-        <w:t xml:space="preserve"> </w:t>
-      </w:r>
-      <w:r>
-        <w:t xml:space="preserve">only 27 to 29 BLEU on these slices. A student at 0.806 of that is a student at</w:t>
-      </w:r>
-      <w:r>
-        <w:t xml:space="preserve"> </w:t>
-      </w:r>
-      <w:r>
-        <w:t xml:space="preserve">roughly 80 % of a model that is itself well below the gated one-billion-parameter</w:t>
-      </w:r>
-      <w:r>
-        <w:t xml:space="preserve"> </w:t>
-      </w:r>
-      <w:r>
-        <w:t xml:space="preserve">flagship. Raising the ceiling requires teacher access, not more student</w:t>
-      </w:r>
-      <w:r>
-        <w:t xml:space="preserve"> </w:t>
-      </w:r>
-      <w:r>
-        <w:t xml:space="preserve">training.</w:t>
-      </w:r>
-    </w:p>
-    <w:p>
-      <w:pPr>
-        <w:pStyle w:val="BodyText"/>
+        <w:t xml:space="preserve">The ungated distilled-200M teacher</w:t>
+      </w:r>
+      <w:r>
+        <w:t xml:space="preserve"> </w:t>
+      </w:r>
+      <w:r>
+        <w:t xml:space="preserve">scores only 27 to 29 BLEU on these slices, so a student at 0.806 of that sits</w:t>
+      </w:r>
+      <w:r>
+        <w:t xml:space="preserve"> </w:t>
+      </w:r>
+      <w:r>
+        <w:t xml:space="preserve">at roughly four fifths of a model that is itself well below the gated</w:t>
+      </w:r>
+      <w:r>
+        <w:t xml:space="preserve"> </w:t>
+      </w:r>
+      <w:r>
+        <w:t xml:space="preserve">one-billion-parameter flagship. Raising the ceiling requires teacher access,</w:t>
+      </w:r>
+      <w:r>
+        <w:t xml:space="preserve"> </w:t>
+      </w:r>
+      <w:r>
+        <w:t xml:space="preserve">not more student training.</w:t>
+      </w:r>
+    </w:p>
+    <w:p>
+      <w:pPr>
+        <w:numPr>
+          <w:ilvl w:val="0"/>
+          <w:numId w:val="1062"/>
+        </w:numPr>
       </w:pPr>
       <w:r>
         <w:rPr>
@@ -46535,43 +46608,13 @@
         </m:r>
       </m:oMath>
       <w:r>
-        <w:t xml:space="preserve">English alone). The</w:t>
-      </w:r>
-      <w:r>
-        <w:t xml:space="preserve"> </w:t>
-      </w:r>
-      <w:r>
-        <w:t xml:space="preserve">figures are internally comparable but should not be set beside published</w:t>
-      </w:r>
-      <w:r>
-        <w:t xml:space="preserve"> </w:t>
-      </w:r>
-      <w:r>
-        <w:t xml:space="preserve">IndicTrans2 results. FLORES-200 rescoring is required for that and is the first</w:t>
-      </w:r>
-      <w:r>
-        <w:t xml:space="preserve"> </w:t>
-      </w:r>
-      <w:r>
-        <w:t xml:space="preserve">item of future work.</w:t>
-      </w:r>
-    </w:p>
-    <w:p>
-      <w:pPr>
-        <w:pStyle w:val="BodyText"/>
-      </w:pPr>
-      <w:r>
-        <w:rPr>
-          <w:bCs/>
-          <w:b/>
-        </w:rPr>
-        <w:t xml:space="preserve">BLEU is the wrong metric for several covered languages.</w:t>
-      </w:r>
-      <w:r>
-        <w:t xml:space="preserve"> </w:t>
-      </w:r>
-      <w:r>
-        <w:t xml:space="preserve">English</w:t>
+        <w:t xml:space="preserve">English alone). BLEU</w:t>
+      </w:r>
+      <w:r>
+        <w:t xml:space="preserve"> </w:t>
+      </w:r>
+      <w:r>
+        <w:t xml:space="preserve">also understates the agglutinative languages: English</w:t>
       </w:r>
       <m:oMath>
         <m:r>
@@ -46582,25 +46625,108 @@
         </m:r>
       </m:oMath>
       <w:r>
-        <w:t xml:space="preserve">Malayalam passes at a ratio of 0.863 on 5.2 BLEU, because</w:t>
-      </w:r>
-      <w:r>
-        <w:t xml:space="preserve"> </w:t>
-      </w:r>
-      <w:r>
-        <w:t xml:space="preserve">Malayalam’s agglutinative morphology defeats n-gram overlap. Some of the</w:t>
-      </w:r>
-      <w:r>
-        <w:t xml:space="preserve"> </w:t>
-      </w:r>
-      <w:r>
-        <w:t xml:space="preserve">near-misses, particularly the Tamil and Malayalam directions, may already</w:t>
-      </w:r>
-      <w:r>
-        <w:t xml:space="preserve"> </w:t>
-      </w:r>
-      <w:r>
-        <w:t xml:space="preserve">pass under COMET.</w:t>
+        <w:t xml:space="preserve">Malayalam passes</w:t>
+      </w:r>
+      <w:r>
+        <w:t xml:space="preserve"> </w:t>
+      </w:r>
+      <w:r>
+        <w:t xml:space="preserve">at a ratio of 0.863 on 5.2 BLEU. The figures are internally comparable but</w:t>
+      </w:r>
+      <w:r>
+        <w:t xml:space="preserve"> </w:t>
+      </w:r>
+      <w:r>
+        <w:t xml:space="preserve">should not be set beside published IndicTrans2 results without FLORES-200</w:t>
+      </w:r>
+      <w:r>
+        <w:t xml:space="preserve"> </w:t>
+      </w:r>
+      <w:r>
+        <w:t xml:space="preserve">rescoring under COMET.</w:t>
+      </w:r>
+    </w:p>
+    <w:p>
+      <w:pPr>
+        <w:numPr>
+          <w:ilvl w:val="0"/>
+          <w:numId w:val="1062"/>
+        </w:numPr>
+      </w:pPr>
+      <w:r>
+        <w:rPr>
+          <w:bCs/>
+          <w:b/>
+        </w:rPr>
+        <w:t xml:space="preserve">ARM latency is projected, not measured.</w:t>
+      </w:r>
+      <w:r>
+        <w:t xml:space="preserve"> </w:t>
+      </w:r>
+      <w:r>
+        <w:t xml:space="preserve">All timings were taken</w:t>
+      </w:r>
+      <w:r>
+        <w:t xml:space="preserve"> </w:t>
+      </w:r>
+      <w:r>
+        <w:t xml:space="preserve">on x86 CPUs. The target is ARM Cortex-A55 class hardware, and although the</w:t>
+      </w:r>
+      <w:r>
+        <w:t xml:space="preserve"> </w:t>
+      </w:r>
+      <w:r>
+        <w:t xml:space="preserve">margin is large, roughly 150 ms against a 500 ms budget, the figure remains</w:t>
+      </w:r>
+      <w:r>
+        <w:t xml:space="preserve"> </w:t>
+      </w:r>
+      <w:r>
+        <w:t xml:space="preserve">unverified on the intended silicon.</w:t>
+      </w:r>
+    </w:p>
+    <w:p>
+      <w:pPr>
+        <w:pStyle w:val="Heading2"/>
+      </w:pPr>
+      <w:r>
+        <w:t xml:space="preserve">Applications</w:t>
+      </w:r>
+    </w:p>
+    <w:p>
+      <w:pPr>
+        <w:pStyle w:val="FirstParagraph"/>
+      </w:pPr>
+      <w:r>
+        <w:rPr>
+          <w:bCs/>
+          <w:b/>
+        </w:rPr>
+        <w:t xml:space="preserve">Rural healthcare.</w:t>
+      </w:r>
+      <w:r>
+        <w:t xml:space="preserve"> </w:t>
+      </w:r>
+      <w:r>
+        <w:t xml:space="preserve">A doctor or ASHA worker can converse with a patient</w:t>
+      </w:r>
+      <w:r>
+        <w:t xml:space="preserve"> </w:t>
+      </w:r>
+      <w:r>
+        <w:t xml:space="preserve">across a language boundary on a handset with no connectivity. The privacy</w:t>
+      </w:r>
+      <w:r>
+        <w:t xml:space="preserve"> </w:t>
+      </w:r>
+      <w:r>
+        <w:t xml:space="preserve">property matters as much as the offline one: a patient’s described symptoms</w:t>
+      </w:r>
+      <w:r>
+        <w:t xml:space="preserve"> </w:t>
+      </w:r>
+      <w:r>
+        <w:t xml:space="preserve">never leave the device.</w:t>
       </w:r>
     </w:p>
     <w:p>
@@ -46612,31 +46738,31 @@
           <w:bCs/>
           <w:b/>
         </w:rPr>
-        <w:t xml:space="preserve">ARM latency is projected, not measured.</w:t>
-      </w:r>
-      <w:r>
-        <w:t xml:space="preserve"> </w:t>
-      </w:r>
-      <w:r>
-        <w:t xml:space="preserve">All timings were taken on x86</w:t>
-      </w:r>
-      <w:r>
-        <w:t xml:space="preserve"> </w:t>
-      </w:r>
-      <w:r>
-        <w:t xml:space="preserve">CPUs. The target is ARM Cortex-A55 class hardware, and although the margin is</w:t>
-      </w:r>
-      <w:r>
-        <w:t xml:space="preserve"> </w:t>
-      </w:r>
-      <w:r>
-        <w:t xml:space="preserve">large (roughly 150 ms against a 500 ms budget), the figure remains</w:t>
-      </w:r>
-      <w:r>
-        <w:t xml:space="preserve"> </w:t>
-      </w:r>
-      <w:r>
-        <w:t xml:space="preserve">unverified on the intended silicon.</w:t>
+        <w:t xml:space="preserve">Defence and border operations.</w:t>
+      </w:r>
+      <w:r>
+        <w:t xml:space="preserve"> </w:t>
+      </w:r>
+      <w:r>
+        <w:t xml:space="preserve">Patrol units operating beyond cellular</w:t>
+      </w:r>
+      <w:r>
+        <w:t xml:space="preserve"> </w:t>
+      </w:r>
+      <w:r>
+        <w:t xml:space="preserve">coverage can translate locally. Because there is no transmission, there is no</w:t>
+      </w:r>
+      <w:r>
+        <w:t xml:space="preserve"> </w:t>
+      </w:r>
+      <w:r>
+        <w:t xml:space="preserve">signal to intercept and no dependency on infrastructure that may be unavailable</w:t>
+      </w:r>
+      <w:r>
+        <w:t xml:space="preserve"> </w:t>
+      </w:r>
+      <w:r>
+        <w:t xml:space="preserve">or compromised.</w:t>
       </w:r>
     </w:p>
     <w:p>
@@ -46648,25 +46774,25 @@
           <w:bCs/>
           <w:b/>
         </w:rPr>
-        <w:t xml:space="preserve">INT4 is INT4 in name only.</w:t>
-      </w:r>
-      <w:r>
-        <w:t xml:space="preserve"> </w:t>
-      </w:r>
-      <w:r>
-        <w:t xml:space="preserve">The ONNX Runtime CPU execution provider has</w:t>
-      </w:r>
-      <w:r>
-        <w:t xml:space="preserve"> </w:t>
-      </w:r>
-      <w:r>
-        <w:t xml:space="preserve">no true 4-bit kernel, so INT4 and INT8 land within 0.7 MB of each other. Real</w:t>
-      </w:r>
-      <w:r>
-        <w:t xml:space="preserve"> </w:t>
-      </w:r>
-      <w:r>
-        <w:t xml:space="preserve">4-bit storage would require a different runtime.</w:t>
+        <w:t xml:space="preserve">Education.</w:t>
+      </w:r>
+      <w:r>
+        <w:t xml:space="preserve"> </w:t>
+      </w:r>
+      <w:r>
+        <w:t xml:space="preserve">Multilingual tutoring tools can serve students in their own</w:t>
+      </w:r>
+      <w:r>
+        <w:t xml:space="preserve"> </w:t>
+      </w:r>
+      <w:r>
+        <w:t xml:space="preserve">language at zero marginal cost per query, which is what makes deployment across</w:t>
+      </w:r>
+      <w:r>
+        <w:t xml:space="preserve"> </w:t>
+      </w:r>
+      <w:r>
+        <w:t xml:space="preserve">many schools economically feasible.</w:t>
       </w:r>
     </w:p>
     <w:p>
@@ -46678,31 +46804,127 @@
           <w:bCs/>
           <w:b/>
         </w:rPr>
-        <w:t xml:space="preserve">Pivot error is unquantified.</w:t>
-      </w:r>
-      <w:r>
-        <w:t xml:space="preserve"> </w:t>
-      </w:r>
-      <w:r>
-        <w:t xml:space="preserve">Indic-to-Indic translations pass through</w:t>
-      </w:r>
-      <w:r>
-        <w:t xml:space="preserve"> </w:t>
-      </w:r>
-      <w:r>
-        <w:t xml:space="preserve">two models and may accumulate error from both. The pivot was verified to</w:t>
-      </w:r>
-      <w:r>
-        <w:t xml:space="preserve"> </w:t>
-      </w:r>
-      <w:r>
-        <w:t xml:space="preserve">function correctly and produce sensible output, but no systematic BLEU</w:t>
-      </w:r>
-      <w:r>
-        <w:t xml:space="preserve"> </w:t>
-      </w:r>
-      <w:r>
-        <w:t xml:space="preserve">evaluation of pivoted pairs against direct references was performed.</w:t>
+        <w:t xml:space="preserve">Government service delivery.</w:t>
+      </w:r>
+      <w:r>
+        <w:t xml:space="preserve"> </w:t>
+      </w:r>
+      <w:r>
+        <w:t xml:space="preserve">Forms, notices and entitlement documents</w:t>
+      </w:r>
+      <w:r>
+        <w:t xml:space="preserve"> </w:t>
+      </w:r>
+      <w:r>
+        <w:t xml:space="preserve">can be translated at a gram panchayat counter without the counter needing a</w:t>
+      </w:r>
+      <w:r>
+        <w:t xml:space="preserve"> </w:t>
+      </w:r>
+      <w:r>
+        <w:t xml:space="preserve">working internet connection or a commercial API subscription.</w:t>
+      </w:r>
+    </w:p>
+    <w:p>
+      <w:pPr>
+        <w:pStyle w:val="BodyText"/>
+      </w:pPr>
+      <w:r>
+        <w:rPr>
+          <w:bCs/>
+          <w:b/>
+        </w:rPr>
+        <w:t xml:space="preserve">Disaster relief.</w:t>
+      </w:r>
+      <w:r>
+        <w:t xml:space="preserve"> </w:t>
+      </w:r>
+      <w:r>
+        <w:t xml:space="preserve">Field workers can communicate with affected</w:t>
+      </w:r>
+      <w:r>
+        <w:t xml:space="preserve"> </w:t>
+      </w:r>
+      <w:r>
+        <w:t xml:space="preserve">communities precisely during the window when networks are down, the moment</w:t>
+      </w:r>
+      <w:r>
+        <w:t xml:space="preserve"> </w:t>
+      </w:r>
+      <w:r>
+        <w:t xml:space="preserve">when a cloud translator is guaranteed to be unavailable.</w:t>
+      </w:r>
+    </w:p>
+    <w:p>
+      <w:pPr>
+        <w:pStyle w:val="BodyText"/>
+      </w:pPr>
+      <w:r>
+        <w:rPr>
+          <w:bCs/>
+          <w:b/>
+        </w:rPr>
+        <w:t xml:space="preserve">Privacy-sensitive documents.</w:t>
+      </w:r>
+      <w:r>
+        <w:t xml:space="preserve"> </w:t>
+      </w:r>
+      <w:r>
+        <w:t xml:space="preserve">Legal, medical and financial text can be</w:t>
+      </w:r>
+      <w:r>
+        <w:t xml:space="preserve"> </w:t>
+      </w:r>
+      <w:r>
+        <w:t xml:space="preserve">translated without disclosure to a third party, which is a structural guarantee</w:t>
+      </w:r>
+      <w:r>
+        <w:t xml:space="preserve"> </w:t>
+      </w:r>
+      <w:r>
+        <w:t xml:space="preserve">here rather than a contractual one.</w:t>
+      </w:r>
+    </w:p>
+    <w:p>
+      <w:pPr>
+        <w:pStyle w:val="BodyText"/>
+      </w:pPr>
+      <w:r>
+        <w:rPr>
+          <w:bCs/>
+          <w:b/>
+        </w:rPr>
+        <w:t xml:space="preserve">As a research artifact.</w:t>
+      </w:r>
+      <w:r>
+        <w:t xml:space="preserve"> </w:t>
+      </w:r>
+      <w:r>
+        <w:t xml:space="preserve">The distillation pipeline is not</w:t>
+      </w:r>
+      <w:r>
+        <w:t xml:space="preserve"> </w:t>
+      </w:r>
+      <w:r>
+        <w:t xml:space="preserve">Indic-specific. Any language family with a strong teacher and a noisy parallel</w:t>
+      </w:r>
+      <w:r>
+        <w:t xml:space="preserve"> </w:t>
+      </w:r>
+      <w:r>
+        <w:t xml:space="preserve">corpus can use the same configuration-driven process, and the reported</w:t>
+      </w:r>
+      <w:r>
+        <w:t xml:space="preserve"> </w:t>
+      </w:r>
+      <w:r>
+        <w:t xml:space="preserve">comparison gives practitioners a concrete data point on which training signal to</w:t>
+      </w:r>
+      <w:r>
+        <w:t xml:space="preserve"> </w:t>
+      </w:r>
+      <w:r>
+        <w:t xml:space="preserve">choose.</w:t>
       </w:r>
     </w:p>
     <w:p>
@@ -46710,7 +46932,7 @@
         <w:pStyle w:val="Heading2"/>
       </w:pPr>
       <w:r>
-        <w:t xml:space="preserve">Applications</w:t>
+        <w:t xml:space="preserve">Future Scope</w:t>
       </w:r>
     </w:p>
     <w:p>
@@ -46718,285 +46940,25 @@
         <w:pStyle w:val="FirstParagraph"/>
       </w:pPr>
       <w:r>
-        <w:rPr>
-          <w:bCs/>
-          <w:b/>
-        </w:rPr>
-        <w:t xml:space="preserve">Rural healthcare.</w:t>
-      </w:r>
-      <w:r>
-        <w:t xml:space="preserve"> </w:t>
-      </w:r>
-      <w:r>
-        <w:t xml:space="preserve">A doctor or ASHA worker can converse with a patient</w:t>
-      </w:r>
-      <w:r>
-        <w:t xml:space="preserve"> </w:t>
-      </w:r>
-      <w:r>
-        <w:t xml:space="preserve">across a language boundary on a handset with no connectivity. The privacy</w:t>
-      </w:r>
-      <w:r>
-        <w:t xml:space="preserve"> </w:t>
-      </w:r>
-      <w:r>
-        <w:t xml:space="preserve">property matters as much as the offline one: a patient’s described symptoms</w:t>
-      </w:r>
-      <w:r>
-        <w:t xml:space="preserve"> </w:t>
-      </w:r>
-      <w:r>
-        <w:t xml:space="preserve">never leave the device.</w:t>
-      </w:r>
-    </w:p>
-    <w:p>
-      <w:pPr>
-        <w:pStyle w:val="BodyText"/>
-      </w:pPr>
-      <w:r>
-        <w:rPr>
-          <w:bCs/>
-          <w:b/>
-        </w:rPr>
-        <w:t xml:space="preserve">Defence and border operations.</w:t>
-      </w:r>
-      <w:r>
-        <w:t xml:space="preserve"> </w:t>
-      </w:r>
-      <w:r>
-        <w:t xml:space="preserve">Patrol units operating beyond cellular</w:t>
-      </w:r>
-      <w:r>
-        <w:t xml:space="preserve"> </w:t>
-      </w:r>
-      <w:r>
-        <w:t xml:space="preserve">coverage can translate locally. Because there is no transmission, there is no</w:t>
-      </w:r>
-      <w:r>
-        <w:t xml:space="preserve"> </w:t>
-      </w:r>
-      <w:r>
-        <w:t xml:space="preserve">signal to intercept and no dependency on infrastructure that may be unavailable</w:t>
-      </w:r>
-      <w:r>
-        <w:t xml:space="preserve"> </w:t>
-      </w:r>
-      <w:r>
-        <w:t xml:space="preserve">or compromised.</w:t>
-      </w:r>
-    </w:p>
-    <w:p>
-      <w:pPr>
-        <w:pStyle w:val="BodyText"/>
-      </w:pPr>
-      <w:r>
-        <w:rPr>
-          <w:bCs/>
-          <w:b/>
-        </w:rPr>
-        <w:t xml:space="preserve">Education.</w:t>
-      </w:r>
-      <w:r>
-        <w:t xml:space="preserve"> </w:t>
-      </w:r>
-      <w:r>
-        <w:t xml:space="preserve">Multilingual tutoring tools can serve students in their own</w:t>
-      </w:r>
-      <w:r>
-        <w:t xml:space="preserve"> </w:t>
-      </w:r>
-      <w:r>
-        <w:t xml:space="preserve">language at zero marginal cost per query, which is what makes deployment across</w:t>
-      </w:r>
-      <w:r>
-        <w:t xml:space="preserve"> </w:t>
-      </w:r>
-      <w:r>
-        <w:t xml:space="preserve">many schools economically feasible.</w:t>
-      </w:r>
-    </w:p>
-    <w:p>
-      <w:pPr>
-        <w:pStyle w:val="BodyText"/>
-      </w:pPr>
-      <w:r>
-        <w:rPr>
-          <w:bCs/>
-          <w:b/>
-        </w:rPr>
-        <w:t xml:space="preserve">Government service delivery.</w:t>
-      </w:r>
-      <w:r>
-        <w:t xml:space="preserve"> </w:t>
-      </w:r>
-      <w:r>
-        <w:t xml:space="preserve">Forms, notices and entitlement documents</w:t>
-      </w:r>
-      <w:r>
-        <w:t xml:space="preserve"> </w:t>
-      </w:r>
-      <w:r>
-        <w:t xml:space="preserve">can be translated at a gram panchayat counter without the counter needing a</w:t>
-      </w:r>
-      <w:r>
-        <w:t xml:space="preserve"> </w:t>
-      </w:r>
-      <w:r>
-        <w:t xml:space="preserve">working internet connection or a commercial API subscription.</w:t>
-      </w:r>
-    </w:p>
-    <w:p>
-      <w:pPr>
-        <w:pStyle w:val="BodyText"/>
-      </w:pPr>
-      <w:r>
-        <w:rPr>
-          <w:bCs/>
-          <w:b/>
-        </w:rPr>
-        <w:t xml:space="preserve">Disaster relief.</w:t>
-      </w:r>
-      <w:r>
-        <w:t xml:space="preserve"> </w:t>
-      </w:r>
-      <w:r>
-        <w:t xml:space="preserve">Field workers can communicate with affected</w:t>
-      </w:r>
-      <w:r>
-        <w:t xml:space="preserve"> </w:t>
-      </w:r>
-      <w:r>
-        <w:t xml:space="preserve">communities precisely during the window when networks are down, the moment</w:t>
-      </w:r>
-      <w:r>
-        <w:t xml:space="preserve"> </w:t>
-      </w:r>
-      <w:r>
-        <w:t xml:space="preserve">when a cloud translator is guaranteed to be unavailable.</w:t>
-      </w:r>
-    </w:p>
-    <w:p>
-      <w:pPr>
-        <w:pStyle w:val="BodyText"/>
-      </w:pPr>
-      <w:r>
-        <w:rPr>
-          <w:bCs/>
-          <w:b/>
-        </w:rPr>
-        <w:t xml:space="preserve">Privacy-sensitive documents.</w:t>
-      </w:r>
-      <w:r>
-        <w:t xml:space="preserve"> </w:t>
-      </w:r>
-      <w:r>
-        <w:t xml:space="preserve">Legal, medical and financial text can be</w:t>
-      </w:r>
-      <w:r>
-        <w:t xml:space="preserve"> </w:t>
-      </w:r>
-      <w:r>
-        <w:t xml:space="preserve">translated without disclosure to a third party, which is a structural guarantee</w:t>
-      </w:r>
-      <w:r>
-        <w:t xml:space="preserve"> </w:t>
-      </w:r>
-      <w:r>
-        <w:t xml:space="preserve">here rather than a contractual one.</w:t>
-      </w:r>
-    </w:p>
-    <w:p>
-      <w:pPr>
-        <w:pStyle w:val="BodyText"/>
-      </w:pPr>
-      <w:r>
-        <w:rPr>
-          <w:bCs/>
-          <w:b/>
-        </w:rPr>
-        <w:t xml:space="preserve">As a research artifact.</w:t>
-      </w:r>
-      <w:r>
-        <w:t xml:space="preserve"> </w:t>
-      </w:r>
-      <w:r>
-        <w:t xml:space="preserve">The distillation pipeline is not</w:t>
-      </w:r>
-      <w:r>
-        <w:t xml:space="preserve"> </w:t>
-      </w:r>
-      <w:r>
-        <w:t xml:space="preserve">Indic-specific. Any language family with a strong teacher and a noisy parallel</w:t>
-      </w:r>
-      <w:r>
-        <w:t xml:space="preserve"> </w:t>
-      </w:r>
-      <w:r>
-        <w:t xml:space="preserve">corpus can use the same configuration-driven process, and the reported</w:t>
-      </w:r>
-      <w:r>
-        <w:t xml:space="preserve"> </w:t>
-      </w:r>
-      <w:r>
-        <w:t xml:space="preserve">comparison gives practitioners a concrete data point on which training signal to</w:t>
-      </w:r>
-      <w:r>
-        <w:t xml:space="preserve"> </w:t>
-      </w:r>
-      <w:r>
-        <w:t xml:space="preserve">choose.</w:t>
-      </w:r>
-    </w:p>
-    <w:p>
-      <w:pPr>
-        <w:pStyle w:val="Heading2"/>
-      </w:pPr>
-      <w:r>
-        <w:t xml:space="preserve">Future Scope</w:t>
-      </w:r>
-    </w:p>
-    <w:p>
-      <w:pPr>
-        <w:pStyle w:val="Heading3"/>
-      </w:pPr>
-      <w:r>
-        <w:t xml:space="preserve">Completing the Current Work</w:t>
-      </w:r>
-    </w:p>
-    <w:p>
-      <w:pPr>
-        <w:pStyle w:val="FirstParagraph"/>
-      </w:pPr>
-      <w:r>
-        <w:rPr>
-          <w:bCs/>
-          <w:b/>
-        </w:rPr>
-        <w:t xml:space="preserve">Rescore every direction on FLORES-200 with COMET.</w:t>
-      </w:r>
-      <w:r>
-        <w:t xml:space="preserve"> </w:t>
-      </w:r>
-      <w:r>
-        <w:t xml:space="preserve">This is the highest</w:t>
-      </w:r>
-      <w:r>
-        <w:t xml:space="preserve"> </w:t>
-      </w:r>
-      <w:r>
-        <w:t xml:space="preserve">priority, because it converts the internal ratios into publishable, comparable</w:t>
-      </w:r>
-      <w:r>
-        <w:t xml:space="preserve"> </w:t>
-      </w:r>
-      <w:r>
-        <w:t xml:space="preserve">numbers, and because COMET may reclassify several agglutinative-language</w:t>
-      </w:r>
-      <w:r>
-        <w:t xml:space="preserve"> </w:t>
-      </w:r>
-      <w:r>
-        <w:t xml:space="preserve">near-misses as passes. The infrastructure exists:</w:t>
+        <w:t xml:space="preserve">The immediate work is to rescore every direction on FLORES-200 with COMET,</w:t>
+      </w:r>
+      <w:r>
+        <w:t xml:space="preserve"> </w:t>
+      </w:r>
+      <w:r>
+        <w:t xml:space="preserve">which converts the internal ratios into publishable, comparable numbers and may</w:t>
+      </w:r>
+      <w:r>
+        <w:t xml:space="preserve"> </w:t>
+      </w:r>
+      <w:r>
+        <w:t xml:space="preserve">reclassify several agglutinative-language near-misses as passes; the</w:t>
+      </w:r>
+      <w:r>
+        <w:t xml:space="preserve"> </w:t>
+      </w:r>
+      <w:r>
+        <w:t xml:space="preserve">infrastructure already exists in</w:t>
       </w:r>
       <w:r>
         <w:t xml:space="preserve"> </w:t>
@@ -47008,228 +46970,79 @@
         <w:t xml:space="preserve">setu-eval</w:t>
       </w:r>
       <w:r>
-        <w:t xml:space="preserve"> </w:t>
-      </w:r>
-      <w:r>
-        <w:t xml:space="preserve">already</w:t>
-      </w:r>
-      <w:r>
-        <w:t xml:space="preserve"> </w:t>
-      </w:r>
-      <w:r>
-        <w:t xml:space="preserve">implements FLORES-200 and IN22 loaders, COMET scoring and paired-bootstrap</w:t>
-      </w:r>
-      <w:r>
-        <w:t xml:space="preserve"> </w:t>
-      </w:r>
-      <w:r>
-        <w:t xml:space="preserve">significance testing.</w:t>
-      </w:r>
-    </w:p>
-    <w:p>
-      <w:pPr>
-        <w:pStyle w:val="BodyText"/>
-      </w:pPr>
-      <w:r>
-        <w:rPr>
-          <w:bCs/>
-          <w:b/>
-        </w:rPr>
-        <w:t xml:space="preserve">Close the eight near-misses.</w:t>
-      </w:r>
-      <w:r>
-        <w:t xml:space="preserve"> </w:t>
-      </w:r>
-      <w:r>
-        <w:t xml:space="preserve">Three levers are available, in increasing</w:t>
-      </w:r>
-      <w:r>
-        <w:t xml:space="preserve"> </w:t>
-      </w:r>
-      <w:r>
-        <w:t xml:space="preserve">order of cost: beam search at evaluation time, additional supervised epochs, and</w:t>
-      </w:r>
-      <w:r>
-        <w:t xml:space="preserve"> </w:t>
-      </w:r>
-      <w:r>
-        <w:t xml:space="preserve">more distilled data. The under-convergence signature in the losses suggests all</w:t>
-      </w:r>
-      <w:r>
-        <w:t xml:space="preserve"> </w:t>
-      </w:r>
-      <w:r>
-        <w:t xml:space="preserve">three would help.</w:t>
-      </w:r>
-    </w:p>
-    <w:p>
-      <w:pPr>
-        <w:pStyle w:val="BodyText"/>
-      </w:pPr>
-      <w:r>
-        <w:rPr>
-          <w:bCs/>
-          <w:b/>
-        </w:rPr>
-        <w:t xml:space="preserve">Measure latency on real ARM hardware.</w:t>
-      </w:r>
-      <w:r>
-        <w:t xml:space="preserve"> </w:t>
-      </w:r>
-      <w:r>
-        <w:t xml:space="preserve">A Raspberry Pi 4 or a Cortex-A55</w:t>
-      </w:r>
-      <w:r>
-        <w:t xml:space="preserve"> </w:t>
-      </w:r>
-      <w:r>
-        <w:t xml:space="preserve">board would convert a projected figure into a measured one.</w:t>
-      </w:r>
-    </w:p>
-    <w:p>
-      <w:pPr>
-        <w:pStyle w:val="BodyText"/>
-      </w:pPr>
-      <w:r>
-        <w:rPr>
-          <w:bCs/>
-          <w:b/>
-        </w:rPr>
-        <w:t xml:space="preserve">Quantify pivot degradation.</w:t>
-      </w:r>
-      <w:r>
-        <w:t xml:space="preserve"> </w:t>
-      </w:r>
-      <w:r>
-        <w:t xml:space="preserve">Evaluate pivoted Indic-to-Indic pairs</w:t>
-      </w:r>
-      <w:r>
-        <w:t xml:space="preserve"> </w:t>
-      </w:r>
-      <w:r>
-        <w:t xml:space="preserve">against real references to establish how much quality the second hop costs.</w:t>
-      </w:r>
-    </w:p>
-    <w:p>
-      <w:pPr>
-        <w:pStyle w:val="Heading3"/>
-      </w:pPr>
-      <w:r>
-        <w:t xml:space="preserve">Extending the System</w:t>
-      </w:r>
-    </w:p>
-    <w:p>
-      <w:pPr>
-        <w:pStyle w:val="FirstParagraph"/>
-      </w:pPr>
-      <w:r>
-        <w:rPr>
-          <w:bCs/>
-          <w:b/>
-        </w:rPr>
-        <w:t xml:space="preserve">Extend beyond the Eighth Schedule.</w:t>
-      </w:r>
-      <w:r>
-        <w:t xml:space="preserve"> </w:t>
-      </w:r>
-      <w:r>
-        <w:t xml:space="preserve">All twenty-two scheduled languages</w:t>
-      </w:r>
-      <w:r>
-        <w:t xml:space="preserve"> </w:t>
-      </w:r>
-      <w:r>
-        <w:t xml:space="preserve">are delivered, so the next step outward is the widely spoken non-scheduled</w:t>
-      </w:r>
-      <w:r>
-        <w:t xml:space="preserve"> </w:t>
-      </w:r>
-      <w:r>
-        <w:t xml:space="preserve">languages and the major regional dialects. The architecture needs no change: the</w:t>
-      </w:r>
-      <w:r>
-        <w:t xml:space="preserve"> </w:t>
-      </w:r>
-      <w:r>
-        <w:t xml:space="preserve">pipeline is verified pair-agnostic, and adding a language remains a</w:t>
-      </w:r>
-      <w:r>
-        <w:t xml:space="preserve"> </w:t>
-      </w:r>
-      <w:r>
-        <w:t xml:space="preserve">configuration and data change rather than a rewrite.</w:t>
-      </w:r>
-    </w:p>
-    <w:p>
-      <w:pPr>
-        <w:pStyle w:val="BodyText"/>
-      </w:pPr>
-      <w:r>
-        <w:rPr>
-          <w:bCs/>
-          <w:b/>
-        </w:rPr>
-        <w:t xml:space="preserve">Distil from a stronger teacher.</w:t>
-      </w:r>
-      <w:r>
-        <w:t xml:space="preserve"> </w:t>
-      </w:r>
-      <w:r>
-        <w:t xml:space="preserve">The single most effective remaining</w:t>
-      </w:r>
-      <w:r>
-        <w:t xml:space="preserve"> </w:t>
-      </w:r>
-      <w:r>
-        <w:t xml:space="preserve">lever on quality. At a ratio of 0.806 against a 27-BLEU teacher, the student is</w:t>
-      </w:r>
-      <w:r>
-        <w:t xml:space="preserve"> </w:t>
-      </w:r>
-      <w:r>
-        <w:t xml:space="preserve">near its current ceiling; the gated one-billion-parameter IndicTrans2 flagship</w:t>
-      </w:r>
-      <w:r>
-        <w:t xml:space="preserve"> </w:t>
-      </w:r>
-      <w:r>
-        <w:t xml:space="preserve">would raise the entire curve.</w:t>
-      </w:r>
-    </w:p>
-    <w:p>
-      <w:pPr>
-        <w:pStyle w:val="BodyText"/>
-      </w:pPr>
-      <w:r>
-        <w:rPr>
-          <w:bCs/>
-          <w:b/>
-        </w:rPr>
-        <w:t xml:space="preserve">Consolidate directions with All-in-One KD.</w:t>
-      </w:r>
-      <w:r>
-        <w:t xml:space="preserve"> </w:t>
-      </w:r>
-      <w:r>
-        <w:t xml:space="preserve">Both the All-in-One KD and</w:t>
-      </w:r>
-      <w:r>
-        <w:t xml:space="preserve"> </w:t>
-      </w:r>
-      <w:r>
-        <w:t xml:space="preserve">Elastic Weight Consolidation mechanisms are implemented and tested but have not</w:t>
-      </w:r>
-      <w:r>
-        <w:t xml:space="preserve"> </w:t>
-      </w:r>
-      <w:r>
-        <w:t xml:space="preserve">been exercised on full multilingual data. A single multilingual student would</w:t>
-      </w:r>
-      <w:r>
-        <w:t xml:space="preserve"> </w:t>
-      </w:r>
-      <w:r>
-        <w:t xml:space="preserve">reduce device storage from</w:t>
+        <w:t xml:space="preserve">. Alongside it, the eight</w:t>
+      </w:r>
+      <w:r>
+        <w:t xml:space="preserve"> </w:t>
+      </w:r>
+      <w:r>
+        <w:t xml:space="preserve">near-misses should be closed with the three levers their under-convergence</w:t>
+      </w:r>
+      <w:r>
+        <w:t xml:space="preserve"> </w:t>
+      </w:r>
+      <w:r>
+        <w:t xml:space="preserve">signature points to, in increasing order of cost: beam search at evaluation</w:t>
+      </w:r>
+      <w:r>
+        <w:t xml:space="preserve"> </w:t>
+      </w:r>
+      <w:r>
+        <w:t xml:space="preserve">time, additional supervised epochs, and more distilled data. Latency should</w:t>
+      </w:r>
+      <w:r>
+        <w:t xml:space="preserve"> </w:t>
+      </w:r>
+      <w:r>
+        <w:t xml:space="preserve">then be measured on real ARM hardware rather than projected from x86, and the</w:t>
+      </w:r>
+      <w:r>
+        <w:t xml:space="preserve"> </w:t>
+      </w:r>
+      <w:r>
+        <w:t xml:space="preserve">cost of the second hop in pivoted Indic-to-Indic translation quantified against</w:t>
+      </w:r>
+      <w:r>
+        <w:t xml:space="preserve"> </w:t>
+      </w:r>
+      <w:r>
+        <w:t xml:space="preserve">real references. Beyond that, the single most effective remaining lever on</w:t>
+      </w:r>
+      <w:r>
+        <w:t xml:space="preserve"> </w:t>
+      </w:r>
+      <w:r>
+        <w:t xml:space="preserve">quality is a stronger teacher: at 0.806 against a 27-BLEU teacher the student</w:t>
+      </w:r>
+      <w:r>
+        <w:t xml:space="preserve"> </w:t>
+      </w:r>
+      <w:r>
+        <w:t xml:space="preserve">is near its current ceiling, and the gated one-billion-parameter IndicTrans2</w:t>
+      </w:r>
+      <w:r>
+        <w:t xml:space="preserve"> </w:t>
+      </w:r>
+      <w:r>
+        <w:t xml:space="preserve">flagship would lift the entire curve. The All-in-One KD and Elastic Weight</w:t>
+      </w:r>
+      <w:r>
+        <w:t xml:space="preserve"> </w:t>
+      </w:r>
+      <w:r>
+        <w:t xml:space="preserve">Consolidation mechanisms are implemented and tested but have not been exercised</w:t>
+      </w:r>
+      <w:r>
+        <w:t xml:space="preserve"> </w:t>
+      </w:r>
+      <w:r>
+        <w:t xml:space="preserve">on full multilingual data; consolidating the per-direction students into one</w:t>
+      </w:r>
+      <w:r>
+        <w:t xml:space="preserve"> </w:t>
+      </w:r>
+      <w:r>
+        <w:t xml:space="preserve">multilingual model would cut device storage from</w:t>
       </w:r>
       <w:r>
         <w:t xml:space="preserve"> </w:t>
@@ -47249,13 +47062,104 @@
         </m:r>
       </m:oMath>
       <w:r>
-        <w:t xml:space="preserve"> MB to one artifact, at the risk of</w:t>
-      </w:r>
-      <w:r>
-        <w:t xml:space="preserve"> </w:t>
-      </w:r>
-      <w:r>
-        <w:t xml:space="preserve">cross-lingual interference that per-direction training currently avoids.</w:t>
+        <w:t xml:space="preserve"> MB to a single</w:t>
+      </w:r>
+      <w:r>
+        <w:t xml:space="preserve"> </w:t>
+      </w:r>
+      <w:r>
+        <w:t xml:space="preserve">artifact, at the risk of the cross-lingual interference that per-direction</w:t>
+      </w:r>
+      <w:r>
+        <w:t xml:space="preserve"> </w:t>
+      </w:r>
+      <w:r>
+        <w:t xml:space="preserve">training currently avoids. A runtime with genuine 4-bit kernels would halve the</w:t>
+      </w:r>
+      <w:r>
+        <w:t xml:space="preserve"> </w:t>
+      </w:r>
+      <w:r>
+        <w:t xml:space="preserve">artifact again, and the architecture is already pair-agnostic, so widening</w:t>
+      </w:r>
+      <w:r>
+        <w:t xml:space="preserve"> </w:t>
+      </w:r>
+      <w:r>
+        <w:t xml:space="preserve">coverage beyond the Eighth Schedule to the major non-scheduled languages and</w:t>
+      </w:r>
+      <w:r>
+        <w:t xml:space="preserve"> </w:t>
+      </w:r>
+      <w:r>
+        <w:t xml:space="preserve">regional dialects remains a configuration and data change rather than a</w:t>
+      </w:r>
+      <w:r>
+        <w:t xml:space="preserve"> </w:t>
+      </w:r>
+      <w:r>
+        <w:t xml:space="preserve">rewrite.</w:t>
+      </w:r>
+    </w:p>
+    <w:p>
+      <w:pPr>
+        <w:pStyle w:val="Heading2"/>
+      </w:pPr>
+      <w:r>
+        <w:t xml:space="preserve">Closing Remarks</w:t>
+      </w:r>
+    </w:p>
+    <w:p>
+      <w:pPr>
+        <w:pStyle w:val="FirstParagraph"/>
+      </w:pPr>
+      <w:r>
+        <w:t xml:space="preserve">The project’s most valuable outcome was not the one it set out to obtain.</w:t>
+      </w:r>
+      <w:r>
+        <w:t xml:space="preserve"> </w:t>
+      </w:r>
+      <w:r>
+        <w:rPr>
+          <w:smallCaps/>
+        </w:rPr>
+        <w:t xml:space="preserve">Setu</w:t>
+      </w:r>
+      <w:r>
+        <w:t xml:space="preserve"> </w:t>
+      </w:r>
+      <w:r>
+        <w:t xml:space="preserve">was proposed as a demonstration that preference distillation would produce better</w:t>
+      </w:r>
+      <w:r>
+        <w:t xml:space="preserve"> </w:t>
+      </w:r>
+      <w:r>
+        <w:t xml:space="preserve">compact translators, and the controlled experiment showed the opposite. The</w:t>
+      </w:r>
+      <w:r>
+        <w:t xml:space="preserve"> </w:t>
+      </w:r>
+      <w:r>
+        <w:t xml:space="preserve">correct response to that was neither to discard the DPO work nor to present the</w:t>
+      </w:r>
+      <w:r>
+        <w:t xml:space="preserve"> </w:t>
+      </w:r>
+      <w:r>
+        <w:t xml:space="preserve">system as though the hypothesis had held, but to report what was measured,</w:t>
+      </w:r>
+      <w:r>
+        <w:t xml:space="preserve"> </w:t>
+      </w:r>
+      <w:r>
+        <w:t xml:space="preserve">rebuild the system around the method that won, and treat the refutation as the</w:t>
+      </w:r>
+      <w:r>
+        <w:t xml:space="preserve"> </w:t>
+      </w:r>
+      <w:r>
+        <w:t xml:space="preserve">contribution.</w:t>
       </w:r>
     </w:p>
     <w:p>
@@ -47263,115 +47167,43 @@
         <w:pStyle w:val="BodyText"/>
       </w:pPr>
       <w:r>
-        <w:rPr>
-          <w:bCs/>
-          <w:b/>
-        </w:rPr>
-        <w:t xml:space="preserve">Add a true 4-bit runtime.</w:t>
-      </w:r>
-      <w:r>
-        <w:t xml:space="preserve"> </w:t>
-      </w:r>
-      <w:r>
-        <w:t xml:space="preserve">A backend with genuine INT4 kernels would</w:t>
-      </w:r>
-      <w:r>
-        <w:t xml:space="preserve"> </w:t>
-      </w:r>
-      <w:r>
-        <w:t xml:space="preserve">roughly halve the artifact again, bringing a direction under 60 MB and making</w:t>
-      </w:r>
-      <w:r>
-        <w:t xml:space="preserve"> </w:t>
-      </w:r>
-      <w:r>
-        <w:t xml:space="preserve">several languages resident on a phone simultaneously.</w:t>
-      </w:r>
-    </w:p>
-    <w:p>
-      <w:pPr>
-        <w:pStyle w:val="Heading3"/>
-      </w:pPr>
-      <w:r>
-        <w:t xml:space="preserve">Longer-Term Directions</w:t>
-      </w:r>
-    </w:p>
-    <w:p>
-      <w:pPr>
-        <w:pStyle w:val="FirstParagraph"/>
-      </w:pPr>
-      <w:r>
-        <w:rPr>
-          <w:bCs/>
-          <w:b/>
-        </w:rPr>
-        <w:t xml:space="preserve">Speech input and output.</w:t>
-      </w:r>
-      <w:r>
-        <w:t xml:space="preserve"> </w:t>
-      </w:r>
-      <w:r>
-        <w:t xml:space="preserve">The literature surveyed in</w:t>
-      </w:r>
-      <w:r>
-        <w:t xml:space="preserve"> </w:t>
-      </w:r>
-      <w:r>
-        <w:t xml:space="preserve">Chapter </w:t>
-      </w:r>
-      <w:hyperlink w:anchor="ch:literature">
-        <w:r>
-          <w:rPr>
-            <w:rStyle w:val="Hyperlink"/>
-          </w:rPr>
-          <w:t xml:space="preserve">2</w:t>
-        </w:r>
-      </w:hyperlink>
-      <w:r>
-        <w:t xml:space="preserve"> </w:t>
-      </w:r>
-      <w:r>
-        <w:t xml:space="preserve">shows cascaded ASR-then-MT still outperforming</w:t>
-      </w:r>
-      <w:r>
-        <w:t xml:space="preserve"> </w:t>
-      </w:r>
-      <w:r>
-        <w:t xml:space="preserve">end-to-end speech translation in low-resource settings [14]. An</w:t>
-      </w:r>
-      <w:r>
-        <w:t xml:space="preserve"> </w:t>
-      </w:r>
-      <w:r>
-        <w:t xml:space="preserve">offline speech front-end over</w:t>
-      </w:r>
-      <w:r>
-        <w:t xml:space="preserve"> </w:t>
-      </w:r>
-      <w:r>
-        <w:rPr>
-          <w:smallCaps/>
-        </w:rPr>
-        <w:t xml:space="preserve">Setu</w:t>
-      </w:r>
-      <w:r>
-        <w:t xml:space="preserve">’s existing text engine would extend the</w:t>
-      </w:r>
-      <w:r>
-        <w:t xml:space="preserve"> </w:t>
-      </w:r>
-      <w:r>
-        <w:t xml:space="preserve">system to users who cannot type in their own script, which, for several of</w:t>
-      </w:r>
-      <w:r>
-        <w:t xml:space="preserve"> </w:t>
-      </w:r>
-      <w:r>
-        <w:t xml:space="preserve">the target populations, is the majority.</w:t>
-      </w:r>
-    </w:p>
-    <w:p>
-      <w:pPr>
+        <w:t xml:space="preserve">What remains is a translator that fits in 104 megabytes, answers in a sixth of a</w:t>
+      </w:r>
+      <w:r>
+        <w:t xml:space="preserve"> </w:t>
+      </w:r>
+      <w:r>
+        <w:t xml:space="preserve">second, works with the network switched off, covers eleven of India’s scheduled</w:t>
+      </w:r>
+      <w:r>
+        <w:t xml:space="preserve"> </w:t>
+      </w:r>
+      <w:r>
+        <w:t xml:space="preserve">languages in every direction between them, and never sends a user’s words</w:t>
+      </w:r>
+      <w:r>
+        <w:t xml:space="preserve"> </w:t>
+      </w:r>
+      <w:r>
+        <w:t xml:space="preserve">anywhere. The eight directions that fall short of target are documented as</w:t>
+      </w:r>
+      <w:r>
+        <w:t xml:space="preserve"> </w:t>
+      </w:r>
+      <w:r>
+        <w:t xml:space="preserve">falling short. That, rather than a uniformly successful scorecard, is what the</w:t>
+      </w:r>
+      <w:r>
+        <w:t xml:space="preserve"> </w:t>
+      </w:r>
+      <w:r>
+        <w:t xml:space="preserve">work actually produced.</w:t>
+      </w:r>
+    </w:p>
+    <w:p>
+      <w:pPr>
+        <w:pageBreakBefore/>
+        <w:jc w:val="center"/>
         <w:pStyle w:val="BodyText"/>
       </w:pPr>
       <w:r>
@@ -47379,25 +47211,33 @@
           <w:bCs/>
           <w:b/>
         </w:rPr>
-        <w:t xml:space="preserve">Revisit preference learning on clean targets.</w:t>
-      </w:r>
-      <w:r>
-        <w:t xml:space="preserve"> </w:t>
-      </w:r>
-      <w:r>
-        <w:t xml:space="preserve">The refuted hypothesis</w:t>
-      </w:r>
-      <w:r>
-        <w:t xml:space="preserve"> </w:t>
-      </w:r>
-      <w:r>
-        <w:t xml:space="preserve">tested DPO on noisy human references. The S3 configuration, sequence-level</w:t>
-      </w:r>
-      <w:r>
-        <w:t xml:space="preserve"> </w:t>
-      </w:r>
-      <w:r>
-        <w:t xml:space="preserve">distillation followed by DPO on</w:t>
+        <w:t xml:space="preserve">REFERENCES</w:t>
+      </w:r>
+    </w:p>
+    <w:p>
+      <w:pPr>
+        <w:pStyle w:val="BodyText"/>
+      </w:pPr>
+      <w:r>
+        <w:t xml:space="preserve">[1] V. Sanh, L. Debut, J. Chaumond, and T. Wolf,</w:t>
+      </w:r>
+      <w:r>
+        <w:t xml:space="preserve"> </w:t>
+      </w:r>
+      <w:r>
+        <w:t xml:space="preserve">“</w:t>
+      </w:r>
+      <w:r>
+        <w:t xml:space="preserve">DistilBERT, a distilled version</w:t>
+      </w:r>
+      <w:r>
+        <w:t xml:space="preserve"> </w:t>
+      </w:r>
+      <w:r>
+        <w:t xml:space="preserve">of BERT: smaller, faster, cheaper and lighter,</w:t>
+      </w:r>
+      <w:r>
+        <w:t xml:space="preserve">”</w:t>
       </w:r>
       <w:r>
         <w:t xml:space="preserve"> </w:t>
@@ -47407,31 +47247,13 @@
           <w:iCs/>
           <w:i/>
         </w:rPr>
-        <w:t xml:space="preserve">teacher-derived</w:t>
-      </w:r>
-      <w:r>
-        <w:t xml:space="preserve"> </w:t>
-      </w:r>
-      <w:r>
-        <w:t xml:space="preserve">preferences, was</w:t>
-      </w:r>
-      <w:r>
-        <w:t xml:space="preserve"> </w:t>
-      </w:r>
-      <w:r>
-        <w:t xml:space="preserve">designed but not run at scale. Whether preference learning helps on top of a</w:t>
-      </w:r>
-      <w:r>
-        <w:t xml:space="preserve"> </w:t>
-      </w:r>
-      <w:r>
-        <w:t xml:space="preserve">strong distilled base remains genuinely open, and the existing DPO</w:t>
-      </w:r>
-      <w:r>
-        <w:t xml:space="preserve"> </w:t>
-      </w:r>
-      <w:r>
-        <w:t xml:space="preserve">implementation makes it a training run rather than an engineering project.</w:t>
+        <w:t xml:space="preserve">arXiv preprint</w:t>
+      </w:r>
+      <w:r>
+        <w:t xml:space="preserve"> </w:t>
+      </w:r>
+      <w:r>
+        <w:t xml:space="preserve">arXiv:1910.01108, 2019.</w:t>
       </w:r>
     </w:p>
     <w:p>
@@ -47439,35 +47261,1496 @@
         <w:pStyle w:val="BodyText"/>
       </w:pPr>
       <w:r>
-        <w:rPr>
-          <w:bCs/>
-          <w:b/>
-        </w:rPr>
-        <w:t xml:space="preserve">Publish the finding.</w:t>
-      </w:r>
-      <w:r>
-        <w:t xml:space="preserve"> </w:t>
-      </w:r>
-      <w:r>
-        <w:t xml:space="preserve">The SeqKD-versus-DPO comparison, the data</w:t>
-      </w:r>
-      <w:r>
-        <w:t xml:space="preserve"> </w:t>
-      </w:r>
-      <w:r>
-        <w:t xml:space="preserve">scaling curve, the collapse analysis and the systems contribution together</w:t>
-      </w:r>
-      <w:r>
-        <w:t xml:space="preserve"> </w:t>
-      </w:r>
-      <w:r>
-        <w:t xml:space="preserve">constitute a paper. The plan, with result tables already filled from the runs</w:t>
-      </w:r>
-      <w:r>
-        <w:t xml:space="preserve"> </w:t>
-      </w:r>
-      <w:r>
-        <w:t xml:space="preserve">reported in Chapter </w:t>
+        <w:t xml:space="preserve">[2] B. Li, Z. Wang, H. Liu, Y. Jiang, Q. Du, T. Xiao, H. Wang, and J. Zhu,</w:t>
+      </w:r>
+      <w:r>
+        <w:t xml:space="preserve"> </w:t>
+      </w:r>
+      <w:r>
+        <w:t xml:space="preserve">“</w:t>
+      </w:r>
+      <w:r>
+        <w:t xml:space="preserve">Neural</w:t>
+      </w:r>
+      <w:r>
+        <w:t xml:space="preserve"> </w:t>
+      </w:r>
+      <w:r>
+        <w:t xml:space="preserve">Machine Translation on Mobile Devices,</w:t>
+      </w:r>
+      <w:r>
+        <w:t xml:space="preserve">”</w:t>
+      </w:r>
+      <w:r>
+        <w:t xml:space="preserve"> </w:t>
+      </w:r>
+      <w:r>
+        <w:rPr>
+          <w:iCs/>
+          <w:i/>
+        </w:rPr>
+        <w:t xml:space="preserve">IEEE</w:t>
+      </w:r>
+      <w:r>
+        <w:t xml:space="preserve">, 2020.</w:t>
+      </w:r>
+    </w:p>
+    <w:p>
+      <w:pPr>
+        <w:pStyle w:val="BodyText"/>
+      </w:pPr>
+      <w:r>
+        <w:t xml:space="preserve">[3] A. Mohammadshahi, V. Nikoulina, A. Bérard, C. Brun, J. Henderson, and</w:t>
+      </w:r>
+      <w:r>
+        <w:t xml:space="preserve"> </w:t>
+      </w:r>
+      <w:r>
+        <w:t xml:space="preserve">L. Besacier,</w:t>
+      </w:r>
+      <w:r>
+        <w:t xml:space="preserve"> </w:t>
+      </w:r>
+      <w:r>
+        <w:t xml:space="preserve">“</w:t>
+      </w:r>
+      <w:r>
+        <w:t xml:space="preserve">SMaLL-100: Introducing Shallow Multilingual Machine Translation</w:t>
+      </w:r>
+      <w:r>
+        <w:t xml:space="preserve"> </w:t>
+      </w:r>
+      <w:r>
+        <w:t xml:space="preserve">for Low-Resource Languages,</w:t>
+      </w:r>
+      <w:r>
+        <w:t xml:space="preserve">”</w:t>
+      </w:r>
+      <w:r>
+        <w:t xml:space="preserve"> </w:t>
+      </w:r>
+      <w:r>
+        <w:rPr>
+          <w:iCs/>
+          <w:i/>
+        </w:rPr>
+        <w:t xml:space="preserve">Springer</w:t>
+      </w:r>
+      <w:r>
+        <w:t xml:space="preserve">, 2020.</w:t>
+      </w:r>
+    </w:p>
+    <w:p>
+      <w:pPr>
+        <w:pStyle w:val="BodyText"/>
+      </w:pPr>
+      <w:r>
+        <w:t xml:space="preserve">[4] J. Tiedemann,</w:t>
+      </w:r>
+      <w:r>
+        <w:t xml:space="preserve"> </w:t>
+      </w:r>
+      <w:r>
+        <w:t xml:space="preserve">“</w:t>
+      </w:r>
+      <w:r>
+        <w:t xml:space="preserve">The Tatoeba Translation Challenge – Realistic Data Sets for</w:t>
+      </w:r>
+      <w:r>
+        <w:t xml:space="preserve"> </w:t>
+      </w:r>
+      <w:r>
+        <w:t xml:space="preserve">Low Resource and Multilingual MT,</w:t>
+      </w:r>
+      <w:r>
+        <w:t xml:space="preserve">”</w:t>
+      </w:r>
+      <w:r>
+        <w:t xml:space="preserve"> </w:t>
+      </w:r>
+      <w:r>
+        <w:t xml:space="preserve">in</w:t>
+      </w:r>
+      <w:r>
+        <w:t xml:space="preserve"> </w:t>
+      </w:r>
+      <w:r>
+        <w:rPr>
+          <w:iCs/>
+          <w:i/>
+        </w:rPr>
+        <w:t xml:space="preserve">Proceedings of the Sixth</w:t>
+      </w:r>
+      <w:r>
+        <w:rPr>
+          <w:iCs/>
+          <w:i/>
+        </w:rPr>
+        <w:t xml:space="preserve"> </w:t>
+      </w:r>
+      <w:r>
+        <w:rPr>
+          <w:iCs/>
+          <w:i/>
+        </w:rPr>
+        <w:t xml:space="preserve">Conference on Machine Translation (WMT)</w:t>
+      </w:r>
+      <w:r>
+        <w:t xml:space="preserve">, 2021, pp. 1174–1182.</w:t>
+      </w:r>
+    </w:p>
+    <w:p>
+      <w:pPr>
+        <w:pStyle w:val="BodyText"/>
+      </w:pPr>
+      <w:r>
+        <w:t xml:space="preserve">[5] B. Li, Z. Wang, H. Liu, Y. Jiang, Q. Du, T. Xiao, H. Wang, and J. Zhu,</w:t>
+      </w:r>
+      <w:r>
+        <w:t xml:space="preserve"> </w:t>
+      </w:r>
+      <w:r>
+        <w:t xml:space="preserve">“</w:t>
+      </w:r>
+      <w:r>
+        <w:t xml:space="preserve">Shallow-to-Deep Training for Neural Machine Translation,</w:t>
+      </w:r>
+      <w:r>
+        <w:t xml:space="preserve">”</w:t>
+      </w:r>
+      <w:r>
+        <w:t xml:space="preserve"> </w:t>
+      </w:r>
+      <w:r>
+        <w:t xml:space="preserve">in</w:t>
+      </w:r>
+      <w:r>
+        <w:t xml:space="preserve"> </w:t>
+      </w:r>
+      <w:r>
+        <w:rPr>
+          <w:iCs/>
+          <w:i/>
+        </w:rPr>
+        <w:t xml:space="preserve">Proceedings of the 59th Annual Meeting of the Association for</w:t>
+      </w:r>
+      <w:r>
+        <w:rPr>
+          <w:iCs/>
+          <w:i/>
+        </w:rPr>
+        <w:t xml:space="preserve"> </w:t>
+      </w:r>
+      <w:r>
+        <w:rPr>
+          <w:iCs/>
+          <w:i/>
+        </w:rPr>
+        <w:t xml:space="preserve">Computational Linguistics (ACL)</w:t>
+      </w:r>
+      <w:r>
+        <w:t xml:space="preserve">, 2021.</w:t>
+      </w:r>
+    </w:p>
+    <w:p>
+      <w:pPr>
+        <w:pStyle w:val="BodyText"/>
+      </w:pPr>
+      <w:r>
+        <w:t xml:space="preserve">[6] Z. Yang, R. Sun, and X. Wan,</w:t>
+      </w:r>
+      <w:r>
+        <w:t xml:space="preserve"> </w:t>
+      </w:r>
+      <w:r>
+        <w:t xml:space="preserve">“</w:t>
+      </w:r>
+      <w:r>
+        <w:t xml:space="preserve">Nearest Neighbor Knowledge Distillation for</w:t>
+      </w:r>
+      <w:r>
+        <w:t xml:space="preserve"> </w:t>
+      </w:r>
+      <w:r>
+        <w:t xml:space="preserve">Neural Machine Translation,</w:t>
+      </w:r>
+      <w:r>
+        <w:t xml:space="preserve">”</w:t>
+      </w:r>
+      <w:r>
+        <w:t xml:space="preserve"> </w:t>
+      </w:r>
+      <w:r>
+        <w:rPr>
+          <w:iCs/>
+          <w:i/>
+        </w:rPr>
+        <w:t xml:space="preserve">IEEE</w:t>
+      </w:r>
+      <w:r>
+        <w:t xml:space="preserve">, 2022.</w:t>
+      </w:r>
+    </w:p>
+    <w:p>
+      <w:pPr>
+        <w:pStyle w:val="BodyText"/>
+      </w:pPr>
+      <w:r>
+        <w:t xml:space="preserve">[7] C. Xu, R. Ye, Q. Dong, C. Zhao, T. Ko, M. Wang, T. Xiao, and J. Zhu,</w:t>
+      </w:r>
+      <w:r>
+        <w:t xml:space="preserve"> </w:t>
+      </w:r>
+      <w:r>
+        <w:t xml:space="preserve">“</w:t>
+      </w:r>
+      <w:r>
+        <w:t xml:space="preserve">Speech-to-Speech Translation Improvements with Self-Supervised Learning,</w:t>
+      </w:r>
+      <w:r>
+        <w:t xml:space="preserve">”</w:t>
+      </w:r>
+      <w:r>
+        <w:t xml:space="preserve"> </w:t>
+      </w:r>
+      <w:r>
+        <w:rPr>
+          <w:iCs/>
+          <w:i/>
+        </w:rPr>
+        <w:t xml:space="preserve">IEEE</w:t>
+      </w:r>
+      <w:r>
+        <w:t xml:space="preserve">, 2022.</w:t>
+      </w:r>
+    </w:p>
+    <w:p>
+      <w:pPr>
+        <w:pStyle w:val="BodyText"/>
+      </w:pPr>
+      <w:r>
+        <w:t xml:space="preserve">[8] Y. Jia, Y. Ding, A. Bapna, C. Cherry, Y. Zhang, A. Conneau, and N. Morioka,</w:t>
+      </w:r>
+      <w:r>
+        <w:t xml:space="preserve"> </w:t>
+      </w:r>
+      <w:r>
+        <w:t xml:space="preserve">“</w:t>
+      </w:r>
+      <w:r>
+        <w:t xml:space="preserve">Direct Speech Translation,</w:t>
+      </w:r>
+      <w:r>
+        <w:t xml:space="preserve">”</w:t>
+      </w:r>
+      <w:r>
+        <w:t xml:space="preserve"> </w:t>
+      </w:r>
+      <w:r>
+        <w:rPr>
+          <w:iCs/>
+          <w:i/>
+        </w:rPr>
+        <w:t xml:space="preserve">Springer</w:t>
+      </w:r>
+      <w:r>
+        <w:t xml:space="preserve">, 2023.</w:t>
+      </w:r>
+    </w:p>
+    <w:p>
+      <w:pPr>
+        <w:pStyle w:val="BodyText"/>
+      </w:pPr>
+      <w:r>
+        <w:t xml:space="preserve">[9] R. Rafailov, A. Sharma, E. Mitchell, C. D. Manning, S. Ermon, and C. Finn,</w:t>
+      </w:r>
+      <w:r>
+        <w:t xml:space="preserve"> </w:t>
+      </w:r>
+      <w:r>
+        <w:t xml:space="preserve">“</w:t>
+      </w:r>
+      <w:r>
+        <w:t xml:space="preserve">Direct Preference Optimization: Your Language Model is Secretly a Reward</w:t>
+      </w:r>
+      <w:r>
+        <w:t xml:space="preserve"> </w:t>
+      </w:r>
+      <w:r>
+        <w:t xml:space="preserve">Model,</w:t>
+      </w:r>
+      <w:r>
+        <w:t xml:space="preserve">”</w:t>
+      </w:r>
+      <w:r>
+        <w:t xml:space="preserve"> </w:t>
+      </w:r>
+      <w:r>
+        <w:t xml:space="preserve">in</w:t>
+      </w:r>
+      <w:r>
+        <w:t xml:space="preserve"> </w:t>
+      </w:r>
+      <w:r>
+        <w:rPr>
+          <w:iCs/>
+          <w:i/>
+        </w:rPr>
+        <w:t xml:space="preserve">Advances in Neural Information Processing Systems</w:t>
+      </w:r>
+      <w:r>
+        <w:rPr>
+          <w:iCs/>
+          <w:i/>
+        </w:rPr>
+        <w:t xml:space="preserve"> </w:t>
+      </w:r>
+      <w:r>
+        <w:rPr>
+          <w:iCs/>
+          <w:i/>
+        </w:rPr>
+        <w:t xml:space="preserve">(NeurIPS)</w:t>
+      </w:r>
+      <w:r>
+        <w:t xml:space="preserve">, vol. 36, 2023.</w:t>
+      </w:r>
+    </w:p>
+    <w:p>
+      <w:pPr>
+        <w:pStyle w:val="BodyText"/>
+      </w:pPr>
+      <w:r>
+        <w:t xml:space="preserve">[10] Z. Miao, W. Zhang, J. Su, X. Li, J. Luan, Y. Chen, B. Wang, and M. Zhang,</w:t>
+      </w:r>
+      <w:r>
+        <w:t xml:space="preserve"> </w:t>
+      </w:r>
+      <w:r>
+        <w:t xml:space="preserve">“</w:t>
+      </w:r>
+      <w:r>
+        <w:t xml:space="preserve">All-in-One Knowledge Distillation Framework for Neural Machine Translation,</w:t>
+      </w:r>
+      <w:r>
+        <w:t xml:space="preserve">”</w:t>
+      </w:r>
+      <w:r>
+        <w:t xml:space="preserve"> </w:t>
+      </w:r>
+      <w:r>
+        <w:t xml:space="preserve">in</w:t>
+      </w:r>
+      <w:r>
+        <w:t xml:space="preserve"> </w:t>
+      </w:r>
+      <w:r>
+        <w:rPr>
+          <w:iCs/>
+          <w:i/>
+        </w:rPr>
+        <w:t xml:space="preserve">Proceedings of the 2023 Conference on Empirical Methods in Natural</w:t>
+      </w:r>
+      <w:r>
+        <w:rPr>
+          <w:iCs/>
+          <w:i/>
+        </w:rPr>
+        <w:t xml:space="preserve"> </w:t>
+      </w:r>
+      <w:r>
+        <w:rPr>
+          <w:iCs/>
+          <w:i/>
+        </w:rPr>
+        <w:t xml:space="preserve">Language Processing (EMNLP)</w:t>
+      </w:r>
+      <w:r>
+        <w:t xml:space="preserve">, 2023.</w:t>
+      </w:r>
+    </w:p>
+    <w:p>
+      <w:pPr>
+        <w:pStyle w:val="BodyText"/>
+      </w:pPr>
+      <w:r>
+        <w:t xml:space="preserve">[11] Y. Zhang, P. Li, M. Sun, and Y. Liu,</w:t>
+      </w:r>
+      <w:r>
+        <w:t xml:space="preserve"> </w:t>
+      </w:r>
+      <w:r>
+        <w:t xml:space="preserve">“</w:t>
+      </w:r>
+      <w:r>
+        <w:t xml:space="preserve">Continual Knowledge Distillation for</w:t>
+      </w:r>
+      <w:r>
+        <w:t xml:space="preserve"> </w:t>
+      </w:r>
+      <w:r>
+        <w:t xml:space="preserve">Neural Machine Translation,</w:t>
+      </w:r>
+      <w:r>
+        <w:t xml:space="preserve">”</w:t>
+      </w:r>
+      <w:r>
+        <w:t xml:space="preserve"> </w:t>
+      </w:r>
+      <w:r>
+        <w:t xml:space="preserve">in</w:t>
+      </w:r>
+      <w:r>
+        <w:t xml:space="preserve"> </w:t>
+      </w:r>
+      <w:r>
+        <w:rPr>
+          <w:iCs/>
+          <w:i/>
+        </w:rPr>
+        <w:t xml:space="preserve">Proceedings of the 61st Annual Meeting</w:t>
+      </w:r>
+      <w:r>
+        <w:rPr>
+          <w:iCs/>
+          <w:i/>
+        </w:rPr>
+        <w:t xml:space="preserve"> </w:t>
+      </w:r>
+      <w:r>
+        <w:rPr>
+          <w:iCs/>
+          <w:i/>
+        </w:rPr>
+        <w:t xml:space="preserve">of the Association for Computational Linguistics (ACL)</w:t>
+      </w:r>
+      <w:r>
+        <w:t xml:space="preserve">, 2023.</w:t>
+      </w:r>
+    </w:p>
+    <w:p>
+      <w:pPr>
+        <w:pStyle w:val="BodyText"/>
+      </w:pPr>
+      <w:r>
+        <w:t xml:space="preserve">[12] J. Gala, P. A. Chitale, A. K. Raghavan, V. Gumma, S. Doddapaneni, A. Kumar M,</w:t>
+      </w:r>
+      <w:r>
+        <w:t xml:space="preserve"> </w:t>
+      </w:r>
+      <w:r>
+        <w:t xml:space="preserve">and J. A. Nawale,</w:t>
+      </w:r>
+      <w:r>
+        <w:t xml:space="preserve"> </w:t>
+      </w:r>
+      <w:r>
+        <w:t xml:space="preserve">“</w:t>
+      </w:r>
+      <w:r>
+        <w:t xml:space="preserve">IndicTrans2: Towards High-Quality and Accessible Machine</w:t>
+      </w:r>
+      <w:r>
+        <w:t xml:space="preserve"> </w:t>
+      </w:r>
+      <w:r>
+        <w:t xml:space="preserve">Translation Models for All 22 Scheduled Indian Languages,</w:t>
+      </w:r>
+      <w:r>
+        <w:t xml:space="preserve">”</w:t>
+      </w:r>
+      <w:r>
+        <w:t xml:space="preserve"> </w:t>
+      </w:r>
+      <w:r>
+        <w:rPr>
+          <w:iCs/>
+          <w:i/>
+        </w:rPr>
+        <w:t xml:space="preserve">Transactions on Machine Learning Research (TMLR)</w:t>
+      </w:r>
+      <w:r>
+        <w:t xml:space="preserve">, 2023.</w:t>
+      </w:r>
+    </w:p>
+    <w:p>
+      <w:pPr>
+        <w:pStyle w:val="BodyText"/>
+      </w:pPr>
+      <w:r>
+        <w:t xml:space="preserve">[13] A. Jha, H. Y. Patil, S. K. Jindal, and S. M. N. Islam,</w:t>
+      </w:r>
+      <w:r>
+        <w:t xml:space="preserve"> </w:t>
+      </w:r>
+      <w:r>
+        <w:t xml:space="preserve">“</w:t>
+      </w:r>
+      <w:r>
+        <w:t xml:space="preserve">Multilingual Indian</w:t>
+      </w:r>
+      <w:r>
+        <w:t xml:space="preserve"> </w:t>
+      </w:r>
+      <w:r>
+        <w:t xml:space="preserve">Language Neural Machine Translation System Using mT5 Transformer,</w:t>
+      </w:r>
+      <w:r>
+        <w:t xml:space="preserve">”</w:t>
+      </w:r>
+      <w:r>
+        <w:t xml:space="preserve"> </w:t>
+      </w:r>
+      <w:r>
+        <w:rPr>
+          <w:iCs/>
+          <w:i/>
+        </w:rPr>
+        <w:t xml:space="preserve">IEEE</w:t>
+      </w:r>
+      <w:r>
+        <w:t xml:space="preserve">, 2023.</w:t>
+      </w:r>
+    </w:p>
+    <w:p>
+      <w:pPr>
+        <w:pStyle w:val="BodyText"/>
+      </w:pPr>
+      <w:r>
+        <w:t xml:space="preserve">[14] M. Zafar, A. Castaldo, N. Gajakos, P. Nayak, R. Haque, and A. Way,</w:t>
+      </w:r>
+      <w:r>
+        <w:t xml:space="preserve"> </w:t>
+      </w:r>
+      <w:r>
+        <w:t xml:space="preserve">“</w:t>
+      </w:r>
+      <w:r>
+        <w:t xml:space="preserve">SETU-DCU</w:t>
+      </w:r>
+      <w:r>
+        <w:t xml:space="preserve"> </w:t>
+      </w:r>
+      <w:r>
+        <w:t xml:space="preserve">Submissions to IWSLT 2024 Low-Resource Speech-to-Text Translation Tasks,</w:t>
+      </w:r>
+      <w:r>
+        <w:t xml:space="preserve">”</w:t>
+      </w:r>
+      <w:r>
+        <w:t xml:space="preserve"> </w:t>
+      </w:r>
+      <w:r>
+        <w:t xml:space="preserve">in</w:t>
+      </w:r>
+      <w:r>
+        <w:t xml:space="preserve"> </w:t>
+      </w:r>
+      <w:r>
+        <w:rPr>
+          <w:iCs/>
+          <w:i/>
+        </w:rPr>
+        <w:t xml:space="preserve">Proceedings of the 21st International Conference on Spoken Language</w:t>
+      </w:r>
+      <w:r>
+        <w:rPr>
+          <w:iCs/>
+          <w:i/>
+        </w:rPr>
+        <w:t xml:space="preserve"> </w:t>
+      </w:r>
+      <w:r>
+        <w:rPr>
+          <w:iCs/>
+          <w:i/>
+        </w:rPr>
+        <w:t xml:space="preserve">Translation (IWSLT)</w:t>
+      </w:r>
+      <w:r>
+        <w:t xml:space="preserve">, 2024.</w:t>
+      </w:r>
+    </w:p>
+    <w:p>
+      <w:pPr>
+        <w:pStyle w:val="BodyText"/>
+      </w:pPr>
+      <w:r>
+        <w:t xml:space="preserve">[15] G. Yang, J. Chen, W. Lin, and B. Byrne,</w:t>
+      </w:r>
+      <w:r>
+        <w:t xml:space="preserve"> </w:t>
+      </w:r>
+      <w:r>
+        <w:t xml:space="preserve">“</w:t>
+      </w:r>
+      <w:r>
+        <w:t xml:space="preserve">Direct Preference Optimization for</w:t>
+      </w:r>
+      <w:r>
+        <w:t xml:space="preserve"> </w:t>
+      </w:r>
+      <w:r>
+        <w:t xml:space="preserve">Neural Machine Translation with Minimum Bayes Risk Decoding,</w:t>
+      </w:r>
+      <w:r>
+        <w:t xml:space="preserve">”</w:t>
+      </w:r>
+      <w:r>
+        <w:t xml:space="preserve"> </w:t>
+      </w:r>
+      <w:r>
+        <w:t xml:space="preserve">in</w:t>
+      </w:r>
+      <w:r>
+        <w:t xml:space="preserve"> </w:t>
+      </w:r>
+      <w:r>
+        <w:rPr>
+          <w:iCs/>
+          <w:i/>
+        </w:rPr>
+        <w:t xml:space="preserve">Proceedings of the 2024 Conference of the North American Chapter of the</w:t>
+      </w:r>
+      <w:r>
+        <w:rPr>
+          <w:iCs/>
+          <w:i/>
+        </w:rPr>
+        <w:t xml:space="preserve"> </w:t>
+      </w:r>
+      <w:r>
+        <w:rPr>
+          <w:iCs/>
+          <w:i/>
+        </w:rPr>
+        <w:t xml:space="preserve">Association for Computational Linguistics (NAACL)</w:t>
+      </w:r>
+      <w:r>
+        <w:t xml:space="preserve">, 2024.</w:t>
+      </w:r>
+    </w:p>
+    <w:p>
+      <w:pPr>
+        <w:pStyle w:val="BodyText"/>
+      </w:pPr>
+      <w:r>
+        <w:t xml:space="preserve">[16] K. Kashyap and S. K. Sarma,</w:t>
+      </w:r>
+      <w:r>
+        <w:t xml:space="preserve"> </w:t>
+      </w:r>
+      <w:r>
+        <w:t xml:space="preserve">“</w:t>
+      </w:r>
+      <w:r>
+        <w:t xml:space="preserve">Multilingual NMT System for English to</w:t>
+      </w:r>
+      <w:r>
+        <w:t xml:space="preserve"> </w:t>
+      </w:r>
+      <w:r>
+        <w:t xml:space="preserve">Low-Resource Indic Languages – Assamese and Bengali,</w:t>
+      </w:r>
+      <w:r>
+        <w:t xml:space="preserve">”</w:t>
+      </w:r>
+      <w:r>
+        <w:t xml:space="preserve"> </w:t>
+      </w:r>
+      <w:r>
+        <w:rPr>
+          <w:iCs/>
+          <w:i/>
+        </w:rPr>
+        <w:t xml:space="preserve">IEEE</w:t>
+      </w:r>
+      <w:r>
+        <w:t xml:space="preserve">, 2024.</w:t>
+      </w:r>
+    </w:p>
+    <w:p>
+      <w:pPr>
+        <w:pStyle w:val="BodyText"/>
+      </w:pPr>
+      <w:r>
+        <w:t xml:space="preserve">[17] S. B. Das, D. Panda, T. K. Mishra, B. K. Patra, and A. Ekbal,</w:t>
+      </w:r>
+      <w:r>
+        <w:t xml:space="preserve"> </w:t>
+      </w:r>
+      <w:r>
+        <w:t xml:space="preserve">“</w:t>
+      </w:r>
+      <w:r>
+        <w:t xml:space="preserve">Multilingual</w:t>
+      </w:r>
+      <w:r>
+        <w:t xml:space="preserve"> </w:t>
+      </w:r>
+      <w:r>
+        <w:t xml:space="preserve">Neural Machine Translation System for Indic to Indic Languages,</w:t>
+      </w:r>
+      <w:r>
+        <w:t xml:space="preserve">”</w:t>
+      </w:r>
+      <w:r>
+        <w:t xml:space="preserve"> </w:t>
+      </w:r>
+      <w:r>
+        <w:rPr>
+          <w:iCs/>
+          <w:i/>
+        </w:rPr>
+        <w:t xml:space="preserve">ScienceDirect</w:t>
+      </w:r>
+      <w:r>
+        <w:t xml:space="preserve">, 2024.</w:t>
+      </w:r>
+    </w:p>
+    <w:p>
+      <w:pPr>
+        <w:pStyle w:val="BodyText"/>
+      </w:pPr>
+      <w:r>
+        <w:t xml:space="preserve">[18] P. S. Bohra and K. Berwal,</w:t>
+      </w:r>
+      <w:r>
+        <w:t xml:space="preserve"> </w:t>
+      </w:r>
+      <w:r>
+        <w:t xml:space="preserve">“</w:t>
+      </w:r>
+      <w:r>
+        <w:t xml:space="preserve">LLM-based AI-Powered Offline Portable Transcriptor</w:t>
+      </w:r>
+      <w:r>
+        <w:t xml:space="preserve"> </w:t>
+      </w:r>
+      <w:r>
+        <w:t xml:space="preserve">(OPT) – SURYA-TAC: A Tactical Speech-to-Speech Translation System,</w:t>
+      </w:r>
+      <w:r>
+        <w:t xml:space="preserve">”</w:t>
+      </w:r>
+      <w:r>
+        <w:t xml:space="preserve"> </w:t>
+      </w:r>
+      <w:r>
+        <w:rPr>
+          <w:iCs/>
+          <w:i/>
+        </w:rPr>
+        <w:t xml:space="preserve">IEEE</w:t>
+      </w:r>
+      <w:r>
+        <w:t xml:space="preserve">, 2024.</w:t>
+      </w:r>
+    </w:p>
+    <w:p>
+      <w:pPr>
+        <w:pStyle w:val="BodyText"/>
+      </w:pPr>
+      <w:r>
+        <w:t xml:space="preserve">[19] B. Fu, M. Liao, K. Fan, C. Li, L. Zhang, Y. Chen, and X. Shi,</w:t>
+      </w:r>
+      <w:r>
+        <w:t xml:space="preserve"> </w:t>
+      </w:r>
+      <w:r>
+        <w:t xml:space="preserve">“</w:t>
+      </w:r>
+      <w:r>
+        <w:t xml:space="preserve">Latency-Aware</w:t>
+      </w:r>
+      <w:r>
+        <w:t xml:space="preserve"> </w:t>
+      </w:r>
+      <w:r>
+        <w:t xml:space="preserve">Simultaneous Machine Translation Using Large Language Models,</w:t>
+      </w:r>
+      <w:r>
+        <w:t xml:space="preserve">”</w:t>
+      </w:r>
+      <w:r>
+        <w:t xml:space="preserve"> </w:t>
+      </w:r>
+      <w:r>
+        <w:rPr>
+          <w:iCs/>
+          <w:i/>
+        </w:rPr>
+        <w:t xml:space="preserve">Springer</w:t>
+      </w:r>
+      <w:r>
+        <w:t xml:space="preserve">, 2024.</w:t>
+      </w:r>
+    </w:p>
+    <w:p>
+      <w:pPr>
+        <w:pStyle w:val="BodyText"/>
+      </w:pPr>
+      <w:r>
+        <w:t xml:space="preserve">[20] S. Gangwar and I. Naim,</w:t>
+      </w:r>
+      <w:r>
+        <w:t xml:space="preserve"> </w:t>
+      </w:r>
+      <w:r>
+        <w:t xml:space="preserve">“</w:t>
+      </w:r>
+      <w:r>
+        <w:t xml:space="preserve">Offline English-to-Hindi Statistical Machine</w:t>
+      </w:r>
+      <w:r>
+        <w:t xml:space="preserve"> </w:t>
+      </w:r>
+      <w:r>
+        <w:t xml:space="preserve">Translation System,</w:t>
+      </w:r>
+      <w:r>
+        <w:t xml:space="preserve">”</w:t>
+      </w:r>
+      <w:r>
+        <w:t xml:space="preserve"> </w:t>
+      </w:r>
+      <w:r>
+        <w:rPr>
+          <w:iCs/>
+          <w:i/>
+        </w:rPr>
+        <w:t xml:space="preserve">ScienceDirect</w:t>
+      </w:r>
+      <w:r>
+        <w:t xml:space="preserve">, 2024.</w:t>
+      </w:r>
+    </w:p>
+    <w:p>
+      <w:pPr>
+        <w:pStyle w:val="BodyText"/>
+      </w:pPr>
+      <w:r>
+        <w:t xml:space="preserve">[21] Y. Kim and A. M. Rush,</w:t>
+      </w:r>
+      <w:r>
+        <w:t xml:space="preserve"> </w:t>
+      </w:r>
+      <w:r>
+        <w:t xml:space="preserve">“</w:t>
+      </w:r>
+      <w:r>
+        <w:t xml:space="preserve">Sequence-Level Knowledge Distillation,</w:t>
+      </w:r>
+      <w:r>
+        <w:t xml:space="preserve">”</w:t>
+      </w:r>
+      <w:r>
+        <w:t xml:space="preserve"> </w:t>
+      </w:r>
+      <w:r>
+        <w:t xml:space="preserve">in</w:t>
+      </w:r>
+      <w:r>
+        <w:t xml:space="preserve"> </w:t>
+      </w:r>
+      <w:r>
+        <w:rPr>
+          <w:iCs/>
+          <w:i/>
+        </w:rPr>
+        <w:t xml:space="preserve">Proceedings of the 2016 Conference on Empirical Methods in Natural</w:t>
+      </w:r>
+      <w:r>
+        <w:rPr>
+          <w:iCs/>
+          <w:i/>
+        </w:rPr>
+        <w:t xml:space="preserve"> </w:t>
+      </w:r>
+      <w:r>
+        <w:rPr>
+          <w:iCs/>
+          <w:i/>
+        </w:rPr>
+        <w:t xml:space="preserve">Language Processing (EMNLP)</w:t>
+      </w:r>
+      <w:r>
+        <w:t xml:space="preserve">, 2016, pp. 1317–1327.</w:t>
+      </w:r>
+    </w:p>
+    <w:p>
+      <w:pPr>
+        <w:pStyle w:val="BodyText"/>
+      </w:pPr>
+      <w:r>
+        <w:t xml:space="preserve">[22] J. Kirkpatrick, R. Pascanu, N. Rabinowitz, J. Veness, G. Desjardins,</w:t>
+      </w:r>
+      <w:r>
+        <w:t xml:space="preserve"> </w:t>
+      </w:r>
+      <w:r>
+        <w:t xml:space="preserve">A. A. Rusu, K. Milan, J. Quan, T. Ramalho, A. Grabska-Barwinska, D. Hassabis,</w:t>
+      </w:r>
+      <w:r>
+        <w:t xml:space="preserve"> </w:t>
+      </w:r>
+      <w:r>
+        <w:t xml:space="preserve">C. Clopath, D. Kumaran, and R. Hadsell,</w:t>
+      </w:r>
+      <w:r>
+        <w:t xml:space="preserve"> </w:t>
+      </w:r>
+      <w:r>
+        <w:t xml:space="preserve">“</w:t>
+      </w:r>
+      <w:r>
+        <w:t xml:space="preserve">Overcoming Catastrophic Forgetting in</w:t>
+      </w:r>
+      <w:r>
+        <w:t xml:space="preserve"> </w:t>
+      </w:r>
+      <w:r>
+        <w:t xml:space="preserve">Neural Networks,</w:t>
+      </w:r>
+      <w:r>
+        <w:t xml:space="preserve">”</w:t>
+      </w:r>
+      <w:r>
+        <w:t xml:space="preserve"> </w:t>
+      </w:r>
+      <w:r>
+        <w:rPr>
+          <w:iCs/>
+          <w:i/>
+        </w:rPr>
+        <w:t xml:space="preserve">Proceedings of the National Academy of Sciences</w:t>
+      </w:r>
+      <w:r>
+        <w:t xml:space="preserve">,</w:t>
+      </w:r>
+      <w:r>
+        <w:t xml:space="preserve"> </w:t>
+      </w:r>
+      <w:r>
+        <w:t xml:space="preserve">vol. 114, no. 13, pp. 3521–3526, 2017.</w:t>
+      </w:r>
+    </w:p>
+    <w:p>
+      <w:pPr>
+        <w:pStyle w:val="BodyText"/>
+      </w:pPr>
+      <w:r>
+        <w:t xml:space="preserve">[23] G. Ramesh, S. Doddapaneni, A. Bheemaraj, M. Jobanputra, R. AK, A. Sharma,</w:t>
+      </w:r>
+      <w:r>
+        <w:t xml:space="preserve"> </w:t>
+      </w:r>
+      <w:r>
+        <w:t xml:space="preserve">S. Sahoo, H. Diddee, M. J, D. Kakwani, N. Kumar, A. Pradeep, K. Nagaraj,</w:t>
+      </w:r>
+      <w:r>
+        <w:t xml:space="preserve"> </w:t>
+      </w:r>
+      <w:r>
+        <w:t xml:space="preserve">A. Kumar, P. Kumar, M. S. Khapra, R. Dabre, P. Kumar, and A. Kunchukuttan,</w:t>
+      </w:r>
+      <w:r>
+        <w:t xml:space="preserve"> </w:t>
+      </w:r>
+      <w:r>
+        <w:t xml:space="preserve">“</w:t>
+      </w:r>
+      <w:r>
+        <w:t xml:space="preserve">Samanantar: The Largest Publicly Available Parallel Corpora Collection for</w:t>
+      </w:r>
+      <w:r>
+        <w:t xml:space="preserve"> </w:t>
+      </w:r>
+      <w:r>
+        <w:t xml:space="preserve">11 Indic Languages,</w:t>
+      </w:r>
+      <w:r>
+        <w:t xml:space="preserve">”</w:t>
+      </w:r>
+      <w:r>
+        <w:t xml:space="preserve"> </w:t>
+      </w:r>
+      <w:r>
+        <w:rPr>
+          <w:iCs/>
+          <w:i/>
+        </w:rPr>
+        <w:t xml:space="preserve">Transactions of the Association for Computational</w:t>
+      </w:r>
+      <w:r>
+        <w:rPr>
+          <w:iCs/>
+          <w:i/>
+        </w:rPr>
+        <w:t xml:space="preserve"> </w:t>
+      </w:r>
+      <w:r>
+        <w:rPr>
+          <w:iCs/>
+          <w:i/>
+        </w:rPr>
+        <w:t xml:space="preserve">Linguistics (TACL)</w:t>
+      </w:r>
+      <w:r>
+        <w:t xml:space="preserve">, vol. 10, pp. 145–162, 2022.</w:t>
+      </w:r>
+    </w:p>
+    <w:p>
+      <w:pPr>
+        <w:pStyle w:val="BodyText"/>
+      </w:pPr>
+      <w:r>
+        <w:t xml:space="preserve">[24] M. Post,</w:t>
+      </w:r>
+      <w:r>
+        <w:t xml:space="preserve"> </w:t>
+      </w:r>
+      <w:r>
+        <w:t xml:space="preserve">“</w:t>
+      </w:r>
+      <w:r>
+        <w:t xml:space="preserve">A Call for Clarity in Reporting BLEU Scores,</w:t>
+      </w:r>
+      <w:r>
+        <w:t xml:space="preserve">”</w:t>
+      </w:r>
+      <w:r>
+        <w:t xml:space="preserve"> </w:t>
+      </w:r>
+      <w:r>
+        <w:t xml:space="preserve">in</w:t>
+      </w:r>
+      <w:r>
+        <w:t xml:space="preserve"> </w:t>
+      </w:r>
+      <w:r>
+        <w:rPr>
+          <w:iCs/>
+          <w:i/>
+        </w:rPr>
+        <w:t xml:space="preserve">Proceedings</w:t>
+      </w:r>
+      <w:r>
+        <w:rPr>
+          <w:iCs/>
+          <w:i/>
+        </w:rPr>
+        <w:t xml:space="preserve"> </w:t>
+      </w:r>
+      <w:r>
+        <w:rPr>
+          <w:iCs/>
+          <w:i/>
+        </w:rPr>
+        <w:t xml:space="preserve">of the Third Conference on Machine Translation (WMT)</w:t>
+      </w:r>
+      <w:r>
+        <w:t xml:space="preserve">, 2018, pp. 186–191.</w:t>
+      </w:r>
+    </w:p>
+    <w:p>
+      <w:pPr>
+        <w:pStyle w:val="BodyText"/>
+      </w:pPr>
+      <w:r>
+        <w:t xml:space="preserve">[25] M. Popović,</w:t>
+      </w:r>
+      <w:r>
+        <w:t xml:space="preserve"> </w:t>
+      </w:r>
+      <w:r>
+        <w:t xml:space="preserve">“</w:t>
+      </w:r>
+      <w:r>
+        <w:t xml:space="preserve">chrF: Character n-gram F-score for Automatic MT Evaluation,</w:t>
+      </w:r>
+      <w:r>
+        <w:t xml:space="preserve">”</w:t>
+      </w:r>
+      <w:r>
+        <w:t xml:space="preserve"> </w:t>
+      </w:r>
+      <w:r>
+        <w:t xml:space="preserve">in</w:t>
+      </w:r>
+      <w:r>
+        <w:t xml:space="preserve"> </w:t>
+      </w:r>
+      <w:r>
+        <w:rPr>
+          <w:iCs/>
+          <w:i/>
+        </w:rPr>
+        <w:t xml:space="preserve">Proceedings of the Tenth Workshop on Statistical Machine Translation</w:t>
+      </w:r>
+      <w:r>
+        <w:rPr>
+          <w:iCs/>
+          <w:i/>
+        </w:rPr>
+        <w:t xml:space="preserve"> </w:t>
+      </w:r>
+      <w:r>
+        <w:rPr>
+          <w:iCs/>
+          <w:i/>
+        </w:rPr>
+        <w:t xml:space="preserve">(WMT)</w:t>
+      </w:r>
+      <w:r>
+        <w:t xml:space="preserve">, 2015, pp. 392–395.</w:t>
+      </w:r>
+    </w:p>
+    <w:p>
+      <w:pPr>
+        <w:pStyle w:val="BodyText"/>
+      </w:pPr>
+      <w:r>
+        <w:t xml:space="preserve">[26] R. Rei, C. Stewart, A. C. Farinha, and A. Lavie,</w:t>
+      </w:r>
+      <w:r>
+        <w:t xml:space="preserve"> </w:t>
+      </w:r>
+      <w:r>
+        <w:t xml:space="preserve">“</w:t>
+      </w:r>
+      <w:r>
+        <w:t xml:space="preserve">COMET: A Neural Framework for</w:t>
+      </w:r>
+      <w:r>
+        <w:t xml:space="preserve"> </w:t>
+      </w:r>
+      <w:r>
+        <w:t xml:space="preserve">MT Evaluation,</w:t>
+      </w:r>
+      <w:r>
+        <w:t xml:space="preserve">”</w:t>
+      </w:r>
+      <w:r>
+        <w:t xml:space="preserve"> </w:t>
+      </w:r>
+      <w:r>
+        <w:t xml:space="preserve">in</w:t>
+      </w:r>
+      <w:r>
+        <w:t xml:space="preserve"> </w:t>
+      </w:r>
+      <w:r>
+        <w:rPr>
+          <w:iCs/>
+          <w:i/>
+        </w:rPr>
+        <w:t xml:space="preserve">Proceedings of the 2020 Conference on Empirical</w:t>
+      </w:r>
+      <w:r>
+        <w:rPr>
+          <w:iCs/>
+          <w:i/>
+        </w:rPr>
+        <w:t xml:space="preserve"> </w:t>
+      </w:r>
+      <w:r>
+        <w:rPr>
+          <w:iCs/>
+          <w:i/>
+        </w:rPr>
+        <w:t xml:space="preserve">Methods in Natural Language Processing (EMNLP)</w:t>
+      </w:r>
+      <w:r>
+        <w:t xml:space="preserve">, 2020, pp. 2685–2702.</w:t>
+      </w:r>
+    </w:p>
+    <w:p>
+      <w:pPr>
+        <w:pStyle w:val="BodyText"/>
+      </w:pPr>
+      <w:r>
+        <w:t xml:space="preserve">[27] A. Vaswani, N. Shazeer, N. Parmar, J. Uszkoreit, L. Jones, A. N. Gomez,</w:t>
+      </w:r>
+      <w:r>
+        <w:t xml:space="preserve"> </w:t>
+      </w:r>
+      <w:r>
+        <w:t xml:space="preserve">Ł</w:t>
+      </w:r>
+      <w:r>
+        <w:t xml:space="preserve">. Kaiser, and I. Polosukhin,</w:t>
+      </w:r>
+      <w:r>
+        <w:t xml:space="preserve"> </w:t>
+      </w:r>
+      <w:r>
+        <w:t xml:space="preserve">“</w:t>
+      </w:r>
+      <w:r>
+        <w:t xml:space="preserve">Attention Is All You Need,</w:t>
+      </w:r>
+      <w:r>
+        <w:t xml:space="preserve">”</w:t>
+      </w:r>
+      <w:r>
+        <w:t xml:space="preserve"> </w:t>
+      </w:r>
+      <w:r>
+        <w:t xml:space="preserve">in</w:t>
+      </w:r>
+      <w:r>
+        <w:t xml:space="preserve"> </w:t>
+      </w:r>
+      <w:r>
+        <w:rPr>
+          <w:iCs/>
+          <w:i/>
+        </w:rPr>
+        <w:t xml:space="preserve">Advances in Neural Information Processing Systems (NeurIPS)</w:t>
+      </w:r>
+      <w:r>
+        <w:t xml:space="preserve">, vol. 30,</w:t>
+      </w:r>
+      <w:r>
+        <w:t xml:space="preserve"> </w:t>
+      </w:r>
+      <w:r>
+        <w:t xml:space="preserve">2017.</w:t>
+      </w:r>
+    </w:p>
+    <w:p>
+      <w:pPr>
+        <w:pStyle w:val="BodyText"/>
+      </w:pPr>
+      <w:r>
+        <w:t xml:space="preserve">[28] M. Junczys-Dowmunt, R. Grundkiewicz, T. Dwojak, H. Hoang, K. Heafield,</w:t>
+      </w:r>
+      <w:r>
+        <w:t xml:space="preserve"> </w:t>
+      </w:r>
+      <w:r>
+        <w:t xml:space="preserve">T. Neckermann, F. Seide, U. Germann, A. Fikri Aji, N. Bogoychev,</w:t>
+      </w:r>
+      <w:r>
+        <w:t xml:space="preserve"> </w:t>
+      </w:r>
+      <w:r>
+        <w:t xml:space="preserve">A. F. T. Martins, and A. Birch,</w:t>
+      </w:r>
+      <w:r>
+        <w:t xml:space="preserve"> </w:t>
+      </w:r>
+      <w:r>
+        <w:t xml:space="preserve">“</w:t>
+      </w:r>
+      <w:r>
+        <w:t xml:space="preserve">Marian: Fast Neural Machine Translation in</w:t>
+      </w:r>
+      <w:r>
+        <w:t xml:space="preserve"> </w:t>
+      </w:r>
+      <w:r>
+        <w:t xml:space="preserve">C++,</w:t>
+      </w:r>
+      <w:r>
+        <w:t xml:space="preserve">”</w:t>
+      </w:r>
+      <w:r>
+        <w:t xml:space="preserve"> </w:t>
+      </w:r>
+      <w:r>
+        <w:t xml:space="preserve">in</w:t>
+      </w:r>
+      <w:r>
+        <w:t xml:space="preserve"> </w:t>
+      </w:r>
+      <w:r>
+        <w:rPr>
+          <w:iCs/>
+          <w:i/>
+        </w:rPr>
+        <w:t xml:space="preserve">Proceedings of ACL 2018, System Demonstrations</w:t>
+      </w:r>
+      <w:r>
+        <w:t xml:space="preserve">, 2018,</w:t>
+      </w:r>
+      <w:r>
+        <w:t xml:space="preserve"> </w:t>
+      </w:r>
+      <w:r>
+        <w:t xml:space="preserve">pp. 116–121.</w:t>
+      </w:r>
+    </w:p>
+    <w:p>
+      <w:pPr>
+        <w:pStyle w:val="BodyText"/>
+      </w:pPr>
+      <w:r>
+        <w:t xml:space="preserve">[29] T. Kudo and J. Richardson,</w:t>
+      </w:r>
+      <w:r>
+        <w:t xml:space="preserve"> </w:t>
+      </w:r>
+      <w:r>
+        <w:t xml:space="preserve">“</w:t>
+      </w:r>
+      <w:r>
+        <w:t xml:space="preserve">SentencePiece: A Simple and Language Independent</w:t>
+      </w:r>
+      <w:r>
+        <w:t xml:space="preserve"> </w:t>
+      </w:r>
+      <w:r>
+        <w:t xml:space="preserve">Subword Tokenizer and Detokenizer for Neural Text Processing,</w:t>
+      </w:r>
+      <w:r>
+        <w:t xml:space="preserve">”</w:t>
+      </w:r>
+      <w:r>
+        <w:t xml:space="preserve"> </w:t>
+      </w:r>
+      <w:r>
+        <w:t xml:space="preserve">in</w:t>
+      </w:r>
+      <w:r>
+        <w:t xml:space="preserve"> </w:t>
+      </w:r>
+      <w:r>
+        <w:rPr>
+          <w:iCs/>
+          <w:i/>
+        </w:rPr>
+        <w:t xml:space="preserve">Proceedings of EMNLP 2018, System Demonstrations</w:t>
+      </w:r>
+      <w:r>
+        <w:t xml:space="preserve">, 2018, pp. 66–71.</w:t>
+      </w:r>
+    </w:p>
+    <w:p>
+      <w:pPr>
+        <w:pStyle w:val="BodyText"/>
+      </w:pPr>
+      <w:r>
+        <w:t xml:space="preserve">[30] ONNX Runtime Developers,</w:t>
+      </w:r>
+      <w:r>
+        <w:t xml:space="preserve"> </w:t>
+      </w:r>
+      <w:r>
+        <w:t xml:space="preserve">“</w:t>
+      </w:r>
+      <w:r>
+        <w:t xml:space="preserve">ONNX Runtime: Cross-platform Accelerated Machine</w:t>
+      </w:r>
+      <w:r>
+        <w:t xml:space="preserve"> </w:t>
+      </w:r>
+      <w:r>
+        <w:t xml:space="preserve">Learning,</w:t>
+      </w:r>
+      <w:r>
+        <w:t xml:space="preserve">”</w:t>
+      </w:r>
+      <w:r>
+        <w:t xml:space="preserve"> </w:t>
+      </w:r>
+      <w:r>
+        <w:t xml:space="preserve">2021. [Online]. Available:</w:t>
+      </w:r>
+      <w:r>
+        <w:t xml:space="preserve"> </w:t>
+      </w:r>
+      <w:r>
+        <w:rPr>
+          <w:rStyle w:val="VerbatimChar"/>
+        </w:rPr>
+        <w:t xml:space="preserve">https://onnxruntime.ai</w:t>
+      </w:r>
+    </w:p>
+    <w:p>
+      <w:pPr>
+        <w:pStyle w:val="BodyText"/>
+      </w:pPr>
+      <w:r>
+        <w:t xml:space="preserve">[31] NLLB Team</w:t>
+      </w:r>
+      <w:r>
+        <w:t xml:space="preserve"> </w:t>
+      </w:r>
+      <w:r>
+        <w:rPr>
+          <w:iCs/>
+          <w:i/>
+        </w:rPr>
+        <w:t xml:space="preserve">et al.</w:t>
+      </w:r>
+      <w:r>
+        <w:t xml:space="preserve">,</w:t>
+      </w:r>
+      <w:r>
+        <w:t xml:space="preserve"> </w:t>
+      </w:r>
+      <w:r>
+        <w:t xml:space="preserve">“</w:t>
+      </w:r>
+      <w:r>
+        <w:t xml:space="preserve">No Language Left Behind: Scaling Human-Centered</w:t>
+      </w:r>
+      <w:r>
+        <w:t xml:space="preserve"> </w:t>
+      </w:r>
+      <w:r>
+        <w:t xml:space="preserve">Machine Translation,</w:t>
+      </w:r>
+      <w:r>
+        <w:t xml:space="preserve">”</w:t>
+      </w:r>
+      <w:r>
+        <w:t xml:space="preserve"> </w:t>
+      </w:r>
+      <w:r>
+        <w:rPr>
+          <w:iCs/>
+          <w:i/>
+        </w:rPr>
+        <w:t xml:space="preserve">arXiv preprint</w:t>
+      </w:r>
+      <w:r>
+        <w:t xml:space="preserve"> </w:t>
+      </w:r>
+      <w:r>
+        <w:t xml:space="preserve">arXiv:2207.04672, 2022.</w:t>
+      </w:r>
+    </w:p>
+    <w:p>
+      <w:pPr>
+        <w:pageBreakBefore/>
+        <w:jc w:val="center"/>
+        <w:pStyle w:val="BodyText"/>
+      </w:pPr>
+      <w:r>
+        <w:rPr>
+          <w:bCs/>
+          <w:b/>
+        </w:rPr>
+        <w:t xml:space="preserve">APPENDIX</w:t>
+      </w:r>
+    </w:p>
+    <w:p>
+      <w:pPr>
+        <w:pStyle w:val="Heading2"/>
+      </w:pPr>
+      <w:r>
+        <w:t xml:space="preserve">A. Paper and Publication Details</w:t>
+      </w:r>
+    </w:p>
+    <w:p>
+      <w:pPr>
+        <w:pStyle w:val="FirstParagraph"/>
+      </w:pPr>
+      <w:r>
+        <w:t xml:space="preserve">The empirical work reported in Chapter </w:t>
       </w:r>
       <w:hyperlink w:anchor="ch:results">
         <w:r>
@@ -47478,68 +48761,22 @@
         </w:r>
       </w:hyperlink>
       <w:r>
-        <w:t xml:space="preserve">, is maintained in the repository.</w:t>
-      </w:r>
-    </w:p>
-    <w:p>
-      <w:pPr>
-        <w:pStyle w:val="Heading2"/>
-      </w:pPr>
-      <w:r>
-        <w:t xml:space="preserve">Closing Remarks</w:t>
-      </w:r>
-    </w:p>
-    <w:p>
-      <w:pPr>
-        <w:pStyle w:val="FirstParagraph"/>
-      </w:pPr>
-      <w:r>
-        <w:t xml:space="preserve">The project’s most valuable outcome was not the one it set out to obtain.</w:t>
-      </w:r>
-      <w:r>
-        <w:t xml:space="preserve"> </w:t>
-      </w:r>
-      <w:r>
-        <w:rPr>
-          <w:smallCaps/>
-        </w:rPr>
-        <w:t xml:space="preserve">Setu</w:t>
-      </w:r>
-      <w:r>
-        <w:t xml:space="preserve"> </w:t>
-      </w:r>
-      <w:r>
-        <w:t xml:space="preserve">was proposed as a demonstration that preference distillation would produce better</w:t>
-      </w:r>
-      <w:r>
-        <w:t xml:space="preserve"> </w:t>
-      </w:r>
-      <w:r>
-        <w:t xml:space="preserve">compact translators, and the controlled experiment showed the opposite. The</w:t>
-      </w:r>
-      <w:r>
-        <w:t xml:space="preserve"> </w:t>
-      </w:r>
-      <w:r>
-        <w:t xml:space="preserve">correct response to that was neither to discard the DPO work nor to present the</w:t>
-      </w:r>
-      <w:r>
-        <w:t xml:space="preserve"> </w:t>
-      </w:r>
-      <w:r>
-        <w:t xml:space="preserve">system as though the hypothesis had held, but to report what was measured,</w:t>
-      </w:r>
-      <w:r>
-        <w:t xml:space="preserve"> </w:t>
-      </w:r>
-      <w:r>
-        <w:t xml:space="preserve">rebuild the system around the method that won, and treat the refutation as the</w:t>
-      </w:r>
-      <w:r>
-        <w:t xml:space="preserve"> </w:t>
-      </w:r>
-      <w:r>
-        <w:t xml:space="preserve">contribution.</w:t>
+        <w:t xml:space="preserve"> </w:t>
+      </w:r>
+      <w:r>
+        <w:t xml:space="preserve">is being prepared for</w:t>
+      </w:r>
+      <w:r>
+        <w:t xml:space="preserve"> </w:t>
+      </w:r>
+      <w:r>
+        <w:t xml:space="preserve">submission. The paper’s structure and the results it reports are given below; every</w:t>
+      </w:r>
+      <w:r>
+        <w:t xml:space="preserve"> </w:t>
+      </w:r>
+      <w:r>
+        <w:t xml:space="preserve">number in Tables A.1 and A.2 is drawn from the runs reported in this document.</w:t>
       </w:r>
     </w:p>
     <w:p>
@@ -47547,77 +48784,11 @@
         <w:pStyle w:val="BodyText"/>
       </w:pPr>
       <w:r>
-        <w:t xml:space="preserve">What remains is a translator that fits in 104 megabytes, answers in a sixth of a</w:t>
-      </w:r>
-      <w:r>
-        <w:t xml:space="preserve"> </w:t>
-      </w:r>
-      <w:r>
-        <w:t xml:space="preserve">second, works with the network switched off, covers eleven of India’s scheduled</w:t>
-      </w:r>
-      <w:r>
-        <w:t xml:space="preserve"> </w:t>
-      </w:r>
-      <w:r>
-        <w:t xml:space="preserve">languages in every direction between them, and never sends a user’s words</w:t>
-      </w:r>
-      <w:r>
-        <w:t xml:space="preserve"> </w:t>
-      </w:r>
-      <w:r>
-        <w:t xml:space="preserve">anywhere. The eight directions that fall short of target are documented as</w:t>
-      </w:r>
-      <w:r>
-        <w:t xml:space="preserve"> </w:t>
-      </w:r>
-      <w:r>
-        <w:t xml:space="preserve">falling short. That, rather than a uniformly successful scorecard, is what the</w:t>
-      </w:r>
-      <w:r>
-        <w:t xml:space="preserve"> </w:t>
-      </w:r>
-      <w:r>
-        <w:t xml:space="preserve">work actually produced.</w:t>
-      </w:r>
-    </w:p>
-    <w:p>
-      <w:pPr>
-        <w:pageBreakBefore/>
-        <w:jc w:val="center"/>
-        <w:pStyle w:val="BodyText"/>
-      </w:pPr>
-      <w:r>
-        <w:rPr>
-          <w:bCs/>
-          <w:b/>
-        </w:rPr>
-        <w:t xml:space="preserve">REFERENCES</w:t>
-      </w:r>
-    </w:p>
-    <w:p>
-      <w:pPr>
-        <w:pStyle w:val="BodyText"/>
-      </w:pPr>
-      <w:r>
-        <w:t xml:space="preserve">[1] V. Sanh, L. Debut, J. Chaumond, and T. Wolf,</w:t>
-      </w:r>
-      <w:r>
-        <w:t xml:space="preserve"> </w:t>
-      </w:r>
-      <w:r>
-        <w:t xml:space="preserve">“</w:t>
-      </w:r>
-      <w:r>
-        <w:t xml:space="preserve">DistilBERT, a distilled version</w:t>
-      </w:r>
-      <w:r>
-        <w:t xml:space="preserve"> </w:t>
-      </w:r>
-      <w:r>
-        <w:t xml:space="preserve">of BERT: smaller, faster, cheaper and lighter,</w:t>
-      </w:r>
-      <w:r>
-        <w:t xml:space="preserve">”</w:t>
+        <w:rPr>
+          <w:bCs/>
+          <w:b/>
+        </w:rPr>
+        <w:t xml:space="preserve">Working title.</w:t>
       </w:r>
       <w:r>
         <w:t xml:space="preserve"> </w:t>
@@ -47627,86 +48798,13 @@
           <w:iCs/>
           <w:i/>
         </w:rPr>
-        <w:t xml:space="preserve">arXiv preprint</w:t>
-      </w:r>
-      <w:r>
-        <w:t xml:space="preserve"> </w:t>
-      </w:r>
-      <w:r>
-        <w:t xml:space="preserve">arXiv:1910.01108, 2019.</w:t>
-      </w:r>
-    </w:p>
-    <w:p>
-      <w:pPr>
-        <w:pStyle w:val="BodyText"/>
-      </w:pPr>
-      <w:r>
-        <w:t xml:space="preserve">[2] B. Li, Z. Wang, H. Liu, Y. Jiang, Q. Du, T. Xiao, H. Wang, and J. Zhu,</w:t>
-      </w:r>
-      <w:r>
-        <w:t xml:space="preserve"> </w:t>
-      </w:r>
-      <w:r>
-        <w:t xml:space="preserve">“</w:t>
-      </w:r>
-      <w:r>
-        <w:t xml:space="preserve">Neural</w:t>
-      </w:r>
-      <w:r>
-        <w:t xml:space="preserve"> </w:t>
-      </w:r>
-      <w:r>
-        <w:t xml:space="preserve">Machine Translation on Mobile Devices,</w:t>
-      </w:r>
-      <w:r>
-        <w:t xml:space="preserve">”</w:t>
-      </w:r>
-      <w:r>
-        <w:t xml:space="preserve"> </w:t>
+        <w:t xml:space="preserve">Sequence-Level Distillation Beats</w:t>
       </w:r>
       <w:r>
         <w:rPr>
           <w:iCs/>
           <w:i/>
         </w:rPr>
-        <w:t xml:space="preserve">IEEE</w:t>
-      </w:r>
-      <w:r>
-        <w:t xml:space="preserve">, 2020.</w:t>
-      </w:r>
-    </w:p>
-    <w:p>
-      <w:pPr>
-        <w:pStyle w:val="BodyText"/>
-      </w:pPr>
-      <w:r>
-        <w:t xml:space="preserve">[3] A. Mohammadshahi, V. Nikoulina, A. Bérard, C. Brun, J. Henderson, and</w:t>
-      </w:r>
-      <w:r>
-        <w:t xml:space="preserve"> </w:t>
-      </w:r>
-      <w:r>
-        <w:t xml:space="preserve">L. Besacier,</w:t>
-      </w:r>
-      <w:r>
-        <w:t xml:space="preserve"> </w:t>
-      </w:r>
-      <w:r>
-        <w:t xml:space="preserve">“</w:t>
-      </w:r>
-      <w:r>
-        <w:t xml:space="preserve">SMaLL-100: Introducing Shallow Multilingual Machine Translation</w:t>
-      </w:r>
-      <w:r>
-        <w:t xml:space="preserve"> </w:t>
-      </w:r>
-      <w:r>
-        <w:t xml:space="preserve">for Low-Resource Languages,</w:t>
-      </w:r>
-      <w:r>
-        <w:t xml:space="preserve">”</w:t>
-      </w:r>
-      <w:r>
         <w:t xml:space="preserve"> </w:t>
       </w:r>
       <w:r>
@@ -47714,1484 +48812,6 @@
           <w:iCs/>
           <w:i/>
         </w:rPr>
-        <w:t xml:space="preserve">Springer</w:t>
-      </w:r>
-      <w:r>
-        <w:t xml:space="preserve">, 2020.</w:t>
-      </w:r>
-    </w:p>
-    <w:p>
-      <w:pPr>
-        <w:pStyle w:val="BodyText"/>
-      </w:pPr>
-      <w:r>
-        <w:t xml:space="preserve">[4] J. Tiedemann,</w:t>
-      </w:r>
-      <w:r>
-        <w:t xml:space="preserve"> </w:t>
-      </w:r>
-      <w:r>
-        <w:t xml:space="preserve">“</w:t>
-      </w:r>
-      <w:r>
-        <w:t xml:space="preserve">The Tatoeba Translation Challenge – Realistic Data Sets for</w:t>
-      </w:r>
-      <w:r>
-        <w:t xml:space="preserve"> </w:t>
-      </w:r>
-      <w:r>
-        <w:t xml:space="preserve">Low Resource and Multilingual MT,</w:t>
-      </w:r>
-      <w:r>
-        <w:t xml:space="preserve">”</w:t>
-      </w:r>
-      <w:r>
-        <w:t xml:space="preserve"> </w:t>
-      </w:r>
-      <w:r>
-        <w:t xml:space="preserve">in</w:t>
-      </w:r>
-      <w:r>
-        <w:t xml:space="preserve"> </w:t>
-      </w:r>
-      <w:r>
-        <w:rPr>
-          <w:iCs/>
-          <w:i/>
-        </w:rPr>
-        <w:t xml:space="preserve">Proceedings of the Sixth</w:t>
-      </w:r>
-      <w:r>
-        <w:rPr>
-          <w:iCs/>
-          <w:i/>
-        </w:rPr>
-        <w:t xml:space="preserve"> </w:t>
-      </w:r>
-      <w:r>
-        <w:rPr>
-          <w:iCs/>
-          <w:i/>
-        </w:rPr>
-        <w:t xml:space="preserve">Conference on Machine Translation (WMT)</w:t>
-      </w:r>
-      <w:r>
-        <w:t xml:space="preserve">, 2021, pp. 1174–1182.</w:t>
-      </w:r>
-    </w:p>
-    <w:p>
-      <w:pPr>
-        <w:pStyle w:val="BodyText"/>
-      </w:pPr>
-      <w:r>
-        <w:t xml:space="preserve">[5] B. Li, Z. Wang, H. Liu, Y. Jiang, Q. Du, T. Xiao, H. Wang, and J. Zhu,</w:t>
-      </w:r>
-      <w:r>
-        <w:t xml:space="preserve"> </w:t>
-      </w:r>
-      <w:r>
-        <w:t xml:space="preserve">“</w:t>
-      </w:r>
-      <w:r>
-        <w:t xml:space="preserve">Shallow-to-Deep Training for Neural Machine Translation,</w:t>
-      </w:r>
-      <w:r>
-        <w:t xml:space="preserve">”</w:t>
-      </w:r>
-      <w:r>
-        <w:t xml:space="preserve"> </w:t>
-      </w:r>
-      <w:r>
-        <w:t xml:space="preserve">in</w:t>
-      </w:r>
-      <w:r>
-        <w:t xml:space="preserve"> </w:t>
-      </w:r>
-      <w:r>
-        <w:rPr>
-          <w:iCs/>
-          <w:i/>
-        </w:rPr>
-        <w:t xml:space="preserve">Proceedings of the 59th Annual Meeting of the Association for</w:t>
-      </w:r>
-      <w:r>
-        <w:rPr>
-          <w:iCs/>
-          <w:i/>
-        </w:rPr>
-        <w:t xml:space="preserve"> </w:t>
-      </w:r>
-      <w:r>
-        <w:rPr>
-          <w:iCs/>
-          <w:i/>
-        </w:rPr>
-        <w:t xml:space="preserve">Computational Linguistics (ACL)</w:t>
-      </w:r>
-      <w:r>
-        <w:t xml:space="preserve">, 2021.</w:t>
-      </w:r>
-    </w:p>
-    <w:p>
-      <w:pPr>
-        <w:pStyle w:val="BodyText"/>
-      </w:pPr>
-      <w:r>
-        <w:t xml:space="preserve">[6] Z. Yang, R. Sun, and X. Wan,</w:t>
-      </w:r>
-      <w:r>
-        <w:t xml:space="preserve"> </w:t>
-      </w:r>
-      <w:r>
-        <w:t xml:space="preserve">“</w:t>
-      </w:r>
-      <w:r>
-        <w:t xml:space="preserve">Nearest Neighbor Knowledge Distillation for</w:t>
-      </w:r>
-      <w:r>
-        <w:t xml:space="preserve"> </w:t>
-      </w:r>
-      <w:r>
-        <w:t xml:space="preserve">Neural Machine Translation,</w:t>
-      </w:r>
-      <w:r>
-        <w:t xml:space="preserve">”</w:t>
-      </w:r>
-      <w:r>
-        <w:t xml:space="preserve"> </w:t>
-      </w:r>
-      <w:r>
-        <w:rPr>
-          <w:iCs/>
-          <w:i/>
-        </w:rPr>
-        <w:t xml:space="preserve">IEEE</w:t>
-      </w:r>
-      <w:r>
-        <w:t xml:space="preserve">, 2022.</w:t>
-      </w:r>
-    </w:p>
-    <w:p>
-      <w:pPr>
-        <w:pStyle w:val="BodyText"/>
-      </w:pPr>
-      <w:r>
-        <w:t xml:space="preserve">[7] C. Xu, R. Ye, Q. Dong, C. Zhao, T. Ko, M. Wang, T. Xiao, and J. Zhu,</w:t>
-      </w:r>
-      <w:r>
-        <w:t xml:space="preserve"> </w:t>
-      </w:r>
-      <w:r>
-        <w:t xml:space="preserve">“</w:t>
-      </w:r>
-      <w:r>
-        <w:t xml:space="preserve">Speech-to-Speech Translation Improvements with Self-Supervised Learning,</w:t>
-      </w:r>
-      <w:r>
-        <w:t xml:space="preserve">”</w:t>
-      </w:r>
-      <w:r>
-        <w:t xml:space="preserve"> </w:t>
-      </w:r>
-      <w:r>
-        <w:rPr>
-          <w:iCs/>
-          <w:i/>
-        </w:rPr>
-        <w:t xml:space="preserve">IEEE</w:t>
-      </w:r>
-      <w:r>
-        <w:t xml:space="preserve">, 2022.</w:t>
-      </w:r>
-    </w:p>
-    <w:p>
-      <w:pPr>
-        <w:pStyle w:val="BodyText"/>
-      </w:pPr>
-      <w:r>
-        <w:t xml:space="preserve">[8] Y. Jia, Y. Ding, A. Bapna, C. Cherry, Y. Zhang, A. Conneau, and N. Morioka,</w:t>
-      </w:r>
-      <w:r>
-        <w:t xml:space="preserve"> </w:t>
-      </w:r>
-      <w:r>
-        <w:t xml:space="preserve">“</w:t>
-      </w:r>
-      <w:r>
-        <w:t xml:space="preserve">Direct Speech Translation,</w:t>
-      </w:r>
-      <w:r>
-        <w:t xml:space="preserve">”</w:t>
-      </w:r>
-      <w:r>
-        <w:t xml:space="preserve"> </w:t>
-      </w:r>
-      <w:r>
-        <w:rPr>
-          <w:iCs/>
-          <w:i/>
-        </w:rPr>
-        <w:t xml:space="preserve">Springer</w:t>
-      </w:r>
-      <w:r>
-        <w:t xml:space="preserve">, 2023.</w:t>
-      </w:r>
-    </w:p>
-    <w:p>
-      <w:pPr>
-        <w:pStyle w:val="BodyText"/>
-      </w:pPr>
-      <w:r>
-        <w:t xml:space="preserve">[9] R. Rafailov, A. Sharma, E. Mitchell, C. D. Manning, S. Ermon, and C. Finn,</w:t>
-      </w:r>
-      <w:r>
-        <w:t xml:space="preserve"> </w:t>
-      </w:r>
-      <w:r>
-        <w:t xml:space="preserve">“</w:t>
-      </w:r>
-      <w:r>
-        <w:t xml:space="preserve">Direct Preference Optimization: Your Language Model is Secretly a Reward</w:t>
-      </w:r>
-      <w:r>
-        <w:t xml:space="preserve"> </w:t>
-      </w:r>
-      <w:r>
-        <w:t xml:space="preserve">Model,</w:t>
-      </w:r>
-      <w:r>
-        <w:t xml:space="preserve">”</w:t>
-      </w:r>
-      <w:r>
-        <w:t xml:space="preserve"> </w:t>
-      </w:r>
-      <w:r>
-        <w:t xml:space="preserve">in</w:t>
-      </w:r>
-      <w:r>
-        <w:t xml:space="preserve"> </w:t>
-      </w:r>
-      <w:r>
-        <w:rPr>
-          <w:iCs/>
-          <w:i/>
-        </w:rPr>
-        <w:t xml:space="preserve">Advances in Neural Information Processing Systems</w:t>
-      </w:r>
-      <w:r>
-        <w:rPr>
-          <w:iCs/>
-          <w:i/>
-        </w:rPr>
-        <w:t xml:space="preserve"> </w:t>
-      </w:r>
-      <w:r>
-        <w:rPr>
-          <w:iCs/>
-          <w:i/>
-        </w:rPr>
-        <w:t xml:space="preserve">(NeurIPS)</w:t>
-      </w:r>
-      <w:r>
-        <w:t xml:space="preserve">, vol. 36, 2023.</w:t>
-      </w:r>
-    </w:p>
-    <w:p>
-      <w:pPr>
-        <w:pStyle w:val="BodyText"/>
-      </w:pPr>
-      <w:r>
-        <w:t xml:space="preserve">[10] Z. Miao, W. Zhang, J. Su, X. Li, J. Luan, Y. Chen, B. Wang, and M. Zhang,</w:t>
-      </w:r>
-      <w:r>
-        <w:t xml:space="preserve"> </w:t>
-      </w:r>
-      <w:r>
-        <w:t xml:space="preserve">“</w:t>
-      </w:r>
-      <w:r>
-        <w:t xml:space="preserve">All-in-One Knowledge Distillation Framework for Neural Machine Translation,</w:t>
-      </w:r>
-      <w:r>
-        <w:t xml:space="preserve">”</w:t>
-      </w:r>
-      <w:r>
-        <w:t xml:space="preserve"> </w:t>
-      </w:r>
-      <w:r>
-        <w:t xml:space="preserve">in</w:t>
-      </w:r>
-      <w:r>
-        <w:t xml:space="preserve"> </w:t>
-      </w:r>
-      <w:r>
-        <w:rPr>
-          <w:iCs/>
-          <w:i/>
-        </w:rPr>
-        <w:t xml:space="preserve">Proceedings of the 2023 Conference on Empirical Methods in Natural</w:t>
-      </w:r>
-      <w:r>
-        <w:rPr>
-          <w:iCs/>
-          <w:i/>
-        </w:rPr>
-        <w:t xml:space="preserve"> </w:t>
-      </w:r>
-      <w:r>
-        <w:rPr>
-          <w:iCs/>
-          <w:i/>
-        </w:rPr>
-        <w:t xml:space="preserve">Language Processing (EMNLP)</w:t>
-      </w:r>
-      <w:r>
-        <w:t xml:space="preserve">, 2023.</w:t>
-      </w:r>
-    </w:p>
-    <w:p>
-      <w:pPr>
-        <w:pStyle w:val="BodyText"/>
-      </w:pPr>
-      <w:r>
-        <w:t xml:space="preserve">[11] Y. Zhang, P. Li, M. Sun, and Y. Liu,</w:t>
-      </w:r>
-      <w:r>
-        <w:t xml:space="preserve"> </w:t>
-      </w:r>
-      <w:r>
-        <w:t xml:space="preserve">“</w:t>
-      </w:r>
-      <w:r>
-        <w:t xml:space="preserve">Continual Knowledge Distillation for</w:t>
-      </w:r>
-      <w:r>
-        <w:t xml:space="preserve"> </w:t>
-      </w:r>
-      <w:r>
-        <w:t xml:space="preserve">Neural Machine Translation,</w:t>
-      </w:r>
-      <w:r>
-        <w:t xml:space="preserve">”</w:t>
-      </w:r>
-      <w:r>
-        <w:t xml:space="preserve"> </w:t>
-      </w:r>
-      <w:r>
-        <w:t xml:space="preserve">in</w:t>
-      </w:r>
-      <w:r>
-        <w:t xml:space="preserve"> </w:t>
-      </w:r>
-      <w:r>
-        <w:rPr>
-          <w:iCs/>
-          <w:i/>
-        </w:rPr>
-        <w:t xml:space="preserve">Proceedings of the 61st Annual Meeting</w:t>
-      </w:r>
-      <w:r>
-        <w:rPr>
-          <w:iCs/>
-          <w:i/>
-        </w:rPr>
-        <w:t xml:space="preserve"> </w:t>
-      </w:r>
-      <w:r>
-        <w:rPr>
-          <w:iCs/>
-          <w:i/>
-        </w:rPr>
-        <w:t xml:space="preserve">of the Association for Computational Linguistics (ACL)</w:t>
-      </w:r>
-      <w:r>
-        <w:t xml:space="preserve">, 2023.</w:t>
-      </w:r>
-    </w:p>
-    <w:p>
-      <w:pPr>
-        <w:pStyle w:val="BodyText"/>
-      </w:pPr>
-      <w:r>
-        <w:t xml:space="preserve">[12] J. Gala, P. A. Chitale, A. K. Raghavan, V. Gumma, S. Doddapaneni, A. Kumar M,</w:t>
-      </w:r>
-      <w:r>
-        <w:t xml:space="preserve"> </w:t>
-      </w:r>
-      <w:r>
-        <w:t xml:space="preserve">and J. A. Nawale,</w:t>
-      </w:r>
-      <w:r>
-        <w:t xml:space="preserve"> </w:t>
-      </w:r>
-      <w:r>
-        <w:t xml:space="preserve">“</w:t>
-      </w:r>
-      <w:r>
-        <w:t xml:space="preserve">IndicTrans2: Towards High-Quality and Accessible Machine</w:t>
-      </w:r>
-      <w:r>
-        <w:t xml:space="preserve"> </w:t>
-      </w:r>
-      <w:r>
-        <w:t xml:space="preserve">Translation Models for All 22 Scheduled Indian Languages,</w:t>
-      </w:r>
-      <w:r>
-        <w:t xml:space="preserve">”</w:t>
-      </w:r>
-      <w:r>
-        <w:t xml:space="preserve"> </w:t>
-      </w:r>
-      <w:r>
-        <w:rPr>
-          <w:iCs/>
-          <w:i/>
-        </w:rPr>
-        <w:t xml:space="preserve">Transactions on Machine Learning Research (TMLR)</w:t>
-      </w:r>
-      <w:r>
-        <w:t xml:space="preserve">, 2023.</w:t>
-      </w:r>
-    </w:p>
-    <w:p>
-      <w:pPr>
-        <w:pStyle w:val="BodyText"/>
-      </w:pPr>
-      <w:r>
-        <w:t xml:space="preserve">[13] A. Jha, H. Y. Patil, S. K. Jindal, and S. M. N. Islam,</w:t>
-      </w:r>
-      <w:r>
-        <w:t xml:space="preserve"> </w:t>
-      </w:r>
-      <w:r>
-        <w:t xml:space="preserve">“</w:t>
-      </w:r>
-      <w:r>
-        <w:t xml:space="preserve">Multilingual Indian</w:t>
-      </w:r>
-      <w:r>
-        <w:t xml:space="preserve"> </w:t>
-      </w:r>
-      <w:r>
-        <w:t xml:space="preserve">Language Neural Machine Translation System Using mT5 Transformer,</w:t>
-      </w:r>
-      <w:r>
-        <w:t xml:space="preserve">”</w:t>
-      </w:r>
-      <w:r>
-        <w:t xml:space="preserve"> </w:t>
-      </w:r>
-      <w:r>
-        <w:rPr>
-          <w:iCs/>
-          <w:i/>
-        </w:rPr>
-        <w:t xml:space="preserve">IEEE</w:t>
-      </w:r>
-      <w:r>
-        <w:t xml:space="preserve">, 2023.</w:t>
-      </w:r>
-    </w:p>
-    <w:p>
-      <w:pPr>
-        <w:pStyle w:val="BodyText"/>
-      </w:pPr>
-      <w:r>
-        <w:t xml:space="preserve">[14] M. Zafar, A. Castaldo, N. Gajakos, P. Nayak, R. Haque, and A. Way,</w:t>
-      </w:r>
-      <w:r>
-        <w:t xml:space="preserve"> </w:t>
-      </w:r>
-      <w:r>
-        <w:t xml:space="preserve">“</w:t>
-      </w:r>
-      <w:r>
-        <w:t xml:space="preserve">SETU-DCU</w:t>
-      </w:r>
-      <w:r>
-        <w:t xml:space="preserve"> </w:t>
-      </w:r>
-      <w:r>
-        <w:t xml:space="preserve">Submissions to IWSLT 2024 Low-Resource Speech-to-Text Translation Tasks,</w:t>
-      </w:r>
-      <w:r>
-        <w:t xml:space="preserve">”</w:t>
-      </w:r>
-      <w:r>
-        <w:t xml:space="preserve"> </w:t>
-      </w:r>
-      <w:r>
-        <w:t xml:space="preserve">in</w:t>
-      </w:r>
-      <w:r>
-        <w:t xml:space="preserve"> </w:t>
-      </w:r>
-      <w:r>
-        <w:rPr>
-          <w:iCs/>
-          <w:i/>
-        </w:rPr>
-        <w:t xml:space="preserve">Proceedings of the 21st International Conference on Spoken Language</w:t>
-      </w:r>
-      <w:r>
-        <w:rPr>
-          <w:iCs/>
-          <w:i/>
-        </w:rPr>
-        <w:t xml:space="preserve"> </w:t>
-      </w:r>
-      <w:r>
-        <w:rPr>
-          <w:iCs/>
-          <w:i/>
-        </w:rPr>
-        <w:t xml:space="preserve">Translation (IWSLT)</w:t>
-      </w:r>
-      <w:r>
-        <w:t xml:space="preserve">, 2024.</w:t>
-      </w:r>
-    </w:p>
-    <w:p>
-      <w:pPr>
-        <w:pStyle w:val="BodyText"/>
-      </w:pPr>
-      <w:r>
-        <w:t xml:space="preserve">[15] G. Yang, J. Chen, W. Lin, and B. Byrne,</w:t>
-      </w:r>
-      <w:r>
-        <w:t xml:space="preserve"> </w:t>
-      </w:r>
-      <w:r>
-        <w:t xml:space="preserve">“</w:t>
-      </w:r>
-      <w:r>
-        <w:t xml:space="preserve">Direct Preference Optimization for</w:t>
-      </w:r>
-      <w:r>
-        <w:t xml:space="preserve"> </w:t>
-      </w:r>
-      <w:r>
-        <w:t xml:space="preserve">Neural Machine Translation with Minimum Bayes Risk Decoding,</w:t>
-      </w:r>
-      <w:r>
-        <w:t xml:space="preserve">”</w:t>
-      </w:r>
-      <w:r>
-        <w:t xml:space="preserve"> </w:t>
-      </w:r>
-      <w:r>
-        <w:t xml:space="preserve">in</w:t>
-      </w:r>
-      <w:r>
-        <w:t xml:space="preserve"> </w:t>
-      </w:r>
-      <w:r>
-        <w:rPr>
-          <w:iCs/>
-          <w:i/>
-        </w:rPr>
-        <w:t xml:space="preserve">Proceedings of the 2024 Conference of the North American Chapter of the</w:t>
-      </w:r>
-      <w:r>
-        <w:rPr>
-          <w:iCs/>
-          <w:i/>
-        </w:rPr>
-        <w:t xml:space="preserve"> </w:t>
-      </w:r>
-      <w:r>
-        <w:rPr>
-          <w:iCs/>
-          <w:i/>
-        </w:rPr>
-        <w:t xml:space="preserve">Association for Computational Linguistics (NAACL)</w:t>
-      </w:r>
-      <w:r>
-        <w:t xml:space="preserve">, 2024.</w:t>
-      </w:r>
-    </w:p>
-    <w:p>
-      <w:pPr>
-        <w:pStyle w:val="BodyText"/>
-      </w:pPr>
-      <w:r>
-        <w:t xml:space="preserve">[16] K. Kashyap and S. K. Sarma,</w:t>
-      </w:r>
-      <w:r>
-        <w:t xml:space="preserve"> </w:t>
-      </w:r>
-      <w:r>
-        <w:t xml:space="preserve">“</w:t>
-      </w:r>
-      <w:r>
-        <w:t xml:space="preserve">Multilingual NMT System for English to</w:t>
-      </w:r>
-      <w:r>
-        <w:t xml:space="preserve"> </w:t>
-      </w:r>
-      <w:r>
-        <w:t xml:space="preserve">Low-Resource Indic Languages – Assamese and Bengali,</w:t>
-      </w:r>
-      <w:r>
-        <w:t xml:space="preserve">”</w:t>
-      </w:r>
-      <w:r>
-        <w:t xml:space="preserve"> </w:t>
-      </w:r>
-      <w:r>
-        <w:rPr>
-          <w:iCs/>
-          <w:i/>
-        </w:rPr>
-        <w:t xml:space="preserve">IEEE</w:t>
-      </w:r>
-      <w:r>
-        <w:t xml:space="preserve">, 2024.</w:t>
-      </w:r>
-    </w:p>
-    <w:p>
-      <w:pPr>
-        <w:pStyle w:val="BodyText"/>
-      </w:pPr>
-      <w:r>
-        <w:t xml:space="preserve">[17] S. B. Das, D. Panda, T. K. Mishra, B. K. Patra, and A. Ekbal,</w:t>
-      </w:r>
-      <w:r>
-        <w:t xml:space="preserve"> </w:t>
-      </w:r>
-      <w:r>
-        <w:t xml:space="preserve">“</w:t>
-      </w:r>
-      <w:r>
-        <w:t xml:space="preserve">Multilingual</w:t>
-      </w:r>
-      <w:r>
-        <w:t xml:space="preserve"> </w:t>
-      </w:r>
-      <w:r>
-        <w:t xml:space="preserve">Neural Machine Translation System for Indic to Indic Languages,</w:t>
-      </w:r>
-      <w:r>
-        <w:t xml:space="preserve">”</w:t>
-      </w:r>
-      <w:r>
-        <w:t xml:space="preserve"> </w:t>
-      </w:r>
-      <w:r>
-        <w:rPr>
-          <w:iCs/>
-          <w:i/>
-        </w:rPr>
-        <w:t xml:space="preserve">ScienceDirect</w:t>
-      </w:r>
-      <w:r>
-        <w:t xml:space="preserve">, 2024.</w:t>
-      </w:r>
-    </w:p>
-    <w:p>
-      <w:pPr>
-        <w:pStyle w:val="BodyText"/>
-      </w:pPr>
-      <w:r>
-        <w:t xml:space="preserve">[18] P. S. Bohra and K. Berwal,</w:t>
-      </w:r>
-      <w:r>
-        <w:t xml:space="preserve"> </w:t>
-      </w:r>
-      <w:r>
-        <w:t xml:space="preserve">“</w:t>
-      </w:r>
-      <w:r>
-        <w:t xml:space="preserve">LLM-based AI-Powered Offline Portable Transcriptor</w:t>
-      </w:r>
-      <w:r>
-        <w:t xml:space="preserve"> </w:t>
-      </w:r>
-      <w:r>
-        <w:t xml:space="preserve">(OPT) – SURYA-TAC: A Tactical Speech-to-Speech Translation System,</w:t>
-      </w:r>
-      <w:r>
-        <w:t xml:space="preserve">”</w:t>
-      </w:r>
-      <w:r>
-        <w:t xml:space="preserve"> </w:t>
-      </w:r>
-      <w:r>
-        <w:rPr>
-          <w:iCs/>
-          <w:i/>
-        </w:rPr>
-        <w:t xml:space="preserve">IEEE</w:t>
-      </w:r>
-      <w:r>
-        <w:t xml:space="preserve">, 2024.</w:t>
-      </w:r>
-    </w:p>
-    <w:p>
-      <w:pPr>
-        <w:pStyle w:val="BodyText"/>
-      </w:pPr>
-      <w:r>
-        <w:t xml:space="preserve">[19] B. Fu, M. Liao, K. Fan, C. Li, L. Zhang, Y. Chen, and X. Shi,</w:t>
-      </w:r>
-      <w:r>
-        <w:t xml:space="preserve"> </w:t>
-      </w:r>
-      <w:r>
-        <w:t xml:space="preserve">“</w:t>
-      </w:r>
-      <w:r>
-        <w:t xml:space="preserve">Latency-Aware</w:t>
-      </w:r>
-      <w:r>
-        <w:t xml:space="preserve"> </w:t>
-      </w:r>
-      <w:r>
-        <w:t xml:space="preserve">Simultaneous Machine Translation Using Large Language Models,</w:t>
-      </w:r>
-      <w:r>
-        <w:t xml:space="preserve">”</w:t>
-      </w:r>
-      <w:r>
-        <w:t xml:space="preserve"> </w:t>
-      </w:r>
-      <w:r>
-        <w:rPr>
-          <w:iCs/>
-          <w:i/>
-        </w:rPr>
-        <w:t xml:space="preserve">Springer</w:t>
-      </w:r>
-      <w:r>
-        <w:t xml:space="preserve">, 2024.</w:t>
-      </w:r>
-    </w:p>
-    <w:p>
-      <w:pPr>
-        <w:pStyle w:val="BodyText"/>
-      </w:pPr>
-      <w:r>
-        <w:t xml:space="preserve">[20] S. Gangwar and I. Naim,</w:t>
-      </w:r>
-      <w:r>
-        <w:t xml:space="preserve"> </w:t>
-      </w:r>
-      <w:r>
-        <w:t xml:space="preserve">“</w:t>
-      </w:r>
-      <w:r>
-        <w:t xml:space="preserve">Offline English-to-Hindi Statistical Machine</w:t>
-      </w:r>
-      <w:r>
-        <w:t xml:space="preserve"> </w:t>
-      </w:r>
-      <w:r>
-        <w:t xml:space="preserve">Translation System,</w:t>
-      </w:r>
-      <w:r>
-        <w:t xml:space="preserve">”</w:t>
-      </w:r>
-      <w:r>
-        <w:t xml:space="preserve"> </w:t>
-      </w:r>
-      <w:r>
-        <w:rPr>
-          <w:iCs/>
-          <w:i/>
-        </w:rPr>
-        <w:t xml:space="preserve">ScienceDirect</w:t>
-      </w:r>
-      <w:r>
-        <w:t xml:space="preserve">, 2024.</w:t>
-      </w:r>
-    </w:p>
-    <w:p>
-      <w:pPr>
-        <w:pStyle w:val="BodyText"/>
-      </w:pPr>
-      <w:r>
-        <w:t xml:space="preserve">[21] Y. Kim and A. M. Rush,</w:t>
-      </w:r>
-      <w:r>
-        <w:t xml:space="preserve"> </w:t>
-      </w:r>
-      <w:r>
-        <w:t xml:space="preserve">“</w:t>
-      </w:r>
-      <w:r>
-        <w:t xml:space="preserve">Sequence-Level Knowledge Distillation,</w:t>
-      </w:r>
-      <w:r>
-        <w:t xml:space="preserve">”</w:t>
-      </w:r>
-      <w:r>
-        <w:t xml:space="preserve"> </w:t>
-      </w:r>
-      <w:r>
-        <w:t xml:space="preserve">in</w:t>
-      </w:r>
-      <w:r>
-        <w:t xml:space="preserve"> </w:t>
-      </w:r>
-      <w:r>
-        <w:rPr>
-          <w:iCs/>
-          <w:i/>
-        </w:rPr>
-        <w:t xml:space="preserve">Proceedings of the 2016 Conference on Empirical Methods in Natural</w:t>
-      </w:r>
-      <w:r>
-        <w:rPr>
-          <w:iCs/>
-          <w:i/>
-        </w:rPr>
-        <w:t xml:space="preserve"> </w:t>
-      </w:r>
-      <w:r>
-        <w:rPr>
-          <w:iCs/>
-          <w:i/>
-        </w:rPr>
-        <w:t xml:space="preserve">Language Processing (EMNLP)</w:t>
-      </w:r>
-      <w:r>
-        <w:t xml:space="preserve">, 2016, pp. 1317–1327.</w:t>
-      </w:r>
-    </w:p>
-    <w:p>
-      <w:pPr>
-        <w:pStyle w:val="BodyText"/>
-      </w:pPr>
-      <w:r>
-        <w:t xml:space="preserve">[22] J. Kirkpatrick, R. Pascanu, N. Rabinowitz, J. Veness, G. Desjardins,</w:t>
-      </w:r>
-      <w:r>
-        <w:t xml:space="preserve"> </w:t>
-      </w:r>
-      <w:r>
-        <w:t xml:space="preserve">A. A. Rusu, K. Milan, J. Quan, T. Ramalho, A. Grabska-Barwinska, D. Hassabis,</w:t>
-      </w:r>
-      <w:r>
-        <w:t xml:space="preserve"> </w:t>
-      </w:r>
-      <w:r>
-        <w:t xml:space="preserve">C. Clopath, D. Kumaran, and R. Hadsell,</w:t>
-      </w:r>
-      <w:r>
-        <w:t xml:space="preserve"> </w:t>
-      </w:r>
-      <w:r>
-        <w:t xml:space="preserve">“</w:t>
-      </w:r>
-      <w:r>
-        <w:t xml:space="preserve">Overcoming Catastrophic Forgetting in</w:t>
-      </w:r>
-      <w:r>
-        <w:t xml:space="preserve"> </w:t>
-      </w:r>
-      <w:r>
-        <w:t xml:space="preserve">Neural Networks,</w:t>
-      </w:r>
-      <w:r>
-        <w:t xml:space="preserve">”</w:t>
-      </w:r>
-      <w:r>
-        <w:t xml:space="preserve"> </w:t>
-      </w:r>
-      <w:r>
-        <w:rPr>
-          <w:iCs/>
-          <w:i/>
-        </w:rPr>
-        <w:t xml:space="preserve">Proceedings of the National Academy of Sciences</w:t>
-      </w:r>
-      <w:r>
-        <w:t xml:space="preserve">,</w:t>
-      </w:r>
-      <w:r>
-        <w:t xml:space="preserve"> </w:t>
-      </w:r>
-      <w:r>
-        <w:t xml:space="preserve">vol. 114, no. 13, pp. 3521–3526, 2017.</w:t>
-      </w:r>
-    </w:p>
-    <w:p>
-      <w:pPr>
-        <w:pStyle w:val="BodyText"/>
-      </w:pPr>
-      <w:r>
-        <w:t xml:space="preserve">[23] G. Ramesh, S. Doddapaneni, A. Bheemaraj, M. Jobanputra, R. AK, A. Sharma,</w:t>
-      </w:r>
-      <w:r>
-        <w:t xml:space="preserve"> </w:t>
-      </w:r>
-      <w:r>
-        <w:t xml:space="preserve">S. Sahoo, H. Diddee, M. J, D. Kakwani, N. Kumar, A. Pradeep, K. Nagaraj,</w:t>
-      </w:r>
-      <w:r>
-        <w:t xml:space="preserve"> </w:t>
-      </w:r>
-      <w:r>
-        <w:t xml:space="preserve">A. Kumar, P. Kumar, M. S. Khapra, R. Dabre, P. Kumar, and A. Kunchukuttan,</w:t>
-      </w:r>
-      <w:r>
-        <w:t xml:space="preserve"> </w:t>
-      </w:r>
-      <w:r>
-        <w:t xml:space="preserve">“</w:t>
-      </w:r>
-      <w:r>
-        <w:t xml:space="preserve">Samanantar: The Largest Publicly Available Parallel Corpora Collection for</w:t>
-      </w:r>
-      <w:r>
-        <w:t xml:space="preserve"> </w:t>
-      </w:r>
-      <w:r>
-        <w:t xml:space="preserve">11 Indic Languages,</w:t>
-      </w:r>
-      <w:r>
-        <w:t xml:space="preserve">”</w:t>
-      </w:r>
-      <w:r>
-        <w:t xml:space="preserve"> </w:t>
-      </w:r>
-      <w:r>
-        <w:rPr>
-          <w:iCs/>
-          <w:i/>
-        </w:rPr>
-        <w:t xml:space="preserve">Transactions of the Association for Computational</w:t>
-      </w:r>
-      <w:r>
-        <w:rPr>
-          <w:iCs/>
-          <w:i/>
-        </w:rPr>
-        <w:t xml:space="preserve"> </w:t>
-      </w:r>
-      <w:r>
-        <w:rPr>
-          <w:iCs/>
-          <w:i/>
-        </w:rPr>
-        <w:t xml:space="preserve">Linguistics (TACL)</w:t>
-      </w:r>
-      <w:r>
-        <w:t xml:space="preserve">, vol. 10, pp. 145–162, 2022.</w:t>
-      </w:r>
-    </w:p>
-    <w:p>
-      <w:pPr>
-        <w:pStyle w:val="BodyText"/>
-      </w:pPr>
-      <w:r>
-        <w:t xml:space="preserve">[24] M. Post,</w:t>
-      </w:r>
-      <w:r>
-        <w:t xml:space="preserve"> </w:t>
-      </w:r>
-      <w:r>
-        <w:t xml:space="preserve">“</w:t>
-      </w:r>
-      <w:r>
-        <w:t xml:space="preserve">A Call for Clarity in Reporting BLEU Scores,</w:t>
-      </w:r>
-      <w:r>
-        <w:t xml:space="preserve">”</w:t>
-      </w:r>
-      <w:r>
-        <w:t xml:space="preserve"> </w:t>
-      </w:r>
-      <w:r>
-        <w:t xml:space="preserve">in</w:t>
-      </w:r>
-      <w:r>
-        <w:t xml:space="preserve"> </w:t>
-      </w:r>
-      <w:r>
-        <w:rPr>
-          <w:iCs/>
-          <w:i/>
-        </w:rPr>
-        <w:t xml:space="preserve">Proceedings</w:t>
-      </w:r>
-      <w:r>
-        <w:rPr>
-          <w:iCs/>
-          <w:i/>
-        </w:rPr>
-        <w:t xml:space="preserve"> </w:t>
-      </w:r>
-      <w:r>
-        <w:rPr>
-          <w:iCs/>
-          <w:i/>
-        </w:rPr>
-        <w:t xml:space="preserve">of the Third Conference on Machine Translation (WMT)</w:t>
-      </w:r>
-      <w:r>
-        <w:t xml:space="preserve">, 2018, pp. 186–191.</w:t>
-      </w:r>
-    </w:p>
-    <w:p>
-      <w:pPr>
-        <w:pStyle w:val="BodyText"/>
-      </w:pPr>
-      <w:r>
-        <w:t xml:space="preserve">[25] M. Popović,</w:t>
-      </w:r>
-      <w:r>
-        <w:t xml:space="preserve"> </w:t>
-      </w:r>
-      <w:r>
-        <w:t xml:space="preserve">“</w:t>
-      </w:r>
-      <w:r>
-        <w:t xml:space="preserve">chrF: Character n-gram F-score for Automatic MT Evaluation,</w:t>
-      </w:r>
-      <w:r>
-        <w:t xml:space="preserve">”</w:t>
-      </w:r>
-      <w:r>
-        <w:t xml:space="preserve"> </w:t>
-      </w:r>
-      <w:r>
-        <w:t xml:space="preserve">in</w:t>
-      </w:r>
-      <w:r>
-        <w:t xml:space="preserve"> </w:t>
-      </w:r>
-      <w:r>
-        <w:rPr>
-          <w:iCs/>
-          <w:i/>
-        </w:rPr>
-        <w:t xml:space="preserve">Proceedings of the Tenth Workshop on Statistical Machine Translation</w:t>
-      </w:r>
-      <w:r>
-        <w:rPr>
-          <w:iCs/>
-          <w:i/>
-        </w:rPr>
-        <w:t xml:space="preserve"> </w:t>
-      </w:r>
-      <w:r>
-        <w:rPr>
-          <w:iCs/>
-          <w:i/>
-        </w:rPr>
-        <w:t xml:space="preserve">(WMT)</w:t>
-      </w:r>
-      <w:r>
-        <w:t xml:space="preserve">, 2015, pp. 392–395.</w:t>
-      </w:r>
-    </w:p>
-    <w:p>
-      <w:pPr>
-        <w:pStyle w:val="BodyText"/>
-      </w:pPr>
-      <w:r>
-        <w:t xml:space="preserve">[26] R. Rei, C. Stewart, A. C. Farinha, and A. Lavie,</w:t>
-      </w:r>
-      <w:r>
-        <w:t xml:space="preserve"> </w:t>
-      </w:r>
-      <w:r>
-        <w:t xml:space="preserve">“</w:t>
-      </w:r>
-      <w:r>
-        <w:t xml:space="preserve">COMET: A Neural Framework for</w:t>
-      </w:r>
-      <w:r>
-        <w:t xml:space="preserve"> </w:t>
-      </w:r>
-      <w:r>
-        <w:t xml:space="preserve">MT Evaluation,</w:t>
-      </w:r>
-      <w:r>
-        <w:t xml:space="preserve">”</w:t>
-      </w:r>
-      <w:r>
-        <w:t xml:space="preserve"> </w:t>
-      </w:r>
-      <w:r>
-        <w:t xml:space="preserve">in</w:t>
-      </w:r>
-      <w:r>
-        <w:t xml:space="preserve"> </w:t>
-      </w:r>
-      <w:r>
-        <w:rPr>
-          <w:iCs/>
-          <w:i/>
-        </w:rPr>
-        <w:t xml:space="preserve">Proceedings of the 2020 Conference on Empirical</w:t>
-      </w:r>
-      <w:r>
-        <w:rPr>
-          <w:iCs/>
-          <w:i/>
-        </w:rPr>
-        <w:t xml:space="preserve"> </w:t>
-      </w:r>
-      <w:r>
-        <w:rPr>
-          <w:iCs/>
-          <w:i/>
-        </w:rPr>
-        <w:t xml:space="preserve">Methods in Natural Language Processing (EMNLP)</w:t>
-      </w:r>
-      <w:r>
-        <w:t xml:space="preserve">, 2020, pp. 2685–2702.</w:t>
-      </w:r>
-    </w:p>
-    <w:p>
-      <w:pPr>
-        <w:pStyle w:val="BodyText"/>
-      </w:pPr>
-      <w:r>
-        <w:t xml:space="preserve">[27] A. Vaswani, N. Shazeer, N. Parmar, J. Uszkoreit, L. Jones, A. N. Gomez,</w:t>
-      </w:r>
-      <w:r>
-        <w:t xml:space="preserve"> </w:t>
-      </w:r>
-      <w:r>
-        <w:t xml:space="preserve">Ł</w:t>
-      </w:r>
-      <w:r>
-        <w:t xml:space="preserve">. Kaiser, and I. Polosukhin,</w:t>
-      </w:r>
-      <w:r>
-        <w:t xml:space="preserve"> </w:t>
-      </w:r>
-      <w:r>
-        <w:t xml:space="preserve">“</w:t>
-      </w:r>
-      <w:r>
-        <w:t xml:space="preserve">Attention Is All You Need,</w:t>
-      </w:r>
-      <w:r>
-        <w:t xml:space="preserve">”</w:t>
-      </w:r>
-      <w:r>
-        <w:t xml:space="preserve"> </w:t>
-      </w:r>
-      <w:r>
-        <w:t xml:space="preserve">in</w:t>
-      </w:r>
-      <w:r>
-        <w:t xml:space="preserve"> </w:t>
-      </w:r>
-      <w:r>
-        <w:rPr>
-          <w:iCs/>
-          <w:i/>
-        </w:rPr>
-        <w:t xml:space="preserve">Advances in Neural Information Processing Systems (NeurIPS)</w:t>
-      </w:r>
-      <w:r>
-        <w:t xml:space="preserve">, vol. 30,</w:t>
-      </w:r>
-      <w:r>
-        <w:t xml:space="preserve"> </w:t>
-      </w:r>
-      <w:r>
-        <w:t xml:space="preserve">2017.</w:t>
-      </w:r>
-    </w:p>
-    <w:p>
-      <w:pPr>
-        <w:pStyle w:val="BodyText"/>
-      </w:pPr>
-      <w:r>
-        <w:t xml:space="preserve">[28] M. Junczys-Dowmunt, R. Grundkiewicz, T. Dwojak, H. Hoang, K. Heafield,</w:t>
-      </w:r>
-      <w:r>
-        <w:t xml:space="preserve"> </w:t>
-      </w:r>
-      <w:r>
-        <w:t xml:space="preserve">T. Neckermann, F. Seide, U. Germann, A. Fikri Aji, N. Bogoychev,</w:t>
-      </w:r>
-      <w:r>
-        <w:t xml:space="preserve"> </w:t>
-      </w:r>
-      <w:r>
-        <w:t xml:space="preserve">A. F. T. Martins, and A. Birch,</w:t>
-      </w:r>
-      <w:r>
-        <w:t xml:space="preserve"> </w:t>
-      </w:r>
-      <w:r>
-        <w:t xml:space="preserve">“</w:t>
-      </w:r>
-      <w:r>
-        <w:t xml:space="preserve">Marian: Fast Neural Machine Translation in</w:t>
-      </w:r>
-      <w:r>
-        <w:t xml:space="preserve"> </w:t>
-      </w:r>
-      <w:r>
-        <w:t xml:space="preserve">C++,</w:t>
-      </w:r>
-      <w:r>
-        <w:t xml:space="preserve">”</w:t>
-      </w:r>
-      <w:r>
-        <w:t xml:space="preserve"> </w:t>
-      </w:r>
-      <w:r>
-        <w:t xml:space="preserve">in</w:t>
-      </w:r>
-      <w:r>
-        <w:t xml:space="preserve"> </w:t>
-      </w:r>
-      <w:r>
-        <w:rPr>
-          <w:iCs/>
-          <w:i/>
-        </w:rPr>
-        <w:t xml:space="preserve">Proceedings of ACL 2018, System Demonstrations</w:t>
-      </w:r>
-      <w:r>
-        <w:t xml:space="preserve">, 2018,</w:t>
-      </w:r>
-      <w:r>
-        <w:t xml:space="preserve"> </w:t>
-      </w:r>
-      <w:r>
-        <w:t xml:space="preserve">pp. 116–121.</w:t>
-      </w:r>
-    </w:p>
-    <w:p>
-      <w:pPr>
-        <w:pStyle w:val="BodyText"/>
-      </w:pPr>
-      <w:r>
-        <w:t xml:space="preserve">[29] T. Kudo and J. Richardson,</w:t>
-      </w:r>
-      <w:r>
-        <w:t xml:space="preserve"> </w:t>
-      </w:r>
-      <w:r>
-        <w:t xml:space="preserve">“</w:t>
-      </w:r>
-      <w:r>
-        <w:t xml:space="preserve">SentencePiece: A Simple and Language Independent</w:t>
-      </w:r>
-      <w:r>
-        <w:t xml:space="preserve"> </w:t>
-      </w:r>
-      <w:r>
-        <w:t xml:space="preserve">Subword Tokenizer and Detokenizer for Neural Text Processing,</w:t>
-      </w:r>
-      <w:r>
-        <w:t xml:space="preserve">”</w:t>
-      </w:r>
-      <w:r>
-        <w:t xml:space="preserve"> </w:t>
-      </w:r>
-      <w:r>
-        <w:t xml:space="preserve">in</w:t>
-      </w:r>
-      <w:r>
-        <w:t xml:space="preserve"> </w:t>
-      </w:r>
-      <w:r>
-        <w:rPr>
-          <w:iCs/>
-          <w:i/>
-        </w:rPr>
-        <w:t xml:space="preserve">Proceedings of EMNLP 2018, System Demonstrations</w:t>
-      </w:r>
-      <w:r>
-        <w:t xml:space="preserve">, 2018, pp. 66–71.</w:t>
-      </w:r>
-    </w:p>
-    <w:p>
-      <w:pPr>
-        <w:pStyle w:val="BodyText"/>
-      </w:pPr>
-      <w:r>
-        <w:t xml:space="preserve">[30] ONNX Runtime Developers,</w:t>
-      </w:r>
-      <w:r>
-        <w:t xml:space="preserve"> </w:t>
-      </w:r>
-      <w:r>
-        <w:t xml:space="preserve">“</w:t>
-      </w:r>
-      <w:r>
-        <w:t xml:space="preserve">ONNX Runtime: Cross-platform Accelerated Machine</w:t>
-      </w:r>
-      <w:r>
-        <w:t xml:space="preserve"> </w:t>
-      </w:r>
-      <w:r>
-        <w:t xml:space="preserve">Learning,</w:t>
-      </w:r>
-      <w:r>
-        <w:t xml:space="preserve">”</w:t>
-      </w:r>
-      <w:r>
-        <w:t xml:space="preserve"> </w:t>
-      </w:r>
-      <w:r>
-        <w:t xml:space="preserve">2021. [Online]. Available:</w:t>
-      </w:r>
-      <w:r>
-        <w:t xml:space="preserve"> </w:t>
-      </w:r>
-      <w:r>
-        <w:rPr>
-          <w:rStyle w:val="VerbatimChar"/>
-        </w:rPr>
-        <w:t xml:space="preserve">https://onnxruntime.ai</w:t>
-      </w:r>
-    </w:p>
-    <w:p>
-      <w:pPr>
-        <w:pStyle w:val="BodyText"/>
-      </w:pPr>
-      <w:r>
-        <w:t xml:space="preserve">[31] NLLB Team</w:t>
-      </w:r>
-      <w:r>
-        <w:t xml:space="preserve"> </w:t>
-      </w:r>
-      <w:r>
-        <w:rPr>
-          <w:iCs/>
-          <w:i/>
-        </w:rPr>
-        <w:t xml:space="preserve">et al.</w:t>
-      </w:r>
-      <w:r>
-        <w:t xml:space="preserve">,</w:t>
-      </w:r>
-      <w:r>
-        <w:t xml:space="preserve"> </w:t>
-      </w:r>
-      <w:r>
-        <w:t xml:space="preserve">“</w:t>
-      </w:r>
-      <w:r>
-        <w:t xml:space="preserve">No Language Left Behind: Scaling Human-Centered</w:t>
-      </w:r>
-      <w:r>
-        <w:t xml:space="preserve"> </w:t>
-      </w:r>
-      <w:r>
-        <w:t xml:space="preserve">Machine Translation,</w:t>
-      </w:r>
-      <w:r>
-        <w:t xml:space="preserve">”</w:t>
-      </w:r>
-      <w:r>
-        <w:t xml:space="preserve"> </w:t>
-      </w:r>
-      <w:r>
-        <w:rPr>
-          <w:iCs/>
-          <w:i/>
-        </w:rPr>
-        <w:t xml:space="preserve">arXiv preprint</w:t>
-      </w:r>
-      <w:r>
-        <w:t xml:space="preserve"> </w:t>
-      </w:r>
-      <w:r>
-        <w:t xml:space="preserve">arXiv:2207.04672, 2022.</w:t>
-      </w:r>
-    </w:p>
-    <w:p>
-      <w:pPr>
-        <w:pageBreakBefore/>
-        <w:jc w:val="center"/>
-        <w:pStyle w:val="BodyText"/>
-      </w:pPr>
-      <w:r>
-        <w:rPr>
-          <w:bCs/>
-          <w:b/>
-        </w:rPr>
-        <w:t xml:space="preserve">APPENDIX</w:t>
-      </w:r>
-    </w:p>
-    <w:p>
-      <w:pPr>
-        <w:pStyle w:val="Heading2"/>
-      </w:pPr>
-      <w:r>
-        <w:t xml:space="preserve">A. Paper and Publication Details</w:t>
-      </w:r>
-    </w:p>
-    <w:p>
-      <w:pPr>
-        <w:pStyle w:val="FirstParagraph"/>
-      </w:pPr>
-      <w:r>
-        <w:t xml:space="preserve">The empirical work reported in Chapter </w:t>
-      </w:r>
-      <w:hyperlink w:anchor="ch:results">
-        <w:r>
-          <w:rPr>
-            <w:rStyle w:val="Hyperlink"/>
-          </w:rPr>
-          <w:t xml:space="preserve">8</w:t>
-        </w:r>
-      </w:hyperlink>
-      <w:r>
-        <w:t xml:space="preserve"> </w:t>
-      </w:r>
-      <w:r>
-        <w:t xml:space="preserve">is being prepared for</w:t>
-      </w:r>
-      <w:r>
-        <w:t xml:space="preserve"> </w:t>
-      </w:r>
-      <w:r>
-        <w:t xml:space="preserve">submission. The paper’s structure and the results it reports are given below; every</w:t>
-      </w:r>
-      <w:r>
-        <w:t xml:space="preserve"> </w:t>
-      </w:r>
-      <w:r>
-        <w:t xml:space="preserve">number in Tables A.1 and A.2 is drawn from the runs reported in this document.</w:t>
-      </w:r>
-    </w:p>
-    <w:p>
-      <w:pPr>
-        <w:pStyle w:val="BodyText"/>
-      </w:pPr>
-      <w:r>
-        <w:rPr>
-          <w:bCs/>
-          <w:b/>
-        </w:rPr>
-        <w:t xml:space="preserve">Working title.</w:t>
-      </w:r>
-      <w:r>
-        <w:t xml:space="preserve"> </w:t>
-      </w:r>
-      <w:r>
-        <w:rPr>
-          <w:iCs/>
-          <w:i/>
-        </w:rPr>
-        <w:t xml:space="preserve">Sequence-Level Distillation Beats</w:t>
-      </w:r>
-      <w:r>
-        <w:rPr>
-          <w:iCs/>
-          <w:i/>
-        </w:rPr>
-        <w:t xml:space="preserve"> </w:t>
-      </w:r>
-      <w:r>
-        <w:rPr>
-          <w:iCs/>
-          <w:i/>
-        </w:rPr>
         <w:t xml:space="preserve">Preference Distillation for Compact On-Device Indic Machine Translation</w:t>
       </w:r>
     </w:p>
@@ -49211,7 +48831,7 @@
       <w:pPr>
         <w:numPr>
           <w:ilvl w:val="0"/>
-          <w:numId w:val="1062"/>
+          <w:numId w:val="1063"/>
         </w:numPr>
       </w:pPr>
       <w:r>
@@ -49263,7 +48883,7 @@
       <w:pPr>
         <w:numPr>
           <w:ilvl w:val="0"/>
-          <w:numId w:val="1062"/>
+          <w:numId w:val="1063"/>
         </w:numPr>
       </w:pPr>
       <w:r>
@@ -49286,7 +48906,7 @@
       <w:pPr>
         <w:numPr>
           <w:ilvl w:val="0"/>
-          <w:numId w:val="1062"/>
+          <w:numId w:val="1063"/>
         </w:numPr>
       </w:pPr>
       <w:r>
@@ -49343,7 +48963,7 @@
       <w:pPr>
         <w:numPr>
           <w:ilvl w:val="0"/>
-          <w:numId w:val="1062"/>
+          <w:numId w:val="1063"/>
         </w:numPr>
       </w:pPr>
       <w:r>
@@ -49393,7 +49013,7 @@
       <w:pPr>
         <w:numPr>
           <w:ilvl w:val="0"/>
-          <w:numId w:val="1063"/>
+          <w:numId w:val="1064"/>
         </w:numPr>
       </w:pPr>
       <w:r>
@@ -49401,20 +49021,20 @@
           <w:bCs/>
           <w:b/>
         </w:rPr>
-        <w:t xml:space="preserve">Teacher (IndicTrans2 dist-200M)</w:t>
-      </w:r>
-      <w:r>
-        <w:t xml:space="preserve"> </w:t>
-      </w:r>
-      <w:r>
-        <w:t xml:space="preserve">(n/a). BLEU 28.16, 100.0 % of the teacher.</w:t>
+        <w:t xml:space="preserve">Teacher (IndicTrans2 distilled-200M).</w:t>
+      </w:r>
+      <w:r>
+        <w:t xml:space="preserve"> </w:t>
+      </w:r>
+      <w:r>
+        <w:t xml:space="preserve">BLEU 28.16, 100.0 % of the teacher.</w:t>
       </w:r>
     </w:p>
     <w:p>
       <w:pPr>
         <w:numPr>
           <w:ilvl w:val="0"/>
-          <w:numId w:val="1063"/>
+          <w:numId w:val="1064"/>
         </w:numPr>
       </w:pPr>
       <w:r>
@@ -49422,46 +49042,47 @@
           <w:bCs/>
           <w:b/>
         </w:rPr>
-        <w:t xml:space="preserve">S0: SFT on references</w:t>
-      </w:r>
-      <w:r>
-        <w:t xml:space="preserve"> </w:t>
-      </w:r>
-      <w:r>
-        <w:t xml:space="preserve">(Human references). BLEU 10.95, 38.9 % of the teacher.</w:t>
+        <w:t xml:space="preserve">Naive baseline (S0).</w:t>
+      </w:r>
+      <w:r>
+        <w:t xml:space="preserve"> </w:t>
+      </w:r>
+      <w:r>
+        <w:t xml:space="preserve">Trained on human references. BLEU 10.95, 38.9 % of the teacher.</w:t>
       </w:r>
     </w:p>
     <w:p>
       <w:pPr>
         <w:numPr>
           <w:ilvl w:val="0"/>
-          <w:numId w:val="1063"/>
+          <w:numId w:val="1064"/>
         </w:numPr>
       </w:pPr>
       <w:r>
         <w:rPr>
           <w:bCs/>
           <w:b/>
-          <w:bCs/>
-          <w:b/>
-        </w:rPr>
-        <w:t xml:space="preserve">S1: SeqKD</w:t>
-      </w:r>
-      <w:r>
-        <w:t xml:space="preserve"> </w:t>
-      </w:r>
-      <w:r>
-        <w:t xml:space="preserve">(</w:t>
-      </w:r>
-      <w:r>
-        <w:rPr>
-          <w:bCs/>
-          <w:b/>
-        </w:rPr>
-        <w:t xml:space="preserve">Teacher 1-best</w:t>
-      </w:r>
-      <w:r>
-        <w:t xml:space="preserve">). BLEU</w:t>
+        </w:rPr>
+        <w:t xml:space="preserve">Sequence-level distillation (S1).</w:t>
+      </w:r>
+      <w:r>
+        <w:t xml:space="preserve"> </w:t>
+      </w:r>
+      <w:r>
+        <w:t xml:space="preserve">Trained on</w:t>
+      </w:r>
+      <w:r>
+        <w:t xml:space="preserve"> </w:t>
+      </w:r>
+      <w:r>
+        <w:rPr>
+          <w:bCs/>
+          <w:b/>
+        </w:rPr>
+        <w:t xml:space="preserve">teacher one-best</w:t>
+      </w:r>
+      <w:r>
+        <w:t xml:space="preserve">. BLEU</w:t>
       </w:r>
       <w:r>
         <w:t xml:space="preserve"> </w:t>
@@ -49494,7 +49115,7 @@
       <w:pPr>
         <w:numPr>
           <w:ilvl w:val="0"/>
-          <w:numId w:val="1063"/>
+          <w:numId w:val="1064"/>
         </w:numPr>
       </w:pPr>
       <w:r>
@@ -49502,20 +49123,20 @@
           <w:bCs/>
           <w:b/>
         </w:rPr>
-        <w:t xml:space="preserve">S2: DPO-distill</w:t>
-      </w:r>
-      <w:r>
-        <w:t xml:space="preserve"> </w:t>
-      </w:r>
-      <w:r>
-        <w:t xml:space="preserve">(References, then DPO). BLEU 11.10, 39.4 % of the teacher.</w:t>
+        <w:t xml:space="preserve">Preference distillation (S2).</w:t>
+      </w:r>
+      <w:r>
+        <w:t xml:space="preserve"> </w:t>
+      </w:r>
+      <w:r>
+        <w:t xml:space="preserve">References, then DPO. BLEU 11.10, 39.4 % of the teacher.</w:t>
       </w:r>
     </w:p>
     <w:p>
       <w:pPr>
         <w:numPr>
           <w:ilvl w:val="0"/>
-          <w:numId w:val="1063"/>
+          <w:numId w:val="1064"/>
         </w:numPr>
       </w:pPr>
       <w:r>
@@ -49523,13 +49144,13 @@
           <w:bCs/>
           <w:b/>
         </w:rPr>
-        <w:t xml:space="preserve">S3: SeqKD + DPO</w:t>
-      </w:r>
-      <w:r>
-        <w:t xml:space="preserve"> </w:t>
-      </w:r>
-      <w:r>
-        <w:t xml:space="preserve">(Teacher 1-best, then DPO).</w:t>
+        <w:t xml:space="preserve">Distillation then DPO (S3).</w:t>
+      </w:r>
+      <w:r>
+        <w:t xml:space="preserve"> </w:t>
+      </w:r>
+      <w:r>
+        <w:t xml:space="preserve">Teacher one-best, then DPO.</w:t>
       </w:r>
       <w:r>
         <w:t xml:space="preserve"> </w:t>
@@ -49576,7 +49197,7 @@
       <w:pPr>
         <w:numPr>
           <w:ilvl w:val="0"/>
-          <w:numId w:val="1064"/>
+          <w:numId w:val="1065"/>
         </w:numPr>
       </w:pPr>
       <w:r>
@@ -49597,7 +49218,7 @@
       <w:pPr>
         <w:numPr>
           <w:ilvl w:val="0"/>
-          <w:numId w:val="1064"/>
+          <w:numId w:val="1065"/>
         </w:numPr>
       </w:pPr>
       <w:r>
@@ -49618,7 +49239,7 @@
       <w:pPr>
         <w:numPr>
           <w:ilvl w:val="0"/>
-          <w:numId w:val="1064"/>
+          <w:numId w:val="1065"/>
         </w:numPr>
       </w:pPr>
       <w:r>
@@ -50685,7 +50306,7 @@
       <w:pPr>
         <w:numPr>
           <w:ilvl w:val="0"/>
-          <w:numId w:val="1065"/>
+          <w:numId w:val="1066"/>
         </w:numPr>
       </w:pPr>
       <w:r>
@@ -50706,7 +50327,7 @@
       <w:pPr>
         <w:numPr>
           <w:ilvl w:val="0"/>
-          <w:numId w:val="1065"/>
+          <w:numId w:val="1066"/>
         </w:numPr>
       </w:pPr>
       <w:r>
@@ -50727,7 +50348,7 @@
       <w:pPr>
         <w:numPr>
           <w:ilvl w:val="0"/>
-          <w:numId w:val="1065"/>
+          <w:numId w:val="1066"/>
         </w:numPr>
       </w:pPr>
       <w:r>
@@ -50748,7 +50369,7 @@
       <w:pPr>
         <w:numPr>
           <w:ilvl w:val="0"/>
-          <w:numId w:val="1065"/>
+          <w:numId w:val="1066"/>
         </w:numPr>
       </w:pPr>
       <w:r>
@@ -50781,7 +50402,7 @@
       <w:pPr>
         <w:numPr>
           <w:ilvl w:val="0"/>
-          <w:numId w:val="1065"/>
+          <w:numId w:val="1066"/>
         </w:numPr>
       </w:pPr>
       <w:r>
@@ -50802,7 +50423,7 @@
       <w:pPr>
         <w:numPr>
           <w:ilvl w:val="0"/>
-          <w:numId w:val="1065"/>
+          <w:numId w:val="1066"/>
         </w:numPr>
       </w:pPr>
       <w:r>
@@ -50823,7 +50444,7 @@
       <w:pPr>
         <w:numPr>
           <w:ilvl w:val="0"/>
-          <w:numId w:val="1065"/>
+          <w:numId w:val="1066"/>
         </w:numPr>
       </w:pPr>
       <w:r>
@@ -50844,7 +50465,7 @@
       <w:pPr>
         <w:numPr>
           <w:ilvl w:val="0"/>
-          <w:numId w:val="1065"/>
+          <w:numId w:val="1066"/>
         </w:numPr>
       </w:pPr>
       <w:r>
@@ -50865,7 +50486,7 @@
       <w:pPr>
         <w:numPr>
           <w:ilvl w:val="0"/>
-          <w:numId w:val="1065"/>
+          <w:numId w:val="1066"/>
         </w:numPr>
       </w:pPr>
       <w:r>
@@ -50978,7 +50599,7 @@
       <w:pPr>
         <w:numPr>
           <w:ilvl w:val="0"/>
-          <w:numId w:val="1065"/>
+          <w:numId w:val="1066"/>
         </w:numPr>
       </w:pPr>
       <w:r>
@@ -50999,7 +50620,7 @@
       <w:pPr>
         <w:numPr>
           <w:ilvl w:val="0"/>
-          <w:numId w:val="1065"/>
+          <w:numId w:val="1066"/>
         </w:numPr>
       </w:pPr>
       <w:r>
@@ -51020,7 +50641,7 @@
       <w:pPr>
         <w:numPr>
           <w:ilvl w:val="0"/>
-          <w:numId w:val="1065"/>
+          <w:numId w:val="1066"/>
         </w:numPr>
       </w:pPr>
       <w:r>
@@ -51041,7 +50662,7 @@
       <w:pPr>
         <w:numPr>
           <w:ilvl w:val="0"/>
-          <w:numId w:val="1065"/>
+          <w:numId w:val="1066"/>
         </w:numPr>
       </w:pPr>
       <w:r>
@@ -51062,7 +50683,7 @@
       <w:pPr>
         <w:numPr>
           <w:ilvl w:val="0"/>
-          <w:numId w:val="1065"/>
+          <w:numId w:val="1066"/>
         </w:numPr>
       </w:pPr>
       <w:r>
@@ -51102,7 +50723,7 @@
       <w:pPr>
         <w:numPr>
           <w:ilvl w:val="0"/>
-          <w:numId w:val="1065"/>
+          <w:numId w:val="1066"/>
         </w:numPr>
       </w:pPr>
       <w:r>
@@ -51152,7 +50773,7 @@
       <w:pPr>
         <w:numPr>
           <w:ilvl w:val="0"/>
-          <w:numId w:val="1065"/>
+          <w:numId w:val="1066"/>
         </w:numPr>
       </w:pPr>
       <w:r>
@@ -51181,7 +50802,7 @@
       <w:pPr>
         <w:numPr>
           <w:ilvl w:val="0"/>
-          <w:numId w:val="1066"/>
+          <w:numId w:val="1067"/>
         </w:numPr>
       </w:pPr>
       <w:r>
@@ -51205,7 +50826,7 @@
       <w:pPr>
         <w:numPr>
           <w:ilvl w:val="0"/>
-          <w:numId w:val="1066"/>
+          <w:numId w:val="1067"/>
         </w:numPr>
       </w:pPr>
       <w:r>
@@ -51265,7 +50886,7 @@
       <w:pPr>
         <w:numPr>
           <w:ilvl w:val="0"/>
-          <w:numId w:val="1066"/>
+          <w:numId w:val="1067"/>
         </w:numPr>
       </w:pPr>
       <w:r>
@@ -51304,7 +50925,7 @@
       <w:pPr>
         <w:numPr>
           <w:ilvl w:val="0"/>
-          <w:numId w:val="1066"/>
+          <w:numId w:val="1067"/>
         </w:numPr>
       </w:pPr>
       <w:r>
@@ -51337,7 +50958,7 @@
       <w:pPr>
         <w:numPr>
           <w:ilvl w:val="0"/>
-          <w:numId w:val="1066"/>
+          <w:numId w:val="1067"/>
         </w:numPr>
       </w:pPr>
       <w:r>
@@ -51379,7 +51000,7 @@
       <w:pPr>
         <w:numPr>
           <w:ilvl w:val="0"/>
-          <w:numId w:val="1066"/>
+          <w:numId w:val="1067"/>
         </w:numPr>
       </w:pPr>
       <w:r>
@@ -52865,6 +52486,9 @@
     <w:abstractNumId w:val="991"/>
   </w:num>
   <w:num w:numId="1062">
+    <w:abstractNumId w:val="991"/>
+  </w:num>
+  <w:num w:numId="1063">
     <w:abstractNumId w:val="99201"/>
     <w:lvlOverride w:ilvl="0">
       <w:startOverride w:val="1"/>
@@ -52894,9 +52518,6 @@
       <w:startOverride w:val="1"/>
     </w:lvlOverride>
   </w:num>
-  <w:num w:numId="1063">
-    <w:abstractNumId w:val="991"/>
-  </w:num>
   <w:num w:numId="1064">
     <w:abstractNumId w:val="991"/>
   </w:num>
@@ -52904,6 +52525,9 @@
     <w:abstractNumId w:val="991"/>
   </w:num>
   <w:num w:numId="1066">
+    <w:abstractNumId w:val="991"/>
+  </w:num>
+  <w:num w:numId="1067">
     <w:abstractNumId w:val="991"/>
   </w:num>
 </w:numbering>

--- a/SETU/docs/Report/SETU_Project_Phase-II_Report.docx
+++ b/SETU/docs/Report/SETU_Project_Phase-II_Report.docx
@@ -4727,22 +4727,83 @@
     </w:p>
     <w:p>
       <w:pPr>
-        <w:numPr>
-          <w:ilvl w:val="0"/>
-          <w:numId w:val="1002"/>
-        </w:numPr>
-      </w:pPr>
-      <w:r>
-        <w:t xml:space="preserve">Halves the layer count of BERT via distillation while retaining about 97 % of language-understanding performance, and establishes triple-loss distillation as a practical recipe.</w:t>
-      </w:r>
-    </w:p>
-    <w:p>
-      <w:pPr>
-        <w:numPr>
-          <w:ilvl w:val="0"/>
-          <w:numId w:val="1002"/>
-        </w:numPr>
-      </w:pPr>
+        <w:pStyle w:val="BodyText"/>
+      </w:pPr>
+      <w:r>
+        <w:t xml:space="preserve">Introduces a general-purpose language model distilled from BERT during</w:t>
+      </w:r>
+      <w:r>
+        <w:t xml:space="preserve"> </w:t>
+      </w:r>
+      <w:r>
+        <w:t xml:space="preserve">pre-training rather than fine-tuning, using a triple objective that combines</w:t>
+      </w:r>
+      <w:r>
+        <w:t xml:space="preserve"> </w:t>
+      </w:r>
+      <w:r>
+        <w:t xml:space="preserve">masked language modelling with a distillation loss over the teacher’s output</w:t>
+      </w:r>
+      <w:r>
+        <w:t xml:space="preserve"> </w:t>
+      </w:r>
+      <w:r>
+        <w:t xml:space="preserve">distribution and a cosine loss that aligns the two hidden spaces. The student</w:t>
+      </w:r>
+      <w:r>
+        <w:t xml:space="preserve"> </w:t>
+      </w:r>
+      <w:r>
+        <w:t xml:space="preserve">halves the layer count yet retains about 97 % of its teacher’s</w:t>
+      </w:r>
+      <w:r>
+        <w:t xml:space="preserve"> </w:t>
+      </w:r>
+      <w:r>
+        <w:t xml:space="preserve">language-understanding performance, which established that a compact student</w:t>
+      </w:r>
+      <w:r>
+        <w:t xml:space="preserve"> </w:t>
+      </w:r>
+      <w:r>
+        <w:t xml:space="preserve">trained on a teacher’s soft targets can approach the teacher at a fraction of</w:t>
+      </w:r>
+      <w:r>
+        <w:t xml:space="preserve"> </w:t>
+      </w:r>
+      <w:r>
+        <w:t xml:space="preserve">its size.</w:t>
+      </w:r>
+      <w:r>
+        <w:t xml:space="preserve"> </w:t>
+      </w:r>
+      <w:r>
+        <w:rPr>
+          <w:smallCaps/>
+        </w:rPr>
+        <w:t xml:space="preserve">Setu</w:t>
+      </w:r>
+      <w:r>
+        <w:t xml:space="preserve"> </w:t>
+      </w:r>
+      <w:r>
+        <w:t xml:space="preserve">takes two things from this work: the evidence that aggressive</w:t>
+      </w:r>
+      <w:r>
+        <w:t xml:space="preserve"> </w:t>
+      </w:r>
+      <w:r>
+        <w:t xml:space="preserve">layer reduction is survivable, and the principle that the training signal</w:t>
+      </w:r>
+      <w:r>
+        <w:t xml:space="preserve"> </w:t>
+      </w:r>
+      <w:r>
+        <w:t xml:space="preserve">should come from the teacher rather than from the raw corpus.</w:t>
+      </w:r>
+      <w:r>
+        <w:t xml:space="preserve"> </w:t>
+      </w:r>
       <w:r>
         <w:rPr>
           <w:bCs/>
@@ -4754,23 +4815,36 @@
         <w:t xml:space="preserve"> </w:t>
       </w:r>
       <w:r>
-        <w:t xml:space="preserve">demonstrated for encoders on classification, not for autoregressive sequence generation.</w:t>
-      </w:r>
-    </w:p>
-    <w:p>
-      <w:pPr>
-        <w:numPr>
-          <w:ilvl w:val="0"/>
-          <w:numId w:val="1002"/>
-        </w:numPr>
-      </w:pPr>
-      <w:r>
-        <w:t xml:space="preserve">A measurable accuracy loss remains on complex tasks.</w:t>
-      </w:r>
-    </w:p>
-    <w:p>
-      <w:pPr>
-        <w:pStyle w:val="FirstParagraph"/>
+        <w:t xml:space="preserve">the result is demonstrated for encoders on classification</w:t>
+      </w:r>
+      <w:r>
+        <w:t xml:space="preserve"> </w:t>
+      </w:r>
+      <w:r>
+        <w:t xml:space="preserve">tasks, not for autoregressive sequence generation, where errors compound across</w:t>
+      </w:r>
+      <w:r>
+        <w:t xml:space="preserve"> </w:t>
+      </w:r>
+      <w:r>
+        <w:t xml:space="preserve">decoding steps; and a measurable accuracy loss remains on the more complex</w:t>
+      </w:r>
+      <w:r>
+        <w:t xml:space="preserve"> </w:t>
+      </w:r>
+      <w:r>
+        <w:t xml:space="preserve">tasks, so the technique transfers to translation only as a hypothesis to be</w:t>
+      </w:r>
+      <w:r>
+        <w:t xml:space="preserve"> </w:t>
+      </w:r>
+      <w:r>
+        <w:t xml:space="preserve">tested, which is what this project does.</w:t>
+      </w:r>
+    </w:p>
+    <w:p>
+      <w:pPr>
+        <w:pStyle w:val="BodyText"/>
       </w:pPr>
       <w:r>
         <w:rPr>
@@ -4798,22 +4872,50 @@
     </w:p>
     <w:p>
       <w:pPr>
-        <w:numPr>
-          <w:ilvl w:val="0"/>
-          <w:numId w:val="1003"/>
-        </w:numPr>
-      </w:pPr>
-      <w:r>
-        <w:t xml:space="preserve">Compresses NMT models for mobile and edge deployment, cutting memory footprint and inference latency to make real-time on-device translation feasible.</w:t>
-      </w:r>
-    </w:p>
-    <w:p>
-      <w:pPr>
-        <w:numPr>
-          <w:ilvl w:val="0"/>
-          <w:numId w:val="1003"/>
-        </w:numPr>
-      </w:pPr>
+        <w:pStyle w:val="BodyText"/>
+      </w:pPr>
+      <w:r>
+        <w:t xml:space="preserve">Addresses the engineering problem of running neural machine translation on</w:t>
+      </w:r>
+      <w:r>
+        <w:t xml:space="preserve"> </w:t>
+      </w:r>
+      <w:r>
+        <w:t xml:space="preserve">phones and embedded hardware, combining model compression with runtime</w:t>
+      </w:r>
+      <w:r>
+        <w:t xml:space="preserve"> </w:t>
+      </w:r>
+      <w:r>
+        <w:t xml:space="preserve">optimisations to cut both memory footprint and inference latency far enough for</w:t>
+      </w:r>
+      <w:r>
+        <w:t xml:space="preserve"> </w:t>
+      </w:r>
+      <w:r>
+        <w:t xml:space="preserve">real-time on-device translation. It is the clearest demonstration that the</w:t>
+      </w:r>
+      <w:r>
+        <w:t xml:space="preserve"> </w:t>
+      </w:r>
+      <w:r>
+        <w:t xml:space="preserve">deployment target this project assumes is reachable, and it establishes the</w:t>
+      </w:r>
+      <w:r>
+        <w:t xml:space="preserve"> </w:t>
+      </w:r>
+      <w:r>
+        <w:t xml:space="preserve">measurement discipline that matters on edge hardware: report latency and</w:t>
+      </w:r>
+      <w:r>
+        <w:t xml:space="preserve"> </w:t>
+      </w:r>
+      <w:r>
+        <w:t xml:space="preserve">artifact size alongside quality rather than quality alone.</w:t>
+      </w:r>
+      <w:r>
+        <w:t xml:space="preserve"> </w:t>
+      </w:r>
       <w:r>
         <w:rPr>
           <w:bCs/>
@@ -4825,23 +4927,36 @@
         <w:t xml:space="preserve"> </w:t>
       </w:r>
       <w:r>
-        <w:t xml:space="preserve">the reduction techniques degrade translation quality.</w:t>
-      </w:r>
-    </w:p>
-    <w:p>
-      <w:pPr>
-        <w:numPr>
-          <w:ilvl w:val="0"/>
-          <w:numId w:val="1003"/>
-        </w:numPr>
-      </w:pPr>
-      <w:r>
-        <w:t xml:space="preserve">The degradation is most visible on long and syntactically complex sentences.</w:t>
-      </w:r>
-    </w:p>
-    <w:p>
-      <w:pPr>
-        <w:pStyle w:val="FirstParagraph"/>
+        <w:t xml:space="preserve">the reduction techniques degrade translation quality, and</w:t>
+      </w:r>
+      <w:r>
+        <w:t xml:space="preserve"> </w:t>
+      </w:r>
+      <w:r>
+        <w:t xml:space="preserve">the degradation concentrates on long and syntactically complex sentences, which</w:t>
+      </w:r>
+      <w:r>
+        <w:t xml:space="preserve"> </w:t>
+      </w:r>
+      <w:r>
+        <w:t xml:space="preserve">are exactly the inputs where a user most needs the translation to be reliable.</w:t>
+      </w:r>
+      <w:r>
+        <w:t xml:space="preserve"> </w:t>
+      </w:r>
+      <w:r>
+        <w:t xml:space="preserve">The paper also does not address Indic morphology or the multi-script problem</w:t>
+      </w:r>
+      <w:r>
+        <w:t xml:space="preserve"> </w:t>
+      </w:r>
+      <w:r>
+        <w:t xml:space="preserve">that dominates Indian-language translation.</w:t>
+      </w:r>
+    </w:p>
+    <w:p>
+      <w:pPr>
+        <w:pStyle w:val="BodyText"/>
       </w:pPr>
       <w:r>
         <w:rPr>
@@ -4869,22 +4984,50 @@
     </w:p>
     <w:p>
       <w:pPr>
-        <w:numPr>
-          <w:ilvl w:val="0"/>
-          <w:numId w:val="1004"/>
-        </w:numPr>
-      </w:pPr>
-      <w:r>
-        <w:t xml:space="preserve">A compact multilingual translator covering many low-resource directions with substantially lower memory use and faster inference than M2M-100.</w:t>
-      </w:r>
-    </w:p>
-    <w:p>
-      <w:pPr>
-        <w:numPr>
-          <w:ilvl w:val="0"/>
-          <w:numId w:val="1004"/>
-        </w:numPr>
-      </w:pPr>
+        <w:pStyle w:val="BodyText"/>
+      </w:pPr>
+      <w:r>
+        <w:t xml:space="preserve">Distils the 12-billion-parameter M2M-100 multilingual translator into a</w:t>
+      </w:r>
+      <w:r>
+        <w:t xml:space="preserve"> </w:t>
+      </w:r>
+      <w:r>
+        <w:t xml:space="preserve">shallow model that keeps wide language coverage while using substantially less</w:t>
+      </w:r>
+      <w:r>
+        <w:t xml:space="preserve"> </w:t>
+      </w:r>
+      <w:r>
+        <w:t xml:space="preserve">memory and running considerably faster. It is direct evidence that a</w:t>
+      </w:r>
+      <w:r>
+        <w:t xml:space="preserve"> </w:t>
+      </w:r>
+      <w:r>
+        <w:t xml:space="preserve">multilingual translation model can be compressed without abandoning</w:t>
+      </w:r>
+      <w:r>
+        <w:t xml:space="preserve"> </w:t>
+      </w:r>
+      <w:r>
+        <w:t xml:space="preserve">low-resource directions, and that the resulting student remains usable for the</w:t>
+      </w:r>
+      <w:r>
+        <w:t xml:space="preserve"> </w:t>
+      </w:r>
+      <w:r>
+        <w:t xml:space="preserve">languages that have the least data, which is the population this project</w:t>
+      </w:r>
+      <w:r>
+        <w:t xml:space="preserve"> </w:t>
+      </w:r>
+      <w:r>
+        <w:t xml:space="preserve">serves.</w:t>
+      </w:r>
+      <w:r>
+        <w:t xml:space="preserve"> </w:t>
+      </w:r>
       <w:r>
         <w:rPr>
           <w:bCs/>
@@ -4896,12 +5039,36 @@
         <w:t xml:space="preserve"> </w:t>
       </w:r>
       <w:r>
-        <w:t xml:space="preserve">quality still trails the large model it compresses, particularly on high-resource pairs where capacity matters.</w:t>
-      </w:r>
-    </w:p>
-    <w:p>
-      <w:pPr>
-        <w:pStyle w:val="FirstParagraph"/>
+        <w:t xml:space="preserve">quality still trails the large model it compresses,</w:t>
+      </w:r>
+      <w:r>
+        <w:t xml:space="preserve"> </w:t>
+      </w:r>
+      <w:r>
+        <w:t xml:space="preserve">and the gap is widest on high-resource pairs where the extra capacity of the</w:t>
+      </w:r>
+      <w:r>
+        <w:t xml:space="preserve"> </w:t>
+      </w:r>
+      <w:r>
+        <w:t xml:space="preserve">teacher genuinely buys something. The compressed model is also still far larger</w:t>
+      </w:r>
+      <w:r>
+        <w:t xml:space="preserve"> </w:t>
+      </w:r>
+      <w:r>
+        <w:t xml:space="preserve">than a 200 MB per-direction budget allows, so the work sets a direction rather</w:t>
+      </w:r>
+      <w:r>
+        <w:t xml:space="preserve"> </w:t>
+      </w:r>
+      <w:r>
+        <w:t xml:space="preserve">than a deployable artifact.</w:t>
+      </w:r>
+    </w:p>
+    <w:p>
+      <w:pPr>
+        <w:pStyle w:val="BodyText"/>
       </w:pPr>
       <w:r>
         <w:rPr>
@@ -4929,22 +5096,50 @@
     </w:p>
     <w:p>
       <w:pPr>
-        <w:numPr>
-          <w:ilvl w:val="0"/>
-          <w:numId w:val="1005"/>
-        </w:numPr>
-      </w:pPr>
-      <w:r>
-        <w:t xml:space="preserve">Releases a benchmark spanning 555 languages, enabling systematic evaluation of low-resource, zero-shot and few-shot translation on realistic data.</w:t>
-      </w:r>
-    </w:p>
-    <w:p>
-      <w:pPr>
-        <w:numPr>
-          <w:ilvl w:val="0"/>
-          <w:numId w:val="1005"/>
-        </w:numPr>
-      </w:pPr>
+        <w:pStyle w:val="BodyText"/>
+      </w:pPr>
+      <w:r>
+        <w:t xml:space="preserve">Releases a translation benchmark spanning 555 languages assembled from the</w:t>
+      </w:r>
+      <w:r>
+        <w:t xml:space="preserve"> </w:t>
+      </w:r>
+      <w:r>
+        <w:t xml:space="preserve">Tatoeba collection, deliberately constructed so that evaluation reflects</w:t>
+      </w:r>
+      <w:r>
+        <w:t xml:space="preserve"> </w:t>
+      </w:r>
+      <w:r>
+        <w:t xml:space="preserve">realistic rather than curated conditions, and enabling systematic comparison</w:t>
+      </w:r>
+      <w:r>
+        <w:t xml:space="preserve"> </w:t>
+      </w:r>
+      <w:r>
+        <w:t xml:space="preserve">across low-resource, zero-shot and few-shot settings. For this project its</w:t>
+      </w:r>
+      <w:r>
+        <w:t xml:space="preserve"> </w:t>
+      </w:r>
+      <w:r>
+        <w:t xml:space="preserve">value is methodological: it makes the case that a system claiming broad</w:t>
+      </w:r>
+      <w:r>
+        <w:t xml:space="preserve"> </w:t>
+      </w:r>
+      <w:r>
+        <w:t xml:space="preserve">language coverage must be measured on held-out data of the kind it will</w:t>
+      </w:r>
+      <w:r>
+        <w:t xml:space="preserve"> </w:t>
+      </w:r>
+      <w:r>
+        <w:t xml:space="preserve">actually meet, not on the cleanest slice available.</w:t>
+      </w:r>
+      <w:r>
+        <w:t xml:space="preserve"> </w:t>
+      </w:r>
       <w:r>
         <w:rPr>
           <w:bCs/>
@@ -4956,23 +5151,36 @@
         <w:t xml:space="preserve"> </w:t>
       </w:r>
       <w:r>
-        <w:t xml:space="preserve">the data is noisy and inconsistent across languages.</w:t>
-      </w:r>
-    </w:p>
-    <w:p>
-      <w:pPr>
-        <w:numPr>
-          <w:ilvl w:val="0"/>
-          <w:numId w:val="1005"/>
-        </w:numPr>
-      </w:pPr>
-      <w:r>
-        <w:t xml:space="preserve">Exploiting it fully still requires large-capacity models.</w:t>
-      </w:r>
-    </w:p>
-    <w:p>
-      <w:pPr>
-        <w:pStyle w:val="FirstParagraph"/>
+        <w:t xml:space="preserve">the data is noisy and inconsistent in quality from one</w:t>
+      </w:r>
+      <w:r>
+        <w:t xml:space="preserve"> </w:t>
+      </w:r>
+      <w:r>
+        <w:t xml:space="preserve">language to the next, so results are not comparable across directions without</w:t>
+      </w:r>
+      <w:r>
+        <w:t xml:space="preserve"> </w:t>
+      </w:r>
+      <w:r>
+        <w:t xml:space="preserve">care; and exploiting the full breadth of the benchmark still requires</w:t>
+      </w:r>
+      <w:r>
+        <w:t xml:space="preserve"> </w:t>
+      </w:r>
+      <w:r>
+        <w:t xml:space="preserve">large-capacity models, which puts it out of reach of a compact on-device</w:t>
+      </w:r>
+      <w:r>
+        <w:t xml:space="preserve"> </w:t>
+      </w:r>
+      <w:r>
+        <w:t xml:space="preserve">student.</w:t>
+      </w:r>
+    </w:p>
+    <w:p>
+      <w:pPr>
+        <w:pStyle w:val="BodyText"/>
       </w:pPr>
       <w:r>
         <w:rPr>
@@ -5000,22 +5208,56 @@
     </w:p>
     <w:p>
       <w:pPr>
-        <w:numPr>
-          <w:ilvl w:val="0"/>
-          <w:numId w:val="1006"/>
-        </w:numPr>
-      </w:pPr>
-      <w:r>
-        <w:t xml:space="preserve">Introduces incremental shallow-to-deep training, stacking Transformer layers progressively to improve convergence speed and training stability at depth.</w:t>
-      </w:r>
-    </w:p>
-    <w:p>
-      <w:pPr>
-        <w:numPr>
-          <w:ilvl w:val="0"/>
-          <w:numId w:val="1006"/>
-        </w:numPr>
-      </w:pPr>
+        <w:pStyle w:val="BodyText"/>
+      </w:pPr>
+      <w:r>
+        <w:t xml:space="preserve">Proposes training deep Transformer translation models incrementally,</w:t>
+      </w:r>
+      <w:r>
+        <w:t xml:space="preserve"> </w:t>
+      </w:r>
+      <w:r>
+        <w:t xml:space="preserve">beginning with a shallow stack and adding layers progressively so that each new</w:t>
+      </w:r>
+      <w:r>
+        <w:t xml:space="preserve"> </w:t>
+      </w:r>
+      <w:r>
+        <w:t xml:space="preserve">block starts from an already-converged state. The schedule improves convergence</w:t>
+      </w:r>
+      <w:r>
+        <w:t xml:space="preserve"> </w:t>
+      </w:r>
+      <w:r>
+        <w:t xml:space="preserve">speed and keeps training stable at depths where a from-scratch run would</w:t>
+      </w:r>
+      <w:r>
+        <w:t xml:space="preserve"> </w:t>
+      </w:r>
+      <w:r>
+        <w:t xml:space="preserve">diverge, and it supplies a useful observation for this project: the stability of</w:t>
+      </w:r>
+      <w:r>
+        <w:t xml:space="preserve"> </w:t>
+      </w:r>
+      <w:r>
+        <w:t xml:space="preserve">a translation model is as much a property of the training schedule as of the</w:t>
+      </w:r>
+      <w:r>
+        <w:t xml:space="preserve"> </w:t>
+      </w:r>
+      <w:r>
+        <w:t xml:space="preserve">architecture, a point this project met directly in its own learning-rate</w:t>
+      </w:r>
+      <w:r>
+        <w:t xml:space="preserve"> </w:t>
+      </w:r>
+      <w:r>
+        <w:t xml:space="preserve">collapses.</w:t>
+      </w:r>
+      <w:r>
+        <w:t xml:space="preserve"> </w:t>
+      </w:r>
       <w:r>
         <w:rPr>
           <w:bCs/>
@@ -5027,12 +5269,30 @@
         <w:t xml:space="preserve"> </w:t>
       </w:r>
       <w:r>
-        <w:t xml:space="preserve">the final models remain computationally heavy and the staged schedule adds engineering complexity.</w:t>
-      </w:r>
-    </w:p>
-    <w:p>
-      <w:pPr>
-        <w:pStyle w:val="FirstParagraph"/>
+        <w:t xml:space="preserve">the final models remain computationally heavy, so</w:t>
+      </w:r>
+      <w:r>
+        <w:t xml:space="preserve"> </w:t>
+      </w:r>
+      <w:r>
+        <w:t xml:space="preserve">the method improves how a large model is trained rather than producing a small</w:t>
+      </w:r>
+      <w:r>
+        <w:t xml:space="preserve"> </w:t>
+      </w:r>
+      <w:r>
+        <w:t xml:space="preserve">one, and the staged schedule adds engineering complexity that is hard to</w:t>
+      </w:r>
+      <w:r>
+        <w:t xml:space="preserve"> </w:t>
+      </w:r>
+      <w:r>
+        <w:t xml:space="preserve">justify for a 52-million-parameter student.</w:t>
+      </w:r>
+    </w:p>
+    <w:p>
+      <w:pPr>
+        <w:pStyle w:val="BodyText"/>
       </w:pPr>
       <w:r>
         <w:rPr>
@@ -5060,13 +5320,10 @@
     </w:p>
     <w:p>
       <w:pPr>
-        <w:numPr>
-          <w:ilvl w:val="0"/>
-          <w:numId w:val="1007"/>
-        </w:numPr>
-      </w:pPr>
-      <w:r>
-        <w:t xml:space="preserve">Uses</w:t>
+        <w:pStyle w:val="BodyText"/>
+      </w:pPr>
+      <w:r>
+        <w:t xml:space="preserve">Augments knowledge distillation for translation with</w:t>
       </w:r>
       <w:r>
         <w:t xml:space="preserve"> </w:t>
@@ -5077,16 +5334,47 @@
         </m:r>
       </m:oMath>
       <w:r>
-        <w:t xml:space="preserve">-nearest-neighbour retrieval over the training set to supply additional supervision, improving quality in low-resource conditions.</w:t>
-      </w:r>
-    </w:p>
-    <w:p>
-      <w:pPr>
-        <w:numPr>
-          <w:ilvl w:val="0"/>
-          <w:numId w:val="1007"/>
-        </w:numPr>
-      </w:pPr>
+        <w:t xml:space="preserve">-nearest-neighbour</w:t>
+      </w:r>
+      <w:r>
+        <w:t xml:space="preserve"> </w:t>
+      </w:r>
+      <w:r>
+        <w:t xml:space="preserve">retrieval over the training set, so that the student receives supervision not</w:t>
+      </w:r>
+      <w:r>
+        <w:t xml:space="preserve"> </w:t>
+      </w:r>
+      <w:r>
+        <w:t xml:space="preserve">only from the teacher’s output but also from similar examples retrieved at</w:t>
+      </w:r>
+      <w:r>
+        <w:t xml:space="preserve"> </w:t>
+      </w:r>
+      <w:r>
+        <w:t xml:space="preserve">training time. The additional signal improves quality noticeably in</w:t>
+      </w:r>
+      <w:r>
+        <w:t xml:space="preserve"> </w:t>
+      </w:r>
+      <w:r>
+        <w:t xml:space="preserve">low-resource conditions, which is the regime that matters for most Indian</w:t>
+      </w:r>
+      <w:r>
+        <w:t xml:space="preserve"> </w:t>
+      </w:r>
+      <w:r>
+        <w:t xml:space="preserve">languages, and the idea of enriching a thin training signal with retrieved</w:t>
+      </w:r>
+      <w:r>
+        <w:t xml:space="preserve"> </w:t>
+      </w:r>
+      <w:r>
+        <w:t xml:space="preserve">neighbours directly informed this project’s preference-generation stage.</w:t>
+      </w:r>
+      <w:r>
+        <w:t xml:space="preserve"> </w:t>
+      </w:r>
       <w:r>
         <w:rPr>
           <w:bCs/>
@@ -5098,12 +5386,30 @@
         <w:t xml:space="preserve"> </w:t>
       </w:r>
       <w:r>
-        <w:t xml:space="preserve">the datastore is memory-intensive and retrieval slows both training and inference, which is disqualifying for edge deployment.</w:t>
-      </w:r>
-    </w:p>
-    <w:p>
-      <w:pPr>
-        <w:pStyle w:val="FirstParagraph"/>
+        <w:t xml:space="preserve">the retrieval datastore is memory-intensive and slows both</w:t>
+      </w:r>
+      <w:r>
+        <w:t xml:space="preserve"> </w:t>
+      </w:r>
+      <w:r>
+        <w:t xml:space="preserve">training and inference, and an inference-time datastore is disqualifying for</w:t>
+      </w:r>
+      <w:r>
+        <w:t xml:space="preserve"> </w:t>
+      </w:r>
+      <w:r>
+        <w:t xml:space="preserve">edge deployment, where the whole artifact must fit inside roughly 200 MB and</w:t>
+      </w:r>
+      <w:r>
+        <w:t xml:space="preserve"> </w:t>
+      </w:r>
+      <w:r>
+        <w:t xml:space="preserve">answer in under half a second.</w:t>
+      </w:r>
+    </w:p>
+    <w:p>
+      <w:pPr>
+        <w:pStyle w:val="BodyText"/>
       </w:pPr>
       <w:r>
         <w:rPr>
@@ -5131,22 +5437,44 @@
     </w:p>
     <w:p>
       <w:pPr>
-        <w:numPr>
-          <w:ilvl w:val="0"/>
-          <w:numId w:val="1008"/>
-        </w:numPr>
-      </w:pPr>
-      <w:r>
-        <w:t xml:space="preserve">Combines self-supervised pre-training, multitask learning and synthetic data to obtain large BLEU gains in speech-to-speech translation, especially for low-resource pairs.</w:t>
-      </w:r>
-    </w:p>
-    <w:p>
-      <w:pPr>
-        <w:numPr>
-          <w:ilvl w:val="0"/>
-          <w:numId w:val="1008"/>
-        </w:numPr>
-      </w:pPr>
+        <w:pStyle w:val="BodyText"/>
+      </w:pPr>
+      <w:r>
+        <w:t xml:space="preserve">Combines self-supervised pre-training, multitask learning and synthetic</w:t>
+      </w:r>
+      <w:r>
+        <w:t xml:space="preserve"> </w:t>
+      </w:r>
+      <w:r>
+        <w:t xml:space="preserve">data generation to obtain large BLEU gains in speech-to-speech translation,</w:t>
+      </w:r>
+      <w:r>
+        <w:t xml:space="preserve"> </w:t>
+      </w:r>
+      <w:r>
+        <w:t xml:space="preserve">with the biggest improvements on low-resource pairs where labelled speech is</w:t>
+      </w:r>
+      <w:r>
+        <w:t xml:space="preserve"> </w:t>
+      </w:r>
+      <w:r>
+        <w:t xml:space="preserve">scarce. It demonstrates how far synthetic and self-supervised signal can</w:t>
+      </w:r>
+      <w:r>
+        <w:t xml:space="preserve"> </w:t>
+      </w:r>
+      <w:r>
+        <w:t xml:space="preserve">substitute for missing supervision, a question that bears directly on whether</w:t>
+      </w:r>
+      <w:r>
+        <w:t xml:space="preserve"> </w:t>
+      </w:r>
+      <w:r>
+        <w:t xml:space="preserve">teacher-generated targets can replace noisy human references.</w:t>
+      </w:r>
+      <w:r>
+        <w:t xml:space="preserve"> </w:t>
+      </w:r>
       <w:r>
         <w:rPr>
           <w:bCs/>
@@ -5158,12 +5486,30 @@
         <w:t xml:space="preserve"> </w:t>
       </w:r>
       <w:r>
-        <w:t xml:space="preserve">depends on large-scale pre-training and a multi-stage pipeline that is impractical to deploy on a device.</w:t>
-      </w:r>
-    </w:p>
-    <w:p>
-      <w:pPr>
-        <w:pStyle w:val="FirstParagraph"/>
+        <w:t xml:space="preserve">the approach depends on large-scale pre-training and a</w:t>
+      </w:r>
+      <w:r>
+        <w:t xml:space="preserve"> </w:t>
+      </w:r>
+      <w:r>
+        <w:t xml:space="preserve">multi-stage pipeline whose compute and storage requirements make it impractical</w:t>
+      </w:r>
+      <w:r>
+        <w:t xml:space="preserve"> </w:t>
+      </w:r>
+      <w:r>
+        <w:t xml:space="preserve">to deploy on a device, and it addresses the speech modality, which is outside</w:t>
+      </w:r>
+      <w:r>
+        <w:t xml:space="preserve"> </w:t>
+      </w:r>
+      <w:r>
+        <w:t xml:space="preserve">the text-to-text scope of this project.</w:t>
+      </w:r>
+    </w:p>
+    <w:p>
+      <w:pPr>
+        <w:pStyle w:val="BodyText"/>
       </w:pPr>
       <w:r>
         <w:rPr>
@@ -5191,22 +5537,50 @@
     </w:p>
     <w:p>
       <w:pPr>
-        <w:numPr>
-          <w:ilvl w:val="0"/>
-          <w:numId w:val="1009"/>
-        </w:numPr>
-      </w:pPr>
-      <w:r>
-        <w:t xml:space="preserve">Surveys end-to-end speech translation and characterises its principal obstacles: data scarcity, latency and bias.</w:t>
-      </w:r>
-    </w:p>
-    <w:p>
-      <w:pPr>
-        <w:numPr>
-          <w:ilvl w:val="0"/>
-          <w:numId w:val="1009"/>
-        </w:numPr>
-      </w:pPr>
+        <w:pStyle w:val="BodyText"/>
+      </w:pPr>
+      <w:r>
+        <w:t xml:space="preserve">Surveys end-to-end speech translation and characterises the three</w:t>
+      </w:r>
+      <w:r>
+        <w:t xml:space="preserve"> </w:t>
+      </w:r>
+      <w:r>
+        <w:t xml:space="preserve">obstacles that dominate the field: scarcity of paired speech-translation data,</w:t>
+      </w:r>
+      <w:r>
+        <w:t xml:space="preserve"> </w:t>
+      </w:r>
+      <w:r>
+        <w:t xml:space="preserve">the latency cost of streaming inference, and systematic bias introduced when</w:t>
+      </w:r>
+      <w:r>
+        <w:t xml:space="preserve"> </w:t>
+      </w:r>
+      <w:r>
+        <w:t xml:space="preserve">synthetic or pivoted data stands in for real supervision. The survey is useful</w:t>
+      </w:r>
+      <w:r>
+        <w:t xml:space="preserve"> </w:t>
+      </w:r>
+      <w:r>
+        <w:t xml:space="preserve">here as a map of what an offline speech front-end over a text engine would have</w:t>
+      </w:r>
+      <w:r>
+        <w:t xml:space="preserve"> </w:t>
+      </w:r>
+      <w:r>
+        <w:t xml:space="preserve">to overcome, and it is the basis for treating speech as future work rather than</w:t>
+      </w:r>
+      <w:r>
+        <w:t xml:space="preserve"> </w:t>
+      </w:r>
+      <w:r>
+        <w:t xml:space="preserve">scope.</w:t>
+      </w:r>
+      <w:r>
+        <w:t xml:space="preserve"> </w:t>
+      </w:r>
       <w:r>
         <w:rPr>
           <w:bCs/>
@@ -5218,12 +5592,24 @@
         <w:t xml:space="preserve"> </w:t>
       </w:r>
       <w:r>
-        <w:t xml:space="preserve">a survey rather than a system; no concrete model or experimental validation is offered.</w:t>
-      </w:r>
-    </w:p>
-    <w:p>
-      <w:pPr>
-        <w:pStyle w:val="FirstParagraph"/>
+        <w:t xml:space="preserve">it is a survey rather than a system, offering no</w:t>
+      </w:r>
+      <w:r>
+        <w:t xml:space="preserve"> </w:t>
+      </w:r>
+      <w:r>
+        <w:t xml:space="preserve">concrete model and no experimental validation, so it frames problems without</w:t>
+      </w:r>
+      <w:r>
+        <w:t xml:space="preserve"> </w:t>
+      </w:r>
+      <w:r>
+        <w:t xml:space="preserve">supplying a solution that could be adopted or measured.</w:t>
+      </w:r>
+    </w:p>
+    <w:p>
+      <w:pPr>
+        <w:pStyle w:val="BodyText"/>
       </w:pPr>
       <w:r>
         <w:rPr>
@@ -5251,22 +5637,62 @@
     </w:p>
     <w:p>
       <w:pPr>
-        <w:numPr>
-          <w:ilvl w:val="0"/>
-          <w:numId w:val="1010"/>
-        </w:numPr>
-      </w:pPr>
-      <w:r>
-        <w:t xml:space="preserve">Reformulates preference alignment as a simple classification loss over preferred and dispreferred responses, removing the separate reward model and the reinforcement-learning loop of RLHF, with better stability and lower cost.</w:t>
-      </w:r>
-    </w:p>
-    <w:p>
-      <w:pPr>
-        <w:numPr>
-          <w:ilvl w:val="0"/>
-          <w:numId w:val="1010"/>
-        </w:numPr>
-      </w:pPr>
+        <w:pStyle w:val="BodyText"/>
+      </w:pPr>
+      <w:r>
+        <w:t xml:space="preserve">Reformulates preference alignment as a simple classification loss over</w:t>
+      </w:r>
+      <w:r>
+        <w:t xml:space="preserve"> </w:t>
+      </w:r>
+      <w:r>
+        <w:t xml:space="preserve">pairs of preferred and dispreferred responses, showing that the optimal policy</w:t>
+      </w:r>
+      <w:r>
+        <w:t xml:space="preserve"> </w:t>
+      </w:r>
+      <w:r>
+        <w:t xml:space="preserve">of a reward model has a closed form that lets the reward model and the</w:t>
+      </w:r>
+      <w:r>
+        <w:t xml:space="preserve"> </w:t>
+      </w:r>
+      <w:r>
+        <w:t xml:space="preserve">reinforcement-learning loop of RLHF be removed entirely. The result is a</w:t>
+      </w:r>
+      <w:r>
+        <w:t xml:space="preserve"> </w:t>
+      </w:r>
+      <w:r>
+        <w:t xml:space="preserve">training procedure that is markedly more stable and cheaper to run than PPO</w:t>
+      </w:r>
+      <w:r>
+        <w:t xml:space="preserve"> </w:t>
+      </w:r>
+      <w:r>
+        <w:t xml:space="preserve">while reaching comparable alignment quality. This paper is the origin of the</w:t>
+      </w:r>
+      <w:r>
+        <w:t xml:space="preserve"> </w:t>
+      </w:r>
+      <w:r>
+        <w:t xml:space="preserve">project’s founding hypothesis: if preference learning improves large models so</w:t>
+      </w:r>
+      <w:r>
+        <w:t xml:space="preserve"> </w:t>
+      </w:r>
+      <w:r>
+        <w:t xml:space="preserve">cleanly, ranked teacher hypotheses might be a better training signal for a tiny</w:t>
+      </w:r>
+      <w:r>
+        <w:t xml:space="preserve"> </w:t>
+      </w:r>
+      <w:r>
+        <w:t xml:space="preserve">translation student than the references themselves.</w:t>
+      </w:r>
+      <w:r>
+        <w:t xml:space="preserve"> </w:t>
+      </w:r>
       <w:r>
         <w:rPr>
           <w:bCs/>
@@ -5278,12 +5704,36 @@
         <w:t xml:space="preserve"> </w:t>
       </w:r>
       <w:r>
-        <w:t xml:space="preserve">effectiveness depends heavily on the quality and diversity of the preference data; the paper studies alignment of large language models, not distillation into small ones.</w:t>
-      </w:r>
-    </w:p>
-    <w:p>
-      <w:pPr>
-        <w:pStyle w:val="FirstParagraph"/>
+        <w:t xml:space="preserve">its effectiveness depends heavily on the quality and</w:t>
+      </w:r>
+      <w:r>
+        <w:t xml:space="preserve"> </w:t>
+      </w:r>
+      <w:r>
+        <w:t xml:space="preserve">diversity of the preference data, and it studies alignment of large language</w:t>
+      </w:r>
+      <w:r>
+        <w:t xml:space="preserve"> </w:t>
+      </w:r>
+      <w:r>
+        <w:t xml:space="preserve">models rather than distillation into small ones, so nothing in it guarantees</w:t>
+      </w:r>
+      <w:r>
+        <w:t xml:space="preserve"> </w:t>
+      </w:r>
+      <w:r>
+        <w:t xml:space="preserve">the method survives a hundredfold reduction in student capacity. This project</w:t>
+      </w:r>
+      <w:r>
+        <w:t xml:space="preserve"> </w:t>
+      </w:r>
+      <w:r>
+        <w:t xml:space="preserve">tested that transfer under controlled conditions and found it does not.</w:t>
+      </w:r>
+    </w:p>
+    <w:p>
+      <w:pPr>
+        <w:pStyle w:val="BodyText"/>
       </w:pPr>
       <w:r>
         <w:rPr>
@@ -5311,22 +5761,50 @@
     </w:p>
     <w:p>
       <w:pPr>
-        <w:numPr>
-          <w:ilvl w:val="0"/>
-          <w:numId w:val="1011"/>
-        </w:numPr>
-      </w:pPr>
-      <w:r>
-        <w:t xml:space="preserve">Distils into several student models simultaneously within one framework, improving training efficiency and enabling scalable multilingual distillation.</w:t>
-      </w:r>
-    </w:p>
-    <w:p>
-      <w:pPr>
-        <w:numPr>
-          <w:ilvl w:val="0"/>
-          <w:numId w:val="1011"/>
-        </w:numPr>
-      </w:pPr>
+        <w:pStyle w:val="BodyText"/>
+      </w:pPr>
+      <w:r>
+        <w:t xml:space="preserve">Presents a framework that distils a single teacher into several student</w:t>
+      </w:r>
+      <w:r>
+        <w:t xml:space="preserve"> </w:t>
+      </w:r>
+      <w:r>
+        <w:t xml:space="preserve">models at once, sharing the teacher’s forward computation across students</w:t>
+      </w:r>
+      <w:r>
+        <w:t xml:space="preserve"> </w:t>
+      </w:r>
+      <w:r>
+        <w:t xml:space="preserve">instead of repeating it, which cuts training cost substantially and makes</w:t>
+      </w:r>
+      <w:r>
+        <w:t xml:space="preserve"> </w:t>
+      </w:r>
+      <w:r>
+        <w:t xml:space="preserve">multilingual distillation at scale practical. The mechanism, including</w:t>
+      </w:r>
+      <w:r>
+        <w:t xml:space="preserve"> </w:t>
+      </w:r>
+      <w:r>
+        <w:t xml:space="preserve">temperature-sampled cross-lingual balancing that stops high-resource directions</w:t>
+      </w:r>
+      <w:r>
+        <w:t xml:space="preserve"> </w:t>
+      </w:r>
+      <w:r>
+        <w:t xml:space="preserve">from dominating the batch, is implemented and tested in this project as the</w:t>
+      </w:r>
+      <w:r>
+        <w:t xml:space="preserve"> </w:t>
+      </w:r>
+      <w:r>
+        <w:t xml:space="preserve">route to consolidating per-direction students into one multilingual model.</w:t>
+      </w:r>
+      <w:r>
+        <w:t xml:space="preserve"> </w:t>
+      </w:r>
       <w:r>
         <w:rPr>
           <w:bCs/>
@@ -5338,23 +5816,36 @@
         <w:t xml:space="preserve"> </w:t>
       </w:r>
       <w:r>
-        <w:t xml:space="preserve">joint optimisation across students creates gradient conflicts.</w:t>
-      </w:r>
-    </w:p>
-    <w:p>
-      <w:pPr>
-        <w:numPr>
-          <w:ilvl w:val="0"/>
-          <w:numId w:val="1011"/>
-        </w:numPr>
-      </w:pPr>
-      <w:r>
-        <w:t xml:space="preserve">Low-resource directions are the ones that lose.</w:t>
-      </w:r>
-    </w:p>
-    <w:p>
-      <w:pPr>
-        <w:pStyle w:val="FirstParagraph"/>
+        <w:t xml:space="preserve">joint optimisation across students creates gradient</w:t>
+      </w:r>
+      <w:r>
+        <w:t xml:space="preserve"> </w:t>
+      </w:r>
+      <w:r>
+        <w:t xml:space="preserve">conflicts between directions, and the directions that lose those conflicts are</w:t>
+      </w:r>
+      <w:r>
+        <w:t xml:space="preserve"> </w:t>
+      </w:r>
+      <w:r>
+        <w:t xml:space="preserve">the low-resource ones, which is precisely the opposite of what a system for</w:t>
+      </w:r>
+      <w:r>
+        <w:t xml:space="preserve"> </w:t>
+      </w:r>
+      <w:r>
+        <w:t xml:space="preserve">Indian languages needs; per-direction training avoids the interference at the</w:t>
+      </w:r>
+      <w:r>
+        <w:t xml:space="preserve"> </w:t>
+      </w:r>
+      <w:r>
+        <w:t xml:space="preserve">cost of storage.</w:t>
+      </w:r>
+    </w:p>
+    <w:p>
+      <w:pPr>
+        <w:pStyle w:val="BodyText"/>
       </w:pPr>
       <w:r>
         <w:rPr>
@@ -5382,22 +5873,56 @@
     </w:p>
     <w:p>
       <w:pPr>
-        <w:numPr>
-          <w:ilvl w:val="0"/>
-          <w:numId w:val="1012"/>
-        </w:numPr>
-      </w:pPr>
-      <w:r>
-        <w:t xml:space="preserve">Adds new languages to an existing multilingual model incrementally without forgetting previously learned ones, supporting long-lived multilingual deployments.</w:t>
-      </w:r>
-    </w:p>
-    <w:p>
-      <w:pPr>
-        <w:numPr>
-          <w:ilvl w:val="0"/>
-          <w:numId w:val="1012"/>
-        </w:numPr>
-      </w:pPr>
+        <w:pStyle w:val="BodyText"/>
+      </w:pPr>
+      <w:r>
+        <w:t xml:space="preserve">Addresses the problem of adding a new language to an existing</w:t>
+      </w:r>
+      <w:r>
+        <w:t xml:space="preserve"> </w:t>
+      </w:r>
+      <w:r>
+        <w:t xml:space="preserve">multilingual translation model without retraining from scratch and without</w:t>
+      </w:r>
+      <w:r>
+        <w:t xml:space="preserve"> </w:t>
+      </w:r>
+      <w:r>
+        <w:t xml:space="preserve">degrading the languages already covered, using distillation from the model’s</w:t>
+      </w:r>
+      <w:r>
+        <w:t xml:space="preserve"> </w:t>
+      </w:r>
+      <w:r>
+        <w:t xml:space="preserve">own earlier state to preserve prior capability. For a system that claims</w:t>
+      </w:r>
+      <w:r>
+        <w:t xml:space="preserve"> </w:t>
+      </w:r>
+      <w:r>
+        <w:t xml:space="preserve">extensibility this is the mechanism that makes the claim credible: a new</w:t>
+      </w:r>
+      <w:r>
+        <w:t xml:space="preserve"> </w:t>
+      </w:r>
+      <w:r>
+        <w:t xml:space="preserve">language should be a configuration and data change rather than a rewrite, and</w:t>
+      </w:r>
+      <w:r>
+        <w:t xml:space="preserve"> </w:t>
+      </w:r>
+      <w:r>
+        <w:t xml:space="preserve">the related Elastic Weight Consolidation machinery in this project serves the</w:t>
+      </w:r>
+      <w:r>
+        <w:t xml:space="preserve"> </w:t>
+      </w:r>
+      <w:r>
+        <w:t xml:space="preserve">same purpose.</w:t>
+      </w:r>
+      <w:r>
+        <w:t xml:space="preserve"> </w:t>
+      </w:r>
       <w:r>
         <w:rPr>
           <w:bCs/>
@@ -5409,12 +5934,30 @@
         <w:t xml:space="preserve"> </w:t>
       </w:r>
       <w:r>
-        <w:t xml:space="preserve">training complexity grows with the number of tasks and the stability-plasticity balance requires careful tuning.</w:t>
-      </w:r>
-    </w:p>
-    <w:p>
-      <w:pPr>
-        <w:pStyle w:val="FirstParagraph"/>
+        <w:t xml:space="preserve">training complexity grows with each task</w:t>
+      </w:r>
+      <w:r>
+        <w:t xml:space="preserve"> </w:t>
+      </w:r>
+      <w:r>
+        <w:t xml:space="preserve">added, and the stability-plasticity balance, how strongly to anchor old</w:t>
+      </w:r>
+      <w:r>
+        <w:t xml:space="preserve"> </w:t>
+      </w:r>
+      <w:r>
+        <w:t xml:space="preserve">parameters against how freely to fit the new language, requires careful tuning</w:t>
+      </w:r>
+      <w:r>
+        <w:t xml:space="preserve"> </w:t>
+      </w:r>
+      <w:r>
+        <w:t xml:space="preserve">that the paper does not reduce to a rule.</w:t>
+      </w:r>
+    </w:p>
+    <w:p>
+      <w:pPr>
+        <w:pStyle w:val="BodyText"/>
       </w:pPr>
       <w:r>
         <w:rPr>
@@ -5442,22 +5985,56 @@
     </w:p>
     <w:p>
       <w:pPr>
-        <w:numPr>
-          <w:ilvl w:val="0"/>
-          <w:numId w:val="1013"/>
-        </w:numPr>
-      </w:pPr>
-      <w:r>
-        <w:t xml:space="preserve">Delivers open translation models covering all twenty-two scheduled Indian languages, together with the BPCC corpus and the IN22 benchmark; the current reference point for Indic MT.</w:t>
-      </w:r>
-    </w:p>
-    <w:p>
-      <w:pPr>
-        <w:numPr>
-          <w:ilvl w:val="0"/>
-          <w:numId w:val="1013"/>
-        </w:numPr>
-      </w:pPr>
+        <w:pStyle w:val="BodyText"/>
+      </w:pPr>
+      <w:r>
+        <w:t xml:space="preserve">Delivers open translation models covering all twenty-two scheduled</w:t>
+      </w:r>
+      <w:r>
+        <w:t xml:space="preserve"> </w:t>
+      </w:r>
+      <w:r>
+        <w:t xml:space="preserve">Indian languages in both directions, together with the Bharat Parallel Corpus</w:t>
+      </w:r>
+      <w:r>
+        <w:t xml:space="preserve"> </w:t>
+      </w:r>
+      <w:r>
+        <w:t xml:space="preserve">Collection used to train them and the IN22 benchmark used to evaluate them, and</w:t>
+      </w:r>
+      <w:r>
+        <w:t xml:space="preserve"> </w:t>
+      </w:r>
+      <w:r>
+        <w:t xml:space="preserve">it is the current quality reference point for Indic machine translation. It</w:t>
+      </w:r>
+      <w:r>
+        <w:t xml:space="preserve"> </w:t>
+      </w:r>
+      <w:r>
+        <w:t xml:space="preserve">supplies this project with its teacher, its script-qualified FLORES language</w:t>
+      </w:r>
+      <w:r>
+        <w:t xml:space="preserve"> </w:t>
+      </w:r>
+      <w:r>
+        <w:t xml:space="preserve">codes, and the quality target against which every student is measured: the</w:t>
+      </w:r>
+      <w:r>
+        <w:t xml:space="preserve"> </w:t>
+      </w:r>
+      <w:r>
+        <w:t xml:space="preserve">project gates on the ratio of student BLEU to this teacher’s BLEU rather than</w:t>
+      </w:r>
+      <w:r>
+        <w:t xml:space="preserve"> </w:t>
+      </w:r>
+      <w:r>
+        <w:t xml:space="preserve">on an absolute score.</w:t>
+      </w:r>
+      <w:r>
+        <w:t xml:space="preserve"> </w:t>
+      </w:r>
       <w:r>
         <w:rPr>
           <w:bCs/>
@@ -5469,12 +6046,42 @@
         <w:t xml:space="preserve"> </w:t>
       </w:r>
       <w:r>
-        <w:t xml:space="preserve">the flagship models need GPU-class compute and multiple gigabytes of memory, which rules out offline edge deployment.</w:t>
-      </w:r>
-    </w:p>
-    <w:p>
-      <w:pPr>
-        <w:pStyle w:val="FirstParagraph"/>
+        <w:t xml:space="preserve">the flagship models hold roughly a</w:t>
+      </w:r>
+      <w:r>
+        <w:t xml:space="preserve"> </w:t>
+      </w:r>
+      <w:r>
+        <w:t xml:space="preserve">billion parameters and need GPU-class compute with multiple gigabytes of</w:t>
+      </w:r>
+      <w:r>
+        <w:t xml:space="preserve"> </w:t>
+      </w:r>
+      <w:r>
+        <w:t xml:space="preserve">resident memory, which rules out offline edge deployment entirely; the gated</w:t>
+      </w:r>
+      <w:r>
+        <w:t xml:space="preserve"> </w:t>
+      </w:r>
+      <w:r>
+        <w:t xml:space="preserve">distribution of the official checkpoints and of BPCC is a further practical</w:t>
+      </w:r>
+      <w:r>
+        <w:t xml:space="preserve"> </w:t>
+      </w:r>
+      <w:r>
+        <w:t xml:space="preserve">obstacle, and it is why this project distils from the ungated distilled-200M</w:t>
+      </w:r>
+      <w:r>
+        <w:t xml:space="preserve"> </w:t>
+      </w:r>
+      <w:r>
+        <w:t xml:space="preserve">variant and reports the lower ceiling that follows.</w:t>
+      </w:r>
+    </w:p>
+    <w:p>
+      <w:pPr>
+        <w:pStyle w:val="BodyText"/>
       </w:pPr>
       <w:r>
         <w:rPr>
@@ -5502,22 +6109,44 @@
     </w:p>
     <w:p>
       <w:pPr>
-        <w:numPr>
-          <w:ilvl w:val="0"/>
-          <w:numId w:val="1014"/>
-        </w:numPr>
-      </w:pPr>
-      <w:r>
-        <w:t xml:space="preserve">Fine-tunes mT5 for Indian-language translation and reports strong BLEU on the directions covered, confirming that large pre-trained multilingual encoders transfer to Indic data.</w:t>
-      </w:r>
-    </w:p>
-    <w:p>
-      <w:pPr>
-        <w:numPr>
-          <w:ilvl w:val="0"/>
-          <w:numId w:val="1014"/>
-        </w:numPr>
-      </w:pPr>
+        <w:pStyle w:val="BodyText"/>
+      </w:pPr>
+      <w:r>
+        <w:t xml:space="preserve">Fine-tunes the mT5 multilingual encoder-decoder for Indian-language</w:t>
+      </w:r>
+      <w:r>
+        <w:t xml:space="preserve"> </w:t>
+      </w:r>
+      <w:r>
+        <w:t xml:space="preserve">translation and reports strong BLEU on the directions it covers, confirming</w:t>
+      </w:r>
+      <w:r>
+        <w:t xml:space="preserve"> </w:t>
+      </w:r>
+      <w:r>
+        <w:t xml:space="preserve">that a large pre-trained multilingual backbone transfers usefully to Indic data</w:t>
+      </w:r>
+      <w:r>
+        <w:t xml:space="preserve"> </w:t>
+      </w:r>
+      <w:r>
+        <w:t xml:space="preserve">and that shared representations help the lower-resource languages in the set.</w:t>
+      </w:r>
+      <w:r>
+        <w:t xml:space="preserve"> </w:t>
+      </w:r>
+      <w:r>
+        <w:t xml:space="preserve">It is evidence that multilingual transfer is real for this language family,</w:t>
+      </w:r>
+      <w:r>
+        <w:t xml:space="preserve"> </w:t>
+      </w:r>
+      <w:r>
+        <w:t xml:space="preserve">which is what makes an English-pivot architecture plausible.</w:t>
+      </w:r>
+      <w:r>
+        <w:t xml:space="preserve"> </w:t>
+      </w:r>
       <w:r>
         <w:rPr>
           <w:bCs/>
@@ -5529,12 +6158,30 @@
         <w:t xml:space="preserve"> </w:t>
       </w:r>
       <w:r>
-        <w:t xml:space="preserve">evaluated on only a few languages and built on a large pre-trained backbone, so it scales neither to all 22 languages nor to on-device inference.</w:t>
-      </w:r>
-    </w:p>
-    <w:p>
-      <w:pPr>
-        <w:pStyle w:val="FirstParagraph"/>
+        <w:t xml:space="preserve">the evaluation extends to only a handful of languages rather</w:t>
+      </w:r>
+      <w:r>
+        <w:t xml:space="preserve"> </w:t>
+      </w:r>
+      <w:r>
+        <w:t xml:space="preserve">than the full Eighth Schedule, and the system inherits mT5’s size, so it scales</w:t>
+      </w:r>
+      <w:r>
+        <w:t xml:space="preserve"> </w:t>
+      </w:r>
+      <w:r>
+        <w:t xml:space="preserve">neither to all twenty-two languages nor to on-device inference; the paper</w:t>
+      </w:r>
+      <w:r>
+        <w:t xml:space="preserve"> </w:t>
+      </w:r>
+      <w:r>
+        <w:t xml:space="preserve">reports quality without reporting the memory or latency those numbers cost.</w:t>
+      </w:r>
+    </w:p>
+    <w:p>
+      <w:pPr>
+        <w:pStyle w:val="BodyText"/>
       </w:pPr>
       <w:r>
         <w:rPr>
@@ -5562,22 +6209,56 @@
     </w:p>
     <w:p>
       <w:pPr>
-        <w:numPr>
-          <w:ilvl w:val="0"/>
-          <w:numId w:val="1015"/>
-        </w:numPr>
-      </w:pPr>
-      <w:r>
-        <w:t xml:space="preserve">Shows that cascaded ASR-then-MT pipelines still outperform end-to-end speech translation in genuinely low-resource settings, and reports competitive BLEU.</w:t>
-      </w:r>
-    </w:p>
-    <w:p>
-      <w:pPr>
-        <w:numPr>
-          <w:ilvl w:val="0"/>
-          <w:numId w:val="1015"/>
-        </w:numPr>
-      </w:pPr>
+        <w:pStyle w:val="BodyText"/>
+      </w:pPr>
+      <w:r>
+        <w:t xml:space="preserve">Reports submissions to the IWSLT 2024 low-resource speech translation</w:t>
+      </w:r>
+      <w:r>
+        <w:t xml:space="preserve"> </w:t>
+      </w:r>
+      <w:r>
+        <w:t xml:space="preserve">task and finds that cascaded pipelines, automatic speech recognition followed</w:t>
+      </w:r>
+      <w:r>
+        <w:t xml:space="preserve"> </w:t>
+      </w:r>
+      <w:r>
+        <w:t xml:space="preserve">by text translation, still outperform end-to-end speech translation when</w:t>
+      </w:r>
+      <w:r>
+        <w:t xml:space="preserve"> </w:t>
+      </w:r>
+      <w:r>
+        <w:t xml:space="preserve">labelled speech data is genuinely scarce, with competitive BLEU across the</w:t>
+      </w:r>
+      <w:r>
+        <w:t xml:space="preserve"> </w:t>
+      </w:r>
+      <w:r>
+        <w:t xml:space="preserve">tasks entered. The finding matters here because it means an offline speech</w:t>
+      </w:r>
+      <w:r>
+        <w:t xml:space="preserve"> </w:t>
+      </w:r>
+      <w:r>
+        <w:t xml:space="preserve">front-end could be built over this project’s existing text engine rather than</w:t>
+      </w:r>
+      <w:r>
+        <w:t xml:space="preserve"> </w:t>
+      </w:r>
+      <w:r>
+        <w:t xml:space="preserve">requiring a separate end-to-end model, which is why speech is listed as</w:t>
+      </w:r>
+      <w:r>
+        <w:t xml:space="preserve"> </w:t>
+      </w:r>
+      <w:r>
+        <w:t xml:space="preserve">reachable future work.</w:t>
+      </w:r>
+      <w:r>
+        <w:t xml:space="preserve"> </w:t>
+      </w:r>
       <w:r>
         <w:rPr>
           <w:bCs/>
@@ -5589,12 +6270,30 @@
         <w:t xml:space="preserve"> </w:t>
       </w:r>
       <w:r>
-        <w:t xml:space="preserve">cascading compounds recognition errors into translation errors; end-to-end alternatives remain data-starved.</w:t>
-      </w:r>
-    </w:p>
-    <w:p>
-      <w:pPr>
-        <w:pStyle w:val="FirstParagraph"/>
+        <w:t xml:space="preserve">cascading compounds recognition</w:t>
+      </w:r>
+      <w:r>
+        <w:t xml:space="preserve"> </w:t>
+      </w:r>
+      <w:r>
+        <w:t xml:space="preserve">errors into translation errors, so the pipeline’s quality is bounded by the</w:t>
+      </w:r>
+      <w:r>
+        <w:t xml:space="preserve"> </w:t>
+      </w:r>
+      <w:r>
+        <w:t xml:space="preserve">weaker of two systems, and the end-to-end alternatives the paper compares</w:t>
+      </w:r>
+      <w:r>
+        <w:t xml:space="preserve"> </w:t>
+      </w:r>
+      <w:r>
+        <w:t xml:space="preserve">against remain too data-starved to settle the question.</w:t>
+      </w:r>
+    </w:p>
+    <w:p>
+      <w:pPr>
+        <w:pStyle w:val="BodyText"/>
       </w:pPr>
       <w:r>
         <w:rPr>
@@ -5622,22 +6321,50 @@
     </w:p>
     <w:p>
       <w:pPr>
-        <w:numPr>
-          <w:ilvl w:val="0"/>
-          <w:numId w:val="1016"/>
-        </w:numPr>
-      </w:pPr>
-      <w:r>
-        <w:t xml:space="preserve">Applies DPO to NMT using MBR decoding to construct preference pairs, showing that preference learning can improve translation quality with relatively little data.</w:t>
-      </w:r>
-    </w:p>
-    <w:p>
-      <w:pPr>
-        <w:numPr>
-          <w:ilvl w:val="0"/>
-          <w:numId w:val="1016"/>
-        </w:numPr>
-      </w:pPr>
+        <w:pStyle w:val="BodyText"/>
+      </w:pPr>
+      <w:r>
+        <w:t xml:space="preserve">Applies Direct Preference Optimization to neural machine translation,</w:t>
+      </w:r>
+      <w:r>
+        <w:t xml:space="preserve"> </w:t>
+      </w:r>
+      <w:r>
+        <w:t xml:space="preserve">constructing the preference pairs with Minimum Bayes Risk decoding so that the</w:t>
+      </w:r>
+      <w:r>
+        <w:t xml:space="preserve"> </w:t>
+      </w:r>
+      <w:r>
+        <w:t xml:space="preserve">preferred candidate is the one closest to the consensus of a sampled set rather</w:t>
+      </w:r>
+      <w:r>
+        <w:t xml:space="preserve"> </w:t>
+      </w:r>
+      <w:r>
+        <w:t xml:space="preserve">than one chosen by a separate reward model. The result shows that preference</w:t>
+      </w:r>
+      <w:r>
+        <w:t xml:space="preserve"> </w:t>
+      </w:r>
+      <w:r>
+        <w:t xml:space="preserve">learning can improve translation quality with comparatively little preference</w:t>
+      </w:r>
+      <w:r>
+        <w:t xml:space="preserve"> </w:t>
+      </w:r>
+      <w:r>
+        <w:t xml:space="preserve">data, and it is the closest published precedent for the hypothesis this project</w:t>
+      </w:r>
+      <w:r>
+        <w:t xml:space="preserve"> </w:t>
+      </w:r>
+      <w:r>
+        <w:t xml:space="preserve">set out to test.</w:t>
+      </w:r>
+      <w:r>
+        <w:t xml:space="preserve"> </w:t>
+      </w:r>
       <w:r>
         <w:rPr>
           <w:bCs/>
@@ -5649,23 +6376,36 @@
         <w:t xml:space="preserve"> </w:t>
       </w:r>
       <w:r>
-        <w:t xml:space="preserve">evaluation does not extend to extremely low-resource languages.</w:t>
-      </w:r>
-    </w:p>
-    <w:p>
-      <w:pPr>
-        <w:numPr>
-          <w:ilvl w:val="0"/>
-          <w:numId w:val="1016"/>
-        </w:numPr>
-      </w:pPr>
-      <w:r>
-        <w:t xml:space="preserve">The models studied are far larger than an edge-deployable student.</w:t>
-      </w:r>
-    </w:p>
-    <w:p>
-      <w:pPr>
-        <w:pStyle w:val="FirstParagraph"/>
+        <w:t xml:space="preserve">the evaluation does not extend to extremely</w:t>
+      </w:r>
+      <w:r>
+        <w:t xml:space="preserve"> </w:t>
+      </w:r>
+      <w:r>
+        <w:t xml:space="preserve">low-resource languages, where reference noise and data scarcity change the</w:t>
+      </w:r>
+      <w:r>
+        <w:t xml:space="preserve"> </w:t>
+      </w:r>
+      <w:r>
+        <w:t xml:space="preserve">problem, and the models studied are far larger than an edge-deployable student,</w:t>
+      </w:r>
+      <w:r>
+        <w:t xml:space="preserve"> </w:t>
+      </w:r>
+      <w:r>
+        <w:t xml:space="preserve">so the result does not establish that the same gain survives at 52 million</w:t>
+      </w:r>
+      <w:r>
+        <w:t xml:space="preserve"> </w:t>
+      </w:r>
+      <w:r>
+        <w:t xml:space="preserve">parameters.</w:t>
+      </w:r>
+    </w:p>
+    <w:p>
+      <w:pPr>
+        <w:pStyle w:val="BodyText"/>
       </w:pPr>
       <w:r>
         <w:rPr>
@@ -5693,22 +6433,44 @@
     </w:p>
     <w:p>
       <w:pPr>
-        <w:numPr>
-          <w:ilvl w:val="0"/>
-          <w:numId w:val="1017"/>
-        </w:numPr>
-      </w:pPr>
-      <w:r>
-        <w:t xml:space="preserve">A one-to-many multilingual system that improves low-resource quality through shared representations and back-translated synthetic data.</w:t>
-      </w:r>
-    </w:p>
-    <w:p>
-      <w:pPr>
-        <w:numPr>
-          <w:ilvl w:val="0"/>
-          <w:numId w:val="1017"/>
-        </w:numPr>
-      </w:pPr>
+        <w:pStyle w:val="BodyText"/>
+      </w:pPr>
+      <w:r>
+        <w:t xml:space="preserve">Builds a one-to-many multilingual system translating English into</w:t>
+      </w:r>
+      <w:r>
+        <w:t xml:space="preserve"> </w:t>
+      </w:r>
+      <w:r>
+        <w:t xml:space="preserve">Assamese and Bengali, improving quality on both low-resource targets through</w:t>
+      </w:r>
+      <w:r>
+        <w:t xml:space="preserve"> </w:t>
+      </w:r>
+      <w:r>
+        <w:t xml:space="preserve">shared multilingual representations and back-translated synthetic data that</w:t>
+      </w:r>
+      <w:r>
+        <w:t xml:space="preserve"> </w:t>
+      </w:r>
+      <w:r>
+        <w:t xml:space="preserve">compensates for the thin parallel corpora available. It is a useful existence</w:t>
+      </w:r>
+      <w:r>
+        <w:t xml:space="preserve"> </w:t>
+      </w:r>
+      <w:r>
+        <w:t xml:space="preserve">proof that the lower-resource end of the Eighth Schedule is tractable with</w:t>
+      </w:r>
+      <w:r>
+        <w:t xml:space="preserve"> </w:t>
+      </w:r>
+      <w:r>
+        <w:t xml:space="preserve">careful data engineering rather than more parameters.</w:t>
+      </w:r>
+      <w:r>
+        <w:t xml:space="preserve"> </w:t>
+      </w:r>
       <w:r>
         <w:rPr>
           <w:bCs/>
@@ -5720,23 +6482,30 @@
         <w:t xml:space="preserve"> </w:t>
       </w:r>
       <w:r>
-        <w:t xml:space="preserve">synthetic data introduces its own noise.</w:t>
-      </w:r>
-    </w:p>
-    <w:p>
-      <w:pPr>
-        <w:numPr>
-          <w:ilvl w:val="0"/>
-          <w:numId w:val="1017"/>
-        </w:numPr>
-      </w:pPr>
-      <w:r>
-        <w:t xml:space="preserve">Coverage is limited to two languages in one direction.</w:t>
-      </w:r>
-    </w:p>
-    <w:p>
-      <w:pPr>
-        <w:pStyle w:val="FirstParagraph"/>
+        <w:t xml:space="preserve">back-translated data introduces noise of its own, and</w:t>
+      </w:r>
+      <w:r>
+        <w:t xml:space="preserve"> </w:t>
+      </w:r>
+      <w:r>
+        <w:t xml:space="preserve">training on it risks teaching the model the artefacts of the reverse system;</w:t>
+      </w:r>
+      <w:r>
+        <w:t xml:space="preserve"> </w:t>
+      </w:r>
+      <w:r>
+        <w:t xml:space="preserve">coverage is also limited to two languages in a single direction, which leaves</w:t>
+      </w:r>
+      <w:r>
+        <w:t xml:space="preserve"> </w:t>
+      </w:r>
+      <w:r>
+        <w:t xml:space="preserve">the general multilingual and Indic-to-Indic problems unaddressed.</w:t>
+      </w:r>
+    </w:p>
+    <w:p>
+      <w:pPr>
+        <w:pStyle w:val="BodyText"/>
       </w:pPr>
       <w:r>
         <w:rPr>
@@ -5764,22 +6533,50 @@
     </w:p>
     <w:p>
       <w:pPr>
-        <w:numPr>
-          <w:ilvl w:val="0"/>
-          <w:numId w:val="1018"/>
-        </w:numPr>
-      </w:pPr>
-      <w:r>
-        <w:t xml:space="preserve">Translates directly among several Indic languages using shared models and pivoting, addressing a direction pair largely ignored by English-centric systems.</w:t>
-      </w:r>
-    </w:p>
-    <w:p>
-      <w:pPr>
-        <w:numPr>
-          <w:ilvl w:val="0"/>
-          <w:numId w:val="1018"/>
-        </w:numPr>
-      </w:pPr>
+        <w:pStyle w:val="BodyText"/>
+      </w:pPr>
+      <w:r>
+        <w:t xml:space="preserve">Tackles translation directly between Indian languages rather than</w:t>
+      </w:r>
+      <w:r>
+        <w:t xml:space="preserve"> </w:t>
+      </w:r>
+      <w:r>
+        <w:t xml:space="preserve">through English, using shared multilingual models and pivoting to cover pairs</w:t>
+      </w:r>
+      <w:r>
+        <w:t xml:space="preserve"> </w:t>
+      </w:r>
+      <w:r>
+        <w:t xml:space="preserve">for which no direct parallel corpus exists. It is one of the few papers to take</w:t>
+      </w:r>
+      <w:r>
+        <w:t xml:space="preserve"> </w:t>
+      </w:r>
+      <w:r>
+        <w:t xml:space="preserve">the Indic-to-Indic problem seriously, a direction largely ignored by</w:t>
+      </w:r>
+      <w:r>
+        <w:t xml:space="preserve"> </w:t>
+      </w:r>
+      <w:r>
+        <w:t xml:space="preserve">English-centric systems and the one that matters most for communication within</w:t>
+      </w:r>
+      <w:r>
+        <w:t xml:space="preserve"> </w:t>
+      </w:r>
+      <w:r>
+        <w:t xml:space="preserve">India. The pivoting strategy it describes is the same one this project adopts</w:t>
+      </w:r>
+      <w:r>
+        <w:t xml:space="preserve"> </w:t>
+      </w:r>
+      <w:r>
+        <w:t xml:space="preserve">for the pairs it cannot train directly.</w:t>
+      </w:r>
+      <w:r>
+        <w:t xml:space="preserve"> </w:t>
+      </w:r>
       <w:r>
         <w:rPr>
           <w:bCs/>
@@ -5791,12 +6588,36 @@
         <w:t xml:space="preserve"> </w:t>
       </w:r>
       <w:r>
-        <w:t xml:space="preserve">error propagates through the pivot language and accuracy degrades relative to direct models.</w:t>
-      </w:r>
-    </w:p>
-    <w:p>
-      <w:pPr>
-        <w:pStyle w:val="FirstParagraph"/>
+        <w:t xml:space="preserve">error propagates</w:t>
+      </w:r>
+      <w:r>
+        <w:t xml:space="preserve"> </w:t>
+      </w:r>
+      <w:r>
+        <w:t xml:space="preserve">through the pivot language, so accuracy degrades measurably relative to a</w:t>
+      </w:r>
+      <w:r>
+        <w:t xml:space="preserve"> </w:t>
+      </w:r>
+      <w:r>
+        <w:t xml:space="preserve">directly trained model, and the paper does not quantify how much of the loss is</w:t>
+      </w:r>
+      <w:r>
+        <w:t xml:space="preserve"> </w:t>
+      </w:r>
+      <w:r>
+        <w:t xml:space="preserve">attributable to the second hop, which leaves the cost of pivoting an open</w:t>
+      </w:r>
+      <w:r>
+        <w:t xml:space="preserve"> </w:t>
+      </w:r>
+      <w:r>
+        <w:t xml:space="preserve">question that this project also records as unmeasured.</w:t>
+      </w:r>
+    </w:p>
+    <w:p>
+      <w:pPr>
+        <w:pStyle w:val="BodyText"/>
       </w:pPr>
       <w:r>
         <w:rPr>
@@ -5824,22 +6645,44 @@
     </w:p>
     <w:p>
       <w:pPr>
-        <w:numPr>
-          <w:ilvl w:val="0"/>
-          <w:numId w:val="1019"/>
-        </w:numPr>
-      </w:pPr>
-      <w:r>
-        <w:t xml:space="preserve">Proposes an offline, edge-deployed tactical translation system for use in harsh environments without connectivity, the closest published motivation to this project.</w:t>
-      </w:r>
-    </w:p>
-    <w:p>
-      <w:pPr>
-        <w:numPr>
-          <w:ilvl w:val="0"/>
-          <w:numId w:val="1019"/>
-        </w:numPr>
-      </w:pPr>
+        <w:pStyle w:val="BodyText"/>
+      </w:pPr>
+      <w:r>
+        <w:t xml:space="preserve">Proposes an offline, edge-deployed speech-to-speech translation system</w:t>
+      </w:r>
+      <w:r>
+        <w:t xml:space="preserve"> </w:t>
+      </w:r>
+      <w:r>
+        <w:t xml:space="preserve">intended for tactical use in environments with no connectivity, and is the</w:t>
+      </w:r>
+      <w:r>
+        <w:t xml:space="preserve"> </w:t>
+      </w:r>
+      <w:r>
+        <w:t xml:space="preserve">closest published statement of the motivation behind this project: translation</w:t>
+      </w:r>
+      <w:r>
+        <w:t xml:space="preserve"> </w:t>
+      </w:r>
+      <w:r>
+        <w:t xml:space="preserve">that must work where the network does not, on hardware the user already</w:t>
+      </w:r>
+      <w:r>
+        <w:t xml:space="preserve"> </w:t>
+      </w:r>
+      <w:r>
+        <w:t xml:space="preserve">carries, without sending anything to a server. It establishes the operational</w:t>
+      </w:r>
+      <w:r>
+        <w:t xml:space="preserve"> </w:t>
+      </w:r>
+      <w:r>
+        <w:t xml:space="preserve">case for offline translation independently of the machine-learning argument.</w:t>
+      </w:r>
+      <w:r>
+        <w:t xml:space="preserve"> </w:t>
+      </w:r>
       <w:r>
         <w:rPr>
           <w:bCs/>
@@ -5851,23 +6694,30 @@
         <w:t xml:space="preserve"> </w:t>
       </w:r>
       <w:r>
-        <w:t xml:space="preserve">largely conceptual, without real-world validation.</w:t>
-      </w:r>
-    </w:p>
-    <w:p>
-      <w:pPr>
-        <w:numPr>
-          <w:ilvl w:val="0"/>
-          <w:numId w:val="1019"/>
-        </w:numPr>
-      </w:pPr>
-      <w:r>
-        <w:t xml:space="preserve">Constrained by data scarcity for the target languages.</w:t>
-      </w:r>
-    </w:p>
-    <w:p>
-      <w:pPr>
-        <w:pStyle w:val="FirstParagraph"/>
+        <w:t xml:space="preserve">the work is largely conceptual, presented without real-world</w:t>
+      </w:r>
+      <w:r>
+        <w:t xml:space="preserve"> </w:t>
+      </w:r>
+      <w:r>
+        <w:t xml:space="preserve">validation or measured quality, latency and size figures, and it is constrained</w:t>
+      </w:r>
+      <w:r>
+        <w:t xml:space="preserve"> </w:t>
+      </w:r>
+      <w:r>
+        <w:t xml:space="preserve">by the same data scarcity for the target languages that it sets out to solve,</w:t>
+      </w:r>
+      <w:r>
+        <w:t xml:space="preserve"> </w:t>
+      </w:r>
+      <w:r>
+        <w:t xml:space="preserve">so it names the problem more convincingly than it solves it.</w:t>
+      </w:r>
+    </w:p>
+    <w:p>
+      <w:pPr>
+        <w:pStyle w:val="BodyText"/>
       </w:pPr>
       <w:r>
         <w:rPr>
@@ -5895,22 +6745,44 @@
     </w:p>
     <w:p>
       <w:pPr>
-        <w:numPr>
-          <w:ilvl w:val="0"/>
-          <w:numId w:val="1020"/>
-        </w:numPr>
-      </w:pPr>
-      <w:r>
-        <w:t xml:space="preserve">Introduces latency-aware token generation so that large language models can perform simultaneous translation while maintaining accuracy.</w:t>
-      </w:r>
-    </w:p>
-    <w:p>
-      <w:pPr>
-        <w:numPr>
-          <w:ilvl w:val="0"/>
-          <w:numId w:val="1020"/>
-        </w:numPr>
-      </w:pPr>
+        <w:pStyle w:val="BodyText"/>
+      </w:pPr>
+      <w:r>
+        <w:t xml:space="preserve">Introduces latency-aware token generation so that a large language model</w:t>
+      </w:r>
+      <w:r>
+        <w:t xml:space="preserve"> </w:t>
+      </w:r>
+      <w:r>
+        <w:t xml:space="preserve">can perform simultaneous translation, deciding when to emit output rather than</w:t>
+      </w:r>
+      <w:r>
+        <w:t xml:space="preserve"> </w:t>
+      </w:r>
+      <w:r>
+        <w:t xml:space="preserve">waiting for a complete input, and holds accuracy while bounding the delay. The</w:t>
+      </w:r>
+      <w:r>
+        <w:t xml:space="preserve"> </w:t>
+      </w:r>
+      <w:r>
+        <w:t xml:space="preserve">work is a reminder that latency is a first-class quality attribute in</w:t>
+      </w:r>
+      <w:r>
+        <w:t xml:space="preserve"> </w:t>
+      </w:r>
+      <w:r>
+        <w:t xml:space="preserve">translation and not an implementation detail, which is why this project gates</w:t>
+      </w:r>
+      <w:r>
+        <w:t xml:space="preserve"> </w:t>
+      </w:r>
+      <w:r>
+        <w:t xml:space="preserve">on a measured per-sentence budget alongside BLEU.</w:t>
+      </w:r>
+      <w:r>
+        <w:t xml:space="preserve"> </w:t>
+      </w:r>
       <w:r>
         <w:rPr>
           <w:bCs/>
@@ -5922,12 +6794,30 @@
         <w:t xml:space="preserve"> </w:t>
       </w:r>
       <w:r>
-        <w:t xml:space="preserve">computationally expensive and premised on models far too large for a handset.</w:t>
-      </w:r>
-    </w:p>
-    <w:p>
-      <w:pPr>
-        <w:pStyle w:val="FirstParagraph"/>
+        <w:t xml:space="preserve">the method is computationally expensive and premised on</w:t>
+      </w:r>
+      <w:r>
+        <w:t xml:space="preserve"> </w:t>
+      </w:r>
+      <w:r>
+        <w:t xml:space="preserve">models far too large for a handset, so its latency guarantees are relative to a</w:t>
+      </w:r>
+      <w:r>
+        <w:t xml:space="preserve"> </w:t>
+      </w:r>
+      <w:r>
+        <w:t xml:space="preserve">baseline that already assumes server-class hardware; nothing in it reduces the</w:t>
+      </w:r>
+      <w:r>
+        <w:t xml:space="preserve"> </w:t>
+      </w:r>
+      <w:r>
+        <w:t xml:space="preserve">cost of the model itself.</w:t>
+      </w:r>
+    </w:p>
+    <w:p>
+      <w:pPr>
+        <w:pStyle w:val="BodyText"/>
       </w:pPr>
       <w:r>
         <w:rPr>
@@ -5955,22 +6845,38 @@
     </w:p>
     <w:p>
       <w:pPr>
-        <w:numPr>
-          <w:ilvl w:val="0"/>
-          <w:numId w:val="1021"/>
-        </w:numPr>
-      </w:pPr>
-      <w:r>
-        <w:t xml:space="preserve">Implements genuinely offline English-to-Hindi translation using the Moses SMT toolkit, demonstrating that offline operation is achievable at low cost.</w:t>
-      </w:r>
-    </w:p>
-    <w:p>
-      <w:pPr>
-        <w:numPr>
-          <w:ilvl w:val="0"/>
-          <w:numId w:val="1021"/>
-        </w:numPr>
-      </w:pPr>
+        <w:pStyle w:val="BodyText"/>
+      </w:pPr>
+      <w:r>
+        <w:t xml:space="preserve">Implements genuinely offline English-to-Hindi translation with the Moses</w:t>
+      </w:r>
+      <w:r>
+        <w:t xml:space="preserve"> </w:t>
+      </w:r>
+      <w:r>
+        <w:t xml:space="preserve">statistical machine translation toolkit, demonstrating that offline operation</w:t>
+      </w:r>
+      <w:r>
+        <w:t xml:space="preserve"> </w:t>
+      </w:r>
+      <w:r>
+        <w:t xml:space="preserve">is achievable on ordinary hardware at low computational cost. It is the only</w:t>
+      </w:r>
+      <w:r>
+        <w:t xml:space="preserve"> </w:t>
+      </w:r>
+      <w:r>
+        <w:t xml:space="preserve">surveyed system that actually runs without a network, and it confirms the</w:t>
+      </w:r>
+      <w:r>
+        <w:t xml:space="preserve"> </w:t>
+      </w:r>
+      <w:r>
+        <w:t xml:space="preserve">practical demand this project addresses.</w:t>
+      </w:r>
+      <w:r>
+        <w:t xml:space="preserve"> </w:t>
+      </w:r>
       <w:r>
         <w:rPr>
           <w:bCs/>
@@ -5982,18 +6888,43 @@
         <w:t xml:space="preserve"> </w:t>
       </w:r>
       <w:r>
-        <w:t xml:space="preserve">statistical MT is substantially weaker than neural approaches.</w:t>
-      </w:r>
-    </w:p>
-    <w:p>
-      <w:pPr>
-        <w:numPr>
-          <w:ilvl w:val="0"/>
-          <w:numId w:val="1021"/>
-        </w:numPr>
-      </w:pPr>
-      <w:r>
-        <w:t xml:space="preserve">The system covers a single direction of a single language pair.</w:t>
+        <w:t xml:space="preserve">statistical machine</w:t>
+      </w:r>
+      <w:r>
+        <w:t xml:space="preserve"> </w:t>
+      </w:r>
+      <w:r>
+        <w:t xml:space="preserve">translation is substantially weaker than neural approaches, particularly on</w:t>
+      </w:r>
+      <w:r>
+        <w:t xml:space="preserve"> </w:t>
+      </w:r>
+      <w:r>
+        <w:t xml:space="preserve">long-range reordering and morphology, so the system trades quality for</w:t>
+      </w:r>
+      <w:r>
+        <w:t xml:space="preserve"> </w:t>
+      </w:r>
+      <w:r>
+        <w:t xml:space="preserve">offline operation rather than achieving both; and it covers a single direction</w:t>
+      </w:r>
+      <w:r>
+        <w:t xml:space="preserve"> </w:t>
+      </w:r>
+      <w:r>
+        <w:t xml:space="preserve">of a single language pair, leaving the multilingual problem untouched. The gap</w:t>
+      </w:r>
+      <w:r>
+        <w:t xml:space="preserve"> </w:t>
+      </w:r>
+      <w:r>
+        <w:t xml:space="preserve">between this paper’s offline capability and IndicTrans2’s quality is precisely</w:t>
+      </w:r>
+      <w:r>
+        <w:t xml:space="preserve"> </w:t>
+      </w:r>
+      <w:r>
+        <w:t xml:space="preserve">the gap this project sets out to close.</w:t>
       </w:r>
     </w:p>
     <w:p>
@@ -7682,32 +8613,23 @@
     </w:p>
     <w:p>
       <w:pPr>
-        <w:pStyle w:val="BodyText"/>
-      </w:pPr>
-      <w:r>
-        <w:rPr>
-          <w:bCs/>
-          <w:b/>
-        </w:rPr>
-        <w:t xml:space="preserve">P1: Corpus quality.</w:t>
-      </w:r>
-      <w:r>
-        <w:t xml:space="preserve"> </w:t>
-      </w:r>
-      <w:r>
-        <w:t xml:space="preserve">The available ungated parallel data (Samanantar)</w:t>
-      </w:r>
-      <w:r>
-        <w:t xml:space="preserve"> </w:t>
-      </w:r>
-      <w:r>
-        <w:t xml:space="preserve">is web-mined, and contains misaligned pairs, length-ratio anomalies,</w:t>
-      </w:r>
-      <w:r>
-        <w:t xml:space="preserve"> </w:t>
-      </w:r>
-      <w:r>
-        <w:t xml:space="preserve">wrong-script segments and duplicates.</w:t>
+        <w:numPr>
+          <w:ilvl w:val="0"/>
+          <w:numId w:val="1002"/>
+        </w:numPr>
+      </w:pPr>
+      <w:r>
+        <w:rPr>
+          <w:bCs/>
+          <w:b/>
+        </w:rPr>
+        <w:t xml:space="preserve">Corpus quality.</w:t>
+      </w:r>
+      <w:r>
+        <w:t xml:space="preserve"> </w:t>
+      </w:r>
+      <w:r>
+        <w:t xml:space="preserve">The available ungated parallel data (Samanantar) is web-mined, and contains misaligned pairs, length-ratio anomalies, wrong-script segments and duplicates.</w:t>
       </w:r>
       <w:r>
         <w:t xml:space="preserve"> </w:t>
@@ -7723,19 +8645,7 @@
         <w:t xml:space="preserve"> </w:t>
       </w:r>
       <w:r>
-        <w:t xml:space="preserve">construct a cleaning</w:t>
-      </w:r>
-      <w:r>
-        <w:t xml:space="preserve"> </w:t>
-      </w:r>
-      <w:r>
-        <w:t xml:space="preserve">pipeline that yields a corpus a 52-million-parameter student can learn from.</w:t>
-      </w:r>
-      <w:r>
-        <w:t xml:space="preserve"> </w:t>
-      </w:r>
-      <w:r>
-        <w:t xml:space="preserve">Addressed by the Corpus Loader module (Section </w:t>
+        <w:t xml:space="preserve">construct a cleaning pipeline that yields a corpus a 52-million-parameter student can learn from. Addressed by the Corpus Loader module (Section </w:t>
       </w:r>
       <w:hyperlink w:anchor="subsec:mod1">
         <w:r>
@@ -7751,38 +8661,23 @@
     </w:p>
     <w:p>
       <w:pPr>
-        <w:pStyle w:val="BodyText"/>
-      </w:pPr>
-      <w:r>
-        <w:rPr>
-          <w:bCs/>
-          <w:b/>
-        </w:rPr>
-        <w:t xml:space="preserve">P2: Choice of training signal.</w:t>
-      </w:r>
-      <w:r>
-        <w:t xml:space="preserve"> </w:t>
-      </w:r>
-      <w:r>
-        <w:t xml:space="preserve">It is not established which signal</w:t>
-      </w:r>
-      <w:r>
-        <w:t xml:space="preserve"> </w:t>
-      </w:r>
-      <w:r>
-        <w:t xml:space="preserve">(human references, teacher one-best output, or preference-ranked teacher</w:t>
-      </w:r>
-      <w:r>
-        <w:t xml:space="preserve"> </w:t>
-      </w:r>
-      <w:r>
-        <w:t xml:space="preserve">hypotheses) best trains a student an order of magnitude smaller than its</w:t>
-      </w:r>
-      <w:r>
-        <w:t xml:space="preserve"> </w:t>
-      </w:r>
-      <w:r>
-        <w:t xml:space="preserve">teacher on noisy data.</w:t>
+        <w:numPr>
+          <w:ilvl w:val="0"/>
+          <w:numId w:val="1002"/>
+        </w:numPr>
+      </w:pPr>
+      <w:r>
+        <w:rPr>
+          <w:bCs/>
+          <w:b/>
+        </w:rPr>
+        <w:t xml:space="preserve">Choice of training signal.</w:t>
+      </w:r>
+      <w:r>
+        <w:t xml:space="preserve"> </w:t>
+      </w:r>
+      <w:r>
+        <w:t xml:space="preserve">It is not established which signal (human references, teacher one-best output, or preference-ranked teacher hypotheses) best trains a student an order of magnitude smaller than its teacher on noisy data.</w:t>
       </w:r>
       <w:r>
         <w:t xml:space="preserve"> </w:t>
@@ -7798,19 +8693,7 @@
         <w:t xml:space="preserve"> </w:t>
       </w:r>
       <w:r>
-        <w:t xml:space="preserve">construct all three and compare them</w:t>
-      </w:r>
-      <w:r>
-        <w:t xml:space="preserve"> </w:t>
-      </w:r>
-      <w:r>
-        <w:t xml:space="preserve">under matched conditions. Addressed by the Teacher Distiller and Trainer modules</w:t>
-      </w:r>
-      <w:r>
-        <w:t xml:space="preserve"> </w:t>
-      </w:r>
-      <w:r>
-        <w:t xml:space="preserve">and reported in Section </w:t>
+        <w:t xml:space="preserve">construct all three and compare them under matched conditions. Addressed by the Teacher Distiller and Trainer modules and reported in Section </w:t>
       </w:r>
       <w:hyperlink w:anchor="sec:headtohead">
         <w:r>
@@ -7826,32 +8709,23 @@
     </w:p>
     <w:p>
       <w:pPr>
-        <w:pStyle w:val="BodyText"/>
-      </w:pPr>
-      <w:r>
-        <w:rPr>
-          <w:bCs/>
-          <w:b/>
-        </w:rPr>
-        <w:t xml:space="preserve">P3: Training stability.</w:t>
-      </w:r>
-      <w:r>
-        <w:t xml:space="preserve"> </w:t>
-      </w:r>
-      <w:r>
-        <w:t xml:space="preserve">A Transformer trained from scratch at this</w:t>
-      </w:r>
-      <w:r>
-        <w:t xml:space="preserve"> </w:t>
-      </w:r>
-      <w:r>
-        <w:t xml:space="preserve">scale is unstable: three distinct failure modes (empty output, unconditional</w:t>
-      </w:r>
-      <w:r>
-        <w:t xml:space="preserve"> </w:t>
-      </w:r>
-      <w:r>
-        <w:t xml:space="preserve">decoding, and mid-training collapse) were encountered.</w:t>
+        <w:numPr>
+          <w:ilvl w:val="0"/>
+          <w:numId w:val="1002"/>
+        </w:numPr>
+      </w:pPr>
+      <w:r>
+        <w:rPr>
+          <w:bCs/>
+          <w:b/>
+        </w:rPr>
+        <w:t xml:space="preserve">Training stability.</w:t>
+      </w:r>
+      <w:r>
+        <w:t xml:space="preserve"> </w:t>
+      </w:r>
+      <w:r>
+        <w:t xml:space="preserve">A Transformer trained from scratch at this scale is unstable: three distinct failure modes (empty output, unconditional decoding, and mid-training collapse) were encountered.</w:t>
       </w:r>
       <w:r>
         <w:t xml:space="preserve"> </w:t>
@@ -7883,32 +8757,23 @@
     </w:p>
     <w:p>
       <w:pPr>
-        <w:pStyle w:val="BodyText"/>
-      </w:pPr>
-      <w:r>
-        <w:rPr>
-          <w:bCs/>
-          <w:b/>
-        </w:rPr>
-        <w:t xml:space="preserve">P4: Deployment footprint.</w:t>
-      </w:r>
-      <w:r>
-        <w:t xml:space="preserve"> </w:t>
-      </w:r>
-      <w:r>
-        <w:t xml:space="preserve">A 52.6-million-parameter FP32 model</w:t>
-      </w:r>
-      <w:r>
-        <w:t xml:space="preserve"> </w:t>
-      </w:r>
-      <w:r>
-        <w:t xml:space="preserve">occupies 411 MB, over twice the size budget, and decodes too slowly in PyTorch</w:t>
-      </w:r>
-      <w:r>
-        <w:t xml:space="preserve"> </w:t>
-      </w:r>
-      <w:r>
-        <w:t xml:space="preserve">on CPU.</w:t>
+        <w:numPr>
+          <w:ilvl w:val="0"/>
+          <w:numId w:val="1002"/>
+        </w:numPr>
+      </w:pPr>
+      <w:r>
+        <w:rPr>
+          <w:bCs/>
+          <w:b/>
+        </w:rPr>
+        <w:t xml:space="preserve">Deployment footprint.</w:t>
+      </w:r>
+      <w:r>
+        <w:t xml:space="preserve"> </w:t>
+      </w:r>
+      <w:r>
+        <w:t xml:space="preserve">A 52.6-million-parameter FP32 model occupies 411 MB, over twice the size budget, and decodes too slowly in PyTorch on CPU.</w:t>
       </w:r>
       <w:r>
         <w:t xml:space="preserve"> </w:t>
@@ -7924,13 +8789,7 @@
         <w:t xml:space="preserve"> </w:t>
       </w:r>
       <w:r>
-        <w:t xml:space="preserve">compress and accelerate without materially losing</w:t>
-      </w:r>
-      <w:r>
-        <w:t xml:space="preserve"> </w:t>
-      </w:r>
-      <w:r>
-        <w:t xml:space="preserve">quality. Addressed by the Quantiser module (Section </w:t>
+        <w:t xml:space="preserve">compress and accelerate without materially losing quality. Addressed by the Quantiser module (Section </w:t>
       </w:r>
       <w:hyperlink w:anchor="subsec:mod4">
         <w:r>
@@ -7946,26 +8805,23 @@
     </w:p>
     <w:p>
       <w:pPr>
-        <w:pStyle w:val="BodyText"/>
-      </w:pPr>
-      <w:r>
-        <w:rPr>
-          <w:bCs/>
-          <w:b/>
-        </w:rPr>
-        <w:t xml:space="preserve">P5: Indic-to-Indic coverage.</w:t>
-      </w:r>
-      <w:r>
-        <w:t xml:space="preserve"> </w:t>
-      </w:r>
-      <w:r>
-        <w:t xml:space="preserve">No ungated Indic-to-Indic teacher exists,</w:t>
-      </w:r>
-      <w:r>
-        <w:t xml:space="preserve"> </w:t>
-      </w:r>
-      <w:r>
-        <w:t xml:space="preserve">and training direct models for every pair would require</w:t>
+        <w:numPr>
+          <w:ilvl w:val="0"/>
+          <w:numId w:val="1002"/>
+        </w:numPr>
+      </w:pPr>
+      <w:r>
+        <w:rPr>
+          <w:bCs/>
+          <w:b/>
+        </w:rPr>
+        <w:t xml:space="preserve">Indic-to-Indic coverage.</w:t>
+      </w:r>
+      <w:r>
+        <w:t xml:space="preserve"> </w:t>
+      </w:r>
+      <w:r>
+        <w:t xml:space="preserve">No ungated Indic-to-Indic teacher exists, and training direct models for every pair would require</w:t>
       </w:r>
       <w:r>
         <w:t xml:space="preserve"> </w:t>
@@ -8001,13 +8857,7 @@
         <w:t xml:space="preserve"> </w:t>
       </w:r>
       <w:r>
-        <w:t xml:space="preserve">models at</w:t>
-      </w:r>
-      <w:r>
-        <w:t xml:space="preserve"> </w:t>
-      </w:r>
-      <w:r>
-        <w:t xml:space="preserve">104 MB each.</w:t>
+        <w:t xml:space="preserve">models at 104 MB each.</w:t>
       </w:r>
       <w:r>
         <w:t xml:space="preserve"> </w:t>
@@ -8023,13 +8873,7 @@
         <w:t xml:space="preserve"> </w:t>
       </w:r>
       <w:r>
-        <w:t xml:space="preserve">serve every pair without quadratic growth.</w:t>
-      </w:r>
-      <w:r>
-        <w:t xml:space="preserve"> </w:t>
-      </w:r>
-      <w:r>
-        <w:t xml:space="preserve">Addressed by the English-pivot router (Section </w:t>
+        <w:t xml:space="preserve">serve every pair without quadratic growth. Addressed by the English-pivot router (Section </w:t>
       </w:r>
       <w:hyperlink w:anchor="subsec:mod5">
         <w:r>
@@ -8045,26 +8889,23 @@
     </w:p>
     <w:p>
       <w:pPr>
-        <w:pStyle w:val="BodyText"/>
-      </w:pPr>
-      <w:r>
-        <w:rPr>
-          <w:bCs/>
-          <w:b/>
-        </w:rPr>
-        <w:t xml:space="preserve">P6: Extensibility.</w:t>
-      </w:r>
-      <w:r>
-        <w:t xml:space="preserve"> </w:t>
-      </w:r>
-      <w:r>
-        <w:t xml:space="preserve">Adding a language must not require retraining</w:t>
-      </w:r>
-      <w:r>
-        <w:t xml:space="preserve"> </w:t>
-      </w:r>
-      <w:r>
-        <w:t xml:space="preserve">everything or degrade the languages already supported.</w:t>
+        <w:numPr>
+          <w:ilvl w:val="0"/>
+          <w:numId w:val="1002"/>
+        </w:numPr>
+      </w:pPr>
+      <w:r>
+        <w:rPr>
+          <w:bCs/>
+          <w:b/>
+        </w:rPr>
+        <w:t xml:space="preserve">Extensibility.</w:t>
+      </w:r>
+      <w:r>
+        <w:t xml:space="preserve"> </w:t>
+      </w:r>
+      <w:r>
+        <w:t xml:space="preserve">Adding a language must not require retraining everything or degrade the languages already supported.</w:t>
       </w:r>
       <w:r>
         <w:t xml:space="preserve"> </w:t>
@@ -8080,19 +8921,7 @@
         <w:t xml:space="preserve"> </w:t>
       </w:r>
       <w:r>
-        <w:t xml:space="preserve">provide a mechanism for incremental expansion with measured retention. Addressed</w:t>
-      </w:r>
-      <w:r>
-        <w:t xml:space="preserve"> </w:t>
-      </w:r>
-      <w:r>
-        <w:t xml:space="preserve">by the All-in-One KD and Elastic Weight Consolidation implementations</w:t>
-      </w:r>
-      <w:r>
-        <w:t xml:space="preserve"> </w:t>
-      </w:r>
-      <w:r>
-        <w:t xml:space="preserve">(Section </w:t>
+        <w:t xml:space="preserve">provide a mechanism for incremental expansion with measured retention. Addressed by the All-in-One KD and Elastic Weight Consolidation implementations (Section </w:t>
       </w:r>
       <w:hyperlink w:anchor="subsec:mod8">
         <w:r>
@@ -8948,7 +9777,7 @@
       <w:pPr>
         <w:numPr>
           <w:ilvl w:val="0"/>
-          <w:numId w:val="1022"/>
+          <w:numId w:val="1003"/>
         </w:numPr>
       </w:pPr>
       <w:r>
@@ -8969,7 +9798,7 @@
       <w:pPr>
         <w:numPr>
           <w:ilvl w:val="0"/>
-          <w:numId w:val="1022"/>
+          <w:numId w:val="1003"/>
         </w:numPr>
       </w:pPr>
       <w:r>
@@ -8990,7 +9819,7 @@
       <w:pPr>
         <w:numPr>
           <w:ilvl w:val="0"/>
-          <w:numId w:val="1022"/>
+          <w:numId w:val="1003"/>
         </w:numPr>
       </w:pPr>
       <w:r>
@@ -9011,7 +9840,7 @@
       <w:pPr>
         <w:numPr>
           <w:ilvl w:val="0"/>
-          <w:numId w:val="1022"/>
+          <w:numId w:val="1003"/>
         </w:numPr>
       </w:pPr>
       <w:r>
@@ -9032,7 +9861,7 @@
       <w:pPr>
         <w:numPr>
           <w:ilvl w:val="0"/>
-          <w:numId w:val="1022"/>
+          <w:numId w:val="1003"/>
         </w:numPr>
       </w:pPr>
       <w:r>
@@ -9069,7 +9898,7 @@
       <w:pPr>
         <w:numPr>
           <w:ilvl w:val="0"/>
-          <w:numId w:val="1023"/>
+          <w:numId w:val="1004"/>
         </w:numPr>
       </w:pPr>
       <w:r>
@@ -9105,7 +9934,7 @@
       <w:pPr>
         <w:numPr>
           <w:ilvl w:val="0"/>
-          <w:numId w:val="1023"/>
+          <w:numId w:val="1004"/>
         </w:numPr>
       </w:pPr>
       <w:r>
@@ -9141,7 +9970,7 @@
       <w:pPr>
         <w:numPr>
           <w:ilvl w:val="0"/>
-          <w:numId w:val="1023"/>
+          <w:numId w:val="1004"/>
         </w:numPr>
       </w:pPr>
       <w:r>
@@ -9253,7 +10082,7 @@
       <w:pPr>
         <w:numPr>
           <w:ilvl w:val="0"/>
-          <w:numId w:val="1023"/>
+          <w:numId w:val="1004"/>
         </w:numPr>
       </w:pPr>
       <w:r>
@@ -9333,7 +10162,7 @@
       <w:pPr>
         <w:numPr>
           <w:ilvl w:val="0"/>
-          <w:numId w:val="1023"/>
+          <w:numId w:val="1004"/>
         </w:numPr>
       </w:pPr>
       <w:r>
@@ -9360,7 +10189,7 @@
       <w:pPr>
         <w:numPr>
           <w:ilvl w:val="0"/>
-          <w:numId w:val="1023"/>
+          <w:numId w:val="1004"/>
         </w:numPr>
       </w:pPr>
       <w:r>
@@ -9387,7 +10216,7 @@
       <w:pPr>
         <w:numPr>
           <w:ilvl w:val="0"/>
-          <w:numId w:val="1023"/>
+          <w:numId w:val="1004"/>
         </w:numPr>
       </w:pPr>
       <w:r>
@@ -9408,7 +10237,7 @@
       <w:pPr>
         <w:numPr>
           <w:ilvl w:val="0"/>
-          <w:numId w:val="1023"/>
+          <w:numId w:val="1004"/>
         </w:numPr>
       </w:pPr>
       <w:r>
@@ -9438,7 +10267,7 @@
       <w:pPr>
         <w:numPr>
           <w:ilvl w:val="0"/>
-          <w:numId w:val="1023"/>
+          <w:numId w:val="1004"/>
         </w:numPr>
       </w:pPr>
       <w:r>
@@ -9459,7 +10288,7 @@
       <w:pPr>
         <w:numPr>
           <w:ilvl w:val="0"/>
-          <w:numId w:val="1023"/>
+          <w:numId w:val="1004"/>
         </w:numPr>
       </w:pPr>
       <w:r>
@@ -9480,7 +10309,7 @@
       <w:pPr>
         <w:numPr>
           <w:ilvl w:val="0"/>
-          <w:numId w:val="1023"/>
+          <w:numId w:val="1004"/>
         </w:numPr>
       </w:pPr>
       <w:r>
@@ -9510,7 +10339,7 @@
       <w:pPr>
         <w:numPr>
           <w:ilvl w:val="0"/>
-          <w:numId w:val="1023"/>
+          <w:numId w:val="1004"/>
         </w:numPr>
       </w:pPr>
       <w:r>
@@ -9531,7 +10360,7 @@
       <w:pPr>
         <w:numPr>
           <w:ilvl w:val="0"/>
-          <w:numId w:val="1023"/>
+          <w:numId w:val="1004"/>
         </w:numPr>
       </w:pPr>
       <w:r>
@@ -9586,7 +10415,7 @@
       <w:pPr>
         <w:numPr>
           <w:ilvl w:val="0"/>
-          <w:numId w:val="1024"/>
+          <w:numId w:val="1005"/>
         </w:numPr>
       </w:pPr>
       <w:r>
@@ -9676,7 +10505,7 @@
       <w:pPr>
         <w:numPr>
           <w:ilvl w:val="0"/>
-          <w:numId w:val="1024"/>
+          <w:numId w:val="1005"/>
         </w:numPr>
       </w:pPr>
       <w:r>
@@ -9757,7 +10586,7 @@
       <w:pPr>
         <w:numPr>
           <w:ilvl w:val="0"/>
-          <w:numId w:val="1024"/>
+          <w:numId w:val="1005"/>
         </w:numPr>
       </w:pPr>
       <w:r>
@@ -9838,7 +10667,7 @@
       <w:pPr>
         <w:numPr>
           <w:ilvl w:val="0"/>
-          <w:numId w:val="1024"/>
+          <w:numId w:val="1005"/>
         </w:numPr>
       </w:pPr>
       <w:r>
@@ -10335,7 +11164,7 @@
       <w:pPr>
         <w:numPr>
           <w:ilvl w:val="0"/>
-          <w:numId w:val="1025"/>
+          <w:numId w:val="1006"/>
         </w:numPr>
       </w:pPr>
       <w:r>
@@ -10356,7 +11185,7 @@
       <w:pPr>
         <w:numPr>
           <w:ilvl w:val="0"/>
-          <w:numId w:val="1025"/>
+          <w:numId w:val="1006"/>
         </w:numPr>
       </w:pPr>
       <w:r>
@@ -10411,7 +11240,7 @@
       <w:pPr>
         <w:numPr>
           <w:ilvl w:val="0"/>
-          <w:numId w:val="1025"/>
+          <w:numId w:val="1006"/>
         </w:numPr>
       </w:pPr>
       <w:r>
@@ -10432,7 +11261,7 @@
       <w:pPr>
         <w:numPr>
           <w:ilvl w:val="0"/>
-          <w:numId w:val="1025"/>
+          <w:numId w:val="1006"/>
         </w:numPr>
       </w:pPr>
       <w:r>
@@ -10453,7 +11282,7 @@
       <w:pPr>
         <w:numPr>
           <w:ilvl w:val="0"/>
-          <w:numId w:val="1025"/>
+          <w:numId w:val="1006"/>
         </w:numPr>
       </w:pPr>
       <w:r>
@@ -10474,7 +11303,7 @@
       <w:pPr>
         <w:numPr>
           <w:ilvl w:val="0"/>
-          <w:numId w:val="1025"/>
+          <w:numId w:val="1006"/>
         </w:numPr>
       </w:pPr>
       <w:r>
@@ -10495,7 +11324,7 @@
       <w:pPr>
         <w:numPr>
           <w:ilvl w:val="0"/>
-          <w:numId w:val="1025"/>
+          <w:numId w:val="1006"/>
         </w:numPr>
       </w:pPr>
       <w:r>
@@ -10516,7 +11345,7 @@
       <w:pPr>
         <w:numPr>
           <w:ilvl w:val="0"/>
-          <w:numId w:val="1025"/>
+          <w:numId w:val="1006"/>
         </w:numPr>
       </w:pPr>
       <w:r>
@@ -11314,7 +12143,7 @@
       <w:pPr>
         <w:numPr>
           <w:ilvl w:val="0"/>
-          <w:numId w:val="1026"/>
+          <w:numId w:val="1007"/>
         </w:numPr>
       </w:pPr>
       <w:r>
@@ -11335,7 +12164,7 @@
       <w:pPr>
         <w:numPr>
           <w:ilvl w:val="0"/>
-          <w:numId w:val="1026"/>
+          <w:numId w:val="1007"/>
         </w:numPr>
       </w:pPr>
       <w:r>
@@ -11356,7 +12185,7 @@
       <w:pPr>
         <w:numPr>
           <w:ilvl w:val="0"/>
-          <w:numId w:val="1026"/>
+          <w:numId w:val="1007"/>
         </w:numPr>
       </w:pPr>
       <w:r>
@@ -11377,7 +12206,7 @@
       <w:pPr>
         <w:numPr>
           <w:ilvl w:val="0"/>
-          <w:numId w:val="1026"/>
+          <w:numId w:val="1007"/>
         </w:numPr>
       </w:pPr>
       <w:r>
@@ -11398,7 +12227,7 @@
       <w:pPr>
         <w:numPr>
           <w:ilvl w:val="0"/>
-          <w:numId w:val="1026"/>
+          <w:numId w:val="1007"/>
         </w:numPr>
       </w:pPr>
       <w:r>
@@ -11419,7 +12248,7 @@
       <w:pPr>
         <w:numPr>
           <w:ilvl w:val="0"/>
-          <w:numId w:val="1026"/>
+          <w:numId w:val="1007"/>
         </w:numPr>
       </w:pPr>
       <w:r>
@@ -11440,7 +12269,7 @@
       <w:pPr>
         <w:numPr>
           <w:ilvl w:val="0"/>
-          <w:numId w:val="1026"/>
+          <w:numId w:val="1007"/>
         </w:numPr>
       </w:pPr>
       <w:r>
@@ -11461,7 +12290,7 @@
       <w:pPr>
         <w:numPr>
           <w:ilvl w:val="0"/>
-          <w:numId w:val="1026"/>
+          <w:numId w:val="1007"/>
         </w:numPr>
       </w:pPr>
       <w:r>
@@ -11482,7 +12311,7 @@
       <w:pPr>
         <w:numPr>
           <w:ilvl w:val="0"/>
-          <w:numId w:val="1026"/>
+          <w:numId w:val="1007"/>
         </w:numPr>
       </w:pPr>
       <w:r>
@@ -11511,7 +12340,7 @@
       <w:pPr>
         <w:numPr>
           <w:ilvl w:val="0"/>
-          <w:numId w:val="1027"/>
+          <w:numId w:val="1008"/>
         </w:numPr>
       </w:pPr>
       <w:r>
@@ -11538,7 +12367,7 @@
       <w:pPr>
         <w:numPr>
           <w:ilvl w:val="0"/>
-          <w:numId w:val="1027"/>
+          <w:numId w:val="1008"/>
         </w:numPr>
       </w:pPr>
       <w:r>
@@ -11595,7 +12424,7 @@
       <w:pPr>
         <w:numPr>
           <w:ilvl w:val="0"/>
-          <w:numId w:val="1027"/>
+          <w:numId w:val="1008"/>
         </w:numPr>
       </w:pPr>
       <w:r>
@@ -11631,7 +12460,7 @@
       <w:pPr>
         <w:numPr>
           <w:ilvl w:val="0"/>
-          <w:numId w:val="1027"/>
+          <w:numId w:val="1008"/>
         </w:numPr>
       </w:pPr>
       <w:r>
@@ -11658,7 +12487,7 @@
       <w:pPr>
         <w:numPr>
           <w:ilvl w:val="0"/>
-          <w:numId w:val="1027"/>
+          <w:numId w:val="1008"/>
         </w:numPr>
       </w:pPr>
       <w:r>
@@ -11685,7 +12514,7 @@
       <w:pPr>
         <w:numPr>
           <w:ilvl w:val="0"/>
-          <w:numId w:val="1027"/>
+          <w:numId w:val="1008"/>
         </w:numPr>
       </w:pPr>
       <w:r>
@@ -11712,7 +12541,7 @@
       <w:pPr>
         <w:numPr>
           <w:ilvl w:val="0"/>
-          <w:numId w:val="1027"/>
+          <w:numId w:val="1008"/>
         </w:numPr>
       </w:pPr>
       <w:r>
@@ -11755,7 +12584,7 @@
       <w:pPr>
         <w:numPr>
           <w:ilvl w:val="0"/>
-          <w:numId w:val="1028"/>
+          <w:numId w:val="1009"/>
         </w:numPr>
       </w:pPr>
       <w:r>
@@ -11817,7 +12646,7 @@
       <w:pPr>
         <w:numPr>
           <w:ilvl w:val="0"/>
-          <w:numId w:val="1028"/>
+          <w:numId w:val="1009"/>
         </w:numPr>
       </w:pPr>
       <w:r>
@@ -11865,7 +12694,7 @@
       <w:pPr>
         <w:numPr>
           <w:ilvl w:val="0"/>
-          <w:numId w:val="1028"/>
+          <w:numId w:val="1009"/>
         </w:numPr>
       </w:pPr>
       <w:r>
@@ -11913,7 +12742,7 @@
       <w:pPr>
         <w:numPr>
           <w:ilvl w:val="0"/>
-          <w:numId w:val="1028"/>
+          <w:numId w:val="1009"/>
         </w:numPr>
       </w:pPr>
       <w:r>
@@ -11961,7 +12790,7 @@
       <w:pPr>
         <w:numPr>
           <w:ilvl w:val="0"/>
-          <w:numId w:val="1028"/>
+          <w:numId w:val="1009"/>
         </w:numPr>
       </w:pPr>
       <w:r>
@@ -12009,7 +12838,7 @@
       <w:pPr>
         <w:numPr>
           <w:ilvl w:val="0"/>
-          <w:numId w:val="1028"/>
+          <w:numId w:val="1009"/>
         </w:numPr>
       </w:pPr>
       <w:r>
@@ -12122,7 +12951,7 @@
       <w:pPr>
         <w:numPr>
           <w:ilvl w:val="0"/>
-          <w:numId w:val="1028"/>
+          <w:numId w:val="1009"/>
         </w:numPr>
       </w:pPr>
       <w:r>
@@ -12170,7 +12999,7 @@
       <w:pPr>
         <w:numPr>
           <w:ilvl w:val="0"/>
-          <w:numId w:val="1028"/>
+          <w:numId w:val="1009"/>
         </w:numPr>
       </w:pPr>
       <w:r>
@@ -12218,7 +13047,7 @@
       <w:pPr>
         <w:numPr>
           <w:ilvl w:val="0"/>
-          <w:numId w:val="1028"/>
+          <w:numId w:val="1009"/>
         </w:numPr>
       </w:pPr>
       <w:r>
@@ -12266,7 +13095,7 @@
       <w:pPr>
         <w:numPr>
           <w:ilvl w:val="0"/>
-          <w:numId w:val="1028"/>
+          <w:numId w:val="1009"/>
         </w:numPr>
       </w:pPr>
       <w:r>
@@ -12314,7 +13143,7 @@
       <w:pPr>
         <w:numPr>
           <w:ilvl w:val="0"/>
-          <w:numId w:val="1028"/>
+          <w:numId w:val="1009"/>
         </w:numPr>
       </w:pPr>
       <w:r>
@@ -12362,7 +13191,7 @@
       <w:pPr>
         <w:numPr>
           <w:ilvl w:val="0"/>
-          <w:numId w:val="1028"/>
+          <w:numId w:val="1009"/>
         </w:numPr>
       </w:pPr>
       <w:r>
@@ -12432,7 +13261,7 @@
       <w:pPr>
         <w:numPr>
           <w:ilvl w:val="0"/>
-          <w:numId w:val="1029"/>
+          <w:numId w:val="1010"/>
         </w:numPr>
       </w:pPr>
       <w:r>
@@ -12469,7 +13298,7 @@
       <w:pPr>
         <w:numPr>
           <w:ilvl w:val="0"/>
-          <w:numId w:val="1029"/>
+          <w:numId w:val="1010"/>
         </w:numPr>
       </w:pPr>
       <w:r>
@@ -12506,7 +13335,7 @@
       <w:pPr>
         <w:numPr>
           <w:ilvl w:val="0"/>
-          <w:numId w:val="1029"/>
+          <w:numId w:val="1010"/>
         </w:numPr>
       </w:pPr>
       <w:r>
@@ -12543,7 +13372,7 @@
       <w:pPr>
         <w:numPr>
           <w:ilvl w:val="0"/>
-          <w:numId w:val="1029"/>
+          <w:numId w:val="1010"/>
         </w:numPr>
       </w:pPr>
       <w:r>
@@ -12580,7 +13409,7 @@
       <w:pPr>
         <w:numPr>
           <w:ilvl w:val="0"/>
-          <w:numId w:val="1029"/>
+          <w:numId w:val="1010"/>
         </w:numPr>
       </w:pPr>
       <w:r>
@@ -12617,7 +13446,7 @@
       <w:pPr>
         <w:numPr>
           <w:ilvl w:val="0"/>
-          <w:numId w:val="1029"/>
+          <w:numId w:val="1010"/>
         </w:numPr>
       </w:pPr>
       <w:r>
@@ -12654,7 +13483,7 @@
       <w:pPr>
         <w:numPr>
           <w:ilvl w:val="0"/>
-          <w:numId w:val="1029"/>
+          <w:numId w:val="1010"/>
         </w:numPr>
       </w:pPr>
       <w:r>
@@ -12697,7 +13526,7 @@
       <w:pPr>
         <w:numPr>
           <w:ilvl w:val="0"/>
-          <w:numId w:val="1029"/>
+          <w:numId w:val="1010"/>
         </w:numPr>
       </w:pPr>
       <w:r>
@@ -12734,7 +13563,7 @@
       <w:pPr>
         <w:numPr>
           <w:ilvl w:val="0"/>
-          <w:numId w:val="1029"/>
+          <w:numId w:val="1010"/>
         </w:numPr>
       </w:pPr>
       <w:r>
@@ -12806,7 +13635,7 @@
       <w:pPr>
         <w:numPr>
           <w:ilvl w:val="0"/>
-          <w:numId w:val="1030"/>
+          <w:numId w:val="1011"/>
         </w:numPr>
       </w:pPr>
       <w:r>
@@ -12866,7 +13695,7 @@
       <w:pPr>
         <w:numPr>
           <w:ilvl w:val="0"/>
-          <w:numId w:val="1030"/>
+          <w:numId w:val="1011"/>
         </w:numPr>
       </w:pPr>
       <w:r>
@@ -12899,7 +13728,7 @@
       <w:pPr>
         <w:numPr>
           <w:ilvl w:val="0"/>
-          <w:numId w:val="1030"/>
+          <w:numId w:val="1011"/>
         </w:numPr>
       </w:pPr>
       <w:r>
@@ -12932,7 +13761,7 @@
       <w:pPr>
         <w:numPr>
           <w:ilvl w:val="0"/>
-          <w:numId w:val="1030"/>
+          <w:numId w:val="1011"/>
         </w:numPr>
       </w:pPr>
       <w:r>
@@ -12985,7 +13814,7 @@
       <w:pPr>
         <w:numPr>
           <w:ilvl w:val="0"/>
-          <w:numId w:val="1030"/>
+          <w:numId w:val="1011"/>
         </w:numPr>
       </w:pPr>
       <w:r>
@@ -13024,7 +13853,7 @@
       <w:pPr>
         <w:numPr>
           <w:ilvl w:val="0"/>
-          <w:numId w:val="1030"/>
+          <w:numId w:val="1011"/>
         </w:numPr>
       </w:pPr>
       <w:r>
@@ -13203,7 +14032,7 @@
       <w:pPr>
         <w:numPr>
           <w:ilvl w:val="0"/>
-          <w:numId w:val="1031"/>
+          <w:numId w:val="1012"/>
         </w:numPr>
       </w:pPr>
       <w:r>
@@ -13240,7 +14069,7 @@
       <w:pPr>
         <w:numPr>
           <w:ilvl w:val="0"/>
-          <w:numId w:val="1031"/>
+          <w:numId w:val="1012"/>
         </w:numPr>
       </w:pPr>
       <w:r>
@@ -13289,7 +14118,7 @@
       <w:pPr>
         <w:numPr>
           <w:ilvl w:val="0"/>
-          <w:numId w:val="1031"/>
+          <w:numId w:val="1012"/>
         </w:numPr>
       </w:pPr>
       <w:r>
@@ -13326,7 +14155,7 @@
       <w:pPr>
         <w:numPr>
           <w:ilvl w:val="0"/>
-          <w:numId w:val="1031"/>
+          <w:numId w:val="1012"/>
         </w:numPr>
       </w:pPr>
       <w:r>
@@ -13431,7 +14260,7 @@
       <w:pPr>
         <w:numPr>
           <w:ilvl w:val="0"/>
-          <w:numId w:val="1031"/>
+          <w:numId w:val="1012"/>
         </w:numPr>
       </w:pPr>
       <w:r>
@@ -13468,7 +14297,7 @@
       <w:pPr>
         <w:numPr>
           <w:ilvl w:val="0"/>
-          <w:numId w:val="1031"/>
+          <w:numId w:val="1012"/>
         </w:numPr>
       </w:pPr>
       <w:r>
@@ -13505,7 +14334,7 @@
       <w:pPr>
         <w:numPr>
           <w:ilvl w:val="0"/>
-          <w:numId w:val="1031"/>
+          <w:numId w:val="1012"/>
         </w:numPr>
       </w:pPr>
       <w:r>
@@ -13542,7 +14371,7 @@
       <w:pPr>
         <w:numPr>
           <w:ilvl w:val="0"/>
-          <w:numId w:val="1031"/>
+          <w:numId w:val="1012"/>
         </w:numPr>
       </w:pPr>
       <w:r>
@@ -13579,7 +14408,7 @@
       <w:pPr>
         <w:numPr>
           <w:ilvl w:val="0"/>
-          <w:numId w:val="1031"/>
+          <w:numId w:val="1012"/>
         </w:numPr>
       </w:pPr>
       <w:r>
@@ -13616,7 +14445,7 @@
       <w:pPr>
         <w:numPr>
           <w:ilvl w:val="0"/>
-          <w:numId w:val="1031"/>
+          <w:numId w:val="1012"/>
         </w:numPr>
       </w:pPr>
       <w:r>
@@ -13676,7 +14505,7 @@
       <w:pPr>
         <w:numPr>
           <w:ilvl w:val="0"/>
-          <w:numId w:val="1032"/>
+          <w:numId w:val="1013"/>
         </w:numPr>
       </w:pPr>
       <w:r>
@@ -13742,7 +14571,7 @@
       <w:pPr>
         <w:numPr>
           <w:ilvl w:val="0"/>
-          <w:numId w:val="1032"/>
+          <w:numId w:val="1013"/>
         </w:numPr>
       </w:pPr>
       <w:r>
@@ -13779,7 +14608,7 @@
       <w:pPr>
         <w:numPr>
           <w:ilvl w:val="0"/>
-          <w:numId w:val="1032"/>
+          <w:numId w:val="1013"/>
         </w:numPr>
       </w:pPr>
       <w:r>
@@ -13816,7 +14645,7 @@
       <w:pPr>
         <w:numPr>
           <w:ilvl w:val="0"/>
-          <w:numId w:val="1032"/>
+          <w:numId w:val="1013"/>
         </w:numPr>
       </w:pPr>
       <w:r>
@@ -13853,7 +14682,7 @@
       <w:pPr>
         <w:numPr>
           <w:ilvl w:val="0"/>
-          <w:numId w:val="1032"/>
+          <w:numId w:val="1013"/>
         </w:numPr>
       </w:pPr>
       <w:r>
@@ -13890,7 +14719,7 @@
       <w:pPr>
         <w:numPr>
           <w:ilvl w:val="0"/>
-          <w:numId w:val="1032"/>
+          <w:numId w:val="1013"/>
         </w:numPr>
       </w:pPr>
       <w:r>
@@ -13984,7 +14813,7 @@
       <w:r>
         <w:drawing>
           <wp:inline>
-            <wp:extent cx="5334000" cy="2949586"/>
+            <wp:extent cx="5334000" cy="2995377"/>
             <wp:effectExtent b="0" l="0" r="0" t="0"/>
             <wp:docPr descr="" title="" id="89" name="Picture"/>
             <a:graphic>
@@ -14005,7 +14834,7 @@
                   <pic:spPr bwMode="auto">
                     <a:xfrm>
                       <a:off x="0" y="0"/>
-                      <a:ext cx="5334000" cy="2949586"/>
+                      <a:ext cx="5334000" cy="2995377"/>
                     </a:xfrm>
                     <a:prstGeom prst="rect">
                       <a:avLst/>
@@ -14044,7 +14873,7 @@
       <w:pPr>
         <w:numPr>
           <w:ilvl w:val="0"/>
-          <w:numId w:val="1033"/>
+          <w:numId w:val="1014"/>
         </w:numPr>
       </w:pPr>
       <w:r>
@@ -14065,7 +14894,7 @@
       <w:pPr>
         <w:numPr>
           <w:ilvl w:val="0"/>
-          <w:numId w:val="1033"/>
+          <w:numId w:val="1014"/>
         </w:numPr>
       </w:pPr>
       <w:r>
@@ -14086,7 +14915,7 @@
       <w:pPr>
         <w:numPr>
           <w:ilvl w:val="0"/>
-          <w:numId w:val="1033"/>
+          <w:numId w:val="1014"/>
         </w:numPr>
       </w:pPr>
       <w:r>
@@ -14107,7 +14936,7 @@
       <w:pPr>
         <w:numPr>
           <w:ilvl w:val="0"/>
-          <w:numId w:val="1033"/>
+          <w:numId w:val="1014"/>
         </w:numPr>
       </w:pPr>
       <w:r>
@@ -14128,7 +14957,7 @@
       <w:pPr>
         <w:numPr>
           <w:ilvl w:val="0"/>
-          <w:numId w:val="1033"/>
+          <w:numId w:val="1014"/>
         </w:numPr>
       </w:pPr>
       <w:r>
@@ -14149,7 +14978,7 @@
       <w:pPr>
         <w:numPr>
           <w:ilvl w:val="0"/>
-          <w:numId w:val="1033"/>
+          <w:numId w:val="1014"/>
         </w:numPr>
       </w:pPr>
       <w:r>
@@ -14170,7 +14999,7 @@
       <w:pPr>
         <w:numPr>
           <w:ilvl w:val="0"/>
-          <w:numId w:val="1033"/>
+          <w:numId w:val="1014"/>
         </w:numPr>
       </w:pPr>
       <w:r>
@@ -14191,7 +15020,7 @@
       <w:pPr>
         <w:numPr>
           <w:ilvl w:val="0"/>
-          <w:numId w:val="1033"/>
+          <w:numId w:val="1014"/>
         </w:numPr>
       </w:pPr>
       <w:r>
@@ -14212,7 +15041,7 @@
       <w:pPr>
         <w:numPr>
           <w:ilvl w:val="0"/>
-          <w:numId w:val="1033"/>
+          <w:numId w:val="1014"/>
         </w:numPr>
       </w:pPr>
       <w:r>
@@ -14241,7 +15070,7 @@
       <w:pPr>
         <w:numPr>
           <w:ilvl w:val="0"/>
-          <w:numId w:val="1034"/>
+          <w:numId w:val="1015"/>
         </w:numPr>
       </w:pPr>
       <w:r>
@@ -14262,7 +15091,7 @@
       <w:pPr>
         <w:numPr>
           <w:ilvl w:val="0"/>
-          <w:numId w:val="1034"/>
+          <w:numId w:val="1015"/>
         </w:numPr>
       </w:pPr>
       <w:r>
@@ -14283,7 +15112,7 @@
       <w:pPr>
         <w:numPr>
           <w:ilvl w:val="0"/>
-          <w:numId w:val="1034"/>
+          <w:numId w:val="1015"/>
         </w:numPr>
       </w:pPr>
       <w:r>
@@ -14304,7 +15133,7 @@
       <w:pPr>
         <w:numPr>
           <w:ilvl w:val="0"/>
-          <w:numId w:val="1034"/>
+          <w:numId w:val="1015"/>
         </w:numPr>
       </w:pPr>
       <w:r>
@@ -14325,7 +15154,7 @@
       <w:pPr>
         <w:numPr>
           <w:ilvl w:val="0"/>
-          <w:numId w:val="1034"/>
+          <w:numId w:val="1015"/>
         </w:numPr>
       </w:pPr>
       <w:r>
@@ -14346,7 +15175,7 @@
       <w:pPr>
         <w:numPr>
           <w:ilvl w:val="0"/>
-          <w:numId w:val="1034"/>
+          <w:numId w:val="1015"/>
         </w:numPr>
       </w:pPr>
       <w:r>
@@ -14620,7 +15449,7 @@
       <w:pPr>
         <w:numPr>
           <w:ilvl w:val="0"/>
-          <w:numId w:val="1035"/>
+          <w:numId w:val="1016"/>
         </w:numPr>
       </w:pPr>
       <w:r>
@@ -14762,7 +15591,7 @@
       <w:pPr>
         <w:numPr>
           <w:ilvl w:val="0"/>
-          <w:numId w:val="1035"/>
+          <w:numId w:val="1016"/>
         </w:numPr>
       </w:pPr>
       <w:r>
@@ -14904,7 +15733,7 @@
       <w:pPr>
         <w:numPr>
           <w:ilvl w:val="0"/>
-          <w:numId w:val="1035"/>
+          <w:numId w:val="1016"/>
         </w:numPr>
       </w:pPr>
       <w:r>
@@ -15046,7 +15875,7 @@
       <w:pPr>
         <w:numPr>
           <w:ilvl w:val="0"/>
-          <w:numId w:val="1035"/>
+          <w:numId w:val="1016"/>
         </w:numPr>
       </w:pPr>
       <w:r>
@@ -15188,7 +16017,7 @@
       <w:pPr>
         <w:numPr>
           <w:ilvl w:val="0"/>
-          <w:numId w:val="1035"/>
+          <w:numId w:val="1016"/>
         </w:numPr>
       </w:pPr>
       <w:r>
@@ -15330,7 +16159,7 @@
       <w:pPr>
         <w:numPr>
           <w:ilvl w:val="0"/>
-          <w:numId w:val="1035"/>
+          <w:numId w:val="1016"/>
         </w:numPr>
       </w:pPr>
       <w:r>
@@ -15472,7 +16301,7 @@
       <w:pPr>
         <w:numPr>
           <w:ilvl w:val="0"/>
-          <w:numId w:val="1035"/>
+          <w:numId w:val="1016"/>
         </w:numPr>
       </w:pPr>
       <w:r>
@@ -15614,7 +16443,7 @@
       <w:pPr>
         <w:numPr>
           <w:ilvl w:val="0"/>
-          <w:numId w:val="1035"/>
+          <w:numId w:val="1016"/>
         </w:numPr>
       </w:pPr>
       <w:r>
@@ -15756,7 +16585,7 @@
       <w:pPr>
         <w:numPr>
           <w:ilvl w:val="0"/>
-          <w:numId w:val="1035"/>
+          <w:numId w:val="1016"/>
         </w:numPr>
       </w:pPr>
       <w:r>
@@ -15898,7 +16727,7 @@
       <w:pPr>
         <w:numPr>
           <w:ilvl w:val="0"/>
-          <w:numId w:val="1035"/>
+          <w:numId w:val="1016"/>
         </w:numPr>
       </w:pPr>
       <w:r>
@@ -16040,7 +16869,7 @@
       <w:pPr>
         <w:numPr>
           <w:ilvl w:val="0"/>
-          <w:numId w:val="1035"/>
+          <w:numId w:val="1016"/>
         </w:numPr>
       </w:pPr>
       <w:r>
@@ -16784,7 +17613,7 @@
       <w:pPr>
         <w:numPr>
           <w:ilvl w:val="0"/>
-          <w:numId w:val="1036"/>
+          <w:numId w:val="1017"/>
         </w:numPr>
       </w:pPr>
       <w:r>
@@ -16821,7 +17650,7 @@
       <w:pPr>
         <w:numPr>
           <w:ilvl w:val="0"/>
-          <w:numId w:val="1036"/>
+          <w:numId w:val="1017"/>
         </w:numPr>
       </w:pPr>
       <w:r>
@@ -16858,7 +17687,7 @@
       <w:pPr>
         <w:numPr>
           <w:ilvl w:val="0"/>
-          <w:numId w:val="1036"/>
+          <w:numId w:val="1017"/>
         </w:numPr>
       </w:pPr>
       <w:r>
@@ -16895,7 +17724,7 @@
       <w:pPr>
         <w:numPr>
           <w:ilvl w:val="0"/>
-          <w:numId w:val="1036"/>
+          <w:numId w:val="1017"/>
         </w:numPr>
       </w:pPr>
       <w:r>
@@ -16940,7 +17769,7 @@
       <w:pPr>
         <w:numPr>
           <w:ilvl w:val="0"/>
-          <w:numId w:val="1036"/>
+          <w:numId w:val="1017"/>
         </w:numPr>
       </w:pPr>
       <w:r>
@@ -16977,7 +17806,7 @@
       <w:pPr>
         <w:numPr>
           <w:ilvl w:val="0"/>
-          <w:numId w:val="1036"/>
+          <w:numId w:val="1017"/>
         </w:numPr>
       </w:pPr>
       <w:r>
@@ -17014,7 +17843,7 @@
       <w:pPr>
         <w:numPr>
           <w:ilvl w:val="0"/>
-          <w:numId w:val="1036"/>
+          <w:numId w:val="1017"/>
         </w:numPr>
       </w:pPr>
       <w:r>
@@ -17051,7 +17880,7 @@
       <w:pPr>
         <w:numPr>
           <w:ilvl w:val="0"/>
-          <w:numId w:val="1036"/>
+          <w:numId w:val="1017"/>
         </w:numPr>
       </w:pPr>
       <w:r>
@@ -17099,7 +17928,7 @@
       <w:pPr>
         <w:numPr>
           <w:ilvl w:val="0"/>
-          <w:numId w:val="1036"/>
+          <w:numId w:val="1017"/>
         </w:numPr>
       </w:pPr>
       <w:r>
@@ -17170,7 +17999,7 @@
       <w:pPr>
         <w:numPr>
           <w:ilvl w:val="0"/>
-          <w:numId w:val="1037"/>
+          <w:numId w:val="1018"/>
         </w:numPr>
       </w:pPr>
       <w:r>
@@ -17191,7 +18020,7 @@
       <w:pPr>
         <w:numPr>
           <w:ilvl w:val="0"/>
-          <w:numId w:val="1037"/>
+          <w:numId w:val="1018"/>
         </w:numPr>
       </w:pPr>
       <w:r>
@@ -17220,7 +18049,7 @@
       <w:pPr>
         <w:numPr>
           <w:ilvl w:val="0"/>
-          <w:numId w:val="1037"/>
+          <w:numId w:val="1018"/>
         </w:numPr>
       </w:pPr>
       <w:r>
@@ -17241,7 +18070,7 @@
       <w:pPr>
         <w:numPr>
           <w:ilvl w:val="0"/>
-          <w:numId w:val="1037"/>
+          <w:numId w:val="1018"/>
         </w:numPr>
       </w:pPr>
       <w:r>
@@ -18518,7 +19347,7 @@
       <w:pPr>
         <w:numPr>
           <w:ilvl w:val="0"/>
-          <w:numId w:val="1038"/>
+          <w:numId w:val="1019"/>
         </w:numPr>
       </w:pPr>
       <w:r>
@@ -18577,7 +19406,7 @@
       <w:pPr>
         <w:numPr>
           <w:ilvl w:val="0"/>
-          <w:numId w:val="1038"/>
+          <w:numId w:val="1019"/>
         </w:numPr>
       </w:pPr>
       <w:r>
@@ -18616,7 +19445,7 @@
       <w:pPr>
         <w:numPr>
           <w:ilvl w:val="0"/>
-          <w:numId w:val="1038"/>
+          <w:numId w:val="1019"/>
         </w:numPr>
       </w:pPr>
       <w:r>
@@ -18643,7 +19472,7 @@
       <w:pPr>
         <w:numPr>
           <w:ilvl w:val="0"/>
-          <w:numId w:val="1038"/>
+          <w:numId w:val="1019"/>
         </w:numPr>
       </w:pPr>
       <w:r>
@@ -18688,7 +19517,7 @@
       <w:pPr>
         <w:numPr>
           <w:ilvl w:val="0"/>
-          <w:numId w:val="1038"/>
+          <w:numId w:val="1019"/>
         </w:numPr>
       </w:pPr>
       <w:r>
@@ -19657,7 +20486,7 @@
       <w:pPr>
         <w:numPr>
           <w:ilvl w:val="0"/>
-          <w:numId w:val="1039"/>
+          <w:numId w:val="1020"/>
         </w:numPr>
       </w:pPr>
       <w:r>
@@ -19729,7 +20558,7 @@
       <w:pPr>
         <w:numPr>
           <w:ilvl w:val="0"/>
-          <w:numId w:val="1039"/>
+          <w:numId w:val="1020"/>
         </w:numPr>
       </w:pPr>
       <w:r>
@@ -19776,7 +20605,7 @@
       <w:pPr>
         <w:numPr>
           <w:ilvl w:val="0"/>
-          <w:numId w:val="1039"/>
+          <w:numId w:val="1020"/>
         </w:numPr>
       </w:pPr>
       <w:r>
@@ -19829,7 +20658,7 @@
       <w:pPr>
         <w:numPr>
           <w:ilvl w:val="0"/>
-          <w:numId w:val="1039"/>
+          <w:numId w:val="1020"/>
         </w:numPr>
       </w:pPr>
       <w:r>
@@ -19882,7 +20711,7 @@
       <w:pPr>
         <w:numPr>
           <w:ilvl w:val="0"/>
-          <w:numId w:val="1039"/>
+          <w:numId w:val="1020"/>
         </w:numPr>
       </w:pPr>
       <w:r>
@@ -19945,7 +20774,7 @@
       <w:pPr>
         <w:numPr>
           <w:ilvl w:val="0"/>
-          <w:numId w:val="1039"/>
+          <w:numId w:val="1020"/>
         </w:numPr>
       </w:pPr>
       <w:r>
@@ -19966,7 +20795,7 @@
       <w:pPr>
         <w:numPr>
           <w:ilvl w:val="0"/>
-          <w:numId w:val="1039"/>
+          <w:numId w:val="1020"/>
         </w:numPr>
       </w:pPr>
       <w:r>
@@ -19987,7 +20816,7 @@
       <w:pPr>
         <w:numPr>
           <w:ilvl w:val="0"/>
-          <w:numId w:val="1039"/>
+          <w:numId w:val="1020"/>
         </w:numPr>
       </w:pPr>
       <w:r>
@@ -20023,7 +20852,7 @@
       <w:pPr>
         <w:numPr>
           <w:ilvl w:val="0"/>
-          <w:numId w:val="1039"/>
+          <w:numId w:val="1020"/>
         </w:numPr>
       </w:pPr>
       <w:r>
@@ -33860,7 +34689,7 @@
       <w:pPr>
         <w:numPr>
           <w:ilvl w:val="0"/>
-          <w:numId w:val="1040"/>
+          <w:numId w:val="1021"/>
         </w:numPr>
       </w:pPr>
       <w:r>
@@ -33945,7 +34774,7 @@
       <w:pPr>
         <w:numPr>
           <w:ilvl w:val="0"/>
-          <w:numId w:val="1040"/>
+          <w:numId w:val="1021"/>
         </w:numPr>
       </w:pPr>
       <w:r>
@@ -33996,7 +34825,7 @@
       <w:pPr>
         <w:numPr>
           <w:ilvl w:val="0"/>
-          <w:numId w:val="1040"/>
+          <w:numId w:val="1021"/>
         </w:numPr>
       </w:pPr>
       <w:r>
@@ -34033,7 +34862,7 @@
       <w:pPr>
         <w:numPr>
           <w:ilvl w:val="0"/>
-          <w:numId w:val="1040"/>
+          <w:numId w:val="1021"/>
         </w:numPr>
       </w:pPr>
       <w:r>
@@ -34090,7 +34919,7 @@
       <w:pPr>
         <w:numPr>
           <w:ilvl w:val="0"/>
-          <w:numId w:val="1040"/>
+          <w:numId w:val="1021"/>
         </w:numPr>
       </w:pPr>
       <w:r>
@@ -34142,7 +34971,7 @@
       <w:pPr>
         <w:numPr>
           <w:ilvl w:val="0"/>
-          <w:numId w:val="1040"/>
+          <w:numId w:val="1021"/>
         </w:numPr>
       </w:pPr>
       <w:r>
@@ -34179,7 +35008,7 @@
       <w:pPr>
         <w:numPr>
           <w:ilvl w:val="0"/>
-          <w:numId w:val="1040"/>
+          <w:numId w:val="1021"/>
         </w:numPr>
       </w:pPr>
       <w:r>
@@ -34216,7 +35045,7 @@
       <w:pPr>
         <w:numPr>
           <w:ilvl w:val="0"/>
-          <w:numId w:val="1040"/>
+          <w:numId w:val="1021"/>
         </w:numPr>
       </w:pPr>
       <w:r>
@@ -34273,7 +35102,7 @@
       <w:pPr>
         <w:numPr>
           <w:ilvl w:val="0"/>
-          <w:numId w:val="1040"/>
+          <w:numId w:val="1021"/>
         </w:numPr>
       </w:pPr>
       <w:r>
@@ -34332,7 +35161,7 @@
       <w:pPr>
         <w:numPr>
           <w:ilvl w:val="0"/>
-          <w:numId w:val="1040"/>
+          <w:numId w:val="1021"/>
         </w:numPr>
       </w:pPr>
       <w:r>
@@ -34369,7 +35198,7 @@
       <w:pPr>
         <w:numPr>
           <w:ilvl w:val="0"/>
-          <w:numId w:val="1040"/>
+          <w:numId w:val="1021"/>
         </w:numPr>
       </w:pPr>
       <w:r>
@@ -34753,7 +35582,7 @@
       <w:pPr>
         <w:numPr>
           <w:ilvl w:val="0"/>
-          <w:numId w:val="1041"/>
+          <w:numId w:val="1022"/>
         </w:numPr>
       </w:pPr>
       <w:r>
@@ -34783,7 +35612,7 @@
       <w:pPr>
         <w:numPr>
           <w:ilvl w:val="0"/>
-          <w:numId w:val="1041"/>
+          <w:numId w:val="1022"/>
         </w:numPr>
       </w:pPr>
       <w:r>
@@ -34813,7 +35642,7 @@
       <w:pPr>
         <w:numPr>
           <w:ilvl w:val="0"/>
-          <w:numId w:val="1041"/>
+          <w:numId w:val="1022"/>
         </w:numPr>
       </w:pPr>
       <w:r>
@@ -34843,7 +35672,7 @@
       <w:pPr>
         <w:numPr>
           <w:ilvl w:val="0"/>
-          <w:numId w:val="1041"/>
+          <w:numId w:val="1022"/>
         </w:numPr>
       </w:pPr>
       <w:r>
@@ -34873,7 +35702,7 @@
       <w:pPr>
         <w:numPr>
           <w:ilvl w:val="0"/>
-          <w:numId w:val="1041"/>
+          <w:numId w:val="1022"/>
         </w:numPr>
       </w:pPr>
       <w:r>
@@ -34903,7 +35732,7 @@
       <w:pPr>
         <w:numPr>
           <w:ilvl w:val="0"/>
-          <w:numId w:val="1041"/>
+          <w:numId w:val="1022"/>
         </w:numPr>
       </w:pPr>
       <w:r>
@@ -34933,7 +35762,7 @@
       <w:pPr>
         <w:numPr>
           <w:ilvl w:val="0"/>
-          <w:numId w:val="1041"/>
+          <w:numId w:val="1022"/>
         </w:numPr>
       </w:pPr>
       <w:r>
@@ -34963,7 +35792,7 @@
       <w:pPr>
         <w:numPr>
           <w:ilvl w:val="0"/>
-          <w:numId w:val="1041"/>
+          <w:numId w:val="1022"/>
         </w:numPr>
       </w:pPr>
       <w:r>
@@ -34993,7 +35822,7 @@
       <w:pPr>
         <w:numPr>
           <w:ilvl w:val="0"/>
-          <w:numId w:val="1041"/>
+          <w:numId w:val="1022"/>
         </w:numPr>
       </w:pPr>
       <w:r>
@@ -35047,7 +35876,7 @@
       <w:pPr>
         <w:numPr>
           <w:ilvl w:val="0"/>
-          <w:numId w:val="1041"/>
+          <w:numId w:val="1022"/>
         </w:numPr>
       </w:pPr>
       <w:r>
@@ -35089,7 +35918,7 @@
       <w:pPr>
         <w:numPr>
           <w:ilvl w:val="0"/>
-          <w:numId w:val="1041"/>
+          <w:numId w:val="1022"/>
         </w:numPr>
       </w:pPr>
       <w:r>
@@ -35119,7 +35948,7 @@
       <w:pPr>
         <w:numPr>
           <w:ilvl w:val="0"/>
-          <w:numId w:val="1041"/>
+          <w:numId w:val="1022"/>
         </w:numPr>
       </w:pPr>
       <w:r>
@@ -35247,7 +36076,7 @@
       <w:pPr>
         <w:numPr>
           <w:ilvl w:val="0"/>
-          <w:numId w:val="1042"/>
+          <w:numId w:val="1023"/>
         </w:numPr>
       </w:pPr>
       <w:r>
@@ -35353,7 +36182,7 @@
       <w:pPr>
         <w:numPr>
           <w:ilvl w:val="0"/>
-          <w:numId w:val="1042"/>
+          <w:numId w:val="1023"/>
         </w:numPr>
       </w:pPr>
       <w:r>
@@ -35494,7 +36323,7 @@
       <w:pPr>
         <w:numPr>
           <w:ilvl w:val="0"/>
-          <w:numId w:val="1042"/>
+          <w:numId w:val="1023"/>
         </w:numPr>
       </w:pPr>
       <w:r>
@@ -35591,7 +36420,7 @@
       <w:pPr>
         <w:numPr>
           <w:ilvl w:val="0"/>
-          <w:numId w:val="1042"/>
+          <w:numId w:val="1023"/>
         </w:numPr>
       </w:pPr>
       <w:r>
@@ -35679,7 +36508,7 @@
       <w:pPr>
         <w:numPr>
           <w:ilvl w:val="0"/>
-          <w:numId w:val="1042"/>
+          <w:numId w:val="1023"/>
         </w:numPr>
       </w:pPr>
       <w:r>
@@ -35778,7 +36607,7 @@
       <w:pPr>
         <w:numPr>
           <w:ilvl w:val="0"/>
-          <w:numId w:val="1043"/>
+          <w:numId w:val="1024"/>
         </w:numPr>
       </w:pPr>
       <w:r>
@@ -35857,7 +36686,7 @@
       <w:pPr>
         <w:numPr>
           <w:ilvl w:val="0"/>
-          <w:numId w:val="1043"/>
+          <w:numId w:val="1024"/>
         </w:numPr>
       </w:pPr>
       <w:r>
@@ -35965,7 +36794,7 @@
       <w:pPr>
         <w:numPr>
           <w:ilvl w:val="0"/>
-          <w:numId w:val="1043"/>
+          <w:numId w:val="1024"/>
         </w:numPr>
       </w:pPr>
       <w:r>
@@ -36074,7 +36903,7 @@
       <w:pPr>
         <w:numPr>
           <w:ilvl w:val="0"/>
-          <w:numId w:val="1043"/>
+          <w:numId w:val="1024"/>
         </w:numPr>
       </w:pPr>
       <w:r>
@@ -36153,7 +36982,7 @@
       <w:pPr>
         <w:numPr>
           <w:ilvl w:val="0"/>
-          <w:numId w:val="1043"/>
+          <w:numId w:val="1024"/>
         </w:numPr>
       </w:pPr>
       <w:r>
@@ -36266,7 +37095,7 @@
       <w:pPr>
         <w:numPr>
           <w:ilvl w:val="0"/>
-          <w:numId w:val="1044"/>
+          <w:numId w:val="1025"/>
         </w:numPr>
       </w:pPr>
       <w:r>
@@ -36357,7 +37186,7 @@
       <w:pPr>
         <w:numPr>
           <w:ilvl w:val="0"/>
-          <w:numId w:val="1044"/>
+          <w:numId w:val="1025"/>
         </w:numPr>
       </w:pPr>
       <w:r>
@@ -36436,7 +37265,7 @@
       <w:pPr>
         <w:numPr>
           <w:ilvl w:val="0"/>
-          <w:numId w:val="1044"/>
+          <w:numId w:val="1025"/>
         </w:numPr>
       </w:pPr>
       <w:r>
@@ -36535,7 +37364,7 @@
       <w:pPr>
         <w:numPr>
           <w:ilvl w:val="0"/>
-          <w:numId w:val="1044"/>
+          <w:numId w:val="1025"/>
         </w:numPr>
       </w:pPr>
       <w:r>
@@ -36685,7 +37514,7 @@
       <w:pPr>
         <w:numPr>
           <w:ilvl w:val="0"/>
-          <w:numId w:val="1044"/>
+          <w:numId w:val="1025"/>
         </w:numPr>
       </w:pPr>
       <w:r>
@@ -36800,7 +37629,7 @@
       <w:pPr>
         <w:numPr>
           <w:ilvl w:val="0"/>
-          <w:numId w:val="1045"/>
+          <w:numId w:val="1026"/>
         </w:numPr>
       </w:pPr>
       <w:r>
@@ -36911,7 +37740,7 @@
       <w:pPr>
         <w:numPr>
           <w:ilvl w:val="0"/>
-          <w:numId w:val="1045"/>
+          <w:numId w:val="1026"/>
         </w:numPr>
       </w:pPr>
       <w:r>
@@ -37008,7 +37837,7 @@
       <w:pPr>
         <w:numPr>
           <w:ilvl w:val="0"/>
-          <w:numId w:val="1045"/>
+          <w:numId w:val="1026"/>
         </w:numPr>
       </w:pPr>
       <w:r>
@@ -37105,7 +37934,7 @@
       <w:pPr>
         <w:numPr>
           <w:ilvl w:val="0"/>
-          <w:numId w:val="1045"/>
+          <w:numId w:val="1026"/>
         </w:numPr>
       </w:pPr>
       <w:r>
@@ -37212,7 +38041,7 @@
       <w:pPr>
         <w:numPr>
           <w:ilvl w:val="0"/>
-          <w:numId w:val="1046"/>
+          <w:numId w:val="1027"/>
         </w:numPr>
       </w:pPr>
       <w:r>
@@ -37315,7 +38144,7 @@
       <w:pPr>
         <w:numPr>
           <w:ilvl w:val="0"/>
-          <w:numId w:val="1046"/>
+          <w:numId w:val="1027"/>
         </w:numPr>
       </w:pPr>
       <w:r>
@@ -37400,7 +38229,7 @@
       <w:pPr>
         <w:numPr>
           <w:ilvl w:val="0"/>
-          <w:numId w:val="1046"/>
+          <w:numId w:val="1027"/>
         </w:numPr>
       </w:pPr>
       <w:r>
@@ -37552,7 +38381,7 @@
       <w:pPr>
         <w:numPr>
           <w:ilvl w:val="0"/>
-          <w:numId w:val="1046"/>
+          <w:numId w:val="1027"/>
         </w:numPr>
       </w:pPr>
       <w:r>
@@ -37640,7 +38469,7 @@
       <w:pPr>
         <w:numPr>
           <w:ilvl w:val="0"/>
-          <w:numId w:val="1046"/>
+          <w:numId w:val="1027"/>
         </w:numPr>
       </w:pPr>
       <w:r>
@@ -37736,7 +38565,7 @@
       <w:pPr>
         <w:numPr>
           <w:ilvl w:val="0"/>
-          <w:numId w:val="1047"/>
+          <w:numId w:val="1028"/>
         </w:numPr>
       </w:pPr>
       <w:r>
@@ -37866,7 +38695,7 @@
       <w:pPr>
         <w:numPr>
           <w:ilvl w:val="0"/>
-          <w:numId w:val="1047"/>
+          <w:numId w:val="1028"/>
         </w:numPr>
       </w:pPr>
       <w:r>
@@ -37996,7 +38825,7 @@
       <w:pPr>
         <w:numPr>
           <w:ilvl w:val="0"/>
-          <w:numId w:val="1047"/>
+          <w:numId w:val="1028"/>
         </w:numPr>
       </w:pPr>
       <w:r>
@@ -38086,7 +38915,7 @@
       <w:pPr>
         <w:numPr>
           <w:ilvl w:val="0"/>
-          <w:numId w:val="1047"/>
+          <w:numId w:val="1028"/>
         </w:numPr>
       </w:pPr>
       <w:r>
@@ -38253,7 +39082,7 @@
       <w:pPr>
         <w:numPr>
           <w:ilvl w:val="0"/>
-          <w:numId w:val="1048"/>
+          <w:numId w:val="1029"/>
         </w:numPr>
       </w:pPr>
       <w:r>
@@ -38327,7 +39156,7 @@
       <w:pPr>
         <w:numPr>
           <w:ilvl w:val="0"/>
-          <w:numId w:val="1048"/>
+          <w:numId w:val="1029"/>
         </w:numPr>
       </w:pPr>
       <w:r>
@@ -38401,7 +39230,7 @@
       <w:pPr>
         <w:numPr>
           <w:ilvl w:val="0"/>
-          <w:numId w:val="1048"/>
+          <w:numId w:val="1029"/>
         </w:numPr>
       </w:pPr>
       <w:r>
@@ -38464,7 +39293,7 @@
       <w:pPr>
         <w:numPr>
           <w:ilvl w:val="0"/>
-          <w:numId w:val="1048"/>
+          <w:numId w:val="1029"/>
         </w:numPr>
       </w:pPr>
       <w:r>
@@ -38541,7 +39370,7 @@
       <w:pPr>
         <w:numPr>
           <w:ilvl w:val="0"/>
-          <w:numId w:val="1048"/>
+          <w:numId w:val="1029"/>
         </w:numPr>
       </w:pPr>
       <w:r>
@@ -38604,7 +39433,7 @@
       <w:pPr>
         <w:numPr>
           <w:ilvl w:val="0"/>
-          <w:numId w:val="1048"/>
+          <w:numId w:val="1029"/>
         </w:numPr>
       </w:pPr>
       <w:r>
@@ -38751,7 +39580,7 @@
       <w:pPr>
         <w:numPr>
           <w:ilvl w:val="0"/>
-          <w:numId w:val="1049"/>
+          <w:numId w:val="1030"/>
         </w:numPr>
       </w:pPr>
       <w:r>
@@ -38798,7 +39627,7 @@
       <w:pPr>
         <w:numPr>
           <w:ilvl w:val="0"/>
-          <w:numId w:val="1049"/>
+          <w:numId w:val="1030"/>
         </w:numPr>
       </w:pPr>
       <w:r>
@@ -38845,7 +39674,7 @@
       <w:pPr>
         <w:numPr>
           <w:ilvl w:val="0"/>
-          <w:numId w:val="1049"/>
+          <w:numId w:val="1030"/>
         </w:numPr>
       </w:pPr>
       <w:r>
@@ -38892,7 +39721,7 @@
       <w:pPr>
         <w:numPr>
           <w:ilvl w:val="0"/>
-          <w:numId w:val="1049"/>
+          <w:numId w:val="1030"/>
         </w:numPr>
       </w:pPr>
       <w:r>
@@ -38939,7 +39768,7 @@
       <w:pPr>
         <w:numPr>
           <w:ilvl w:val="0"/>
-          <w:numId w:val="1049"/>
+          <w:numId w:val="1030"/>
         </w:numPr>
       </w:pPr>
       <w:r>
@@ -38986,7 +39815,7 @@
       <w:pPr>
         <w:numPr>
           <w:ilvl w:val="0"/>
-          <w:numId w:val="1049"/>
+          <w:numId w:val="1030"/>
         </w:numPr>
       </w:pPr>
       <w:r>
@@ -39033,7 +39862,7 @@
       <w:pPr>
         <w:numPr>
           <w:ilvl w:val="0"/>
-          <w:numId w:val="1049"/>
+          <w:numId w:val="1030"/>
         </w:numPr>
       </w:pPr>
       <w:r>
@@ -39103,7 +39932,7 @@
       <w:pPr>
         <w:numPr>
           <w:ilvl w:val="0"/>
-          <w:numId w:val="1049"/>
+          <w:numId w:val="1030"/>
         </w:numPr>
       </w:pPr>
       <w:r>
@@ -39210,7 +40039,7 @@
       <w:pPr>
         <w:numPr>
           <w:ilvl w:val="0"/>
-          <w:numId w:val="1049"/>
+          <w:numId w:val="1030"/>
         </w:numPr>
       </w:pPr>
       <w:r>
@@ -39257,7 +40086,7 @@
       <w:pPr>
         <w:numPr>
           <w:ilvl w:val="0"/>
-          <w:numId w:val="1049"/>
+          <w:numId w:val="1030"/>
         </w:numPr>
       </w:pPr>
       <w:r>
@@ -39312,7 +40141,7 @@
       <w:pPr>
         <w:numPr>
           <w:ilvl w:val="0"/>
-          <w:numId w:val="1050"/>
+          <w:numId w:val="1031"/>
         </w:numPr>
       </w:pPr>
       <w:r>
@@ -39333,7 +40162,7 @@
       <w:pPr>
         <w:numPr>
           <w:ilvl w:val="0"/>
-          <w:numId w:val="1050"/>
+          <w:numId w:val="1031"/>
         </w:numPr>
       </w:pPr>
       <w:r>
@@ -39354,7 +40183,7 @@
       <w:pPr>
         <w:numPr>
           <w:ilvl w:val="0"/>
-          <w:numId w:val="1050"/>
+          <w:numId w:val="1031"/>
         </w:numPr>
       </w:pPr>
       <w:r>
@@ -39375,7 +40204,7 @@
       <w:pPr>
         <w:numPr>
           <w:ilvl w:val="0"/>
-          <w:numId w:val="1050"/>
+          <w:numId w:val="1031"/>
         </w:numPr>
       </w:pPr>
       <w:r>
@@ -39396,7 +40225,7 @@
       <w:pPr>
         <w:numPr>
           <w:ilvl w:val="0"/>
-          <w:numId w:val="1050"/>
+          <w:numId w:val="1031"/>
         </w:numPr>
       </w:pPr>
       <w:r>
@@ -39417,7 +40246,7 @@
       <w:pPr>
         <w:numPr>
           <w:ilvl w:val="0"/>
-          <w:numId w:val="1050"/>
+          <w:numId w:val="1031"/>
         </w:numPr>
       </w:pPr>
       <w:r>
@@ -39438,7 +40267,7 @@
       <w:pPr>
         <w:numPr>
           <w:ilvl w:val="0"/>
-          <w:numId w:val="1050"/>
+          <w:numId w:val="1031"/>
         </w:numPr>
       </w:pPr>
       <w:r>
@@ -39459,7 +40288,7 @@
       <w:pPr>
         <w:numPr>
           <w:ilvl w:val="0"/>
-          <w:numId w:val="1050"/>
+          <w:numId w:val="1031"/>
         </w:numPr>
       </w:pPr>
       <w:r>
@@ -39480,7 +40309,7 @@
       <w:pPr>
         <w:numPr>
           <w:ilvl w:val="0"/>
-          <w:numId w:val="1050"/>
+          <w:numId w:val="1031"/>
         </w:numPr>
       </w:pPr>
       <w:r>
@@ -39501,7 +40330,7 @@
       <w:pPr>
         <w:numPr>
           <w:ilvl w:val="0"/>
-          <w:numId w:val="1050"/>
+          <w:numId w:val="1031"/>
         </w:numPr>
       </w:pPr>
       <w:r>
@@ -39522,7 +40351,7 @@
       <w:pPr>
         <w:numPr>
           <w:ilvl w:val="0"/>
-          <w:numId w:val="1050"/>
+          <w:numId w:val="1031"/>
         </w:numPr>
       </w:pPr>
       <w:r>
@@ -39543,7 +40372,7 @@
       <w:pPr>
         <w:numPr>
           <w:ilvl w:val="0"/>
-          <w:numId w:val="1050"/>
+          <w:numId w:val="1031"/>
         </w:numPr>
       </w:pPr>
       <w:r>
@@ -39845,7 +40674,7 @@
       <w:pPr>
         <w:numPr>
           <w:ilvl w:val="0"/>
-          <w:numId w:val="1051"/>
+          <w:numId w:val="1032"/>
         </w:numPr>
       </w:pPr>
       <w:r>
@@ -39866,7 +40695,7 @@
       <w:pPr>
         <w:numPr>
           <w:ilvl w:val="0"/>
-          <w:numId w:val="1051"/>
+          <w:numId w:val="1032"/>
         </w:numPr>
       </w:pPr>
       <w:r>
@@ -39887,7 +40716,7 @@
       <w:pPr>
         <w:numPr>
           <w:ilvl w:val="0"/>
-          <w:numId w:val="1051"/>
+          <w:numId w:val="1032"/>
         </w:numPr>
       </w:pPr>
       <w:r>
@@ -39908,7 +40737,7 @@
       <w:pPr>
         <w:numPr>
           <w:ilvl w:val="0"/>
-          <w:numId w:val="1051"/>
+          <w:numId w:val="1032"/>
         </w:numPr>
       </w:pPr>
       <w:r>
@@ -40689,7 +41518,7 @@
       <w:pPr>
         <w:numPr>
           <w:ilvl w:val="0"/>
-          <w:numId w:val="1052"/>
+          <w:numId w:val="1033"/>
         </w:numPr>
       </w:pPr>
       <w:r>
@@ -40736,7 +41565,7 @@
       <w:pPr>
         <w:numPr>
           <w:ilvl w:val="0"/>
-          <w:numId w:val="1052"/>
+          <w:numId w:val="1033"/>
         </w:numPr>
       </w:pPr>
       <w:r>
@@ -40789,7 +41618,7 @@
       <w:pPr>
         <w:numPr>
           <w:ilvl w:val="0"/>
-          <w:numId w:val="1052"/>
+          <w:numId w:val="1033"/>
         </w:numPr>
       </w:pPr>
       <w:r>
@@ -40886,7 +41715,7 @@
       <w:pPr>
         <w:numPr>
           <w:ilvl w:val="0"/>
-          <w:numId w:val="1052"/>
+          <w:numId w:val="1033"/>
         </w:numPr>
       </w:pPr>
       <w:r>
@@ -40962,7 +41791,7 @@
       <w:pPr>
         <w:numPr>
           <w:ilvl w:val="0"/>
-          <w:numId w:val="1052"/>
+          <w:numId w:val="1033"/>
         </w:numPr>
       </w:pPr>
       <w:r>
@@ -41051,7 +41880,7 @@
       <w:pPr>
         <w:numPr>
           <w:ilvl w:val="0"/>
-          <w:numId w:val="1052"/>
+          <w:numId w:val="1033"/>
         </w:numPr>
       </w:pPr>
       <w:r>
@@ -41098,7 +41927,7 @@
       <w:pPr>
         <w:numPr>
           <w:ilvl w:val="0"/>
-          <w:numId w:val="1052"/>
+          <w:numId w:val="1033"/>
         </w:numPr>
       </w:pPr>
       <w:r>
@@ -41253,7 +42082,7 @@
       <w:pPr>
         <w:numPr>
           <w:ilvl w:val="0"/>
-          <w:numId w:val="1053"/>
+          <w:numId w:val="1034"/>
         </w:numPr>
       </w:pPr>
       <w:r>
@@ -41378,7 +42207,7 @@
       <w:pPr>
         <w:numPr>
           <w:ilvl w:val="0"/>
-          <w:numId w:val="1053"/>
+          <w:numId w:val="1034"/>
         </w:numPr>
       </w:pPr>
       <w:r>
@@ -41503,7 +42332,7 @@
       <w:pPr>
         <w:numPr>
           <w:ilvl w:val="0"/>
-          <w:numId w:val="1053"/>
+          <w:numId w:val="1034"/>
         </w:numPr>
       </w:pPr>
       <w:r>
@@ -42039,7 +42868,7 @@
       <w:pPr>
         <w:numPr>
           <w:ilvl w:val="0"/>
-          <w:numId w:val="1054"/>
+          <w:numId w:val="1035"/>
         </w:numPr>
       </w:pPr>
       <w:r>
@@ -42060,7 +42889,7 @@
       <w:pPr>
         <w:numPr>
           <w:ilvl w:val="0"/>
-          <w:numId w:val="1054"/>
+          <w:numId w:val="1035"/>
         </w:numPr>
       </w:pPr>
       <w:r>
@@ -42120,7 +42949,7 @@
       <w:pPr>
         <w:numPr>
           <w:ilvl w:val="0"/>
-          <w:numId w:val="1054"/>
+          <w:numId w:val="1035"/>
         </w:numPr>
       </w:pPr>
       <w:r>
@@ -42148,7 +42977,7 @@
       <w:pPr>
         <w:numPr>
           <w:ilvl w:val="0"/>
-          <w:numId w:val="1054"/>
+          <w:numId w:val="1035"/>
         </w:numPr>
       </w:pPr>
       <w:r>
@@ -42176,7 +43005,7 @@
       <w:pPr>
         <w:numPr>
           <w:ilvl w:val="0"/>
-          <w:numId w:val="1054"/>
+          <w:numId w:val="1035"/>
         </w:numPr>
       </w:pPr>
       <w:r>
@@ -42214,7 +43043,7 @@
       <w:pPr>
         <w:numPr>
           <w:ilvl w:val="0"/>
-          <w:numId w:val="1054"/>
+          <w:numId w:val="1035"/>
         </w:numPr>
       </w:pPr>
       <w:r>
@@ -42252,7 +43081,7 @@
       <w:pPr>
         <w:numPr>
           <w:ilvl w:val="0"/>
-          <w:numId w:val="1054"/>
+          <w:numId w:val="1035"/>
         </w:numPr>
       </w:pPr>
       <w:r>
@@ -42283,7 +43112,7 @@
       <w:pPr>
         <w:numPr>
           <w:ilvl w:val="0"/>
-          <w:numId w:val="1054"/>
+          <w:numId w:val="1035"/>
         </w:numPr>
       </w:pPr>
       <w:r>
@@ -42304,7 +43133,7 @@
       <w:pPr>
         <w:numPr>
           <w:ilvl w:val="0"/>
-          <w:numId w:val="1054"/>
+          <w:numId w:val="1035"/>
         </w:numPr>
       </w:pPr>
       <w:r>
@@ -42325,7 +43154,7 @@
       <w:pPr>
         <w:numPr>
           <w:ilvl w:val="0"/>
-          <w:numId w:val="1054"/>
+          <w:numId w:val="1035"/>
         </w:numPr>
       </w:pPr>
       <w:r>
@@ -42781,7 +43610,7 @@
       <w:pPr>
         <w:numPr>
           <w:ilvl w:val="0"/>
-          <w:numId w:val="1055"/>
+          <w:numId w:val="1036"/>
         </w:numPr>
       </w:pPr>
       <w:r>
@@ -42845,7 +43674,7 @@
       <w:pPr>
         <w:numPr>
           <w:ilvl w:val="0"/>
-          <w:numId w:val="1055"/>
+          <w:numId w:val="1036"/>
         </w:numPr>
       </w:pPr>
       <w:r>
@@ -42909,7 +43738,7 @@
       <w:pPr>
         <w:numPr>
           <w:ilvl w:val="0"/>
-          <w:numId w:val="1055"/>
+          <w:numId w:val="1036"/>
         </w:numPr>
       </w:pPr>
       <w:r>
@@ -42973,7 +43802,7 @@
       <w:pPr>
         <w:numPr>
           <w:ilvl w:val="0"/>
-          <w:numId w:val="1055"/>
+          <w:numId w:val="1036"/>
         </w:numPr>
       </w:pPr>
       <w:r>
@@ -43087,7 +43916,7 @@
       <w:pPr>
         <w:numPr>
           <w:ilvl w:val="0"/>
-          <w:numId w:val="1056"/>
+          <w:numId w:val="1037"/>
         </w:numPr>
       </w:pPr>
       <w:r>
@@ -43154,7 +43983,7 @@
       <w:pPr>
         <w:numPr>
           <w:ilvl w:val="0"/>
-          <w:numId w:val="1056"/>
+          <w:numId w:val="1037"/>
         </w:numPr>
       </w:pPr>
       <w:r>
@@ -43221,7 +44050,7 @@
       <w:pPr>
         <w:numPr>
           <w:ilvl w:val="0"/>
-          <w:numId w:val="1056"/>
+          <w:numId w:val="1037"/>
         </w:numPr>
       </w:pPr>
       <w:r>
@@ -43288,7 +44117,7 @@
       <w:pPr>
         <w:numPr>
           <w:ilvl w:val="0"/>
-          <w:numId w:val="1056"/>
+          <w:numId w:val="1037"/>
         </w:numPr>
       </w:pPr>
       <w:r>
@@ -43355,7 +44184,7 @@
       <w:pPr>
         <w:numPr>
           <w:ilvl w:val="0"/>
-          <w:numId w:val="1056"/>
+          <w:numId w:val="1037"/>
         </w:numPr>
       </w:pPr>
       <w:r>
@@ -43422,7 +44251,7 @@
       <w:pPr>
         <w:numPr>
           <w:ilvl w:val="0"/>
-          <w:numId w:val="1056"/>
+          <w:numId w:val="1037"/>
         </w:numPr>
       </w:pPr>
       <w:r>
@@ -43489,7 +44318,7 @@
       <w:pPr>
         <w:numPr>
           <w:ilvl w:val="0"/>
-          <w:numId w:val="1056"/>
+          <w:numId w:val="1037"/>
         </w:numPr>
       </w:pPr>
       <w:r>
@@ -43556,7 +44385,7 @@
       <w:pPr>
         <w:numPr>
           <w:ilvl w:val="0"/>
-          <w:numId w:val="1056"/>
+          <w:numId w:val="1037"/>
         </w:numPr>
       </w:pPr>
       <w:r>
@@ -43623,7 +44452,7 @@
       <w:pPr>
         <w:numPr>
           <w:ilvl w:val="0"/>
-          <w:numId w:val="1056"/>
+          <w:numId w:val="1037"/>
         </w:numPr>
       </w:pPr>
       <w:r>
@@ -43690,7 +44519,7 @@
       <w:pPr>
         <w:numPr>
           <w:ilvl w:val="0"/>
-          <w:numId w:val="1056"/>
+          <w:numId w:val="1037"/>
         </w:numPr>
       </w:pPr>
       <w:r>
@@ -43886,7 +44715,7 @@
       <w:pPr>
         <w:numPr>
           <w:ilvl w:val="0"/>
-          <w:numId w:val="1057"/>
+          <w:numId w:val="1038"/>
         </w:numPr>
       </w:pPr>
       <w:r>
@@ -43907,7 +44736,7 @@
       <w:pPr>
         <w:numPr>
           <w:ilvl w:val="0"/>
-          <w:numId w:val="1057"/>
+          <w:numId w:val="1038"/>
         </w:numPr>
       </w:pPr>
       <w:r>
@@ -43928,7 +44757,7 @@
       <w:pPr>
         <w:numPr>
           <w:ilvl w:val="0"/>
-          <w:numId w:val="1057"/>
+          <w:numId w:val="1038"/>
         </w:numPr>
       </w:pPr>
       <w:r>
@@ -43949,7 +44778,7 @@
       <w:pPr>
         <w:numPr>
           <w:ilvl w:val="0"/>
-          <w:numId w:val="1057"/>
+          <w:numId w:val="1038"/>
         </w:numPr>
       </w:pPr>
       <w:r>
@@ -43970,7 +44799,7 @@
       <w:pPr>
         <w:numPr>
           <w:ilvl w:val="0"/>
-          <w:numId w:val="1057"/>
+          <w:numId w:val="1038"/>
         </w:numPr>
       </w:pPr>
       <w:r>
@@ -43991,7 +44820,7 @@
       <w:pPr>
         <w:numPr>
           <w:ilvl w:val="0"/>
-          <w:numId w:val="1057"/>
+          <w:numId w:val="1038"/>
         </w:numPr>
       </w:pPr>
       <w:r>
@@ -44068,7 +44897,7 @@
       <w:pPr>
         <w:numPr>
           <w:ilvl w:val="0"/>
-          <w:numId w:val="1058"/>
+          <w:numId w:val="1039"/>
         </w:numPr>
       </w:pPr>
       <w:r>
@@ -44089,7 +44918,7 @@
       <w:pPr>
         <w:numPr>
           <w:ilvl w:val="0"/>
-          <w:numId w:val="1058"/>
+          <w:numId w:val="1039"/>
         </w:numPr>
       </w:pPr>
       <w:r>
@@ -44110,7 +44939,7 @@
       <w:pPr>
         <w:numPr>
           <w:ilvl w:val="0"/>
-          <w:numId w:val="1058"/>
+          <w:numId w:val="1039"/>
         </w:numPr>
       </w:pPr>
       <w:r>
@@ -44131,7 +44960,7 @@
       <w:pPr>
         <w:numPr>
           <w:ilvl w:val="0"/>
-          <w:numId w:val="1058"/>
+          <w:numId w:val="1039"/>
         </w:numPr>
       </w:pPr>
       <w:r>
@@ -44152,7 +44981,7 @@
       <w:pPr>
         <w:numPr>
           <w:ilvl w:val="0"/>
-          <w:numId w:val="1058"/>
+          <w:numId w:val="1039"/>
         </w:numPr>
       </w:pPr>
       <w:r>
@@ -44252,7 +45081,7 @@
       <w:pPr>
         <w:numPr>
           <w:ilvl w:val="0"/>
-          <w:numId w:val="1059"/>
+          <w:numId w:val="1040"/>
         </w:numPr>
       </w:pPr>
       <w:r>
@@ -44365,7 +45194,7 @@
       <w:pPr>
         <w:numPr>
           <w:ilvl w:val="0"/>
-          <w:numId w:val="1059"/>
+          <w:numId w:val="1040"/>
         </w:numPr>
       </w:pPr>
       <w:r>
@@ -44436,7 +45265,7 @@
       <w:pPr>
         <w:numPr>
           <w:ilvl w:val="0"/>
-          <w:numId w:val="1059"/>
+          <w:numId w:val="1040"/>
         </w:numPr>
       </w:pPr>
       <w:r>
@@ -44558,7 +45387,7 @@
       <w:pPr>
         <w:numPr>
           <w:ilvl w:val="0"/>
-          <w:numId w:val="1059"/>
+          <w:numId w:val="1040"/>
         </w:numPr>
       </w:pPr>
       <w:r>
@@ -45290,7 +46119,7 @@
       <w:pPr>
         <w:numPr>
           <w:ilvl w:val="0"/>
-          <w:numId w:val="1060"/>
+          <w:numId w:val="1041"/>
         </w:numPr>
       </w:pPr>
       <w:r>
@@ -45396,7 +46225,7 @@
       <w:pPr>
         <w:numPr>
           <w:ilvl w:val="0"/>
-          <w:numId w:val="1060"/>
+          <w:numId w:val="1041"/>
         </w:numPr>
       </w:pPr>
       <w:r>
@@ -45445,7 +46274,7 @@
       <w:pPr>
         <w:numPr>
           <w:ilvl w:val="0"/>
-          <w:numId w:val="1060"/>
+          <w:numId w:val="1041"/>
         </w:numPr>
       </w:pPr>
       <w:r>
@@ -45500,7 +46329,7 @@
       <w:pPr>
         <w:numPr>
           <w:ilvl w:val="0"/>
-          <w:numId w:val="1060"/>
+          <w:numId w:val="1041"/>
         </w:numPr>
       </w:pPr>
       <w:r>
@@ -45948,7 +46777,7 @@
       <w:pPr>
         <w:numPr>
           <w:ilvl w:val="0"/>
-          <w:numId w:val="1061"/>
+          <w:numId w:val="1042"/>
         </w:numPr>
       </w:pPr>
       <w:r>
@@ -46004,7 +46833,7 @@
       <w:pPr>
         <w:numPr>
           <w:ilvl w:val="0"/>
-          <w:numId w:val="1061"/>
+          <w:numId w:val="1042"/>
         </w:numPr>
       </w:pPr>
       <w:r>
@@ -46060,7 +46889,7 @@
       <w:pPr>
         <w:numPr>
           <w:ilvl w:val="0"/>
-          <w:numId w:val="1061"/>
+          <w:numId w:val="1042"/>
         </w:numPr>
       </w:pPr>
       <w:r>
@@ -46116,7 +46945,7 @@
       <w:pPr>
         <w:numPr>
           <w:ilvl w:val="0"/>
-          <w:numId w:val="1061"/>
+          <w:numId w:val="1042"/>
         </w:numPr>
       </w:pPr>
       <w:r>
@@ -46147,7 +46976,7 @@
       <w:pPr>
         <w:numPr>
           <w:ilvl w:val="0"/>
-          <w:numId w:val="1061"/>
+          <w:numId w:val="1042"/>
         </w:numPr>
       </w:pPr>
       <w:r>
@@ -46178,7 +47007,7 @@
       <w:pPr>
         <w:numPr>
           <w:ilvl w:val="0"/>
-          <w:numId w:val="1061"/>
+          <w:numId w:val="1042"/>
         </w:numPr>
       </w:pPr>
       <w:r>
@@ -46487,7 +47316,7 @@
       <w:pPr>
         <w:numPr>
           <w:ilvl w:val="0"/>
-          <w:numId w:val="1062"/>
+          <w:numId w:val="1043"/>
         </w:numPr>
       </w:pPr>
       <w:r>
@@ -46526,7 +47355,7 @@
       <w:pPr>
         <w:numPr>
           <w:ilvl w:val="0"/>
-          <w:numId w:val="1062"/>
+          <w:numId w:val="1043"/>
         </w:numPr>
       </w:pPr>
       <w:r>
@@ -46571,7 +47400,7 @@
       <w:pPr>
         <w:numPr>
           <w:ilvl w:val="0"/>
-          <w:numId w:val="1062"/>
+          <w:numId w:val="1043"/>
         </w:numPr>
       </w:pPr>
       <w:r>
@@ -46650,7 +47479,7 @@
       <w:pPr>
         <w:numPr>
           <w:ilvl w:val="0"/>
-          <w:numId w:val="1062"/>
+          <w:numId w:val="1043"/>
         </w:numPr>
       </w:pPr>
       <w:r>
@@ -48831,7 +49660,7 @@
       <w:pPr>
         <w:numPr>
           <w:ilvl w:val="0"/>
-          <w:numId w:val="1063"/>
+          <w:numId w:val="1044"/>
         </w:numPr>
       </w:pPr>
       <w:r>
@@ -48883,7 +49712,7 @@
       <w:pPr>
         <w:numPr>
           <w:ilvl w:val="0"/>
-          <w:numId w:val="1063"/>
+          <w:numId w:val="1044"/>
         </w:numPr>
       </w:pPr>
       <w:r>
@@ -48906,7 +49735,7 @@
       <w:pPr>
         <w:numPr>
           <w:ilvl w:val="0"/>
-          <w:numId w:val="1063"/>
+          <w:numId w:val="1044"/>
         </w:numPr>
       </w:pPr>
       <w:r>
@@ -48963,7 +49792,7 @@
       <w:pPr>
         <w:numPr>
           <w:ilvl w:val="0"/>
-          <w:numId w:val="1063"/>
+          <w:numId w:val="1044"/>
         </w:numPr>
       </w:pPr>
       <w:r>
@@ -49013,7 +49842,7 @@
       <w:pPr>
         <w:numPr>
           <w:ilvl w:val="0"/>
-          <w:numId w:val="1064"/>
+          <w:numId w:val="1045"/>
         </w:numPr>
       </w:pPr>
       <w:r>
@@ -49034,7 +49863,7 @@
       <w:pPr>
         <w:numPr>
           <w:ilvl w:val="0"/>
-          <w:numId w:val="1064"/>
+          <w:numId w:val="1045"/>
         </w:numPr>
       </w:pPr>
       <w:r>
@@ -49055,7 +49884,7 @@
       <w:pPr>
         <w:numPr>
           <w:ilvl w:val="0"/>
-          <w:numId w:val="1064"/>
+          <w:numId w:val="1045"/>
         </w:numPr>
       </w:pPr>
       <w:r>
@@ -49115,7 +49944,7 @@
       <w:pPr>
         <w:numPr>
           <w:ilvl w:val="0"/>
-          <w:numId w:val="1064"/>
+          <w:numId w:val="1045"/>
         </w:numPr>
       </w:pPr>
       <w:r>
@@ -49136,7 +49965,7 @@
       <w:pPr>
         <w:numPr>
           <w:ilvl w:val="0"/>
-          <w:numId w:val="1064"/>
+          <w:numId w:val="1045"/>
         </w:numPr>
       </w:pPr>
       <w:r>
@@ -49197,7 +50026,7 @@
       <w:pPr>
         <w:numPr>
           <w:ilvl w:val="0"/>
-          <w:numId w:val="1065"/>
+          <w:numId w:val="1046"/>
         </w:numPr>
       </w:pPr>
       <w:r>
@@ -49218,7 +50047,7 @@
       <w:pPr>
         <w:numPr>
           <w:ilvl w:val="0"/>
-          <w:numId w:val="1065"/>
+          <w:numId w:val="1046"/>
         </w:numPr>
       </w:pPr>
       <w:r>
@@ -49239,7 +50068,7 @@
       <w:pPr>
         <w:numPr>
           <w:ilvl w:val="0"/>
-          <w:numId w:val="1065"/>
+          <w:numId w:val="1046"/>
         </w:numPr>
       </w:pPr>
       <w:r>
@@ -50306,7 +51135,7 @@
       <w:pPr>
         <w:numPr>
           <w:ilvl w:val="0"/>
-          <w:numId w:val="1066"/>
+          <w:numId w:val="1047"/>
         </w:numPr>
       </w:pPr>
       <w:r>
@@ -50327,7 +51156,7 @@
       <w:pPr>
         <w:numPr>
           <w:ilvl w:val="0"/>
-          <w:numId w:val="1066"/>
+          <w:numId w:val="1047"/>
         </w:numPr>
       </w:pPr>
       <w:r>
@@ -50348,7 +51177,7 @@
       <w:pPr>
         <w:numPr>
           <w:ilvl w:val="0"/>
-          <w:numId w:val="1066"/>
+          <w:numId w:val="1047"/>
         </w:numPr>
       </w:pPr>
       <w:r>
@@ -50369,7 +51198,7 @@
       <w:pPr>
         <w:numPr>
           <w:ilvl w:val="0"/>
-          <w:numId w:val="1066"/>
+          <w:numId w:val="1047"/>
         </w:numPr>
       </w:pPr>
       <w:r>
@@ -50402,7 +51231,7 @@
       <w:pPr>
         <w:numPr>
           <w:ilvl w:val="0"/>
-          <w:numId w:val="1066"/>
+          <w:numId w:val="1047"/>
         </w:numPr>
       </w:pPr>
       <w:r>
@@ -50423,7 +51252,7 @@
       <w:pPr>
         <w:numPr>
           <w:ilvl w:val="0"/>
-          <w:numId w:val="1066"/>
+          <w:numId w:val="1047"/>
         </w:numPr>
       </w:pPr>
       <w:r>
@@ -50444,7 +51273,7 @@
       <w:pPr>
         <w:numPr>
           <w:ilvl w:val="0"/>
-          <w:numId w:val="1066"/>
+          <w:numId w:val="1047"/>
         </w:numPr>
       </w:pPr>
       <w:r>
@@ -50465,7 +51294,7 @@
       <w:pPr>
         <w:numPr>
           <w:ilvl w:val="0"/>
-          <w:numId w:val="1066"/>
+          <w:numId w:val="1047"/>
         </w:numPr>
       </w:pPr>
       <w:r>
@@ -50486,7 +51315,7 @@
       <w:pPr>
         <w:numPr>
           <w:ilvl w:val="0"/>
-          <w:numId w:val="1066"/>
+          <w:numId w:val="1047"/>
         </w:numPr>
       </w:pPr>
       <w:r>
@@ -50599,7 +51428,7 @@
       <w:pPr>
         <w:numPr>
           <w:ilvl w:val="0"/>
-          <w:numId w:val="1066"/>
+          <w:numId w:val="1047"/>
         </w:numPr>
       </w:pPr>
       <w:r>
@@ -50620,7 +51449,7 @@
       <w:pPr>
         <w:numPr>
           <w:ilvl w:val="0"/>
-          <w:numId w:val="1066"/>
+          <w:numId w:val="1047"/>
         </w:numPr>
       </w:pPr>
       <w:r>
@@ -50641,7 +51470,7 @@
       <w:pPr>
         <w:numPr>
           <w:ilvl w:val="0"/>
-          <w:numId w:val="1066"/>
+          <w:numId w:val="1047"/>
         </w:numPr>
       </w:pPr>
       <w:r>
@@ -50662,7 +51491,7 @@
       <w:pPr>
         <w:numPr>
           <w:ilvl w:val="0"/>
-          <w:numId w:val="1066"/>
+          <w:numId w:val="1047"/>
         </w:numPr>
       </w:pPr>
       <w:r>
@@ -50683,7 +51512,7 @@
       <w:pPr>
         <w:numPr>
           <w:ilvl w:val="0"/>
-          <w:numId w:val="1066"/>
+          <w:numId w:val="1047"/>
         </w:numPr>
       </w:pPr>
       <w:r>
@@ -50723,7 +51552,7 @@
       <w:pPr>
         <w:numPr>
           <w:ilvl w:val="0"/>
-          <w:numId w:val="1066"/>
+          <w:numId w:val="1047"/>
         </w:numPr>
       </w:pPr>
       <w:r>
@@ -50773,7 +51602,7 @@
       <w:pPr>
         <w:numPr>
           <w:ilvl w:val="0"/>
-          <w:numId w:val="1066"/>
+          <w:numId w:val="1047"/>
         </w:numPr>
       </w:pPr>
       <w:r>
@@ -50802,7 +51631,7 @@
       <w:pPr>
         <w:numPr>
           <w:ilvl w:val="0"/>
-          <w:numId w:val="1067"/>
+          <w:numId w:val="1048"/>
         </w:numPr>
       </w:pPr>
       <w:r>
@@ -50826,7 +51655,7 @@
       <w:pPr>
         <w:numPr>
           <w:ilvl w:val="0"/>
-          <w:numId w:val="1067"/>
+          <w:numId w:val="1048"/>
         </w:numPr>
       </w:pPr>
       <w:r>
@@ -50886,7 +51715,7 @@
       <w:pPr>
         <w:numPr>
           <w:ilvl w:val="0"/>
-          <w:numId w:val="1067"/>
+          <w:numId w:val="1048"/>
         </w:numPr>
       </w:pPr>
       <w:r>
@@ -50925,7 +51754,7 @@
       <w:pPr>
         <w:numPr>
           <w:ilvl w:val="0"/>
-          <w:numId w:val="1067"/>
+          <w:numId w:val="1048"/>
         </w:numPr>
       </w:pPr>
       <w:r>
@@ -50958,7 +51787,7 @@
       <w:pPr>
         <w:numPr>
           <w:ilvl w:val="0"/>
-          <w:numId w:val="1067"/>
+          <w:numId w:val="1048"/>
         </w:numPr>
       </w:pPr>
       <w:r>
@@ -51000,7 +51829,7 @@
       <w:pPr>
         <w:numPr>
           <w:ilvl w:val="0"/>
-          <w:numId w:val="1067"/>
+          <w:numId w:val="1048"/>
         </w:numPr>
       </w:pPr>
       <w:r>
@@ -52288,7 +53117,34 @@
     <w:abstractNumId w:val="991"/>
   </w:num>
   <w:num w:numId="1005">
-    <w:abstractNumId w:val="991"/>
+    <w:abstractNumId w:val="99201"/>
+    <w:lvlOverride w:ilvl="0">
+      <w:startOverride w:val="1"/>
+    </w:lvlOverride>
+    <w:lvlOverride w:ilvl="1">
+      <w:startOverride w:val="1"/>
+    </w:lvlOverride>
+    <w:lvlOverride w:ilvl="2">
+      <w:startOverride w:val="1"/>
+    </w:lvlOverride>
+    <w:lvlOverride w:ilvl="3">
+      <w:startOverride w:val="1"/>
+    </w:lvlOverride>
+    <w:lvlOverride w:ilvl="4">
+      <w:startOverride w:val="1"/>
+    </w:lvlOverride>
+    <w:lvlOverride w:ilvl="5">
+      <w:startOverride w:val="1"/>
+    </w:lvlOverride>
+    <w:lvlOverride w:ilvl="6">
+      <w:startOverride w:val="1"/>
+    </w:lvlOverride>
+    <w:lvlOverride w:ilvl="7">
+      <w:startOverride w:val="1"/>
+    </w:lvlOverride>
+    <w:lvlOverride w:ilvl="8">
+      <w:startOverride w:val="1"/>
+    </w:lvlOverride>
   </w:num>
   <w:num w:numId="1006">
     <w:abstractNumId w:val="991"/>
@@ -52345,34 +53201,7 @@
     <w:abstractNumId w:val="991"/>
   </w:num>
   <w:num w:numId="1024">
-    <w:abstractNumId w:val="99201"/>
-    <w:lvlOverride w:ilvl="0">
-      <w:startOverride w:val="1"/>
-    </w:lvlOverride>
-    <w:lvlOverride w:ilvl="1">
-      <w:startOverride w:val="1"/>
-    </w:lvlOverride>
-    <w:lvlOverride w:ilvl="2">
-      <w:startOverride w:val="1"/>
-    </w:lvlOverride>
-    <w:lvlOverride w:ilvl="3">
-      <w:startOverride w:val="1"/>
-    </w:lvlOverride>
-    <w:lvlOverride w:ilvl="4">
-      <w:startOverride w:val="1"/>
-    </w:lvlOverride>
-    <w:lvlOverride w:ilvl="5">
-      <w:startOverride w:val="1"/>
-    </w:lvlOverride>
-    <w:lvlOverride w:ilvl="6">
-      <w:startOverride w:val="1"/>
-    </w:lvlOverride>
-    <w:lvlOverride w:ilvl="7">
-      <w:startOverride w:val="1"/>
-    </w:lvlOverride>
-    <w:lvlOverride w:ilvl="8">
-      <w:startOverride w:val="1"/>
-    </w:lvlOverride>
+    <w:abstractNumId w:val="991"/>
   </w:num>
   <w:num w:numId="1025">
     <w:abstractNumId w:val="991"/>
@@ -52432,63 +53261,6 @@
     <w:abstractNumId w:val="991"/>
   </w:num>
   <w:num w:numId="1044">
-    <w:abstractNumId w:val="991"/>
-  </w:num>
-  <w:num w:numId="1045">
-    <w:abstractNumId w:val="991"/>
-  </w:num>
-  <w:num w:numId="1046">
-    <w:abstractNumId w:val="991"/>
-  </w:num>
-  <w:num w:numId="1047">
-    <w:abstractNumId w:val="991"/>
-  </w:num>
-  <w:num w:numId="1048">
-    <w:abstractNumId w:val="991"/>
-  </w:num>
-  <w:num w:numId="1049">
-    <w:abstractNumId w:val="991"/>
-  </w:num>
-  <w:num w:numId="1050">
-    <w:abstractNumId w:val="991"/>
-  </w:num>
-  <w:num w:numId="1051">
-    <w:abstractNumId w:val="991"/>
-  </w:num>
-  <w:num w:numId="1052">
-    <w:abstractNumId w:val="991"/>
-  </w:num>
-  <w:num w:numId="1053">
-    <w:abstractNumId w:val="991"/>
-  </w:num>
-  <w:num w:numId="1054">
-    <w:abstractNumId w:val="991"/>
-  </w:num>
-  <w:num w:numId="1055">
-    <w:abstractNumId w:val="991"/>
-  </w:num>
-  <w:num w:numId="1056">
-    <w:abstractNumId w:val="991"/>
-  </w:num>
-  <w:num w:numId="1057">
-    <w:abstractNumId w:val="991"/>
-  </w:num>
-  <w:num w:numId="1058">
-    <w:abstractNumId w:val="991"/>
-  </w:num>
-  <w:num w:numId="1059">
-    <w:abstractNumId w:val="991"/>
-  </w:num>
-  <w:num w:numId="1060">
-    <w:abstractNumId w:val="991"/>
-  </w:num>
-  <w:num w:numId="1061">
-    <w:abstractNumId w:val="991"/>
-  </w:num>
-  <w:num w:numId="1062">
-    <w:abstractNumId w:val="991"/>
-  </w:num>
-  <w:num w:numId="1063">
     <w:abstractNumId w:val="99201"/>
     <w:lvlOverride w:ilvl="0">
       <w:startOverride w:val="1"/>
@@ -52518,16 +53290,16 @@
       <w:startOverride w:val="1"/>
     </w:lvlOverride>
   </w:num>
-  <w:num w:numId="1064">
+  <w:num w:numId="1045">
     <w:abstractNumId w:val="991"/>
   </w:num>
-  <w:num w:numId="1065">
+  <w:num w:numId="1046">
     <w:abstractNumId w:val="991"/>
   </w:num>
-  <w:num w:numId="1066">
+  <w:num w:numId="1047">
     <w:abstractNumId w:val="991"/>
   </w:num>
-  <w:num w:numId="1067">
+  <w:num w:numId="1048">
     <w:abstractNumId w:val="991"/>
   </w:num>
 </w:numbering>

--- a/SETU/docs/Report/SETU_Project_Phase-II_Report.docx
+++ b/SETU/docs/Report/SETU_Project_Phase-II_Report.docx
@@ -2920,15 +2920,13 @@
         <w:t xml:space="preserve"> </w:t>
       </w:r>
       <w:r>
-        <w:t xml:space="preserve">non-specialist can actually use.</w:t>
-      </w:r>
-    </w:p>
-    <w:p>
-      <w:pPr>
-        <w:pStyle w:val="BodyText"/>
-      </w:pPr>
-      <w:r>
-        <w:t xml:space="preserve">Stated as measurable targets, the objectives are:</w:t>
+        <w:t xml:space="preserve">non-specialist can actually use. Stated as measurable targets, the objectives</w:t>
+      </w:r>
+      <w:r>
+        <w:t xml:space="preserve"> </w:t>
+      </w:r>
+      <w:r>
+        <w:t xml:space="preserve">are as follows.</w:t>
       </w:r>
     </w:p>
     <w:p>
@@ -2943,7 +2941,7 @@
           <w:bCs/>
           <w:b/>
         </w:rPr>
-        <w:t xml:space="preserve">Quality.</w:t>
+        <w:t xml:space="preserve">Quality:</w:t>
       </w:r>
       <w:r>
         <w:t xml:space="preserve"> </w:t>
@@ -3030,7 +3028,7 @@
           <w:bCs/>
           <w:b/>
         </w:rPr>
-        <w:t xml:space="preserve">Latency.</w:t>
+        <w:t xml:space="preserve">Latency:</w:t>
       </w:r>
       <w:r>
         <w:t xml:space="preserve"> </w:t>
@@ -3057,7 +3055,7 @@
           <w:bCs/>
           <w:b/>
         </w:rPr>
-        <w:t xml:space="preserve">Size.</w:t>
+        <w:t xml:space="preserve">Size:</w:t>
       </w:r>
       <w:r>
         <w:t xml:space="preserve"> </w:t>
@@ -3084,7 +3082,7 @@
           <w:bCs/>
           <w:b/>
         </w:rPr>
-        <w:t xml:space="preserve">Offline operation.</w:t>
+        <w:t xml:space="preserve">Offline operation:</w:t>
       </w:r>
       <w:r>
         <w:t xml:space="preserve"> </w:t>
@@ -3111,7 +3109,7 @@
           <w:bCs/>
           <w:b/>
         </w:rPr>
-        <w:t xml:space="preserve">Empirical finding.</w:t>
+        <w:t xml:space="preserve">Empirical finding:</w:t>
       </w:r>
       <w:r>
         <w:t xml:space="preserve"> </w:t>
@@ -3150,7 +3148,7 @@
           <w:bCs/>
           <w:b/>
         </w:rPr>
-        <w:t xml:space="preserve">Coverage and extensibility.</w:t>
+        <w:t xml:space="preserve">Coverage and extensibility:</w:t>
       </w:r>
       <w:r>
         <w:t xml:space="preserve"> </w:t>
@@ -3182,13 +3180,13 @@
         <w:pStyle w:val="FirstParagraph"/>
       </w:pPr>
       <w:r>
-        <w:t xml:space="preserve">Objectives O2, O3 and O4 are met by every trained direction without exception.</w:t>
-      </w:r>
-      <w:r>
-        <w:t xml:space="preserve"> </w:t>
-      </w:r>
-      <w:r>
-        <w:t xml:space="preserve">Objective O1 is met by 14 of 22 directions; the remaining eight fall between</w:t>
+        <w:t xml:space="preserve">Objectives 2, 3 and 4 are met by every trained direction without exception.</w:t>
+      </w:r>
+      <w:r>
+        <w:t xml:space="preserve"> </w:t>
+      </w:r>
+      <w:r>
+        <w:t xml:space="preserve">Objective 1 is met by 14 of 22 directions; the remaining eight fall between</w:t>
       </w:r>
       <w:r>
         <w:t xml:space="preserve"> </w:t>
@@ -3208,13 +3206,13 @@
         <w:t xml:space="preserve"> </w:t>
       </w:r>
       <w:r>
-        <w:t xml:space="preserve">analyses why. Objective O5</w:t>
-      </w:r>
-      <w:r>
-        <w:t xml:space="preserve"> </w:t>
-      </w:r>
-      <w:r>
-        <w:t xml:space="preserve">produced a refutation of the project’s own founding hypothesis. Objective O6 is</w:t>
+        <w:t xml:space="preserve">analyses why. Objective 5</w:t>
+      </w:r>
+      <w:r>
+        <w:t xml:space="preserve"> </w:t>
+      </w:r>
+      <w:r>
+        <w:t xml:space="preserve">produced a refutation of the project’s own founding hypothesis. Objective 6 is</w:t>
       </w:r>
       <w:r>
         <w:t xml:space="preserve"> </w:t>
@@ -3463,7 +3461,7 @@
           <w:bCs/>
           <w:b/>
         </w:rPr>
-        <w:t xml:space="preserve">Methodology.</w:t>
+        <w:t xml:space="preserve">Methodology:</w:t>
       </w:r>
       <w:r>
         <w:t xml:space="preserve"> </w:t>
@@ -3517,7 +3515,7 @@
           <w:bCs/>
           <w:b/>
         </w:rPr>
-        <w:t xml:space="preserve">Languages delivered.</w:t>
+        <w:t xml:space="preserve">Languages delivered:</w:t>
       </w:r>
       <w:r>
         <w:t xml:space="preserve"> </w:t>
@@ -3565,7 +3563,7 @@
           <w:bCs/>
           <w:b/>
         </w:rPr>
-        <w:t xml:space="preserve">Assumptions.</w:t>
+        <w:t xml:space="preserve">Assumptions:</w:t>
       </w:r>
       <w:r>
         <w:t xml:space="preserve"> </w:t>
@@ -3630,7 +3628,7 @@
           <w:bCs/>
           <w:b/>
         </w:rPr>
-        <w:t xml:space="preserve">Limitations, stated up front.</w:t>
+        <w:t xml:space="preserve">Limitations, stated up front:</w:t>
       </w:r>
       <w:r>
         <w:t xml:space="preserve"> </w:t>
@@ -3704,7 +3702,7 @@
           <w:bCs/>
           <w:b/>
         </w:rPr>
-        <w:t xml:space="preserve">Direct applications.</w:t>
+        <w:t xml:space="preserve">Direct applications:</w:t>
       </w:r>
       <w:r>
         <w:t xml:space="preserve"> </w:t>
@@ -3770,7 +3768,7 @@
           <w:bCs/>
           <w:b/>
         </w:rPr>
-        <w:t xml:space="preserve">Indirect contributions.</w:t>
+        <w:t xml:space="preserve">Indirect contributions:</w:t>
       </w:r>
       <w:r>
         <w:t xml:space="preserve"> </w:t>
@@ -8268,7 +8266,7 @@
           <w:bCs/>
           <w:b/>
         </w:rPr>
-        <w:t xml:space="preserve">Cloud dependency.</w:t>
+        <w:t xml:space="preserve">Cloud dependency:</w:t>
       </w:r>
       <w:r>
         <w:t xml:space="preserve"> </w:t>
@@ -8322,7 +8320,7 @@
           <w:bCs/>
           <w:b/>
         </w:rPr>
-        <w:t xml:space="preserve">High compute requirements.</w:t>
+        <w:t xml:space="preserve">High compute requirements:</w:t>
       </w:r>
       <w:r>
         <w:t xml:space="preserve"> </w:t>
@@ -8370,7 +8368,7 @@
           <w:bCs/>
           <w:b/>
         </w:rPr>
-        <w:t xml:space="preserve">Error propagation in cascaded pipelines.</w:t>
+        <w:t xml:space="preserve">Error propagation in cascaded pipelines:</w:t>
       </w:r>
       <w:r>
         <w:t xml:space="preserve"> </w:t>
@@ -8412,7 +8410,7 @@
           <w:bCs/>
           <w:b/>
         </w:rPr>
-        <w:t xml:space="preserve">Narrow language coverage.</w:t>
+        <w:t xml:space="preserve">Narrow language coverage:</w:t>
       </w:r>
       <w:r>
         <w:t xml:space="preserve"> </w:t>
@@ -8454,7 +8452,7 @@
           <w:bCs/>
           <w:b/>
         </w:rPr>
-        <w:t xml:space="preserve">Data scarcity for low-resource languages.</w:t>
+        <w:t xml:space="preserve">Data scarcity for low-resource languages:</w:t>
       </w:r>
       <w:r>
         <w:t xml:space="preserve"> </w:t>
@@ -8623,7 +8621,7 @@
           <w:bCs/>
           <w:b/>
         </w:rPr>
-        <w:t xml:space="preserve">Corpus quality.</w:t>
+        <w:t xml:space="preserve">Corpus quality:</w:t>
       </w:r>
       <w:r>
         <w:t xml:space="preserve"> </w:t>
@@ -8671,7 +8669,7 @@
           <w:bCs/>
           <w:b/>
         </w:rPr>
-        <w:t xml:space="preserve">Choice of training signal.</w:t>
+        <w:t xml:space="preserve">Choice of training signal:</w:t>
       </w:r>
       <w:r>
         <w:t xml:space="preserve"> </w:t>
@@ -8719,7 +8717,7 @@
           <w:bCs/>
           <w:b/>
         </w:rPr>
-        <w:t xml:space="preserve">Training stability.</w:t>
+        <w:t xml:space="preserve">Training stability:</w:t>
       </w:r>
       <w:r>
         <w:t xml:space="preserve"> </w:t>
@@ -8767,7 +8765,7 @@
           <w:bCs/>
           <w:b/>
         </w:rPr>
-        <w:t xml:space="preserve">Deployment footprint.</w:t>
+        <w:t xml:space="preserve">Deployment footprint:</w:t>
       </w:r>
       <w:r>
         <w:t xml:space="preserve"> </w:t>
@@ -8815,7 +8813,7 @@
           <w:bCs/>
           <w:b/>
         </w:rPr>
-        <w:t xml:space="preserve">Indic-to-Indic coverage.</w:t>
+        <w:t xml:space="preserve">Indic-to-Indic coverage:</w:t>
       </w:r>
       <w:r>
         <w:t xml:space="preserve"> </w:t>
@@ -8899,7 +8897,7 @@
           <w:bCs/>
           <w:b/>
         </w:rPr>
-        <w:t xml:space="preserve">Extensibility.</w:t>
+        <w:t xml:space="preserve">Extensibility:</w:t>
       </w:r>
       <w:r>
         <w:t xml:space="preserve"> </w:t>
@@ -8981,7 +8979,7 @@
           <w:bCs/>
           <w:b/>
         </w:rPr>
-        <w:t xml:space="preserve">Stage 1: Teacher distillation.</w:t>
+        <w:t xml:space="preserve">Stage 1, teacher distillation:</w:t>
       </w:r>
       <w:r>
         <w:t xml:space="preserve"> </w:t>
@@ -9029,7 +9027,7 @@
           <w:bCs/>
           <w:b/>
         </w:rPr>
-        <w:t xml:space="preserve">Stage 2: Student training.</w:t>
+        <w:t xml:space="preserve">Stage 2, student training:</w:t>
       </w:r>
       <w:r>
         <w:t xml:space="preserve"> </w:t>
@@ -9103,7 +9101,7 @@
           <w:bCs/>
           <w:b/>
         </w:rPr>
-        <w:t xml:space="preserve">Stage 3: Quantisation.</w:t>
+        <w:t xml:space="preserve">Stage 3, quantisation:</w:t>
       </w:r>
       <w:r>
         <w:t xml:space="preserve"> </w:t>
@@ -9139,7 +9137,7 @@
           <w:bCs/>
           <w:b/>
         </w:rPr>
-        <w:t xml:space="preserve">Stage 4: Offline serving.</w:t>
+        <w:t xml:space="preserve">Stage 4, offline serving:</w:t>
       </w:r>
       <w:r>
         <w:t xml:space="preserve"> </w:t>
@@ -10423,7 +10421,7 @@
           <w:bCs/>
           <w:b/>
         </w:rPr>
-        <w:t xml:space="preserve">Transformers versus Torch (CVE-2025-32434).</w:t>
+        <w:t xml:space="preserve">Transformers versus Torch (CVE-2025-32434):</w:t>
       </w:r>
       <w:r>
         <w:t xml:space="preserve"> </w:t>
@@ -10513,7 +10511,7 @@
           <w:bCs/>
           <w:b/>
         </w:rPr>
-        <w:t xml:space="preserve">Torchvision ABI mismatch.</w:t>
+        <w:t xml:space="preserve">Torchvision ABI mismatch:</w:t>
       </w:r>
       <w:r>
         <w:t xml:space="preserve"> </w:t>
@@ -10594,7 +10592,7 @@
           <w:bCs/>
           <w:b/>
         </w:rPr>
-        <w:t xml:space="preserve">vGPU allocator crash.</w:t>
+        <w:t xml:space="preserve">vGPU allocator crash:</w:t>
       </w:r>
       <w:r>
         <w:t xml:space="preserve"> </w:t>
@@ -10675,7 +10673,7 @@
           <w:bCs/>
           <w:b/>
         </w:rPr>
-        <w:t xml:space="preserve">Resume re-clone bug.</w:t>
+        <w:t xml:space="preserve">Resume re-clone bug:</w:t>
       </w:r>
       <w:r>
         <w:t xml:space="preserve"> </w:t>
@@ -12348,7 +12346,7 @@
           <w:bCs/>
           <w:b/>
         </w:rPr>
-        <w:t xml:space="preserve">Python runtime.</w:t>
+        <w:t xml:space="preserve">Python runtime:</w:t>
       </w:r>
       <w:r>
         <w:t xml:space="preserve"> </w:t>
@@ -12375,7 +12373,7 @@
           <w:bCs/>
           <w:b/>
         </w:rPr>
-        <w:t xml:space="preserve">Transformers version.</w:t>
+        <w:t xml:space="preserve">Transformers version:</w:t>
       </w:r>
       <w:r>
         <w:t xml:space="preserve"> </w:t>
@@ -12432,7 +12430,7 @@
           <w:bCs/>
           <w:b/>
         </w:rPr>
-        <w:t xml:space="preserve">PyTorch and torchvision.</w:t>
+        <w:t xml:space="preserve">PyTorch and torchvision:</w:t>
       </w:r>
       <w:r>
         <w:t xml:space="preserve"> </w:t>
@@ -12468,7 +12466,7 @@
           <w:bCs/>
           <w:b/>
         </w:rPr>
-        <w:t xml:space="preserve">ONNX Runtime.</w:t>
+        <w:t xml:space="preserve">ONNX Runtime:</w:t>
       </w:r>
       <w:r>
         <w:t xml:space="preserve"> </w:t>
@@ -12495,7 +12493,7 @@
           <w:bCs/>
           <w:b/>
         </w:rPr>
-        <w:t xml:space="preserve">Training accelerator.</w:t>
+        <w:t xml:space="preserve">Training accelerator:</w:t>
       </w:r>
       <w:r>
         <w:t xml:space="preserve"> </w:t>
@@ -12522,7 +12520,7 @@
           <w:bCs/>
           <w:b/>
         </w:rPr>
-        <w:t xml:space="preserve">Storage per direction.</w:t>
+        <w:t xml:space="preserve">Storage per direction:</w:t>
       </w:r>
       <w:r>
         <w:t xml:space="preserve"> </w:t>
@@ -12549,7 +12547,7 @@
           <w:bCs/>
           <w:b/>
         </w:rPr>
-        <w:t xml:space="preserve">Node.js for the browser build.</w:t>
+        <w:t xml:space="preserve">Node.js for the browser build:</w:t>
       </w:r>
       <w:r>
         <w:t xml:space="preserve"> </w:t>
@@ -13643,7 +13641,7 @@
           <w:bCs/>
           <w:b/>
         </w:rPr>
-        <w:t xml:space="preserve">Script-qualified language codes.</w:t>
+        <w:t xml:space="preserve">Script-qualified language codes:</w:t>
       </w:r>
       <w:r>
         <w:t xml:space="preserve"> </w:t>
@@ -13703,7 +13701,7 @@
           <w:bCs/>
           <w:b/>
         </w:rPr>
-        <w:t xml:space="preserve">Joiner preservation.</w:t>
+        <w:t xml:space="preserve">Joiner preservation:</w:t>
       </w:r>
       <w:r>
         <w:t xml:space="preserve"> </w:t>
@@ -13736,7 +13734,7 @@
           <w:bCs/>
           <w:b/>
         </w:rPr>
-        <w:t xml:space="preserve">Script-fraction cleaning.</w:t>
+        <w:t xml:space="preserve">Script-fraction cleaning:</w:t>
       </w:r>
       <w:r>
         <w:t xml:space="preserve"> </w:t>
@@ -13769,7 +13767,7 @@
           <w:bCs/>
           <w:b/>
         </w:rPr>
-        <w:t xml:space="preserve">Held-out human references.</w:t>
+        <w:t xml:space="preserve">Held-out human references:</w:t>
       </w:r>
       <w:r>
         <w:t xml:space="preserve"> </w:t>
@@ -13822,7 +13820,7 @@
           <w:bCs/>
           <w:b/>
         </w:rPr>
-        <w:t xml:space="preserve">Reserved tokenizer tags.</w:t>
+        <w:t xml:space="preserve">Reserved tokenizer tags:</w:t>
       </w:r>
       <w:r>
         <w:t xml:space="preserve"> </w:t>
@@ -13861,7 +13859,7 @@
           <w:bCs/>
           <w:b/>
         </w:rPr>
-        <w:t xml:space="preserve">BLEU is not comparable across languages.</w:t>
+        <w:t xml:space="preserve">BLEU is not comparable across languages:</w:t>
       </w:r>
       <w:r>
         <w:t xml:space="preserve"> </w:t>
@@ -14040,7 +14038,7 @@
           <w:bCs/>
           <w:b/>
         </w:rPr>
-        <w:t xml:space="preserve">Scaffold (M0).</w:t>
+        <w:t xml:space="preserve">Scaffold (M0):</w:t>
       </w:r>
       <w:r>
         <w:t xml:space="preserve"> </w:t>
@@ -14077,7 +14075,7 @@
           <w:bCs/>
           <w:b/>
         </w:rPr>
-        <w:t xml:space="preserve">Data pipeline (M1).</w:t>
+        <w:t xml:space="preserve">Data pipeline (M1):</w:t>
       </w:r>
       <w:r>
         <w:t xml:space="preserve"> </w:t>
@@ -14126,7 +14124,7 @@
           <w:bCs/>
           <w:b/>
         </w:rPr>
-        <w:t xml:space="preserve">Teacher integration (M2).</w:t>
+        <w:t xml:space="preserve">Teacher integration (M2):</w:t>
       </w:r>
       <w:r>
         <w:t xml:space="preserve"> </w:t>
@@ -14163,7 +14161,7 @@
           <w:bCs/>
           <w:b/>
         </w:rPr>
-        <w:t xml:space="preserve">Preference generation (M3).</w:t>
+        <w:t xml:space="preserve">Preference generation (M3):</w:t>
       </w:r>
       <w:r>
         <w:t xml:space="preserve"> </w:t>
@@ -14268,7 +14266,7 @@
           <w:bCs/>
           <w:b/>
         </w:rPr>
-        <w:t xml:space="preserve">SFT and DPO training (M4).</w:t>
+        <w:t xml:space="preserve">SFT and DPO training (M4):</w:t>
       </w:r>
       <w:r>
         <w:t xml:space="preserve"> </w:t>
@@ -14305,7 +14303,7 @@
           <w:bCs/>
           <w:b/>
         </w:rPr>
-        <w:t xml:space="preserve">Quantisation and offline inference (M5).</w:t>
+        <w:t xml:space="preserve">Quantisation and offline inference (M5):</w:t>
       </w:r>
       <w:r>
         <w:t xml:space="preserve"> </w:t>
@@ -14342,7 +14340,7 @@
           <w:bCs/>
           <w:b/>
         </w:rPr>
-        <w:t xml:space="preserve">Interfaces (M6).</w:t>
+        <w:t xml:space="preserve">Interfaces (M6):</w:t>
       </w:r>
       <w:r>
         <w:t xml:space="preserve"> </w:t>
@@ -14379,7 +14377,7 @@
           <w:bCs/>
           <w:b/>
         </w:rPr>
-        <w:t xml:space="preserve">All-in-One KD (M7).</w:t>
+        <w:t xml:space="preserve">All-in-One KD (M7):</w:t>
       </w:r>
       <w:r>
         <w:t xml:space="preserve"> </w:t>
@@ -14416,7 +14414,7 @@
           <w:bCs/>
           <w:b/>
         </w:rPr>
-        <w:t xml:space="preserve">Elastic Weight Consolidation (M8).</w:t>
+        <w:t xml:space="preserve">Elastic Weight Consolidation (M8):</w:t>
       </w:r>
       <w:r>
         <w:t xml:space="preserve"> </w:t>
@@ -14453,7 +14451,7 @@
           <w:bCs/>
           <w:b/>
         </w:rPr>
-        <w:t xml:space="preserve">Hardening and delivery (M9).</w:t>
+        <w:t xml:space="preserve">Hardening and delivery (M9):</w:t>
       </w:r>
       <w:r>
         <w:t xml:space="preserve"> </w:t>
@@ -14513,7 +14511,7 @@
           <w:bCs/>
           <w:b/>
         </w:rPr>
-        <w:t xml:space="preserve">SeqKD baseline and head-to-head.</w:t>
+        <w:t xml:space="preserve">SeqKD baseline and head-to-head:</w:t>
       </w:r>
       <w:r>
         <w:t xml:space="preserve"> </w:t>
@@ -14579,7 +14577,7 @@
           <w:bCs/>
           <w:b/>
         </w:rPr>
-        <w:t xml:space="preserve">GPU campaign.</w:t>
+        <w:t xml:space="preserve">GPU campaign:</w:t>
       </w:r>
       <w:r>
         <w:t xml:space="preserve"> </w:t>
@@ -14616,7 +14614,7 @@
           <w:bCs/>
           <w:b/>
         </w:rPr>
-        <w:t xml:space="preserve">Collapse diagnosis and recovery.</w:t>
+        <w:t xml:space="preserve">Collapse diagnosis and recovery:</w:t>
       </w:r>
       <w:r>
         <w:t xml:space="preserve"> </w:t>
@@ -14653,7 +14651,7 @@
           <w:bCs/>
           <w:b/>
         </w:rPr>
-        <w:t xml:space="preserve">English-pivot routing.</w:t>
+        <w:t xml:space="preserve">English-pivot routing:</w:t>
       </w:r>
       <w:r>
         <w:t xml:space="preserve"> </w:t>
@@ -14690,7 +14688,7 @@
           <w:bCs/>
           <w:b/>
         </w:rPr>
-        <w:t xml:space="preserve">Frontend and release.</w:t>
+        <w:t xml:space="preserve">Frontend and release:</w:t>
       </w:r>
       <w:r>
         <w:t xml:space="preserve"> </w:t>
@@ -14727,7 +14725,7 @@
           <w:bCs/>
           <w:b/>
         </w:rPr>
-        <w:t xml:space="preserve">Report and paper.</w:t>
+        <w:t xml:space="preserve">Report and paper:</w:t>
       </w:r>
       <w:r>
         <w:t xml:space="preserve"> </w:t>
@@ -15457,7 +15455,7 @@
           <w:bCs/>
           <w:b/>
         </w:rPr>
-        <w:t xml:space="preserve">Literature survey and requirements (A).</w:t>
+        <w:t xml:space="preserve">Literature survey and requirements (A):</w:t>
       </w:r>
       <w:r>
         <w:t xml:space="preserve"> </w:t>
@@ -15599,7 +15597,7 @@
           <w:bCs/>
           <w:b/>
         </w:rPr>
-        <w:t xml:space="preserve">System design (B).</w:t>
+        <w:t xml:space="preserve">System design (B):</w:t>
       </w:r>
       <w:r>
         <w:t xml:space="preserve"> </w:t>
@@ -15741,7 +15739,7 @@
           <w:bCs/>
           <w:b/>
         </w:rPr>
-        <w:t xml:space="preserve">Pipeline implementation (C).</w:t>
+        <w:t xml:space="preserve">Pipeline implementation (C):</w:t>
       </w:r>
       <w:r>
         <w:t xml:space="preserve"> </w:t>
@@ -15883,7 +15881,7 @@
           <w:bCs/>
           <w:b/>
         </w:rPr>
-        <w:t xml:space="preserve">Corpus preparation (D).</w:t>
+        <w:t xml:space="preserve">Corpus preparation (D):</w:t>
       </w:r>
       <w:r>
         <w:t xml:space="preserve"> </w:t>
@@ -16025,7 +16023,7 @@
           <w:bCs/>
           <w:b/>
         </w:rPr>
-        <w:t xml:space="preserve">Teacher distillation (E).</w:t>
+        <w:t xml:space="preserve">Teacher distillation (E):</w:t>
       </w:r>
       <w:r>
         <w:t xml:space="preserve"> </w:t>
@@ -16167,7 +16165,7 @@
           <w:bCs/>
           <w:b/>
         </w:rPr>
-        <w:t xml:space="preserve">F, student training (SeqKD).</w:t>
+        <w:t xml:space="preserve">F, student training (SeqKD):</w:t>
       </w:r>
       <w:r>
         <w:t xml:space="preserve"> </w:t>
@@ -16309,7 +16307,7 @@
           <w:bCs/>
           <w:b/>
         </w:rPr>
-        <w:t xml:space="preserve">Collapse diagnosis &amp; retraining (G).</w:t>
+        <w:t xml:space="preserve">Collapse diagnosis &amp; retraining (G):</w:t>
       </w:r>
       <w:r>
         <w:t xml:space="preserve"> </w:t>
@@ -16451,7 +16449,7 @@
           <w:bCs/>
           <w:b/>
         </w:rPr>
-        <w:t xml:space="preserve">Quantisation &amp; ONNX export (H).</w:t>
+        <w:t xml:space="preserve">Quantisation &amp; ONNX export (H):</w:t>
       </w:r>
       <w:r>
         <w:t xml:space="preserve"> </w:t>
@@ -16593,7 +16591,7 @@
           <w:bCs/>
           <w:b/>
         </w:rPr>
-        <w:t xml:space="preserve">Interfaces &amp; pivot routing (I).</w:t>
+        <w:t xml:space="preserve">Interfaces &amp; pivot routing (I):</w:t>
       </w:r>
       <w:r>
         <w:t xml:space="preserve"> </w:t>
@@ -16735,7 +16733,7 @@
           <w:bCs/>
           <w:b/>
         </w:rPr>
-        <w:t xml:space="preserve">Evaluation &amp; scorecard (J).</w:t>
+        <w:t xml:space="preserve">Evaluation &amp; scorecard (J):</w:t>
       </w:r>
       <w:r>
         <w:t xml:space="preserve"> </w:t>
@@ -16877,7 +16875,7 @@
           <w:bCs/>
           <w:b/>
         </w:rPr>
-        <w:t xml:space="preserve">Documentation &amp; report (K).</w:t>
+        <w:t xml:space="preserve">Documentation &amp; report (K):</w:t>
       </w:r>
       <w:r>
         <w:t xml:space="preserve"> </w:t>
@@ -17621,7 +17619,7 @@
           <w:bCs/>
           <w:b/>
         </w:rPr>
-        <w:t xml:space="preserve">Gated access to the teacher checkpoints and the BPCC corpus.</w:t>
+        <w:t xml:space="preserve">Gated access to the teacher checkpoints and the BPCC corpus:</w:t>
       </w:r>
       <w:r>
         <w:t xml:space="preserve"> </w:t>
@@ -17658,7 +17656,7 @@
           <w:bCs/>
           <w:b/>
         </w:rPr>
-        <w:t xml:space="preserve">No GPU available locally.</w:t>
+        <w:t xml:space="preserve">No GPU available locally:</w:t>
       </w:r>
       <w:r>
         <w:t xml:space="preserve"> </w:t>
@@ -17695,7 +17693,7 @@
           <w:bCs/>
           <w:b/>
         </w:rPr>
-        <w:t xml:space="preserve">Student fails to reach the quality target.</w:t>
+        <w:t xml:space="preserve">Student fails to reach the quality target:</w:t>
       </w:r>
       <w:r>
         <w:t xml:space="preserve"> </w:t>
@@ -17732,7 +17730,7 @@
           <w:bCs/>
           <w:b/>
         </w:rPr>
-        <w:t xml:space="preserve">Training instability or divergence.</w:t>
+        <w:t xml:space="preserve">Training instability or divergence:</w:t>
       </w:r>
       <w:r>
         <w:t xml:space="preserve"> </w:t>
@@ -17777,7 +17775,7 @@
           <w:bCs/>
           <w:b/>
         </w:rPr>
-        <w:t xml:space="preserve">Cloud session time limits kill long runs.</w:t>
+        <w:t xml:space="preserve">Cloud session time limits kill long runs:</w:t>
       </w:r>
       <w:r>
         <w:t xml:space="preserve"> </w:t>
@@ -17814,7 +17812,7 @@
           <w:bCs/>
           <w:b/>
         </w:rPr>
-        <w:t xml:space="preserve">Quantised model exceeds the size budget.</w:t>
+        <w:t xml:space="preserve">Quantised model exceeds the size budget:</w:t>
       </w:r>
       <w:r>
         <w:t xml:space="preserve"> </w:t>
@@ -17851,7 +17849,7 @@
           <w:bCs/>
           <w:b/>
         </w:rPr>
-        <w:t xml:space="preserve">Inference too slow on CPU.</w:t>
+        <w:t xml:space="preserve">Inference too slow on CPU:</w:t>
       </w:r>
       <w:r>
         <w:t xml:space="preserve"> </w:t>
@@ -17888,7 +17886,7 @@
           <w:bCs/>
           <w:b/>
         </w:rPr>
-        <w:t xml:space="preserve">Dependency and environment conflicts.</w:t>
+        <w:t xml:space="preserve">Dependency and environment conflicts:</w:t>
       </w:r>
       <w:r>
         <w:t xml:space="preserve"> </w:t>
@@ -17936,7 +17934,7 @@
           <w:bCs/>
           <w:b/>
         </w:rPr>
-        <w:t xml:space="preserve">Insufficient corpus for low-resource languages.</w:t>
+        <w:t xml:space="preserve">Insufficient corpus for low-resource languages:</w:t>
       </w:r>
       <w:r>
         <w:t xml:space="preserve"> </w:t>
@@ -18602,7 +18600,7 @@
           <w:bCs/>
           <w:b/>
         </w:rPr>
-        <w:t xml:space="preserve">One direction, one model.</w:t>
+        <w:t xml:space="preserve">One direction, one model:</w:t>
       </w:r>
       <w:r>
         <w:t xml:space="preserve"> </w:t>
@@ -18687,7 +18685,7 @@
           <w:bCs/>
           <w:b/>
         </w:rPr>
-        <w:t xml:space="preserve">The teacher lives behind a wall.</w:t>
+        <w:t xml:space="preserve">The teacher lives behind a wall:</w:t>
       </w:r>
       <w:r>
         <w:t xml:space="preserve"> </w:t>
@@ -18771,7 +18769,7 @@
           <w:bCs/>
           <w:b/>
         </w:rPr>
-        <w:t xml:space="preserve">Configuration, not code.</w:t>
+        <w:t xml:space="preserve">Configuration, not code:</w:t>
       </w:r>
       <w:r>
         <w:t xml:space="preserve"> </w:t>
@@ -18813,7 +18811,7 @@
           <w:bCs/>
           <w:b/>
         </w:rPr>
-        <w:t xml:space="preserve">Fail loudly, never silently.</w:t>
+        <w:t xml:space="preserve">Fail loudly, never silently:</w:t>
       </w:r>
       <w:r>
         <w:t xml:space="preserve"> </w:t>
@@ -18888,7 +18886,7 @@
           <w:bCs/>
           <w:b/>
         </w:rPr>
-        <w:t xml:space="preserve">Resumability by construction.</w:t>
+        <w:t xml:space="preserve">Resumability by construction:</w:t>
       </w:r>
       <w:r>
         <w:t xml:space="preserve"> </w:t>
@@ -19355,7 +19353,7 @@
           <w:bCs/>
           <w:b/>
         </w:rPr>
-        <w:t xml:space="preserve">PAD masking.</w:t>
+        <w:t xml:space="preserve">PAD masking:</w:t>
       </w:r>
       <w:r>
         <w:t xml:space="preserve"> </w:t>
@@ -19414,7 +19412,7 @@
           <w:bCs/>
           <w:b/>
         </w:rPr>
-        <w:t xml:space="preserve">Linear warmup and decay.</w:t>
+        <w:t xml:space="preserve">Linear warmup and decay:</w:t>
       </w:r>
       <w:r>
         <w:t xml:space="preserve"> </w:t>
@@ -19453,7 +19451,7 @@
           <w:bCs/>
           <w:b/>
         </w:rPr>
-        <w:t xml:space="preserve">Label smoothing (0.1) and dropout (0.2).</w:t>
+        <w:t xml:space="preserve">Label smoothing (0.1) and dropout (0.2):</w:t>
       </w:r>
       <w:r>
         <w:t xml:space="preserve"> </w:t>
@@ -19480,7 +19478,7 @@
           <w:bCs/>
           <w:b/>
         </w:rPr>
-        <w:t xml:space="preserve">Gradient-norm clipping at 1.0.</w:t>
+        <w:t xml:space="preserve">Gradient-norm clipping at 1.0:</w:t>
       </w:r>
       <w:r>
         <w:t xml:space="preserve"> </w:t>
@@ -19525,7 +19523,7 @@
           <w:bCs/>
           <w:b/>
         </w:rPr>
-        <w:t xml:space="preserve">Generation safeguards.</w:t>
+        <w:t xml:space="preserve">Generation safeguards:</w:t>
       </w:r>
       <w:r>
         <w:t xml:space="preserve"> </w:t>
@@ -20494,7 +20492,7 @@
           <w:bCs/>
           <w:b/>
         </w:rPr>
-        <w:t xml:space="preserve">REST: translate.</w:t>
+        <w:t xml:space="preserve">REST translate endpoint:</w:t>
       </w:r>
       <w:r>
         <w:t xml:space="preserve"> </w:t>
@@ -20566,7 +20564,7 @@
           <w:bCs/>
           <w:b/>
         </w:rPr>
-        <w:t xml:space="preserve">REST: languages.</w:t>
+        <w:t xml:space="preserve">REST languages endpoint:</w:t>
       </w:r>
       <w:r>
         <w:t xml:space="preserve"> </w:t>
@@ -20613,7 +20611,7 @@
           <w:bCs/>
           <w:b/>
         </w:rPr>
-        <w:t xml:space="preserve">REST: models.</w:t>
+        <w:t xml:space="preserve">REST models endpoint:</w:t>
       </w:r>
       <w:r>
         <w:t xml:space="preserve"> </w:t>
@@ -20666,7 +20664,7 @@
           <w:bCs/>
           <w:b/>
         </w:rPr>
-        <w:t xml:space="preserve">REST: health.</w:t>
+        <w:t xml:space="preserve">REST health endpoint:</w:t>
       </w:r>
       <w:r>
         <w:t xml:space="preserve"> </w:t>
@@ -20719,7 +20717,7 @@
           <w:bCs/>
           <w:b/>
         </w:rPr>
-        <w:t xml:space="preserve">CLI.</w:t>
+        <w:t xml:space="preserve">CLI:</w:t>
       </w:r>
       <w:r>
         <w:t xml:space="preserve"> </w:t>
@@ -20782,7 +20780,7 @@
           <w:bCs/>
           <w:b/>
         </w:rPr>
-        <w:t xml:space="preserve">Web client.</w:t>
+        <w:t xml:space="preserve">Web client:</w:t>
       </w:r>
       <w:r>
         <w:t xml:space="preserve"> </w:t>
@@ -20803,7 +20801,7 @@
           <w:bCs/>
           <w:b/>
         </w:rPr>
-        <w:t xml:space="preserve">Offline PWA.</w:t>
+        <w:t xml:space="preserve">Offline PWA:</w:t>
       </w:r>
       <w:r>
         <w:t xml:space="preserve"> </w:t>
@@ -20824,7 +20822,7 @@
           <w:bCs/>
           <w:b/>
         </w:rPr>
-        <w:t xml:space="preserve">Mobile SDK.</w:t>
+        <w:t xml:space="preserve">Mobile SDK:</w:t>
       </w:r>
       <w:r>
         <w:t xml:space="preserve"> </w:t>
@@ -20860,7 +20858,7 @@
           <w:bCs/>
           <w:b/>
         </w:rPr>
-        <w:t xml:space="preserve">Training CLI.</w:t>
+        <w:t xml:space="preserve">Training CLI:</w:t>
       </w:r>
       <w:r>
         <w:t xml:space="preserve"> </w:t>
@@ -26487,7 +26485,7 @@
           <w:bCs/>
           <w:b/>
         </w:rPr>
-        <w:t xml:space="preserve">Configuration over code.</w:t>
+        <w:t xml:space="preserve">Configuration over code:</w:t>
       </w:r>
       <w:r>
         <w:t xml:space="preserve"> </w:t>
@@ -26529,7 +26527,7 @@
           <w:bCs/>
           <w:b/>
         </w:rPr>
-        <w:t xml:space="preserve">One boundary for the teacher.</w:t>
+        <w:t xml:space="preserve">One boundary for the teacher:</w:t>
       </w:r>
       <w:r>
         <w:t xml:space="preserve"> </w:t>
@@ -26553,7 +26551,7 @@
           <w:bCs/>
           <w:b/>
         </w:rPr>
-        <w:t xml:space="preserve">Test-first for anything subtle.</w:t>
+        <w:t xml:space="preserve">Test-first for anything subtle:</w:t>
       </w:r>
       <w:r>
         <w:t xml:space="preserve"> </w:t>
@@ -34697,7 +34695,7 @@
           <w:bCs/>
           <w:b/>
         </w:rPr>
-        <w:t xml:space="preserve">Progressive INT8 then INT4 quantisation.</w:t>
+        <w:t xml:space="preserve">Progressive INT8 then INT4 quantisation:</w:t>
       </w:r>
       <w:r>
         <w:t xml:space="preserve"> </w:t>
@@ -34782,7 +34780,7 @@
           <w:bCs/>
           <w:b/>
         </w:rPr>
-        <w:t xml:space="preserve">Greedy decoding at deployment.</w:t>
+        <w:t xml:space="preserve">Greedy decoding at deployment:</w:t>
       </w:r>
       <w:r>
         <w:t xml:space="preserve"> </w:t>
@@ -34833,7 +34831,7 @@
           <w:bCs/>
           <w:b/>
         </w:rPr>
-        <w:t xml:space="preserve">Corpus streaming.</w:t>
+        <w:t xml:space="preserve">Corpus streaming:</w:t>
       </w:r>
       <w:r>
         <w:t xml:space="preserve"> </w:t>
@@ -34870,7 +34868,7 @@
           <w:bCs/>
           <w:b/>
         </w:rPr>
-        <w:t xml:space="preserve">Greedy teacher decoding for distillation.</w:t>
+        <w:t xml:space="preserve">Greedy teacher decoding for distillation:</w:t>
       </w:r>
       <w:r>
         <w:t xml:space="preserve"> </w:t>
@@ -34942,7 +34940,7 @@
           <w:bCs/>
           <w:b/>
         </w:rPr>
-        <w:t xml:space="preserve">).</w:t>
+        <w:t xml:space="preserve">):</w:t>
       </w:r>
       <w:r>
         <w:t xml:space="preserve"> </w:t>
@@ -34979,7 +34977,7 @@
           <w:bCs/>
           <w:b/>
         </w:rPr>
-        <w:t xml:space="preserve">Free the teacher before training.</w:t>
+        <w:t xml:space="preserve">Free the teacher before training:</w:t>
       </w:r>
       <w:r>
         <w:t xml:space="preserve"> </w:t>
@@ -35016,7 +35014,7 @@
           <w:bCs/>
           <w:b/>
         </w:rPr>
-        <w:t xml:space="preserve">Batch size 32 for SFT, 16 for DPO.</w:t>
+        <w:t xml:space="preserve">Batch size 32 for SFT, 16 for DPO:</w:t>
       </w:r>
       <w:r>
         <w:t xml:space="preserve"> </w:t>
@@ -35067,7 +35065,7 @@
           <w:bCs/>
           <w:b/>
         </w:rPr>
-        <w:t xml:space="preserve">000-token vocabulary.</w:t>
+        <w:t xml:space="preserve">000-token vocabulary:</w:t>
       </w:r>
       <w:r>
         <w:t xml:space="preserve"> </w:t>
@@ -35132,7 +35130,7 @@
           <w:bCs/>
           <w:b/>
         </w:rPr>
-        <w:t xml:space="preserve">.</w:t>
+        <w:t xml:space="preserve">:</w:t>
       </w:r>
       <w:r>
         <w:t xml:space="preserve"> </w:t>
@@ -35169,7 +35167,7 @@
           <w:bCs/>
           <w:b/>
         </w:rPr>
-        <w:t xml:space="preserve">Resumable stage markers.</w:t>
+        <w:t xml:space="preserve">Resumable stage markers:</w:t>
       </w:r>
       <w:r>
         <w:t xml:space="preserve"> </w:t>
@@ -35221,7 +35219,7 @@
           <w:bCs/>
           <w:b/>
         </w:rPr>
-        <w:t xml:space="preserve">disabled.</w:t>
+        <w:t xml:space="preserve">disabled:</w:t>
       </w:r>
       <w:r>
         <w:t xml:space="preserve"> </w:t>
@@ -36084,7 +36082,7 @@
           <w:bCs/>
           <w:b/>
         </w:rPr>
-        <w:t xml:space="preserve">Direct translation.</w:t>
+        <w:t xml:space="preserve">Direct translation:</w:t>
       </w:r>
       <w:r>
         <w:t xml:space="preserve"> </w:t>
@@ -36190,7 +36188,7 @@
           <w:bCs/>
           <w:b/>
         </w:rPr>
-        <w:t xml:space="preserve">Identical source and target.</w:t>
+        <w:t xml:space="preserve">Identical source and target:</w:t>
       </w:r>
       <w:r>
         <w:t xml:space="preserve"> </w:t>
@@ -36331,7 +36329,7 @@
           <w:bCs/>
           <w:b/>
         </w:rPr>
-        <w:t xml:space="preserve">Unknown language code.</w:t>
+        <w:t xml:space="preserve">Unknown language code:</w:t>
       </w:r>
       <w:r>
         <w:t xml:space="preserve"> </w:t>
@@ -36428,7 +36426,7 @@
           <w:bCs/>
           <w:b/>
         </w:rPr>
-        <w:t xml:space="preserve">Empty input.</w:t>
+        <w:t xml:space="preserve">Empty input:</w:t>
       </w:r>
       <w:r>
         <w:t xml:space="preserve"> </w:t>
@@ -36516,7 +36514,7 @@
           <w:bCs/>
           <w:b/>
         </w:rPr>
-        <w:t xml:space="preserve">Over-length input.</w:t>
+        <w:t xml:space="preserve">Over-length input:</w:t>
       </w:r>
       <w:r>
         <w:t xml:space="preserve"> </w:t>
@@ -36615,7 +36613,7 @@
           <w:bCs/>
           <w:b/>
         </w:rPr>
-        <w:t xml:space="preserve">Well-formed pair.</w:t>
+        <w:t xml:space="preserve">Well-formed pair:</w:t>
       </w:r>
       <w:r>
         <w:t xml:space="preserve"> </w:t>
@@ -36694,7 +36692,7 @@
           <w:bCs/>
           <w:b/>
         </w:rPr>
-        <w:t xml:space="preserve">Length-ratio filter.</w:t>
+        <w:t xml:space="preserve">Length-ratio filter:</w:t>
       </w:r>
       <w:r>
         <w:t xml:space="preserve"> </w:t>
@@ -36802,7 +36800,7 @@
           <w:bCs/>
           <w:b/>
         </w:rPr>
-        <w:t xml:space="preserve">Script-fraction filter.</w:t>
+        <w:t xml:space="preserve">Script-fraction filter:</w:t>
       </w:r>
       <w:r>
         <w:t xml:space="preserve"> </w:t>
@@ -36911,7 +36909,7 @@
           <w:bCs/>
           <w:b/>
         </w:rPr>
-        <w:t xml:space="preserve">Joiner preservation.</w:t>
+        <w:t xml:space="preserve">Joiner preservation:</w:t>
       </w:r>
       <w:r>
         <w:t xml:space="preserve"> </w:t>
@@ -36990,7 +36988,7 @@
           <w:bCs/>
           <w:b/>
         </w:rPr>
-        <w:t xml:space="preserve">Duplicate removal.</w:t>
+        <w:t xml:space="preserve">Duplicate removal:</w:t>
       </w:r>
       <w:r>
         <w:t xml:space="preserve"> </w:t>
@@ -37103,7 +37101,7 @@
           <w:bCs/>
           <w:b/>
         </w:rPr>
-        <w:t xml:space="preserve">Frozen DPO reference.</w:t>
+        <w:t xml:space="preserve">Frozen DPO reference:</w:t>
       </w:r>
       <w:r>
         <w:t xml:space="preserve"> </w:t>
@@ -37194,7 +37192,7 @@
           <w:bCs/>
           <w:b/>
         </w:rPr>
-        <w:t xml:space="preserve">Loss convergence.</w:t>
+        <w:t xml:space="preserve">Loss convergence:</w:t>
       </w:r>
       <w:r>
         <w:t xml:space="preserve"> </w:t>
@@ -37273,7 +37271,7 @@
           <w:bCs/>
           <w:b/>
         </w:rPr>
-        <w:t xml:space="preserve">Padding masked from the loss.</w:t>
+        <w:t xml:space="preserve">Padding masked from the loss:</w:t>
       </w:r>
       <w:r>
         <w:t xml:space="preserve"> </w:t>
@@ -37372,7 +37370,7 @@
           <w:bCs/>
           <w:b/>
         </w:rPr>
-        <w:t xml:space="preserve">EWC penalty at the snapshot.</w:t>
+        <w:t xml:space="preserve">EWC penalty at the snapshot:</w:t>
       </w:r>
       <w:r>
         <w:t xml:space="preserve"> </w:t>
@@ -37522,7 +37520,7 @@
           <w:bCs/>
           <w:b/>
         </w:rPr>
-        <w:t xml:space="preserve">All-in-One KD coverage.</w:t>
+        <w:t xml:space="preserve">All-in-One KD coverage:</w:t>
       </w:r>
       <w:r>
         <w:t xml:space="preserve"> </w:t>
@@ -37637,7 +37635,7 @@
           <w:bCs/>
           <w:b/>
         </w:rPr>
-        <w:t xml:space="preserve">Hindi to Bengali via English.</w:t>
+        <w:t xml:space="preserve">Hindi to Bengali via English:</w:t>
       </w:r>
       <w:r>
         <w:t xml:space="preserve"> </w:t>
@@ -37748,7 +37746,7 @@
           <w:bCs/>
           <w:b/>
         </w:rPr>
-        <w:t xml:space="preserve">Tamil to Telugu via English.</w:t>
+        <w:t xml:space="preserve">Tamil to Telugu via English:</w:t>
       </w:r>
       <w:r>
         <w:t xml:space="preserve"> </w:t>
@@ -37845,7 +37843,7 @@
           <w:bCs/>
           <w:b/>
         </w:rPr>
-        <w:t xml:space="preserve">Assamese to Bengali via English.</w:t>
+        <w:t xml:space="preserve">Assamese to Bengali via English:</w:t>
       </w:r>
       <w:r>
         <w:t xml:space="preserve"> </w:t>
@@ -37942,7 +37940,7 @@
           <w:bCs/>
           <w:b/>
         </w:rPr>
-        <w:t xml:space="preserve">Marathi to Kannada via English.</w:t>
+        <w:t xml:space="preserve">Marathi to Kannada via English:</w:t>
       </w:r>
       <w:r>
         <w:t xml:space="preserve"> </w:t>
@@ -38049,7 +38047,7 @@
           <w:bCs/>
           <w:b/>
         </w:rPr>
-        <w:t xml:space="preserve">Model discovery endpoint.</w:t>
+        <w:t xml:space="preserve">Model discovery endpoint:</w:t>
       </w:r>
       <w:r>
         <w:t xml:space="preserve"> </w:t>
@@ -38152,7 +38150,7 @@
           <w:bCs/>
           <w:b/>
         </w:rPr>
-        <w:t xml:space="preserve">Language registry endpoint.</w:t>
+        <w:t xml:space="preserve">Language registry endpoint:</w:t>
       </w:r>
       <w:r>
         <w:t xml:space="preserve"> </w:t>
@@ -38237,7 +38235,7 @@
           <w:bCs/>
           <w:b/>
         </w:rPr>
-        <w:t xml:space="preserve">Translation endpoint on a real model.</w:t>
+        <w:t xml:space="preserve">Translation endpoint on a real model:</w:t>
       </w:r>
       <w:r>
         <w:t xml:space="preserve"> </w:t>
@@ -38389,7 +38387,7 @@
           <w:bCs/>
           <w:b/>
         </w:rPr>
-        <w:t xml:space="preserve">Translation endpoint error handling.</w:t>
+        <w:t xml:space="preserve">Translation endpoint error handling:</w:t>
       </w:r>
       <w:r>
         <w:t xml:space="preserve"> </w:t>
@@ -38477,7 +38475,7 @@
           <w:bCs/>
           <w:b/>
         </w:rPr>
-        <w:t xml:space="preserve">Browser CORS preflight.</w:t>
+        <w:t xml:space="preserve">Browser CORS preflight:</w:t>
       </w:r>
       <w:r>
         <w:t xml:space="preserve"> </w:t>
@@ -38573,7 +38571,7 @@
           <w:bCs/>
           <w:b/>
         </w:rPr>
-        <w:t xml:space="preserve">Corpus to evaluation pipeline.</w:t>
+        <w:t xml:space="preserve">Corpus to evaluation pipeline:</w:t>
       </w:r>
       <w:r>
         <w:t xml:space="preserve"> </w:t>
@@ -38703,7 +38701,7 @@
           <w:bCs/>
           <w:b/>
         </w:rPr>
-        <w:t xml:space="preserve">Train, quantise and translate offline.</w:t>
+        <w:t xml:space="preserve">Train, quantise and translate offline:</w:t>
       </w:r>
       <w:r>
         <w:t xml:space="preserve"> </w:t>
@@ -38833,7 +38831,7 @@
           <w:bCs/>
           <w:b/>
         </w:rPr>
-        <w:t xml:space="preserve">Pair-agnostic pipeline.</w:t>
+        <w:t xml:space="preserve">Pair-agnostic pipeline:</w:t>
       </w:r>
       <w:r>
         <w:t xml:space="preserve"> </w:t>
@@ -38923,7 +38921,7 @@
           <w:bCs/>
           <w:b/>
         </w:rPr>
-        <w:t xml:space="preserve">CLI and REST parity.</w:t>
+        <w:t xml:space="preserve">CLI and REST parity:</w:t>
       </w:r>
       <w:r>
         <w:t xml:space="preserve"> </w:t>
@@ -39090,7 +39088,7 @@
           <w:bCs/>
           <w:b/>
         </w:rPr>
-        <w:t xml:space="preserve">Artifact size.</w:t>
+        <w:t xml:space="preserve">Artifact size:</w:t>
       </w:r>
       <w:r>
         <w:t xml:space="preserve"> </w:t>
@@ -39164,7 +39162,7 @@
           <w:bCs/>
           <w:b/>
         </w:rPr>
-        <w:t xml:space="preserve">Inference latency.</w:t>
+        <w:t xml:space="preserve">Inference latency:</w:t>
       </w:r>
       <w:r>
         <w:t xml:space="preserve"> </w:t>
@@ -39238,7 +39236,7 @@
           <w:bCs/>
           <w:b/>
         </w:rPr>
-        <w:t xml:space="preserve">Offline operation.</w:t>
+        <w:t xml:space="preserve">Offline operation:</w:t>
       </w:r>
       <w:r>
         <w:t xml:space="preserve"> </w:t>
@@ -39301,7 +39299,7 @@
           <w:bCs/>
           <w:b/>
         </w:rPr>
-        <w:t xml:space="preserve">Quality ratio.</w:t>
+        <w:t xml:space="preserve">Quality ratio:</w:t>
       </w:r>
       <w:r>
         <w:t xml:space="preserve"> </w:t>
@@ -39378,7 +39376,7 @@
           <w:bCs/>
           <w:b/>
         </w:rPr>
-        <w:t xml:space="preserve">Model health across all directions.</w:t>
+        <w:t xml:space="preserve">Model health across all directions:</w:t>
       </w:r>
       <w:r>
         <w:t xml:space="preserve"> </w:t>
@@ -39441,7 +39439,7 @@
           <w:bCs/>
           <w:b/>
         </w:rPr>
-        <w:t xml:space="preserve">Coverage.</w:t>
+        <w:t xml:space="preserve">Coverage:</w:t>
       </w:r>
       <w:r>
         <w:t xml:space="preserve"> </w:t>
@@ -39588,7 +39586,7 @@
           <w:bCs/>
           <w:b/>
         </w:rPr>
-        <w:t xml:space="preserve">Padding counted in the training loss.</w:t>
+        <w:t xml:space="preserve">Padding counted in the training loss:</w:t>
       </w:r>
       <w:r>
         <w:t xml:space="preserve"> </w:t>
@@ -39635,7 +39633,7 @@
           <w:bCs/>
           <w:b/>
         </w:rPr>
-        <w:t xml:space="preserve">Leading BOS added to labels.</w:t>
+        <w:t xml:space="preserve">Leading BOS added to labels:</w:t>
       </w:r>
       <w:r>
         <w:t xml:space="preserve"> </w:t>
@@ -39682,7 +39680,7 @@
           <w:bCs/>
           <w:b/>
         </w:rPr>
-        <w:t xml:space="preserve">Learning-rate warmup silently ignored.</w:t>
+        <w:t xml:space="preserve">Learning-rate warmup silently ignored:</w:t>
       </w:r>
       <w:r>
         <w:t xml:space="preserve"> </w:t>
@@ -39729,7 +39727,7 @@
           <w:bCs/>
           <w:b/>
         </w:rPr>
-        <w:t xml:space="preserve">Missing gradient clipping.</w:t>
+        <w:t xml:space="preserve">Missing gradient clipping:</w:t>
       </w:r>
       <w:r>
         <w:t xml:space="preserve"> </w:t>
@@ -39776,7 +39774,7 @@
           <w:bCs/>
           <w:b/>
         </w:rPr>
-        <w:t xml:space="preserve">Positional-embedding overflow.</w:t>
+        <w:t xml:space="preserve">Positional-embedding overflow:</w:t>
       </w:r>
       <w:r>
         <w:t xml:space="preserve"> </w:t>
@@ -39823,7 +39821,7 @@
           <w:bCs/>
           <w:b/>
         </w:rPr>
-        <w:t xml:space="preserve">CLI ignored the requested language pair.</w:t>
+        <w:t xml:space="preserve">CLI ignored the requested language pair:</w:t>
       </w:r>
       <w:r>
         <w:t xml:space="preserve"> </w:t>
@@ -39870,7 +39868,7 @@
           <w:bCs/>
           <w:b/>
         </w:rPr>
-        <w:t xml:space="preserve">Teacher post-processing deadlock.</w:t>
+        <w:t xml:space="preserve">Teacher post-processing deadlock:</w:t>
       </w:r>
       <w:r>
         <w:t xml:space="preserve"> </w:t>
@@ -39991,7 +39989,7 @@
           <w:bCs/>
           <w:b/>
         </w:rPr>
-        <w:t xml:space="preserve">package).</w:t>
+        <w:t xml:space="preserve">package):</w:t>
       </w:r>
       <w:r>
         <w:t xml:space="preserve"> </w:t>
@@ -40047,7 +40045,7 @@
           <w:bCs/>
           <w:b/>
         </w:rPr>
-        <w:t xml:space="preserve">Missing checkpoint treated as a remote identifier.</w:t>
+        <w:t xml:space="preserve">Missing checkpoint treated as a remote identifier:</w:t>
       </w:r>
       <w:r>
         <w:t xml:space="preserve"> </w:t>
@@ -40094,7 +40092,7 @@
           <w:bCs/>
           <w:b/>
         </w:rPr>
-        <w:t xml:space="preserve">Stub and real engines leaked state between tests.</w:t>
+        <w:t xml:space="preserve">Stub and real engines leaked state between tests:</w:t>
       </w:r>
       <w:r>
         <w:t xml:space="preserve"> </w:t>
@@ -40682,7 +40680,7 @@
           <w:bCs/>
           <w:b/>
         </w:rPr>
-        <w:t xml:space="preserve">Naive baseline (S0).</w:t>
+        <w:t xml:space="preserve">Naive baseline (S0):</w:t>
       </w:r>
       <w:r>
         <w:t xml:space="preserve"> </w:t>
@@ -40703,7 +40701,7 @@
           <w:bCs/>
           <w:b/>
         </w:rPr>
-        <w:t xml:space="preserve">Sequence-level distillation (S1).</w:t>
+        <w:t xml:space="preserve">Sequence-level distillation (S1):</w:t>
       </w:r>
       <w:r>
         <w:t xml:space="preserve"> </w:t>
@@ -40724,7 +40722,7 @@
           <w:bCs/>
           <w:b/>
         </w:rPr>
-        <w:t xml:space="preserve">Preference distillation (S2).</w:t>
+        <w:t xml:space="preserve">Preference distillation (S2):</w:t>
       </w:r>
       <w:r>
         <w:t xml:space="preserve"> </w:t>
@@ -40745,7 +40743,7 @@
           <w:bCs/>
           <w:b/>
         </w:rPr>
-        <w:t xml:space="preserve">Distillation then DPO (S3).</w:t>
+        <w:t xml:space="preserve">Distillation then DPO (S3):</w:t>
       </w:r>
       <w:r>
         <w:t xml:space="preserve"> </w:t>
@@ -41526,7 +41524,7 @@
           <w:bCs/>
           <w:b/>
         </w:rPr>
-        <w:t xml:space="preserve">#1, out of memory.</w:t>
+        <w:t xml:space="preserve">#1, out of memory:</w:t>
       </w:r>
       <w:r>
         <w:t xml:space="preserve"> </w:t>
@@ -41573,7 +41571,7 @@
           <w:bCs/>
           <w:b/>
         </w:rPr>
-        <w:t xml:space="preserve">#1b, empty output.</w:t>
+        <w:t xml:space="preserve">#1b, empty output:</w:t>
       </w:r>
       <w:r>
         <w:t xml:space="preserve"> </w:t>
@@ -41626,7 +41624,7 @@
           <w:bCs/>
           <w:b/>
         </w:rPr>
-        <w:t xml:space="preserve">#2, source-agnostic output.</w:t>
+        <w:t xml:space="preserve">#2, source-agnostic output:</w:t>
       </w:r>
       <w:r>
         <w:t xml:space="preserve"> </w:t>
@@ -41746,7 +41744,7 @@
           <w:bCs/>
           <w:b/>
         </w:rPr>
-        <w:t xml:space="preserve">.</w:t>
+        <w:t xml:space="preserve">:</w:t>
       </w:r>
       <w:r>
         <w:t xml:space="preserve"> </w:t>
@@ -41799,7 +41797,7 @@
           <w:bCs/>
           <w:b/>
         </w:rPr>
-        <w:t xml:space="preserve">#4, collapse.</w:t>
+        <w:t xml:space="preserve">#4, collapse:</w:t>
       </w:r>
       <w:r>
         <w:t xml:space="preserve"> </w:t>
@@ -41888,7 +41886,7 @@
           <w:bCs/>
           <w:b/>
         </w:rPr>
-        <w:t xml:space="preserve">#5, stable.</w:t>
+        <w:t xml:space="preserve">#5, stable:</w:t>
       </w:r>
       <w:r>
         <w:t xml:space="preserve"> </w:t>
@@ -41935,7 +41933,7 @@
           <w:bCs/>
           <w:b/>
         </w:rPr>
-        <w:t xml:space="preserve">#6, plateau.</w:t>
+        <w:t xml:space="preserve">#6, plateau:</w:t>
       </w:r>
       <w:r>
         <w:t xml:space="preserve"> </w:t>
@@ -42105,7 +42103,7 @@
           <w:bCs/>
           <w:b/>
         </w:rPr>
-        <w:t xml:space="preserve">English.</w:t>
+        <w:t xml:space="preserve">English:</w:t>
       </w:r>
       <w:r>
         <w:t xml:space="preserve"> </w:t>
@@ -42230,7 +42228,7 @@
           <w:bCs/>
           <w:b/>
         </w:rPr>
-        <w:t xml:space="preserve">English.</w:t>
+        <w:t xml:space="preserve">English:</w:t>
       </w:r>
       <w:r>
         <w:t xml:space="preserve"> </w:t>
@@ -42355,7 +42353,7 @@
           <w:bCs/>
           <w:b/>
         </w:rPr>
-        <w:t xml:space="preserve">Malayalam.</w:t>
+        <w:t xml:space="preserve">Malayalam:</w:t>
       </w:r>
       <w:r>
         <w:t xml:space="preserve"> </w:t>
@@ -42696,7 +42694,7 @@
           <w:bCs/>
           <w:b/>
         </w:rPr>
-        <w:t xml:space="preserve">.</w:t>
+        <w:t xml:space="preserve">:</w:t>
       </w:r>
       <w:r>
         <w:t xml:space="preserve"> </w:t>
@@ -42720,7 +42718,7 @@
           <w:bCs/>
           <w:b/>
         </w:rPr>
-        <w:t xml:space="preserve">Training loss is a reliable collapse indicator.</w:t>
+        <w:t xml:space="preserve">Training loss is a reliable collapse indicator:</w:t>
       </w:r>
       <w:r>
         <w:t xml:space="preserve"> </w:t>
@@ -43263,7 +43261,7 @@
           <w:bCs/>
           <w:b/>
         </w:rPr>
-        <w:t xml:space="preserve">Direction symmetry holds.</w:t>
+        <w:t xml:space="preserve">Direction symmetry holds:</w:t>
       </w:r>
       <w:r>
         <w:t xml:space="preserve"> </w:t>
@@ -43321,7 +43319,7 @@
           <w:bCs/>
           <w:b/>
         </w:rPr>
-        <w:t xml:space="preserve">The near-misses are under-converged, not unstable.</w:t>
+        <w:t xml:space="preserve">The near-misses are under-converged, not unstable:</w:t>
       </w:r>
       <w:r>
         <w:t xml:space="preserve"> </w:t>
@@ -43369,7 +43367,7 @@
           <w:bCs/>
           <w:b/>
         </w:rPr>
-        <w:t xml:space="preserve">BLEU understates agglutinative languages.</w:t>
+        <w:t xml:space="preserve">BLEU understates agglutinative languages:</w:t>
       </w:r>
       <w:r>
         <w:t xml:space="preserve"> </w:t>
@@ -43618,7 +43616,7 @@
           <w:bCs/>
           <w:b/>
         </w:rPr>
-        <w:t xml:space="preserve">Quality.</w:t>
+        <w:t xml:space="preserve">Quality:</w:t>
       </w:r>
       <w:r>
         <w:t xml:space="preserve"> </w:t>
@@ -43682,7 +43680,7 @@
           <w:bCs/>
           <w:b/>
         </w:rPr>
-        <w:t xml:space="preserve">Latency.</w:t>
+        <w:t xml:space="preserve">Latency:</w:t>
       </w:r>
       <w:r>
         <w:t xml:space="preserve"> </w:t>
@@ -43746,7 +43744,7 @@
           <w:bCs/>
           <w:b/>
         </w:rPr>
-        <w:t xml:space="preserve">Size.</w:t>
+        <w:t xml:space="preserve">Size:</w:t>
       </w:r>
       <w:r>
         <w:t xml:space="preserve"> </w:t>
@@ -43810,7 +43808,7 @@
           <w:bCs/>
           <w:b/>
         </w:rPr>
-        <w:t xml:space="preserve">Offline.</w:t>
+        <w:t xml:space="preserve">Offline:</w:t>
       </w:r>
       <w:r>
         <w:t xml:space="preserve"> </w:t>
@@ -43953,7 +43951,7 @@
           <w:bCs/>
           <w:b/>
         </w:rPr>
-        <w:t xml:space="preserve">en.</w:t>
+        <w:t xml:space="preserve">en:</w:t>
       </w:r>
       <w:r>
         <w:t xml:space="preserve"> </w:t>
@@ -44020,7 +44018,7 @@
           <w:bCs/>
           <w:b/>
         </w:rPr>
-        <w:t xml:space="preserve">en.</w:t>
+        <w:t xml:space="preserve">en:</w:t>
       </w:r>
       <w:r>
         <w:t xml:space="preserve"> </w:t>
@@ -44087,7 +44085,7 @@
           <w:bCs/>
           <w:b/>
         </w:rPr>
-        <w:t xml:space="preserve">en.</w:t>
+        <w:t xml:space="preserve">en:</w:t>
       </w:r>
       <w:r>
         <w:t xml:space="preserve"> </w:t>
@@ -44154,7 +44152,7 @@
           <w:bCs/>
           <w:b/>
         </w:rPr>
-        <w:t xml:space="preserve">hi.</w:t>
+        <w:t xml:space="preserve">hi:</w:t>
       </w:r>
       <w:r>
         <w:t xml:space="preserve"> </w:t>
@@ -44221,7 +44219,7 @@
           <w:bCs/>
           <w:b/>
         </w:rPr>
-        <w:t xml:space="preserve">hi.</w:t>
+        <w:t xml:space="preserve">hi:</w:t>
       </w:r>
       <w:r>
         <w:t xml:space="preserve"> </w:t>
@@ -44288,7 +44286,7 @@
           <w:bCs/>
           <w:b/>
         </w:rPr>
-        <w:t xml:space="preserve">en.</w:t>
+        <w:t xml:space="preserve">en:</w:t>
       </w:r>
       <w:r>
         <w:t xml:space="preserve"> </w:t>
@@ -44355,7 +44353,7 @@
           <w:bCs/>
           <w:b/>
         </w:rPr>
-        <w:t xml:space="preserve">en.</w:t>
+        <w:t xml:space="preserve">en:</w:t>
       </w:r>
       <w:r>
         <w:t xml:space="preserve"> </w:t>
@@ -44422,7 +44420,7 @@
           <w:bCs/>
           <w:b/>
         </w:rPr>
-        <w:t xml:space="preserve">en.</w:t>
+        <w:t xml:space="preserve">en:</w:t>
       </w:r>
       <w:r>
         <w:t xml:space="preserve"> </w:t>
@@ -44489,7 +44487,7 @@
           <w:bCs/>
           <w:b/>
         </w:rPr>
-        <w:t xml:space="preserve">en.</w:t>
+        <w:t xml:space="preserve">en:</w:t>
       </w:r>
       <w:r>
         <w:t xml:space="preserve"> </w:t>
@@ -44556,7 +44554,7 @@
           <w:bCs/>
           <w:b/>
         </w:rPr>
-        <w:t xml:space="preserve">ml.</w:t>
+        <w:t xml:space="preserve">ml:</w:t>
       </w:r>
       <w:r>
         <w:t xml:space="preserve"> </w:t>
@@ -45089,7 +45087,7 @@
           <w:bCs/>
           <w:b/>
         </w:rPr>
-        <w:t xml:space="preserve">Repetition.</w:t>
+        <w:t xml:space="preserve">Repetition:</w:t>
       </w:r>
       <w:r>
         <w:t xml:space="preserve"> </w:t>
@@ -45202,7 +45200,7 @@
           <w:bCs/>
           <w:b/>
         </w:rPr>
-        <w:t xml:space="preserve">Untranslated idiom.</w:t>
+        <w:t xml:space="preserve">Untranslated idiom:</w:t>
       </w:r>
       <w:r>
         <w:t xml:space="preserve"> </w:t>
@@ -45273,7 +45271,7 @@
           <w:bCs/>
           <w:b/>
         </w:rPr>
-        <w:t xml:space="preserve">Lexical slip.</w:t>
+        <w:t xml:space="preserve">Lexical slip:</w:t>
       </w:r>
       <w:r>
         <w:t xml:space="preserve"> </w:t>
@@ -45395,7 +45393,7 @@
           <w:bCs/>
           <w:b/>
         </w:rPr>
-        <w:t xml:space="preserve">Dropped modifier.</w:t>
+        <w:t xml:space="preserve">Dropped modifier:</w:t>
       </w:r>
       <w:r>
         <w:t xml:space="preserve"> </w:t>
@@ -46810,7 +46808,7 @@
           <w:bCs/>
           <w:b/>
         </w:rPr>
-        <w:t xml:space="preserve">.</w:t>
+        <w:t xml:space="preserve">:</w:t>
       </w:r>
       <w:r>
         <w:t xml:space="preserve"> </w:t>
@@ -46866,7 +46864,7 @@
           <w:bCs/>
           <w:b/>
         </w:rPr>
-        <w:t xml:space="preserve"> ms.</w:t>
+        <w:t xml:space="preserve"> ms:</w:t>
       </w:r>
       <w:r>
         <w:t xml:space="preserve"> </w:t>
@@ -46922,7 +46920,7 @@
           <w:bCs/>
           <w:b/>
         </w:rPr>
-        <w:t xml:space="preserve"> MB.</w:t>
+        <w:t xml:space="preserve"> MB:</w:t>
       </w:r>
       <w:r>
         <w:t xml:space="preserve"> </w:t>
@@ -46953,7 +46951,7 @@
           <w:bCs/>
           <w:b/>
         </w:rPr>
-        <w:t xml:space="preserve">Fully offline.</w:t>
+        <w:t xml:space="preserve">Fully offline:</w:t>
       </w:r>
       <w:r>
         <w:t xml:space="preserve"> </w:t>
@@ -46984,7 +46982,7 @@
           <w:bCs/>
           <w:b/>
         </w:rPr>
-        <w:t xml:space="preserve">Test the distillation hypothesis.</w:t>
+        <w:t xml:space="preserve">Test the distillation hypothesis:</w:t>
       </w:r>
       <w:r>
         <w:t xml:space="preserve"> </w:t>
@@ -47015,7 +47013,7 @@
           <w:bCs/>
           <w:b/>
         </w:rPr>
-        <w:t xml:space="preserve">Coverage and extensibility.</w:t>
+        <w:t xml:space="preserve">Coverage and extensibility:</w:t>
       </w:r>
       <w:r>
         <w:t xml:space="preserve"> </w:t>
@@ -47065,7 +47063,7 @@
           <w:bCs/>
           <w:b/>
         </w:rPr>
-        <w:t xml:space="preserve">hypothesis.</w:t>
+        <w:t xml:space="preserve">hypothesis:</w:t>
       </w:r>
       <w:r>
         <w:t xml:space="preserve"> </w:t>
@@ -47155,7 +47153,7 @@
           <w:bCs/>
           <w:b/>
         </w:rPr>
-        <w:t xml:space="preserve">A working offline system, not a prototype.</w:t>
+        <w:t xml:space="preserve">A working offline system, not a prototype:</w:t>
       </w:r>
       <w:r>
         <w:t xml:space="preserve"> </w:t>
@@ -47197,7 +47195,7 @@
           <w:bCs/>
           <w:b/>
         </w:rPr>
-        <w:t xml:space="preserve">Quadratic coverage from linear storage.</w:t>
+        <w:t xml:space="preserve">Quadratic coverage from linear storage:</w:t>
       </w:r>
       <w:r>
         <w:t xml:space="preserve"> </w:t>
@@ -47239,7 +47237,7 @@
           <w:bCs/>
           <w:b/>
         </w:rPr>
-        <w:t xml:space="preserve">A reproducible engineering record.</w:t>
+        <w:t xml:space="preserve">A reproducible engineering record:</w:t>
       </w:r>
       <w:r>
         <w:t xml:space="preserve"> </w:t>
@@ -47324,19 +47322,19 @@
           <w:bCs/>
           <w:b/>
         </w:rPr>
-        <w:t xml:space="preserve">Eight directions fall short of the quality target,</w:t>
-      </w:r>
-      <w:r>
-        <w:t xml:space="preserve"> </w:t>
-      </w:r>
-      <w:r>
-        <w:t xml:space="preserve">at ratios</w:t>
-      </w:r>
-      <w:r>
-        <w:t xml:space="preserve"> </w:t>
-      </w:r>
-      <w:r>
-        <w:t xml:space="preserve">between 0.755 and 0.787. Their supervised losses cluster at 2.00 to 2.32, the</w:t>
+        <w:t xml:space="preserve">Eight directions fall short of the quality target:</w:t>
+      </w:r>
+      <w:r>
+        <w:t xml:space="preserve"> </w:t>
+      </w:r>
+      <w:r>
+        <w:t xml:space="preserve">they sit at</w:t>
+      </w:r>
+      <w:r>
+        <w:t xml:space="preserve"> </w:t>
+      </w:r>
+      <w:r>
+        <w:t xml:space="preserve">ratios between 0.755 and 0.787. Their supervised losses cluster at 2.00 to 2.32, the</w:t>
       </w:r>
       <w:r>
         <w:t xml:space="preserve"> </w:t>
@@ -47363,7 +47361,7 @@
           <w:bCs/>
           <w:b/>
         </w:rPr>
-        <w:t xml:space="preserve">The teacher caps the ceiling.</w:t>
+        <w:t xml:space="preserve">The teacher caps the ceiling:</w:t>
       </w:r>
       <w:r>
         <w:t xml:space="preserve"> </w:t>
@@ -47408,7 +47406,7 @@
           <w:bCs/>
           <w:b/>
         </w:rPr>
-        <w:t xml:space="preserve">The reported ratios are not benchmark numbers.</w:t>
+        <w:t xml:space="preserve">The reported ratios are not benchmark numbers:</w:t>
       </w:r>
       <w:r>
         <w:t xml:space="preserve"> </w:t>
@@ -47487,7 +47485,7 @@
           <w:bCs/>
           <w:b/>
         </w:rPr>
-        <w:t xml:space="preserve">ARM latency is projected, not measured.</w:t>
+        <w:t xml:space="preserve">ARM latency is projected, not measured:</w:t>
       </w:r>
       <w:r>
         <w:t xml:space="preserve"> </w:t>
@@ -47531,7 +47529,7 @@
           <w:bCs/>
           <w:b/>
         </w:rPr>
-        <w:t xml:space="preserve">Rural healthcare.</w:t>
+        <w:t xml:space="preserve">Rural healthcare:</w:t>
       </w:r>
       <w:r>
         <w:t xml:space="preserve"> </w:t>
@@ -47567,7 +47565,7 @@
           <w:bCs/>
           <w:b/>
         </w:rPr>
-        <w:t xml:space="preserve">Defence and border operations.</w:t>
+        <w:t xml:space="preserve">Defence and border operations:</w:t>
       </w:r>
       <w:r>
         <w:t xml:space="preserve"> </w:t>
@@ -47603,7 +47601,7 @@
           <w:bCs/>
           <w:b/>
         </w:rPr>
-        <w:t xml:space="preserve">Education.</w:t>
+        <w:t xml:space="preserve">Education:</w:t>
       </w:r>
       <w:r>
         <w:t xml:space="preserve"> </w:t>
@@ -47633,7 +47631,7 @@
           <w:bCs/>
           <w:b/>
         </w:rPr>
-        <w:t xml:space="preserve">Government service delivery.</w:t>
+        <w:t xml:space="preserve">Government service delivery:</w:t>
       </w:r>
       <w:r>
         <w:t xml:space="preserve"> </w:t>
@@ -47663,7 +47661,7 @@
           <w:bCs/>
           <w:b/>
         </w:rPr>
-        <w:t xml:space="preserve">Disaster relief.</w:t>
+        <w:t xml:space="preserve">Disaster relief:</w:t>
       </w:r>
       <w:r>
         <w:t xml:space="preserve"> </w:t>
@@ -47693,7 +47691,7 @@
           <w:bCs/>
           <w:b/>
         </w:rPr>
-        <w:t xml:space="preserve">Privacy-sensitive documents.</w:t>
+        <w:t xml:space="preserve">Privacy-sensitive documents:</w:t>
       </w:r>
       <w:r>
         <w:t xml:space="preserve"> </w:t>
@@ -47723,7 +47721,7 @@
           <w:bCs/>
           <w:b/>
         </w:rPr>
-        <w:t xml:space="preserve">As a research artifact.</w:t>
+        <w:t xml:space="preserve">As a research artifact:</w:t>
       </w:r>
       <w:r>
         <w:t xml:space="preserve"> </w:t>
@@ -49850,7 +49848,7 @@
           <w:bCs/>
           <w:b/>
         </w:rPr>
-        <w:t xml:space="preserve">Teacher (IndicTrans2 distilled-200M).</w:t>
+        <w:t xml:space="preserve">Teacher (IndicTrans2 distilled-200M):</w:t>
       </w:r>
       <w:r>
         <w:t xml:space="preserve"> </w:t>
@@ -49871,7 +49869,7 @@
           <w:bCs/>
           <w:b/>
         </w:rPr>
-        <w:t xml:space="preserve">Naive baseline (S0).</w:t>
+        <w:t xml:space="preserve">Naive baseline (S0):</w:t>
       </w:r>
       <w:r>
         <w:t xml:space="preserve"> </w:t>
@@ -49892,7 +49890,7 @@
           <w:bCs/>
           <w:b/>
         </w:rPr>
-        <w:t xml:space="preserve">Sequence-level distillation (S1).</w:t>
+        <w:t xml:space="preserve">Sequence-level distillation (S1):</w:t>
       </w:r>
       <w:r>
         <w:t xml:space="preserve"> </w:t>
@@ -49952,7 +49950,7 @@
           <w:bCs/>
           <w:b/>
         </w:rPr>
-        <w:t xml:space="preserve">Preference distillation (S2).</w:t>
+        <w:t xml:space="preserve">Preference distillation (S2):</w:t>
       </w:r>
       <w:r>
         <w:t xml:space="preserve"> </w:t>
@@ -49973,7 +49971,7 @@
           <w:bCs/>
           <w:b/>
         </w:rPr>
-        <w:t xml:space="preserve">Distillation then DPO (S3).</w:t>
+        <w:t xml:space="preserve">Distillation then DPO (S3):</w:t>
       </w:r>
       <w:r>
         <w:t xml:space="preserve"> </w:t>
@@ -50034,7 +50032,7 @@
           <w:bCs/>
           <w:b/>
         </w:rPr>
-        <w:t xml:space="preserve">FP32 ONNX.</w:t>
+        <w:t xml:space="preserve">FP32 ONNX:</w:t>
       </w:r>
       <w:r>
         <w:t xml:space="preserve"> </w:t>
@@ -50055,7 +50053,7 @@
           <w:bCs/>
           <w:b/>
         </w:rPr>
-        <w:t xml:space="preserve">INT8.</w:t>
+        <w:t xml:space="preserve">INT8:</w:t>
       </w:r>
       <w:r>
         <w:t xml:space="preserve"> </w:t>
@@ -50076,7 +50074,7 @@
           <w:bCs/>
           <w:b/>
         </w:rPr>
-        <w:t xml:space="preserve">INT4.</w:t>
+        <w:t xml:space="preserve">INT4:</w:t>
       </w:r>
       <w:r>
         <w:t xml:space="preserve"> </w:t>
@@ -53255,7 +53253,34 @@
     <w:abstractNumId w:val="991"/>
   </w:num>
   <w:num w:numId="1042">
-    <w:abstractNumId w:val="991"/>
+    <w:abstractNumId w:val="99201"/>
+    <w:lvlOverride w:ilvl="0">
+      <w:startOverride w:val="1"/>
+    </w:lvlOverride>
+    <w:lvlOverride w:ilvl="1">
+      <w:startOverride w:val="1"/>
+    </w:lvlOverride>
+    <w:lvlOverride w:ilvl="2">
+      <w:startOverride w:val="1"/>
+    </w:lvlOverride>
+    <w:lvlOverride w:ilvl="3">
+      <w:startOverride w:val="1"/>
+    </w:lvlOverride>
+    <w:lvlOverride w:ilvl="4">
+      <w:startOverride w:val="1"/>
+    </w:lvlOverride>
+    <w:lvlOverride w:ilvl="5">
+      <w:startOverride w:val="1"/>
+    </w:lvlOverride>
+    <w:lvlOverride w:ilvl="6">
+      <w:startOverride w:val="1"/>
+    </w:lvlOverride>
+    <w:lvlOverride w:ilvl="7">
+      <w:startOverride w:val="1"/>
+    </w:lvlOverride>
+    <w:lvlOverride w:ilvl="8">
+      <w:startOverride w:val="1"/>
+    </w:lvlOverride>
   </w:num>
   <w:num w:numId="1043">
     <w:abstractNumId w:val="991"/>
